--- a/resume_jsigley.docx
+++ b/resume_jsigley.docx
@@ -1,6 +1,6 @@
 
 <file path=word/document.xml><?xml version="1.0" encoding="utf-8"?>
-<w:document xmlns:wpc="http://schemas.microsoft.com/office/word/2010/wordprocessingCanvas" xmlns:cx="http://schemas.microsoft.com/office/drawing/2014/chartex" xmlns:cx1="http://schemas.microsoft.com/office/drawing/2015/9/8/chartex" xmlns:cx2="http://schemas.microsoft.com/office/drawing/2015/10/21/chartex" xmlns:cx3="http://schemas.microsoft.com/office/drawing/2016/5/9/chartex" xmlns:cx4="http://schemas.microsoft.com/office/drawing/2016/5/10/chartex" xmlns:cx5="http://schemas.microsoft.com/office/drawing/2016/5/11/chartex" xmlns:cx6="http://schemas.microsoft.com/office/drawing/2016/5/12/chartex" xmlns:cx7="http://schemas.microsoft.com/office/drawing/2016/5/13/chartex" xmlns:cx8="http://schemas.microsoft.com/office/drawing/2016/5/14/chartex" xmlns:mc="http://schemas.openxmlformats.org/markup-compatibility/2006" xmlns:aink="http://schemas.microsoft.com/office/drawing/2016/ink" xmlns:am3d="http://schemas.microsoft.com/office/drawing/2017/model3d" xmlns:o="urn:schemas-microsoft-com:office:office" xmlns:oel="http://schemas.microsoft.com/office/2019/extlst" xmlns:r="http://schemas.openxmlformats.org/officeDocument/2006/relationships" xmlns:m="http://schemas.openxmlformats.org/officeDocument/2006/math" xmlns:v="urn:schemas-microsoft-com:vml" xmlns:wp14="http://schemas.microsoft.com/office/word/2010/wordprocessingDrawing" xmlns:wp="http://schemas.openxmlformats.org/drawingml/2006/wordprocessingDrawing" xmlns:w10="urn:schemas-microsoft-com:office:word" xmlns:w="http://schemas.openxmlformats.org/wordprocessingml/2006/main" xmlns:w14="http://schemas.microsoft.com/office/word/2010/wordml" xmlns:w15="http://schemas.microsoft.com/office/word/2012/wordml" xmlns:w16cex="http://schemas.microsoft.com/office/word/2018/wordml/cex" xmlns:w16cid="http://schemas.microsoft.com/office/word/2016/wordml/cid" xmlns:w16="http://schemas.microsoft.com/office/word/2018/wordml" xmlns:w16du="http://schemas.microsoft.com/office/word/2023/wordml/word16du" xmlns:w16sdtdh="http://schemas.microsoft.com/office/word/2020/wordml/sdtdatahash" xmlns:w16sdtfl="http://schemas.microsoft.com/office/word/2024/wordml/sdtformatlock" xmlns:w16se="http://schemas.microsoft.com/office/word/2015/wordml/symex" xmlns:wpg="http://schemas.microsoft.com/office/word/2010/wordprocessingGroup" xmlns:wpi="http://schemas.microsoft.com/office/word/2010/wordprocessingInk" xmlns:wne="http://schemas.microsoft.com/office/word/2006/wordml" xmlns:wps="http://schemas.microsoft.com/office/word/2010/wordprocessingShape" mc:Ignorable="w14 w15 w16se w16cid w16 w16cex w16sdtdh w16sdtfl w16du wp14">
+<w:document xmlns:wpc="http://schemas.microsoft.com/office/word/2010/wordprocessingCanvas" xmlns:cx="http://schemas.microsoft.com/office/drawing/2014/chartex" xmlns:cx1="http://schemas.microsoft.com/office/drawing/2015/9/8/chartex" xmlns:cx2="http://schemas.microsoft.com/office/drawing/2015/10/21/chartex" xmlns:cx3="http://schemas.microsoft.com/office/drawing/2016/5/9/chartex" xmlns:cx4="http://schemas.microsoft.com/office/drawing/2016/5/10/chartex" xmlns:cx5="http://schemas.microsoft.com/office/drawing/2016/5/11/chartex" xmlns:cx6="http://schemas.microsoft.com/office/drawing/2016/5/12/chartex" xmlns:cx7="http://schemas.microsoft.com/office/drawing/2016/5/13/chartex" xmlns:cx8="http://schemas.microsoft.com/office/drawing/2016/5/14/chartex" xmlns:mc="http://schemas.openxmlformats.org/markup-compatibility/2006" xmlns:aink="http://schemas.microsoft.com/office/drawing/2016/ink" xmlns:am3d="http://schemas.microsoft.com/office/drawing/2017/model3d" xmlns:o="urn:schemas-microsoft-com:office:office" xmlns:oel="http://schemas.microsoft.com/office/2019/extlst" xmlns:r="http://schemas.openxmlformats.org/officeDocument/2006/relationships" xmlns:m="http://schemas.openxmlformats.org/officeDocument/2006/math" xmlns:v="urn:schemas-microsoft-com:vml" xmlns:wp14="http://schemas.microsoft.com/office/word/2010/wordprocessingDrawing" xmlns:wp="http://schemas.openxmlformats.org/drawingml/2006/wordprocessingDrawing" xmlns:w10="urn:schemas-microsoft-com:office:word" xmlns:w="http://schemas.openxmlformats.org/wordprocessingml/2006/main" xmlns:w14="http://schemas.microsoft.com/office/word/2010/wordml" xmlns:w15="http://schemas.microsoft.com/office/word/2012/wordml" xmlns:w16cei="http://schemas.microsoft.com/office/word/2026/wordml/cei" xmlns:w16cex="http://schemas.microsoft.com/office/word/2018/wordml/cex" xmlns:w16cid="http://schemas.microsoft.com/office/word/2016/wordml/cid" xmlns:w16="http://schemas.microsoft.com/office/word/2018/wordml" xmlns:w16du="http://schemas.microsoft.com/office/word/2023/wordml/word16du" xmlns:w16sdtdh="http://schemas.microsoft.com/office/word/2020/wordml/sdtdatahash" xmlns:w16sdtfl="http://schemas.microsoft.com/office/word/2024/wordml/sdtformatlock" xmlns:w16se="http://schemas.microsoft.com/office/word/2015/wordml/symex" xmlns:wpg="http://schemas.microsoft.com/office/word/2010/wordprocessingGroup" xmlns:wpi="http://schemas.microsoft.com/office/word/2010/wordprocessingInk" xmlns:wne="http://schemas.microsoft.com/office/word/2006/wordml" xmlns:wps="http://schemas.microsoft.com/office/word/2010/wordprocessingShape" mc:Ignorable="w14 w15 w16se w16cid w16 w16cex w16sdtdh w16sdtfl w16du wp14">
   <w:body>
     <w:p>
       <w:r>
@@ -52,33 +52,35 @@
         </w:rPr>
         <w:t xml:space="preserve">Email: </w:t>
       </w:r>
+      <w:r>
+        <w:t>joshuasigley@outlook.com.au</w:t>
+      </w:r>
+    </w:p>
+    <w:p>
+      <w:pPr>
+        <w:spacing w:after="0"/>
+        <w:rPr>
+          <w:sz w:val="20"/>
+          <w:szCs w:val="20"/>
+        </w:rPr>
+      </w:pPr>
+      <w:proofErr w:type="spellStart"/>
+      <w:r>
+        <w:rPr>
+          <w:sz w:val="20"/>
+          <w:szCs w:val="20"/>
+        </w:rPr>
+        <w:t>Linkedin</w:t>
+      </w:r>
+      <w:proofErr w:type="spellEnd"/>
+      <w:r>
+        <w:rPr>
+          <w:sz w:val="20"/>
+          <w:szCs w:val="20"/>
+        </w:rPr>
+        <w:t xml:space="preserve">: </w:t>
+      </w:r>
       <w:hyperlink r:id="rId5" w:history="1">
-        <w:r>
-          <w:rPr>
-            <w:rStyle w:val="Hyperlink"/>
-            <w:sz w:val="20"/>
-            <w:szCs w:val="20"/>
-          </w:rPr>
-          <w:t>upgradelifestyle@live.com.au</w:t>
-        </w:r>
-      </w:hyperlink>
-    </w:p>
-    <w:p>
-      <w:pPr>
-        <w:spacing w:after="0"/>
-        <w:rPr>
-          <w:sz w:val="20"/>
-          <w:szCs w:val="20"/>
-        </w:rPr>
-      </w:pPr>
-      <w:r>
-        <w:rPr>
-          <w:sz w:val="20"/>
-          <w:szCs w:val="20"/>
-        </w:rPr>
-        <w:t xml:space="preserve">Linkedin: </w:t>
-      </w:r>
-      <w:hyperlink r:id="rId6" w:history="1">
         <w:r>
           <w:rPr>
             <w:rStyle w:val="Hyperlink"/>
@@ -97,12 +99,56 @@
           <w:szCs w:val="20"/>
         </w:rPr>
       </w:pPr>
-      <w:r>
-        <w:rPr>
-          <w:sz w:val="20"/>
-          <w:szCs w:val="20"/>
-        </w:rPr>
-        <w:t xml:space="preserve">Github: </w:t>
+      <w:proofErr w:type="spellStart"/>
+      <w:r>
+        <w:rPr>
+          <w:sz w:val="20"/>
+          <w:szCs w:val="20"/>
+        </w:rPr>
+        <w:t>Github</w:t>
+      </w:r>
+      <w:proofErr w:type="spellEnd"/>
+      <w:r>
+        <w:rPr>
+          <w:sz w:val="20"/>
+          <w:szCs w:val="20"/>
+        </w:rPr>
+        <w:t xml:space="preserve">: </w:t>
+      </w:r>
+      <w:hyperlink r:id="rId6" w:history="1">
+        <w:r>
+          <w:rPr>
+            <w:rStyle w:val="Hyperlink"/>
+            <w:sz w:val="20"/>
+            <w:szCs w:val="20"/>
+          </w:rPr>
+          <w:t>https://github.com/sauvesigley</w:t>
+        </w:r>
+      </w:hyperlink>
+    </w:p>
+    <w:p>
+      <w:pPr>
+        <w:spacing w:after="0"/>
+        <w:rPr>
+          <w:sz w:val="20"/>
+          <w:szCs w:val="20"/>
+        </w:rPr>
+      </w:pPr>
+      <w:proofErr w:type="spellStart"/>
+      <w:r>
+        <w:rPr>
+          <w:sz w:val="20"/>
+          <w:szCs w:val="20"/>
+        </w:rPr>
+        <w:t>TryHackMe</w:t>
+      </w:r>
+      <w:proofErr w:type="spellEnd"/>
+      <w:r>
+        <w:rPr>
+          <w:sz w:val="20"/>
+          <w:szCs w:val="20"/>
+        </w:rPr>
+        <w:t xml:space="preserve">: </w:t>
       </w:r>
       <w:hyperlink r:id="rId7" w:history="1">
         <w:r>
@@ -111,15 +157,7 @@
             <w:sz w:val="20"/>
             <w:szCs w:val="20"/>
           </w:rPr>
-          <w:t>https://</w:t>
-        </w:r>
-        <w:r>
-          <w:rPr>
-            <w:rStyle w:val="Hyperlink"/>
-            <w:sz w:val="20"/>
-            <w:szCs w:val="20"/>
-          </w:rPr>
-          <w:t>github.com/sauvesigley</w:t>
+          <w:t>https://tryhackme.com/p/sauvesigley</w:t>
         </w:r>
       </w:hyperlink>
     </w:p>
@@ -131,524 +169,1149 @@
           <w:szCs w:val="20"/>
         </w:rPr>
       </w:pPr>
-      <w:r>
-        <w:rPr>
-          <w:sz w:val="20"/>
-          <w:szCs w:val="20"/>
-        </w:rPr>
-        <w:t xml:space="preserve">TryHackMe: </w:t>
-      </w:r>
+    </w:p>
+    <w:p>
+      <w:pPr>
+        <w:spacing w:after="0"/>
+        <w:rPr>
+          <w:sz w:val="20"/>
+          <w:szCs w:val="20"/>
+        </w:rPr>
+      </w:pPr>
+      <w:r>
+        <w:rPr>
+          <w:sz w:val="20"/>
+          <w:szCs w:val="20"/>
+        </w:rPr>
+        <w:t>Professional summary</w:t>
+      </w:r>
+    </w:p>
+    <w:p>
+      <w:pPr>
+        <w:spacing w:after="0"/>
+        <w:rPr>
+          <w:sz w:val="16"/>
+          <w:szCs w:val="16"/>
+        </w:rPr>
+      </w:pPr>
+      <w:r>
+        <w:rPr>
+          <w:sz w:val="16"/>
+          <w:szCs w:val="16"/>
+        </w:rPr>
+        <w:t>Second-year Bachelor of Cyber Security student with proven 1.375 EFTSL academic record (Equivalent to a Diploma of Information Technology</w:t>
+      </w:r>
+      <w:r>
+        <w:rPr>
+          <w:sz w:val="16"/>
+          <w:szCs w:val="16"/>
+        </w:rPr>
+        <w:t>)</w:t>
+      </w:r>
+      <w:r>
+        <w:rPr>
+          <w:sz w:val="16"/>
+          <w:szCs w:val="16"/>
+        </w:rPr>
+        <w:t>.</w:t>
+      </w:r>
+      <w:r>
+        <w:rPr>
+          <w:sz w:val="16"/>
+          <w:szCs w:val="16"/>
+        </w:rPr>
+        <w:t xml:space="preserve"> Specializing </w:t>
+      </w:r>
+      <w:r>
+        <w:rPr>
+          <w:sz w:val="16"/>
+          <w:szCs w:val="16"/>
+        </w:rPr>
+        <w:t xml:space="preserve">in security operations with hands on experience building and operating SIEM </w:t>
+      </w:r>
+      <w:proofErr w:type="spellStart"/>
+      <w:r>
+        <w:rPr>
+          <w:sz w:val="16"/>
+          <w:szCs w:val="16"/>
+        </w:rPr>
+        <w:t>homelabs</w:t>
+      </w:r>
+      <w:proofErr w:type="spellEnd"/>
+      <w:r>
+        <w:rPr>
+          <w:sz w:val="16"/>
+          <w:szCs w:val="16"/>
+        </w:rPr>
+        <w:t xml:space="preserve"> using </w:t>
+      </w:r>
+      <w:proofErr w:type="spellStart"/>
+      <w:r>
+        <w:rPr>
+          <w:sz w:val="16"/>
+          <w:szCs w:val="16"/>
+        </w:rPr>
+        <w:t>splu</w:t>
+      </w:r>
+      <w:r>
+        <w:rPr>
+          <w:sz w:val="16"/>
+          <w:szCs w:val="16"/>
+        </w:rPr>
+        <w:t>n</w:t>
+      </w:r>
+      <w:r>
+        <w:rPr>
+          <w:sz w:val="16"/>
+          <w:szCs w:val="16"/>
+        </w:rPr>
+        <w:t>k</w:t>
+      </w:r>
+      <w:proofErr w:type="spellEnd"/>
+      <w:r>
+        <w:rPr>
+          <w:sz w:val="16"/>
+          <w:szCs w:val="16"/>
+        </w:rPr>
+        <w:t xml:space="preserve"> and </w:t>
+      </w:r>
+      <w:proofErr w:type="spellStart"/>
+      <w:r>
+        <w:rPr>
+          <w:sz w:val="16"/>
+          <w:szCs w:val="16"/>
+        </w:rPr>
+        <w:t>wazuh</w:t>
+      </w:r>
+      <w:proofErr w:type="spellEnd"/>
+      <w:r>
+        <w:rPr>
+          <w:sz w:val="16"/>
+          <w:szCs w:val="16"/>
+        </w:rPr>
+        <w:t>. Skilled in log analysis, threat detection</w:t>
+      </w:r>
+      <w:r>
+        <w:rPr>
+          <w:sz w:val="16"/>
+          <w:szCs w:val="16"/>
+        </w:rPr>
+        <w:t xml:space="preserve">, and incident triage aligned with MITRE ATT&amp;CK </w:t>
+      </w:r>
+      <w:r>
+        <w:rPr>
+          <w:sz w:val="16"/>
+          <w:szCs w:val="16"/>
+        </w:rPr>
+        <w:t>techniques. Experienced</w:t>
+      </w:r>
+      <w:r>
+        <w:rPr>
+          <w:sz w:val="16"/>
+          <w:szCs w:val="16"/>
+        </w:rPr>
+        <w:t xml:space="preserve"> </w:t>
+      </w:r>
+      <w:r>
+        <w:rPr>
+          <w:sz w:val="16"/>
+          <w:szCs w:val="16"/>
+        </w:rPr>
+        <w:t>analysing</w:t>
+      </w:r>
+      <w:r>
+        <w:rPr>
+          <w:sz w:val="16"/>
+          <w:szCs w:val="16"/>
+        </w:rPr>
+        <w:t xml:space="preserve"> </w:t>
+      </w:r>
+      <w:r>
+        <w:rPr>
+          <w:sz w:val="16"/>
+          <w:szCs w:val="16"/>
+        </w:rPr>
+        <w:t>windows</w:t>
+      </w:r>
+      <w:r>
+        <w:rPr>
+          <w:sz w:val="16"/>
+          <w:szCs w:val="16"/>
+        </w:rPr>
+        <w:t xml:space="preserve"> security events, investigating alerts, and documenting incident response procedures. Seeking an entry-level SOC analyst role where practical monitoring, </w:t>
+      </w:r>
+      <w:r>
+        <w:rPr>
+          <w:sz w:val="16"/>
+          <w:szCs w:val="16"/>
+        </w:rPr>
+        <w:t>investigation</w:t>
+      </w:r>
+      <w:r>
+        <w:rPr>
+          <w:sz w:val="16"/>
+          <w:szCs w:val="16"/>
+        </w:rPr>
+        <w:t>, and threat detection skills can support organizational security op</w:t>
+      </w:r>
+      <w:r>
+        <w:rPr>
+          <w:sz w:val="16"/>
+          <w:szCs w:val="16"/>
+        </w:rPr>
+        <w:t>erations.</w:t>
+      </w:r>
+    </w:p>
+    <w:p>
+      <w:pPr>
+        <w:rPr>
+          <w:sz w:val="16"/>
+          <w:szCs w:val="16"/>
+        </w:rPr>
+      </w:pPr>
+    </w:p>
+    <w:p>
+      <w:pPr>
+        <w:spacing w:line="240" w:lineRule="auto"/>
+        <w:rPr>
+          <w:sz w:val="20"/>
+          <w:szCs w:val="20"/>
+        </w:rPr>
+      </w:pPr>
+      <w:r>
+        <w:rPr>
+          <w:sz w:val="20"/>
+          <w:szCs w:val="20"/>
+        </w:rPr>
+        <w:t>SOC Tool Stack</w:t>
+      </w:r>
+    </w:p>
+    <w:p>
+      <w:pPr>
+        <w:spacing w:line="240" w:lineRule="auto"/>
+        <w:rPr>
+          <w:sz w:val="16"/>
+          <w:szCs w:val="16"/>
+        </w:rPr>
+      </w:pPr>
+      <w:r>
+        <w:rPr>
+          <w:sz w:val="16"/>
+          <w:szCs w:val="16"/>
+        </w:rPr>
+        <w:t xml:space="preserve">Splunk | </w:t>
+      </w:r>
+      <w:proofErr w:type="spellStart"/>
+      <w:r>
+        <w:rPr>
+          <w:sz w:val="16"/>
+          <w:szCs w:val="16"/>
+        </w:rPr>
+        <w:t>Wazuh</w:t>
+      </w:r>
+      <w:proofErr w:type="spellEnd"/>
+      <w:r>
+        <w:rPr>
+          <w:sz w:val="16"/>
+          <w:szCs w:val="16"/>
+        </w:rPr>
+        <w:t xml:space="preserve"> | windows event logs | Wireshark</w:t>
+      </w:r>
+    </w:p>
+    <w:p>
+      <w:pPr>
+        <w:spacing w:line="240" w:lineRule="auto"/>
+        <w:rPr>
+          <w:sz w:val="16"/>
+          <w:szCs w:val="16"/>
+        </w:rPr>
+      </w:pPr>
+      <w:r>
+        <w:rPr>
+          <w:sz w:val="16"/>
+          <w:szCs w:val="16"/>
+        </w:rPr>
+        <w:t xml:space="preserve">Active directory | </w:t>
+      </w:r>
+      <w:r>
+        <w:rPr>
+          <w:sz w:val="16"/>
+          <w:szCs w:val="16"/>
+        </w:rPr>
+        <w:t xml:space="preserve">PowerShell | Bash | Nmap | </w:t>
+      </w:r>
+      <w:proofErr w:type="spellStart"/>
+      <w:r>
+        <w:rPr>
+          <w:sz w:val="16"/>
+          <w:szCs w:val="16"/>
+        </w:rPr>
+        <w:t>Burpe</w:t>
+      </w:r>
+      <w:proofErr w:type="spellEnd"/>
+      <w:r>
+        <w:rPr>
+          <w:sz w:val="16"/>
+          <w:szCs w:val="16"/>
+        </w:rPr>
+        <w:t xml:space="preserve"> Suite | </w:t>
+      </w:r>
+      <w:proofErr w:type="spellStart"/>
+      <w:r>
+        <w:rPr>
+          <w:sz w:val="16"/>
+          <w:szCs w:val="16"/>
+        </w:rPr>
+        <w:t>Metaploit</w:t>
+      </w:r>
+      <w:proofErr w:type="spellEnd"/>
+    </w:p>
+    <w:p>
+      <w:pPr>
+        <w:spacing w:line="240" w:lineRule="auto"/>
+        <w:rPr>
+          <w:sz w:val="16"/>
+          <w:szCs w:val="16"/>
+        </w:rPr>
+      </w:pPr>
+      <w:r>
+        <w:rPr>
+          <w:sz w:val="16"/>
+          <w:szCs w:val="16"/>
+        </w:rPr>
+        <w:t>MITRE ATT&amp;CK | SIEM Monitoring | Log Analysis | Incident Triage</w:t>
+      </w:r>
+    </w:p>
+    <w:p>
+      <w:pPr>
+        <w:spacing w:line="240" w:lineRule="auto"/>
+        <w:rPr>
+          <w:sz w:val="20"/>
+          <w:szCs w:val="20"/>
+        </w:rPr>
+      </w:pPr>
+    </w:p>
+    <w:p>
+      <w:pPr>
+        <w:spacing w:line="240" w:lineRule="auto"/>
+        <w:rPr>
+          <w:sz w:val="20"/>
+          <w:szCs w:val="20"/>
+        </w:rPr>
+      </w:pPr>
+      <w:r>
+        <w:rPr>
+          <w:sz w:val="20"/>
+          <w:szCs w:val="20"/>
+        </w:rPr>
+        <w:t>Core technical Skills</w:t>
+      </w:r>
+    </w:p>
+    <w:p>
+      <w:pPr>
+        <w:spacing w:line="240" w:lineRule="auto"/>
+        <w:rPr>
+          <w:sz w:val="16"/>
+          <w:szCs w:val="16"/>
+        </w:rPr>
+      </w:pPr>
+      <w:r>
+        <w:rPr>
+          <w:sz w:val="16"/>
+          <w:szCs w:val="16"/>
+        </w:rPr>
+        <w:t>Security Operations</w:t>
+      </w:r>
+    </w:p>
+    <w:p>
+      <w:pPr>
+        <w:spacing w:line="240" w:lineRule="auto"/>
+        <w:rPr>
+          <w:sz w:val="16"/>
+          <w:szCs w:val="16"/>
+        </w:rPr>
+      </w:pPr>
+      <w:r>
+        <w:rPr>
+          <w:sz w:val="16"/>
+          <w:szCs w:val="16"/>
+        </w:rPr>
+        <w:t>Security monitoring, alert triage, log correlation, threat detection, MITRE ATT</w:t>
+      </w:r>
+      <w:r>
+        <w:rPr>
+          <w:sz w:val="16"/>
+          <w:szCs w:val="16"/>
+        </w:rPr>
+        <w:t>&amp;CK mapping, incident response playbooks.</w:t>
+      </w:r>
+    </w:p>
+    <w:p>
+      <w:pPr>
+        <w:spacing w:line="240" w:lineRule="auto"/>
+        <w:rPr>
+          <w:sz w:val="20"/>
+          <w:szCs w:val="20"/>
+        </w:rPr>
+      </w:pPr>
+      <w:r>
+        <w:rPr>
+          <w:sz w:val="20"/>
+          <w:szCs w:val="20"/>
+        </w:rPr>
+        <w:t>SIEM &amp; Detection</w:t>
+      </w:r>
+    </w:p>
+    <w:p>
+      <w:pPr>
+        <w:spacing w:line="240" w:lineRule="auto"/>
+        <w:rPr>
+          <w:sz w:val="16"/>
+          <w:szCs w:val="16"/>
+        </w:rPr>
+      </w:pPr>
+      <w:r>
+        <w:rPr>
+          <w:sz w:val="16"/>
+          <w:szCs w:val="16"/>
+        </w:rPr>
+        <w:t xml:space="preserve">Splunk, </w:t>
+      </w:r>
+      <w:proofErr w:type="spellStart"/>
+      <w:r>
+        <w:rPr>
+          <w:sz w:val="16"/>
+          <w:szCs w:val="16"/>
+        </w:rPr>
+        <w:t>wazuh</w:t>
+      </w:r>
+      <w:proofErr w:type="spellEnd"/>
+      <w:r>
+        <w:rPr>
+          <w:sz w:val="16"/>
+          <w:szCs w:val="16"/>
+        </w:rPr>
+        <w:t>, security log collection, detection engineering fundamentals, investigation</w:t>
+      </w:r>
+      <w:r>
+        <w:rPr>
+          <w:sz w:val="16"/>
+          <w:szCs w:val="16"/>
+        </w:rPr>
+        <w:t xml:space="preserve"> workflows.</w:t>
+      </w:r>
+    </w:p>
+    <w:p>
+      <w:pPr>
+        <w:spacing w:line="240" w:lineRule="auto"/>
+        <w:rPr>
+          <w:sz w:val="20"/>
+          <w:szCs w:val="20"/>
+        </w:rPr>
+      </w:pPr>
+      <w:r>
+        <w:rPr>
+          <w:sz w:val="20"/>
+          <w:szCs w:val="20"/>
+        </w:rPr>
+        <w:t>Operating systems</w:t>
+      </w:r>
+    </w:p>
+    <w:p>
+      <w:pPr>
+        <w:spacing w:line="240" w:lineRule="auto"/>
+        <w:rPr>
+          <w:sz w:val="16"/>
+          <w:szCs w:val="16"/>
+        </w:rPr>
+      </w:pPr>
+      <w:r>
+        <w:rPr>
+          <w:sz w:val="16"/>
+          <w:szCs w:val="16"/>
+        </w:rPr>
+        <w:t xml:space="preserve">Windows administration, </w:t>
+      </w:r>
+      <w:proofErr w:type="spellStart"/>
+      <w:r>
+        <w:rPr>
+          <w:sz w:val="16"/>
+          <w:szCs w:val="16"/>
+        </w:rPr>
+        <w:t>linux</w:t>
+      </w:r>
+      <w:proofErr w:type="spellEnd"/>
+      <w:r>
+        <w:rPr>
+          <w:sz w:val="16"/>
+          <w:szCs w:val="16"/>
+        </w:rPr>
+        <w:t xml:space="preserve"> CLI, Kali Linux.</w:t>
+      </w:r>
+    </w:p>
+    <w:p>
+      <w:pPr>
+        <w:spacing w:line="240" w:lineRule="auto"/>
+        <w:rPr>
+          <w:sz w:val="20"/>
+          <w:szCs w:val="20"/>
+        </w:rPr>
+      </w:pPr>
+      <w:r>
+        <w:rPr>
+          <w:sz w:val="20"/>
+          <w:szCs w:val="20"/>
+        </w:rPr>
+        <w:t>Networking</w:t>
+      </w:r>
+    </w:p>
+    <w:p>
+      <w:pPr>
+        <w:spacing w:line="240" w:lineRule="auto"/>
+        <w:rPr>
+          <w:sz w:val="16"/>
+          <w:szCs w:val="16"/>
+        </w:rPr>
+      </w:pPr>
+      <w:r>
+        <w:rPr>
+          <w:sz w:val="16"/>
+          <w:szCs w:val="16"/>
+        </w:rPr>
+        <w:t xml:space="preserve">TCP/IP, DNS, DHCP, network troubleshooting, packet analysis with </w:t>
+      </w:r>
+      <w:proofErr w:type="spellStart"/>
+      <w:r>
+        <w:rPr>
+          <w:sz w:val="16"/>
+          <w:szCs w:val="16"/>
+        </w:rPr>
+        <w:t>wireshark</w:t>
+      </w:r>
+      <w:proofErr w:type="spellEnd"/>
+      <w:r>
+        <w:rPr>
+          <w:sz w:val="16"/>
+          <w:szCs w:val="16"/>
+        </w:rPr>
+        <w:t>.</w:t>
+      </w:r>
+    </w:p>
+    <w:p>
+      <w:pPr>
+        <w:spacing w:line="240" w:lineRule="auto"/>
+        <w:rPr>
+          <w:sz w:val="20"/>
+          <w:szCs w:val="20"/>
+        </w:rPr>
+      </w:pPr>
+      <w:r>
+        <w:rPr>
+          <w:sz w:val="20"/>
+          <w:szCs w:val="20"/>
+        </w:rPr>
+        <w:t>Identity &amp; Infrastructure</w:t>
+      </w:r>
+    </w:p>
+    <w:p>
+      <w:pPr>
+        <w:spacing w:line="240" w:lineRule="auto"/>
+        <w:rPr>
+          <w:sz w:val="16"/>
+          <w:szCs w:val="16"/>
+        </w:rPr>
+      </w:pPr>
+      <w:r>
+        <w:rPr>
+          <w:sz w:val="16"/>
+          <w:szCs w:val="16"/>
+        </w:rPr>
+        <w:t>Active directory fundamentals</w:t>
+      </w:r>
+      <w:r>
+        <w:rPr>
+          <w:sz w:val="16"/>
+          <w:szCs w:val="16"/>
+        </w:rPr>
+        <w:t>, authentication, user account management, access control.</w:t>
+      </w:r>
+    </w:p>
+    <w:p>
+      <w:pPr>
+        <w:spacing w:line="240" w:lineRule="auto"/>
+        <w:rPr>
+          <w:sz w:val="20"/>
+          <w:szCs w:val="20"/>
+        </w:rPr>
+      </w:pPr>
+      <w:r>
+        <w:rPr>
+          <w:sz w:val="20"/>
+          <w:szCs w:val="20"/>
+        </w:rPr>
+        <w:t>Security Tools</w:t>
+      </w:r>
+    </w:p>
+    <w:p>
+      <w:pPr>
+        <w:spacing w:line="240" w:lineRule="auto"/>
+        <w:rPr>
+          <w:sz w:val="16"/>
+          <w:szCs w:val="16"/>
+        </w:rPr>
+      </w:pPr>
+      <w:r>
+        <w:rPr>
+          <w:sz w:val="16"/>
+          <w:szCs w:val="16"/>
+        </w:rPr>
+        <w:t>Nmap, Burp Suite, Metasploit, threat intelligence platforms</w:t>
+      </w:r>
+      <w:r>
+        <w:rPr>
+          <w:sz w:val="16"/>
+          <w:szCs w:val="16"/>
+        </w:rPr>
+        <w:t xml:space="preserve"> including virus total and </w:t>
+      </w:r>
+      <w:proofErr w:type="spellStart"/>
+      <w:r>
+        <w:rPr>
+          <w:sz w:val="16"/>
+          <w:szCs w:val="16"/>
+        </w:rPr>
+        <w:t>any.run</w:t>
+      </w:r>
+      <w:proofErr w:type="spellEnd"/>
+    </w:p>
+    <w:p>
+      <w:pPr>
+        <w:spacing w:line="240" w:lineRule="auto"/>
+        <w:rPr>
+          <w:sz w:val="16"/>
+          <w:szCs w:val="16"/>
+        </w:rPr>
+      </w:pPr>
+      <w:r>
+        <w:rPr>
+          <w:sz w:val="16"/>
+          <w:szCs w:val="16"/>
+        </w:rPr>
+        <w:t>Scripting</w:t>
+      </w:r>
+      <w:r>
+        <w:rPr>
+          <w:sz w:val="16"/>
+          <w:szCs w:val="16"/>
+        </w:rPr>
+        <w:t xml:space="preserve">, </w:t>
+      </w:r>
+      <w:proofErr w:type="spellStart"/>
+      <w:r>
+        <w:rPr>
+          <w:sz w:val="16"/>
+          <w:szCs w:val="16"/>
+        </w:rPr>
+        <w:t>Powershell</w:t>
+      </w:r>
+      <w:proofErr w:type="spellEnd"/>
+      <w:r>
+        <w:rPr>
+          <w:sz w:val="16"/>
+          <w:szCs w:val="16"/>
+        </w:rPr>
+        <w:t>, Bash, basic python scripting</w:t>
+      </w:r>
+    </w:p>
+    <w:p>
+      <w:pPr>
+        <w:spacing w:line="240" w:lineRule="auto"/>
+        <w:rPr>
+          <w:sz w:val="20"/>
+          <w:szCs w:val="20"/>
+        </w:rPr>
+      </w:pPr>
+      <w:r>
+        <w:rPr>
+          <w:sz w:val="20"/>
+          <w:szCs w:val="20"/>
+        </w:rPr>
+        <w:t>Virtualization</w:t>
+      </w:r>
+    </w:p>
+    <w:p>
+      <w:pPr>
+        <w:spacing w:line="240" w:lineRule="auto"/>
+        <w:rPr>
+          <w:sz w:val="16"/>
+          <w:szCs w:val="16"/>
+        </w:rPr>
+      </w:pPr>
+      <w:r>
+        <w:rPr>
+          <w:sz w:val="16"/>
+          <w:szCs w:val="16"/>
+        </w:rPr>
+        <w:t>VirtualBox and VMware lab environments.</w:t>
+      </w:r>
+    </w:p>
+    <w:p>
+      <w:pPr>
+        <w:spacing w:line="240" w:lineRule="auto"/>
+        <w:rPr>
+          <w:sz w:val="20"/>
+          <w:szCs w:val="20"/>
+        </w:rPr>
+      </w:pPr>
+      <w:r>
+        <w:rPr>
+          <w:sz w:val="20"/>
+          <w:szCs w:val="20"/>
+        </w:rPr>
+        <w:t>Documentation</w:t>
+      </w:r>
+    </w:p>
+    <w:p>
+      <w:pPr>
+        <w:spacing w:line="240" w:lineRule="auto"/>
+        <w:rPr>
+          <w:sz w:val="16"/>
+          <w:szCs w:val="16"/>
+        </w:rPr>
+      </w:pPr>
+      <w:r>
+        <w:rPr>
+          <w:sz w:val="16"/>
+          <w:szCs w:val="16"/>
+        </w:rPr>
+        <w:t xml:space="preserve">Git, </w:t>
+      </w:r>
+      <w:proofErr w:type="spellStart"/>
+      <w:r>
+        <w:rPr>
+          <w:sz w:val="16"/>
+          <w:szCs w:val="16"/>
+        </w:rPr>
+        <w:t>Github</w:t>
+      </w:r>
+      <w:proofErr w:type="spellEnd"/>
+      <w:r>
+        <w:rPr>
+          <w:sz w:val="16"/>
+          <w:szCs w:val="16"/>
+        </w:rPr>
+        <w:t xml:space="preserve">, Markdown, technical investigation documentation and </w:t>
+      </w:r>
+      <w:proofErr w:type="spellStart"/>
+      <w:r>
+        <w:rPr>
+          <w:sz w:val="16"/>
+          <w:szCs w:val="16"/>
+        </w:rPr>
+        <w:t>incdent</w:t>
+      </w:r>
+      <w:proofErr w:type="spellEnd"/>
+      <w:r>
+        <w:rPr>
+          <w:sz w:val="16"/>
+          <w:szCs w:val="16"/>
+        </w:rPr>
+        <w:t xml:space="preserve"> response procedures.</w:t>
+      </w:r>
+    </w:p>
+    <w:p>
+      <w:pPr>
+        <w:spacing w:line="240" w:lineRule="auto"/>
+        <w:rPr>
+          <w:sz w:val="20"/>
+          <w:szCs w:val="20"/>
+        </w:rPr>
+      </w:pPr>
+    </w:p>
+    <w:p>
+      <w:pPr>
+        <w:spacing w:line="240" w:lineRule="auto"/>
+        <w:rPr>
+          <w:sz w:val="20"/>
+          <w:szCs w:val="20"/>
+        </w:rPr>
+      </w:pPr>
+      <w:r>
+        <w:rPr>
+          <w:sz w:val="20"/>
+          <w:szCs w:val="20"/>
+        </w:rPr>
+        <w:lastRenderedPageBreak/>
+        <w:t xml:space="preserve">Technical </w:t>
+      </w:r>
+      <w:proofErr w:type="gramStart"/>
+      <w:r>
+        <w:rPr>
+          <w:sz w:val="20"/>
+          <w:szCs w:val="20"/>
+        </w:rPr>
+        <w:t>Projects(</w:t>
+      </w:r>
+      <w:proofErr w:type="gramEnd"/>
+      <w:r>
+        <w:rPr>
+          <w:sz w:val="20"/>
+          <w:szCs w:val="20"/>
+        </w:rPr>
+        <w:t>GitHub Portfolio)</w:t>
+      </w:r>
+    </w:p>
+    <w:p>
+      <w:pPr>
+        <w:spacing w:line="240" w:lineRule="auto"/>
+        <w:rPr>
+          <w:sz w:val="20"/>
+          <w:szCs w:val="20"/>
+        </w:rPr>
+      </w:pPr>
+      <w:r>
+        <w:rPr>
+          <w:sz w:val="20"/>
+          <w:szCs w:val="20"/>
+        </w:rPr>
+        <w:t xml:space="preserve">Project Hydra </w:t>
+      </w:r>
+      <w:r>
+        <w:rPr>
+          <w:sz w:val="20"/>
+          <w:szCs w:val="20"/>
+        </w:rPr>
+        <w:t>–</w:t>
+      </w:r>
+      <w:r>
+        <w:rPr>
+          <w:sz w:val="20"/>
+          <w:szCs w:val="20"/>
+        </w:rPr>
+        <w:t xml:space="preserve"> SOC</w:t>
+      </w:r>
+      <w:r>
+        <w:rPr>
+          <w:sz w:val="20"/>
+          <w:szCs w:val="20"/>
+        </w:rPr>
+        <w:t xml:space="preserve"> SIEM </w:t>
+      </w:r>
+      <w:proofErr w:type="spellStart"/>
+      <w:r>
+        <w:rPr>
+          <w:sz w:val="20"/>
+          <w:szCs w:val="20"/>
+        </w:rPr>
+        <w:t>homelab</w:t>
+      </w:r>
+      <w:proofErr w:type="spellEnd"/>
+    </w:p>
+    <w:p>
+      <w:pPr>
+        <w:spacing w:line="240" w:lineRule="auto"/>
+        <w:rPr>
+          <w:sz w:val="16"/>
+          <w:szCs w:val="16"/>
+        </w:rPr>
+      </w:pPr>
       <w:hyperlink r:id="rId8" w:history="1">
         <w:r>
           <w:rPr>
             <w:rStyle w:val="Hyperlink"/>
-            <w:sz w:val="20"/>
-            <w:szCs w:val="20"/>
+            <w:sz w:val="16"/>
+            <w:szCs w:val="16"/>
           </w:rPr>
-          <w:t>https://</w:t>
-        </w:r>
-        <w:r>
-          <w:rPr>
-            <w:rStyle w:val="Hyperlink"/>
-            <w:sz w:val="20"/>
-            <w:szCs w:val="20"/>
-          </w:rPr>
-          <w:t>tryhackme.com/p/sauvesigley</w:t>
+          <w:t>https://github.com/sauvesigley/project-hydra-1.0</w:t>
         </w:r>
       </w:hyperlink>
     </w:p>
     <w:p>
       <w:pPr>
-        <w:spacing w:after="0"/>
-        <w:rPr>
-          <w:sz w:val="20"/>
-          <w:szCs w:val="20"/>
-        </w:rPr>
-      </w:pPr>
-    </w:p>
-    <w:p>
-      <w:pPr>
-        <w:spacing w:after="0"/>
-        <w:rPr>
-          <w:sz w:val="20"/>
-          <w:szCs w:val="20"/>
-        </w:rPr>
-      </w:pPr>
-      <w:r>
-        <w:rPr>
-          <w:sz w:val="20"/>
-          <w:szCs w:val="20"/>
-        </w:rPr>
-        <w:t>Professional summary</w:t>
-      </w:r>
-    </w:p>
-    <w:p>
-      <w:pPr>
-        <w:spacing w:after="0"/>
-        <w:rPr>
-          <w:sz w:val="16"/>
-          <w:szCs w:val="16"/>
-        </w:rPr>
-      </w:pPr>
-      <w:r>
-        <w:rPr>
-          <w:sz w:val="16"/>
-          <w:szCs w:val="16"/>
-        </w:rPr>
-        <w:t>Second-year Bachelor of Cyber Security student with proven 1.375 EFTSL academic record (Equivalent to a Diploma of Information Technology</w:t>
-      </w:r>
-      <w:r>
-        <w:rPr>
-          <w:sz w:val="16"/>
-          <w:szCs w:val="16"/>
-        </w:rPr>
-        <w:t>)</w:t>
-      </w:r>
-      <w:r>
-        <w:rPr>
-          <w:sz w:val="16"/>
-          <w:szCs w:val="16"/>
-        </w:rPr>
-        <w:t>.</w:t>
-      </w:r>
-      <w:r>
-        <w:rPr>
-          <w:sz w:val="16"/>
-          <w:szCs w:val="16"/>
-        </w:rPr>
-        <w:t xml:space="preserve"> Specializing </w:t>
-      </w:r>
-      <w:r>
-        <w:rPr>
-          <w:sz w:val="16"/>
-          <w:szCs w:val="16"/>
-        </w:rPr>
-        <w:t>in security operations with hands on experience building and operating SIEM homelabs using splu</w:t>
-      </w:r>
-      <w:r>
-        <w:rPr>
-          <w:sz w:val="16"/>
-          <w:szCs w:val="16"/>
-        </w:rPr>
-        <w:t>n</w:t>
-      </w:r>
-      <w:r>
-        <w:rPr>
-          <w:sz w:val="16"/>
-          <w:szCs w:val="16"/>
-        </w:rPr>
-        <w:t>k and wazuh. Skilled in log analysis, threat detection</w:t>
-      </w:r>
-      <w:r>
-        <w:rPr>
-          <w:sz w:val="16"/>
-          <w:szCs w:val="16"/>
-        </w:rPr>
-        <w:t xml:space="preserve">, and incident triage aligned with MITRE ATT&amp;CK </w:t>
-      </w:r>
-      <w:r>
-        <w:rPr>
-          <w:sz w:val="16"/>
-          <w:szCs w:val="16"/>
-        </w:rPr>
-        <w:t>techniques. Experienced</w:t>
-      </w:r>
-      <w:r>
-        <w:rPr>
-          <w:sz w:val="16"/>
-          <w:szCs w:val="16"/>
-        </w:rPr>
-        <w:t xml:space="preserve"> </w:t>
-      </w:r>
-      <w:r>
-        <w:rPr>
-          <w:sz w:val="16"/>
-          <w:szCs w:val="16"/>
-        </w:rPr>
-        <w:t>analysing</w:t>
-      </w:r>
-      <w:r>
-        <w:rPr>
-          <w:sz w:val="16"/>
-          <w:szCs w:val="16"/>
-        </w:rPr>
-        <w:t xml:space="preserve"> </w:t>
-      </w:r>
-      <w:r>
-        <w:rPr>
-          <w:sz w:val="16"/>
-          <w:szCs w:val="16"/>
-        </w:rPr>
-        <w:t>windows</w:t>
-      </w:r>
-      <w:r>
-        <w:rPr>
-          <w:sz w:val="16"/>
-          <w:szCs w:val="16"/>
-        </w:rPr>
-        <w:t xml:space="preserve"> security events, investigating alerts, and documenting incident response procedures. Seeking an entry-level SOC analyst role where practical monitoring, </w:t>
-      </w:r>
-      <w:r>
-        <w:rPr>
-          <w:sz w:val="16"/>
-          <w:szCs w:val="16"/>
-        </w:rPr>
-        <w:t>investigation</w:t>
-      </w:r>
-      <w:r>
-        <w:rPr>
-          <w:sz w:val="16"/>
-          <w:szCs w:val="16"/>
-        </w:rPr>
-        <w:t>, and threat detection skills can support organizational security op</w:t>
-      </w:r>
-      <w:r>
-        <w:rPr>
-          <w:sz w:val="16"/>
-          <w:szCs w:val="16"/>
-        </w:rPr>
-        <w:t>erations.</w:t>
-      </w:r>
-    </w:p>
-    <w:p>
-      <w:pPr>
-        <w:rPr>
-          <w:sz w:val="16"/>
-          <w:szCs w:val="16"/>
-        </w:rPr>
-      </w:pPr>
-    </w:p>
-    <w:p>
-      <w:pPr>
-        <w:spacing w:line="240" w:lineRule="auto"/>
-        <w:rPr>
-          <w:sz w:val="20"/>
-          <w:szCs w:val="20"/>
-        </w:rPr>
-      </w:pPr>
-      <w:r>
-        <w:rPr>
-          <w:sz w:val="20"/>
-          <w:szCs w:val="20"/>
-        </w:rPr>
-        <w:t>SOC Tool Stack</w:t>
-      </w:r>
-    </w:p>
-    <w:p>
-      <w:pPr>
-        <w:spacing w:line="240" w:lineRule="auto"/>
-        <w:rPr>
-          <w:sz w:val="16"/>
-          <w:szCs w:val="16"/>
-        </w:rPr>
-      </w:pPr>
-      <w:r>
-        <w:rPr>
-          <w:sz w:val="16"/>
-          <w:szCs w:val="16"/>
-        </w:rPr>
-        <w:t>Splunk | Wazuh | windows event logs | Wireshark</w:t>
-      </w:r>
-    </w:p>
-    <w:p>
-      <w:pPr>
-        <w:spacing w:line="240" w:lineRule="auto"/>
-        <w:rPr>
-          <w:sz w:val="16"/>
-          <w:szCs w:val="16"/>
-        </w:rPr>
-      </w:pPr>
-      <w:r>
-        <w:rPr>
-          <w:sz w:val="16"/>
-          <w:szCs w:val="16"/>
-        </w:rPr>
-        <w:t xml:space="preserve">Active directory | </w:t>
-      </w:r>
-      <w:r>
-        <w:rPr>
-          <w:sz w:val="16"/>
-          <w:szCs w:val="16"/>
-        </w:rPr>
-        <w:t>PowerShell | Bash | Nmap | Burpe Suite | Metaploit</w:t>
-      </w:r>
-    </w:p>
-    <w:p>
-      <w:pPr>
-        <w:spacing w:line="240" w:lineRule="auto"/>
-        <w:rPr>
-          <w:sz w:val="16"/>
-          <w:szCs w:val="16"/>
-        </w:rPr>
-      </w:pPr>
-      <w:r>
-        <w:rPr>
-          <w:sz w:val="16"/>
-          <w:szCs w:val="16"/>
-        </w:rPr>
-        <w:t>MITRE ATT&amp;CK | SIEM Monitoring | Log Analysis | Incident Triage</w:t>
-      </w:r>
-    </w:p>
-    <w:p>
-      <w:pPr>
-        <w:spacing w:line="240" w:lineRule="auto"/>
-        <w:rPr>
-          <w:sz w:val="20"/>
-          <w:szCs w:val="20"/>
-        </w:rPr>
-      </w:pPr>
-    </w:p>
-    <w:p>
-      <w:pPr>
-        <w:spacing w:line="240" w:lineRule="auto"/>
-        <w:rPr>
-          <w:sz w:val="20"/>
-          <w:szCs w:val="20"/>
-        </w:rPr>
-      </w:pPr>
-      <w:r>
-        <w:rPr>
-          <w:sz w:val="20"/>
-          <w:szCs w:val="20"/>
-        </w:rPr>
-        <w:t>Core technical Skills</w:t>
-      </w:r>
-    </w:p>
-    <w:p>
-      <w:pPr>
-        <w:spacing w:line="240" w:lineRule="auto"/>
-        <w:rPr>
-          <w:sz w:val="16"/>
-          <w:szCs w:val="16"/>
-        </w:rPr>
-      </w:pPr>
-      <w:r>
-        <w:rPr>
-          <w:sz w:val="16"/>
-          <w:szCs w:val="16"/>
-        </w:rPr>
-        <w:t>Security Operations</w:t>
-      </w:r>
-    </w:p>
-    <w:p>
-      <w:pPr>
-        <w:spacing w:line="240" w:lineRule="auto"/>
-        <w:rPr>
-          <w:sz w:val="16"/>
-          <w:szCs w:val="16"/>
-        </w:rPr>
-      </w:pPr>
-      <w:r>
-        <w:rPr>
-          <w:sz w:val="16"/>
-          <w:szCs w:val="16"/>
-        </w:rPr>
-        <w:t>Security monitoring, alert triage, log correlation, threat detection, MITRE ATT</w:t>
-      </w:r>
-      <w:r>
-        <w:rPr>
-          <w:sz w:val="16"/>
-          <w:szCs w:val="16"/>
-        </w:rPr>
-        <w:t>&amp;CK mapping, incident response playbooks.</w:t>
-      </w:r>
-    </w:p>
-    <w:p>
-      <w:pPr>
-        <w:spacing w:line="240" w:lineRule="auto"/>
-        <w:rPr>
-          <w:sz w:val="20"/>
-          <w:szCs w:val="20"/>
-        </w:rPr>
-      </w:pPr>
-      <w:r>
-        <w:rPr>
-          <w:sz w:val="20"/>
-          <w:szCs w:val="20"/>
-        </w:rPr>
-        <w:t>SIEM &amp; Detection</w:t>
-      </w:r>
-    </w:p>
-    <w:p>
-      <w:pPr>
-        <w:spacing w:line="240" w:lineRule="auto"/>
-        <w:rPr>
-          <w:sz w:val="16"/>
-          <w:szCs w:val="16"/>
-        </w:rPr>
-      </w:pPr>
-      <w:r>
-        <w:rPr>
-          <w:sz w:val="16"/>
-          <w:szCs w:val="16"/>
-        </w:rPr>
-        <w:t>Splunk, wazuh, security log collection, detection engineering fundamentals, investigation</w:t>
-      </w:r>
-      <w:r>
-        <w:rPr>
-          <w:sz w:val="16"/>
-          <w:szCs w:val="16"/>
-        </w:rPr>
-        <w:t xml:space="preserve"> workflows.</w:t>
-      </w:r>
-    </w:p>
-    <w:p>
-      <w:pPr>
-        <w:spacing w:line="240" w:lineRule="auto"/>
-        <w:rPr>
-          <w:sz w:val="20"/>
-          <w:szCs w:val="20"/>
-        </w:rPr>
-      </w:pPr>
-      <w:r>
-        <w:rPr>
-          <w:sz w:val="20"/>
-          <w:szCs w:val="20"/>
-        </w:rPr>
-        <w:t>Operating systems</w:t>
-      </w:r>
-    </w:p>
-    <w:p>
-      <w:pPr>
-        <w:spacing w:line="240" w:lineRule="auto"/>
-        <w:rPr>
-          <w:sz w:val="16"/>
-          <w:szCs w:val="16"/>
-        </w:rPr>
-      </w:pPr>
-      <w:r>
-        <w:rPr>
-          <w:sz w:val="16"/>
-          <w:szCs w:val="16"/>
-        </w:rPr>
-        <w:t>Windows administration, linux CLI, Kali Linux.</w:t>
-      </w:r>
-    </w:p>
-    <w:p>
-      <w:pPr>
-        <w:spacing w:line="240" w:lineRule="auto"/>
-        <w:rPr>
-          <w:sz w:val="20"/>
-          <w:szCs w:val="20"/>
-        </w:rPr>
-      </w:pPr>
-      <w:r>
-        <w:rPr>
-          <w:sz w:val="20"/>
-          <w:szCs w:val="20"/>
-        </w:rPr>
-        <w:t>Networking</w:t>
-      </w:r>
-    </w:p>
-    <w:p>
-      <w:pPr>
-        <w:spacing w:line="240" w:lineRule="auto"/>
-        <w:rPr>
-          <w:sz w:val="16"/>
-          <w:szCs w:val="16"/>
-        </w:rPr>
-      </w:pPr>
-      <w:r>
-        <w:rPr>
-          <w:sz w:val="16"/>
-          <w:szCs w:val="16"/>
-        </w:rPr>
-        <w:t>TCP/IP, DNS, DHCP, network troubleshooting, packet analysis with wireshark.</w:t>
-      </w:r>
-    </w:p>
-    <w:p>
-      <w:pPr>
-        <w:spacing w:line="240" w:lineRule="auto"/>
-        <w:rPr>
-          <w:sz w:val="20"/>
-          <w:szCs w:val="20"/>
-        </w:rPr>
-      </w:pPr>
-      <w:r>
-        <w:rPr>
-          <w:sz w:val="20"/>
-          <w:szCs w:val="20"/>
-        </w:rPr>
-        <w:t>Identity &amp; Infrastructure</w:t>
-      </w:r>
-    </w:p>
-    <w:p>
-      <w:pPr>
-        <w:spacing w:line="240" w:lineRule="auto"/>
-        <w:rPr>
-          <w:sz w:val="16"/>
-          <w:szCs w:val="16"/>
-        </w:rPr>
-      </w:pPr>
-      <w:r>
-        <w:rPr>
-          <w:sz w:val="16"/>
-          <w:szCs w:val="16"/>
-        </w:rPr>
-        <w:t>Active directory fundamentals</w:t>
-      </w:r>
-      <w:r>
-        <w:rPr>
-          <w:sz w:val="16"/>
-          <w:szCs w:val="16"/>
-        </w:rPr>
-        <w:t>, authentication, user account management, access control.</w:t>
-      </w:r>
-    </w:p>
-    <w:p>
-      <w:pPr>
-        <w:spacing w:line="240" w:lineRule="auto"/>
-        <w:rPr>
-          <w:sz w:val="20"/>
-          <w:szCs w:val="20"/>
-        </w:rPr>
-      </w:pPr>
-      <w:r>
-        <w:rPr>
-          <w:sz w:val="20"/>
-          <w:szCs w:val="20"/>
-        </w:rPr>
-        <w:t>Security Tools</w:t>
-      </w:r>
-    </w:p>
-    <w:p>
-      <w:pPr>
-        <w:spacing w:line="240" w:lineRule="auto"/>
-        <w:rPr>
-          <w:sz w:val="16"/>
-          <w:szCs w:val="16"/>
-        </w:rPr>
-      </w:pPr>
-      <w:r>
-        <w:rPr>
-          <w:sz w:val="16"/>
-          <w:szCs w:val="16"/>
-        </w:rPr>
-        <w:t>Nmap, Burp Suite, Metasploit, threat intelligence platforms</w:t>
-      </w:r>
-      <w:r>
-        <w:rPr>
-          <w:sz w:val="16"/>
-          <w:szCs w:val="16"/>
-        </w:rPr>
-        <w:t xml:space="preserve"> including virus total and any.run</w:t>
-      </w:r>
-    </w:p>
-    <w:p>
-      <w:pPr>
-        <w:spacing w:line="240" w:lineRule="auto"/>
-        <w:rPr>
-          <w:sz w:val="16"/>
-          <w:szCs w:val="16"/>
-        </w:rPr>
-      </w:pPr>
-      <w:r>
-        <w:rPr>
-          <w:sz w:val="16"/>
-          <w:szCs w:val="16"/>
-        </w:rPr>
-        <w:t>Scripting</w:t>
-      </w:r>
+        <w:spacing w:line="240" w:lineRule="auto"/>
+        <w:rPr>
+          <w:sz w:val="16"/>
+          <w:szCs w:val="16"/>
+        </w:rPr>
+      </w:pPr>
+      <w:r>
+        <w:rPr>
+          <w:sz w:val="16"/>
+          <w:szCs w:val="16"/>
+        </w:rPr>
+        <w:t>designed and deployed</w:t>
+      </w:r>
+      <w:r>
+        <w:rPr>
+          <w:sz w:val="16"/>
+          <w:szCs w:val="16"/>
+        </w:rPr>
+        <w:t xml:space="preserve"> a virtualized SOC environment using </w:t>
+      </w:r>
+      <w:proofErr w:type="spellStart"/>
+      <w:r>
+        <w:rPr>
+          <w:sz w:val="16"/>
+          <w:szCs w:val="16"/>
+        </w:rPr>
+        <w:t>splunk</w:t>
+      </w:r>
+      <w:proofErr w:type="spellEnd"/>
+      <w:r>
+        <w:rPr>
+          <w:sz w:val="16"/>
+          <w:szCs w:val="16"/>
+        </w:rPr>
+        <w:t xml:space="preserve"> and </w:t>
+      </w:r>
+      <w:proofErr w:type="spellStart"/>
+      <w:r>
+        <w:rPr>
+          <w:sz w:val="16"/>
+          <w:szCs w:val="16"/>
+        </w:rPr>
+        <w:t>wazuh</w:t>
+      </w:r>
+      <w:proofErr w:type="spellEnd"/>
+      <w:r>
+        <w:rPr>
+          <w:sz w:val="16"/>
+          <w:szCs w:val="16"/>
+        </w:rPr>
+        <w:t xml:space="preserve"> to simulate enterprise security monitoring. </w:t>
+      </w:r>
+      <w:r>
+        <w:rPr>
+          <w:sz w:val="16"/>
+          <w:szCs w:val="16"/>
+        </w:rPr>
+        <w:t>B</w:t>
+      </w:r>
+      <w:r>
+        <w:rPr>
+          <w:sz w:val="16"/>
+          <w:szCs w:val="16"/>
+        </w:rPr>
+        <w:t>uil</w:t>
+      </w:r>
+      <w:r>
+        <w:rPr>
+          <w:sz w:val="16"/>
+          <w:szCs w:val="16"/>
+        </w:rPr>
+        <w:t>d from 4 non-functional PCs fixed through diagnosis and part replacement.</w:t>
+      </w:r>
+    </w:p>
+    <w:p>
+      <w:pPr>
+        <w:spacing w:line="240" w:lineRule="auto"/>
+        <w:rPr>
+          <w:sz w:val="16"/>
+          <w:szCs w:val="16"/>
+        </w:rPr>
+      </w:pPr>
+      <w:r>
+        <w:rPr>
+          <w:sz w:val="16"/>
+          <w:szCs w:val="16"/>
+        </w:rPr>
+        <w:t>Key activities:</w:t>
+      </w:r>
+    </w:p>
+    <w:p>
+      <w:pPr>
+        <w:pStyle w:val="ListParagraph"/>
+        <w:numPr>
+          <w:ilvl w:val="0"/>
+          <w:numId w:val="1"/>
+        </w:numPr>
+        <w:spacing w:line="240" w:lineRule="auto"/>
+        <w:rPr>
+          <w:sz w:val="16"/>
+          <w:szCs w:val="16"/>
+        </w:rPr>
+      </w:pPr>
+      <w:r>
+        <w:rPr>
+          <w:sz w:val="16"/>
+          <w:szCs w:val="16"/>
+        </w:rPr>
+        <w:t>Fixed non-functional pcs</w:t>
+      </w:r>
+    </w:p>
+    <w:p>
+      <w:pPr>
+        <w:pStyle w:val="ListParagraph"/>
+        <w:numPr>
+          <w:ilvl w:val="0"/>
+          <w:numId w:val="1"/>
+        </w:numPr>
+        <w:spacing w:line="240" w:lineRule="auto"/>
+        <w:rPr>
+          <w:sz w:val="16"/>
+          <w:szCs w:val="16"/>
+        </w:rPr>
+      </w:pPr>
+      <w:r>
+        <w:rPr>
+          <w:sz w:val="16"/>
+          <w:szCs w:val="16"/>
+        </w:rPr>
+        <w:t>Built a multi VM lab environment simulating enterprise infrastructure</w:t>
+      </w:r>
+    </w:p>
+    <w:p>
+      <w:pPr>
+        <w:pStyle w:val="ListParagraph"/>
+        <w:numPr>
+          <w:ilvl w:val="0"/>
+          <w:numId w:val="1"/>
+        </w:numPr>
+        <w:spacing w:line="240" w:lineRule="auto"/>
+        <w:rPr>
+          <w:sz w:val="16"/>
+          <w:szCs w:val="16"/>
+        </w:rPr>
+      </w:pPr>
+      <w:r>
+        <w:rPr>
+          <w:sz w:val="16"/>
+          <w:szCs w:val="16"/>
+        </w:rPr>
+        <w:t xml:space="preserve">Collected and </w:t>
+      </w:r>
+      <w:r>
+        <w:rPr>
+          <w:sz w:val="16"/>
+          <w:szCs w:val="16"/>
+        </w:rPr>
+        <w:t>analysed</w:t>
+      </w:r>
+      <w:r>
+        <w:rPr>
+          <w:sz w:val="16"/>
+          <w:szCs w:val="16"/>
+        </w:rPr>
+        <w:t xml:space="preserve"> windows and </w:t>
+      </w:r>
+      <w:proofErr w:type="spellStart"/>
+      <w:r>
+        <w:rPr>
+          <w:sz w:val="16"/>
+          <w:szCs w:val="16"/>
+        </w:rPr>
+        <w:t>linux</w:t>
+      </w:r>
+      <w:proofErr w:type="spellEnd"/>
+      <w:r>
+        <w:rPr>
+          <w:sz w:val="16"/>
+          <w:szCs w:val="16"/>
+        </w:rPr>
+        <w:t xml:space="preserve"> logs through SIEM pipelines</w:t>
+      </w:r>
+    </w:p>
+    <w:p>
+      <w:pPr>
+        <w:pStyle w:val="ListParagraph"/>
+        <w:numPr>
+          <w:ilvl w:val="0"/>
+          <w:numId w:val="1"/>
+        </w:numPr>
+        <w:spacing w:line="240" w:lineRule="auto"/>
+        <w:rPr>
+          <w:sz w:val="16"/>
+          <w:szCs w:val="16"/>
+        </w:rPr>
+      </w:pPr>
+      <w:r>
+        <w:rPr>
+          <w:sz w:val="16"/>
+          <w:szCs w:val="16"/>
+        </w:rPr>
+        <w:t>Investigated suspicious authentication activity and log anomalies</w:t>
+      </w:r>
+    </w:p>
+    <w:p>
+      <w:pPr>
+        <w:pStyle w:val="ListParagraph"/>
+        <w:numPr>
+          <w:ilvl w:val="0"/>
+          <w:numId w:val="1"/>
+        </w:numPr>
+        <w:spacing w:line="240" w:lineRule="auto"/>
+        <w:rPr>
+          <w:sz w:val="16"/>
+          <w:szCs w:val="16"/>
+        </w:rPr>
+      </w:pPr>
+      <w:r>
+        <w:rPr>
+          <w:sz w:val="16"/>
+          <w:szCs w:val="16"/>
+        </w:rPr>
+        <w:t>Practised detection</w:t>
+      </w:r>
+      <w:r>
+        <w:rPr>
+          <w:sz w:val="16"/>
+          <w:szCs w:val="16"/>
+        </w:rPr>
+        <w:t xml:space="preserve"> techniques mapped to MITRE ATT&amp;CK</w:t>
+      </w:r>
+    </w:p>
+    <w:p>
+      <w:pPr>
+        <w:pStyle w:val="ListParagraph"/>
+        <w:numPr>
+          <w:ilvl w:val="0"/>
+          <w:numId w:val="1"/>
+        </w:numPr>
+        <w:spacing w:line="240" w:lineRule="auto"/>
+        <w:rPr>
+          <w:sz w:val="16"/>
+          <w:szCs w:val="16"/>
+        </w:rPr>
+      </w:pPr>
+      <w:r>
+        <w:rPr>
+          <w:sz w:val="16"/>
+          <w:szCs w:val="16"/>
+        </w:rPr>
+        <w:t>Developed security monitoring</w:t>
+      </w:r>
+      <w:r>
+        <w:rPr>
+          <w:sz w:val="16"/>
+          <w:szCs w:val="16"/>
+        </w:rPr>
+        <w:t xml:space="preserve"> workflows used by SOC analysts</w:t>
+      </w:r>
+    </w:p>
+    <w:p>
+      <w:pPr>
+        <w:spacing w:line="240" w:lineRule="auto"/>
+        <w:rPr>
+          <w:sz w:val="16"/>
+          <w:szCs w:val="16"/>
+        </w:rPr>
+      </w:pPr>
+      <w:r>
+        <w:rPr>
+          <w:sz w:val="16"/>
+          <w:szCs w:val="16"/>
+        </w:rPr>
+        <w:t xml:space="preserve">Technologies used: </w:t>
+      </w:r>
+      <w:proofErr w:type="spellStart"/>
+      <w:r>
+        <w:rPr>
+          <w:sz w:val="16"/>
+          <w:szCs w:val="16"/>
+        </w:rPr>
+        <w:t>splunk</w:t>
+      </w:r>
+      <w:proofErr w:type="spellEnd"/>
       <w:r>
         <w:rPr>
           <w:sz w:val="16"/>
@@ -656,139 +1319,53 @@
         </w:rPr>
         <w:t xml:space="preserve">, </w:t>
       </w:r>
-      <w:r>
-        <w:rPr>
-          <w:sz w:val="16"/>
-          <w:szCs w:val="16"/>
-        </w:rPr>
-        <w:t>Powershell, Bash, basic python scripting</w:t>
-      </w:r>
-    </w:p>
-    <w:p>
-      <w:pPr>
-        <w:spacing w:line="240" w:lineRule="auto"/>
-        <w:rPr>
-          <w:sz w:val="20"/>
-          <w:szCs w:val="20"/>
-        </w:rPr>
-      </w:pPr>
-      <w:r>
-        <w:rPr>
-          <w:sz w:val="20"/>
-          <w:szCs w:val="20"/>
-        </w:rPr>
-        <w:t>Virtualization</w:t>
-      </w:r>
-    </w:p>
-    <w:p>
-      <w:pPr>
-        <w:spacing w:line="240" w:lineRule="auto"/>
-        <w:rPr>
-          <w:sz w:val="16"/>
-          <w:szCs w:val="16"/>
-        </w:rPr>
-      </w:pPr>
-      <w:r>
-        <w:rPr>
-          <w:sz w:val="16"/>
-          <w:szCs w:val="16"/>
-        </w:rPr>
-        <w:t>VirtualBox and VMware lab environments.</w:t>
-      </w:r>
-    </w:p>
-    <w:p>
-      <w:pPr>
-        <w:spacing w:line="240" w:lineRule="auto"/>
-        <w:rPr>
-          <w:sz w:val="20"/>
-          <w:szCs w:val="20"/>
-        </w:rPr>
-      </w:pPr>
-      <w:r>
-        <w:rPr>
-          <w:sz w:val="20"/>
-          <w:szCs w:val="20"/>
-        </w:rPr>
-        <w:t>Documentation</w:t>
-      </w:r>
-    </w:p>
-    <w:p>
-      <w:pPr>
-        <w:spacing w:line="240" w:lineRule="auto"/>
-        <w:rPr>
-          <w:sz w:val="16"/>
-          <w:szCs w:val="16"/>
-        </w:rPr>
-      </w:pPr>
-      <w:r>
-        <w:rPr>
-          <w:sz w:val="16"/>
-          <w:szCs w:val="16"/>
-        </w:rPr>
-        <w:t>Git, Github, Markdown, technical investigation documentation and incdent response procedures.</w:t>
-      </w:r>
-    </w:p>
-    <w:p>
-      <w:pPr>
-        <w:spacing w:line="240" w:lineRule="auto"/>
-        <w:rPr>
-          <w:sz w:val="20"/>
-          <w:szCs w:val="20"/>
-        </w:rPr>
-      </w:pPr>
-    </w:p>
-    <w:p>
-      <w:pPr>
-        <w:spacing w:line="240" w:lineRule="auto"/>
-        <w:rPr>
-          <w:sz w:val="20"/>
-          <w:szCs w:val="20"/>
-        </w:rPr>
-      </w:pPr>
-      <w:r>
-        <w:rPr>
-          <w:sz w:val="20"/>
-          <w:szCs w:val="20"/>
-        </w:rPr>
-        <w:t>Technical Projects(GitHub Portfolio)</w:t>
-      </w:r>
-    </w:p>
-    <w:p>
-      <w:pPr>
-        <w:spacing w:line="240" w:lineRule="auto"/>
-        <w:rPr>
-          <w:sz w:val="20"/>
-          <w:szCs w:val="20"/>
-        </w:rPr>
-      </w:pPr>
-      <w:r>
-        <w:rPr>
-          <w:sz w:val="20"/>
-          <w:szCs w:val="20"/>
-        </w:rPr>
-        <w:lastRenderedPageBreak/>
-        <w:t xml:space="preserve">Project Hydra </w:t>
-      </w:r>
-      <w:r>
-        <w:rPr>
-          <w:sz w:val="20"/>
-          <w:szCs w:val="20"/>
-        </w:rPr>
-        <w:t>–</w:t>
-      </w:r>
-      <w:r>
-        <w:rPr>
-          <w:sz w:val="20"/>
-          <w:szCs w:val="20"/>
-        </w:rPr>
-        <w:t xml:space="preserve"> SOC</w:t>
-      </w:r>
-      <w:r>
-        <w:rPr>
-          <w:sz w:val="20"/>
-          <w:szCs w:val="20"/>
-        </w:rPr>
-        <w:t xml:space="preserve"> SIEM homelab</w:t>
+      <w:proofErr w:type="spellStart"/>
+      <w:r>
+        <w:rPr>
+          <w:sz w:val="16"/>
+          <w:szCs w:val="16"/>
+        </w:rPr>
+        <w:t>wazuh</w:t>
+      </w:r>
+      <w:proofErr w:type="spellEnd"/>
+      <w:r>
+        <w:rPr>
+          <w:sz w:val="16"/>
+          <w:szCs w:val="16"/>
+        </w:rPr>
+        <w:t xml:space="preserve">, windows logs, </w:t>
+      </w:r>
+      <w:proofErr w:type="spellStart"/>
+      <w:r>
+        <w:rPr>
+          <w:sz w:val="16"/>
+          <w:szCs w:val="16"/>
+        </w:rPr>
+        <w:t>linux</w:t>
+      </w:r>
+      <w:proofErr w:type="spellEnd"/>
+      <w:r>
+        <w:rPr>
+          <w:sz w:val="16"/>
+          <w:szCs w:val="16"/>
+        </w:rPr>
+        <w:t>, virtualisation.</w:t>
+      </w:r>
+    </w:p>
+    <w:p>
+      <w:pPr>
+        <w:spacing w:line="240" w:lineRule="auto"/>
+        <w:rPr>
+          <w:sz w:val="20"/>
+          <w:szCs w:val="20"/>
+        </w:rPr>
+      </w:pPr>
+      <w:r>
+        <w:rPr>
+          <w:sz w:val="20"/>
+          <w:szCs w:val="20"/>
+        </w:rPr>
+        <w:t>SOC Analyst Incident Response Playbook</w:t>
       </w:r>
     </w:p>
     <w:p>
@@ -806,15 +1383,7 @@
             <w:sz w:val="16"/>
             <w:szCs w:val="16"/>
           </w:rPr>
-          <w:t>https://</w:t>
-        </w:r>
-        <w:r>
-          <w:rPr>
-            <w:rStyle w:val="Hyperlink"/>
-            <w:sz w:val="16"/>
-            <w:szCs w:val="16"/>
-          </w:rPr>
-          <w:t>github.com/sauvesigley/project-hydra-1.0</w:t>
+          <w:t>https://github.com/suavesigley/SOC_Analyst_playbook</w:t>
         </w:r>
       </w:hyperlink>
     </w:p>
@@ -831,35 +1400,21 @@
           <w:sz w:val="16"/>
           <w:szCs w:val="16"/>
         </w:rPr>
-        <w:t>designed and deployed</w:t>
-      </w:r>
-      <w:r>
-        <w:rPr>
-          <w:sz w:val="16"/>
-          <w:szCs w:val="16"/>
-        </w:rPr>
-        <w:t xml:space="preserve"> a virtualized SOC environment using splunk and wazuh to simulate enterprise security monitoring. </w:t>
-      </w:r>
-      <w:r>
-        <w:rPr>
-          <w:sz w:val="16"/>
-          <w:szCs w:val="16"/>
-        </w:rPr>
-        <w:t>B</w:t>
-      </w:r>
-      <w:r>
-        <w:rPr>
-          <w:sz w:val="16"/>
-          <w:szCs w:val="16"/>
-        </w:rPr>
-        <w:t>uil</w:t>
-      </w:r>
-      <w:r>
-        <w:rPr>
-          <w:sz w:val="16"/>
-          <w:szCs w:val="16"/>
-        </w:rPr>
-        <w:t>d from 4 non-functional PCs fixed through diagnosis and part replacement.</w:t>
+        <w:t>Develop</w:t>
+      </w:r>
+      <w:r>
+        <w:rPr>
+          <w:sz w:val="16"/>
+          <w:szCs w:val="16"/>
+        </w:rPr>
+        <w:t>ed structure incident response workflows for common security</w:t>
+      </w:r>
+      <w:r>
+        <w:rPr>
+          <w:sz w:val="16"/>
+          <w:szCs w:val="16"/>
+        </w:rPr>
+        <w:t xml:space="preserve"> incidents.</w:t>
       </w:r>
     </w:p>
     <w:p>
@@ -883,7 +1438,7 @@
         <w:pStyle w:val="ListParagraph"/>
         <w:numPr>
           <w:ilvl w:val="0"/>
-          <w:numId w:val="1"/>
+          <w:numId w:val="2"/>
         </w:numPr>
         <w:spacing w:line="240" w:lineRule="auto"/>
         <w:rPr>
@@ -896,7 +1451,14 @@
           <w:sz w:val="16"/>
           <w:szCs w:val="16"/>
         </w:rPr>
-        <w:t>Fixed non-functional pcs</w:t>
+        <w:t>Created step by step investigation procedures</w:t>
+      </w:r>
+      <w:r>
+        <w:rPr>
+          <w:sz w:val="16"/>
+          <w:szCs w:val="16"/>
+        </w:rPr>
+        <w:t xml:space="preserve"> for phishing, malware, and brute force attacks</w:t>
       </w:r>
     </w:p>
     <w:p>
@@ -904,7 +1466,7 @@
         <w:pStyle w:val="ListParagraph"/>
         <w:numPr>
           <w:ilvl w:val="0"/>
-          <w:numId w:val="1"/>
+          <w:numId w:val="2"/>
         </w:numPr>
         <w:spacing w:line="240" w:lineRule="auto"/>
         <w:rPr>
@@ -917,7 +1479,23 @@
           <w:sz w:val="16"/>
           <w:szCs w:val="16"/>
         </w:rPr>
-        <w:t>Built a multi VM lab environment simulating enterprise infrastructure</w:t>
+        <w:t xml:space="preserve">Mapped detection and investigation </w:t>
+      </w:r>
+      <w:proofErr w:type="spellStart"/>
+      <w:r>
+        <w:rPr>
+          <w:sz w:val="16"/>
+          <w:szCs w:val="16"/>
+        </w:rPr>
+        <w:t>techniequesto</w:t>
+      </w:r>
+      <w:proofErr w:type="spellEnd"/>
+      <w:r>
+        <w:rPr>
+          <w:sz w:val="16"/>
+          <w:szCs w:val="16"/>
+        </w:rPr>
+        <w:t xml:space="preserve"> MITRE ATT&amp;CK framework</w:t>
       </w:r>
     </w:p>
     <w:p>
@@ -925,7 +1503,7 @@
         <w:pStyle w:val="ListParagraph"/>
         <w:numPr>
           <w:ilvl w:val="0"/>
-          <w:numId w:val="1"/>
+          <w:numId w:val="2"/>
         </w:numPr>
         <w:spacing w:line="240" w:lineRule="auto"/>
         <w:rPr>
@@ -938,29 +1516,40 @@
           <w:sz w:val="16"/>
           <w:szCs w:val="16"/>
         </w:rPr>
-        <w:t xml:space="preserve">Collected and </w:t>
-      </w:r>
-      <w:r>
-        <w:rPr>
-          <w:sz w:val="16"/>
-          <w:szCs w:val="16"/>
-        </w:rPr>
-        <w:t>analysed</w:t>
-      </w:r>
-      <w:r>
-        <w:rPr>
-          <w:sz w:val="16"/>
-          <w:szCs w:val="16"/>
-        </w:rPr>
-        <w:t xml:space="preserve"> windows and linux logs through SIEM pipelines</w:t>
-      </w:r>
+        <w:t xml:space="preserve">Integrated threat intelligence tools including </w:t>
+      </w:r>
+      <w:proofErr w:type="spellStart"/>
+      <w:r>
+        <w:rPr>
+          <w:sz w:val="16"/>
+          <w:szCs w:val="16"/>
+        </w:rPr>
+        <w:t>virustotal</w:t>
+      </w:r>
+      <w:proofErr w:type="spellEnd"/>
+      <w:r>
+        <w:rPr>
+          <w:sz w:val="16"/>
+          <w:szCs w:val="16"/>
+        </w:rPr>
+        <w:t xml:space="preserve"> and </w:t>
+      </w:r>
+      <w:proofErr w:type="spellStart"/>
+      <w:r>
+        <w:rPr>
+          <w:sz w:val="16"/>
+          <w:szCs w:val="16"/>
+        </w:rPr>
+        <w:t>any.run</w:t>
+      </w:r>
+      <w:proofErr w:type="spellEnd"/>
     </w:p>
     <w:p>
       <w:pPr>
         <w:pStyle w:val="ListParagraph"/>
         <w:numPr>
           <w:ilvl w:val="0"/>
-          <w:numId w:val="1"/>
+          <w:numId w:val="2"/>
         </w:numPr>
         <w:spacing w:line="240" w:lineRule="auto"/>
         <w:rPr>
@@ -973,95 +1562,32 @@
           <w:sz w:val="16"/>
           <w:szCs w:val="16"/>
         </w:rPr>
-        <w:t>Investigated suspicious authentication activity and log anomalies</w:t>
-      </w:r>
-    </w:p>
-    <w:p>
-      <w:pPr>
-        <w:pStyle w:val="ListParagraph"/>
-        <w:numPr>
-          <w:ilvl w:val="0"/>
-          <w:numId w:val="1"/>
-        </w:numPr>
-        <w:spacing w:line="240" w:lineRule="auto"/>
-        <w:rPr>
-          <w:sz w:val="16"/>
-          <w:szCs w:val="16"/>
-        </w:rPr>
-      </w:pPr>
-      <w:r>
-        <w:rPr>
-          <w:sz w:val="16"/>
-          <w:szCs w:val="16"/>
-        </w:rPr>
-        <w:t>Practised detection</w:t>
-      </w:r>
-      <w:r>
-        <w:rPr>
-          <w:sz w:val="16"/>
-          <w:szCs w:val="16"/>
-        </w:rPr>
-        <w:t xml:space="preserve"> techniques mapped to MITRE ATT&amp;CK</w:t>
-      </w:r>
-    </w:p>
-    <w:p>
-      <w:pPr>
-        <w:pStyle w:val="ListParagraph"/>
-        <w:numPr>
-          <w:ilvl w:val="0"/>
-          <w:numId w:val="1"/>
-        </w:numPr>
-        <w:spacing w:line="240" w:lineRule="auto"/>
-        <w:rPr>
-          <w:sz w:val="16"/>
-          <w:szCs w:val="16"/>
-        </w:rPr>
-      </w:pPr>
-      <w:r>
-        <w:rPr>
-          <w:sz w:val="16"/>
-          <w:szCs w:val="16"/>
-        </w:rPr>
-        <w:t>Developed security monitoring</w:t>
-      </w:r>
-      <w:r>
-        <w:rPr>
-          <w:sz w:val="16"/>
-          <w:szCs w:val="16"/>
-        </w:rPr>
-        <w:t xml:space="preserve"> workflows used by SOC analysts</w:t>
-      </w:r>
-    </w:p>
-    <w:p>
-      <w:pPr>
-        <w:spacing w:line="240" w:lineRule="auto"/>
-        <w:rPr>
-          <w:sz w:val="16"/>
-          <w:szCs w:val="16"/>
-        </w:rPr>
-      </w:pPr>
-      <w:r>
-        <w:rPr>
-          <w:sz w:val="16"/>
-          <w:szCs w:val="16"/>
-        </w:rPr>
-        <w:t>Technologies used: splunk, wazuh, windows logs, linux, virtualisation.</w:t>
-      </w:r>
-    </w:p>
-    <w:p>
-      <w:pPr>
-        <w:spacing w:line="240" w:lineRule="auto"/>
-        <w:rPr>
-          <w:sz w:val="20"/>
-          <w:szCs w:val="20"/>
-        </w:rPr>
-      </w:pPr>
-      <w:r>
-        <w:rPr>
-          <w:sz w:val="20"/>
-          <w:szCs w:val="20"/>
-        </w:rPr>
-        <w:t>SOC Analyst Incident Response Playbook</w:t>
+        <w:t>Documented analyst investigation processes and escalation procedures</w:t>
+      </w:r>
+    </w:p>
+    <w:p>
+      <w:pPr>
+        <w:spacing w:line="240" w:lineRule="auto"/>
+        <w:rPr>
+          <w:sz w:val="20"/>
+          <w:szCs w:val="20"/>
+        </w:rPr>
+      </w:pPr>
+    </w:p>
+    <w:p>
+      <w:pPr>
+        <w:spacing w:line="240" w:lineRule="auto"/>
+        <w:rPr>
+          <w:sz w:val="20"/>
+          <w:szCs w:val="20"/>
+        </w:rPr>
+      </w:pPr>
+      <w:r>
+        <w:rPr>
+          <w:sz w:val="20"/>
+          <w:szCs w:val="20"/>
+        </w:rPr>
+        <w:t>Cybersecurity Certifications Portfolio</w:t>
       </w:r>
     </w:p>
     <w:p>
@@ -1079,15 +1605,7 @@
             <w:sz w:val="16"/>
             <w:szCs w:val="16"/>
           </w:rPr>
-          <w:t>https://</w:t>
-        </w:r>
-        <w:r>
-          <w:rPr>
-            <w:rStyle w:val="Hyperlink"/>
-            <w:sz w:val="16"/>
-            <w:szCs w:val="16"/>
-          </w:rPr>
-          <w:t>github.com/suavesigley/SOC_Analyst_playbook</w:t>
+          <w:t>https://github.com/sauvesigley/my_cybersecurity_certificates</w:t>
         </w:r>
       </w:hyperlink>
     </w:p>
@@ -1104,196 +1622,23 @@
           <w:sz w:val="16"/>
           <w:szCs w:val="16"/>
         </w:rPr>
-        <w:t>Develop</w:t>
-      </w:r>
-      <w:r>
-        <w:rPr>
-          <w:sz w:val="16"/>
-          <w:szCs w:val="16"/>
-        </w:rPr>
-        <w:t>ed structure incident response workflows for common security</w:t>
-      </w:r>
-      <w:r>
-        <w:rPr>
-          <w:sz w:val="16"/>
-          <w:szCs w:val="16"/>
-        </w:rPr>
-        <w:t xml:space="preserve"> incidents.</w:t>
-      </w:r>
-    </w:p>
-    <w:p>
-      <w:pPr>
-        <w:spacing w:line="240" w:lineRule="auto"/>
-        <w:rPr>
-          <w:sz w:val="16"/>
-          <w:szCs w:val="16"/>
-        </w:rPr>
-      </w:pPr>
-      <w:r>
-        <w:rPr>
-          <w:sz w:val="16"/>
-          <w:szCs w:val="16"/>
-        </w:rPr>
-        <w:t>Key activities:</w:t>
-      </w:r>
-    </w:p>
-    <w:p>
-      <w:pPr>
-        <w:pStyle w:val="ListParagraph"/>
-        <w:numPr>
-          <w:ilvl w:val="0"/>
-          <w:numId w:val="2"/>
-        </w:numPr>
-        <w:spacing w:line="240" w:lineRule="auto"/>
-        <w:rPr>
-          <w:sz w:val="16"/>
-          <w:szCs w:val="16"/>
-        </w:rPr>
-      </w:pPr>
-      <w:r>
-        <w:rPr>
-          <w:sz w:val="16"/>
-          <w:szCs w:val="16"/>
-        </w:rPr>
-        <w:t>Created step by step investigation procedures</w:t>
-      </w:r>
-      <w:r>
-        <w:rPr>
-          <w:sz w:val="16"/>
-          <w:szCs w:val="16"/>
-        </w:rPr>
-        <w:t xml:space="preserve"> for phishing, malware, and brute force attacks</w:t>
-      </w:r>
-    </w:p>
-    <w:p>
-      <w:pPr>
-        <w:pStyle w:val="ListParagraph"/>
-        <w:numPr>
-          <w:ilvl w:val="0"/>
-          <w:numId w:val="2"/>
-        </w:numPr>
-        <w:spacing w:line="240" w:lineRule="auto"/>
-        <w:rPr>
-          <w:sz w:val="16"/>
-          <w:szCs w:val="16"/>
-        </w:rPr>
-      </w:pPr>
-      <w:r>
-        <w:rPr>
-          <w:sz w:val="16"/>
-          <w:szCs w:val="16"/>
-        </w:rPr>
-        <w:t>Mapped detection and investigation techniequesto MITRE ATT&amp;CK framework</w:t>
-      </w:r>
-    </w:p>
-    <w:p>
-      <w:pPr>
-        <w:pStyle w:val="ListParagraph"/>
-        <w:numPr>
-          <w:ilvl w:val="0"/>
-          <w:numId w:val="2"/>
-        </w:numPr>
-        <w:spacing w:line="240" w:lineRule="auto"/>
-        <w:rPr>
-          <w:sz w:val="16"/>
-          <w:szCs w:val="16"/>
-        </w:rPr>
-      </w:pPr>
-      <w:r>
-        <w:rPr>
-          <w:sz w:val="16"/>
-          <w:szCs w:val="16"/>
-        </w:rPr>
-        <w:t>Integrated threat intelligence tools including virustotal and any.run</w:t>
-      </w:r>
-    </w:p>
-    <w:p>
-      <w:pPr>
-        <w:pStyle w:val="ListParagraph"/>
-        <w:numPr>
-          <w:ilvl w:val="0"/>
-          <w:numId w:val="2"/>
-        </w:numPr>
-        <w:spacing w:line="240" w:lineRule="auto"/>
-        <w:rPr>
-          <w:sz w:val="16"/>
-          <w:szCs w:val="16"/>
-        </w:rPr>
-      </w:pPr>
-      <w:r>
-        <w:rPr>
-          <w:sz w:val="16"/>
-          <w:szCs w:val="16"/>
-        </w:rPr>
-        <w:t>Documented analyst investigation processes and escalation procedures</w:t>
-      </w:r>
-    </w:p>
-    <w:p>
-      <w:pPr>
-        <w:spacing w:line="240" w:lineRule="auto"/>
-        <w:rPr>
-          <w:sz w:val="20"/>
-          <w:szCs w:val="20"/>
-        </w:rPr>
-      </w:pPr>
-    </w:p>
-    <w:p>
-      <w:pPr>
-        <w:spacing w:line="240" w:lineRule="auto"/>
-        <w:rPr>
-          <w:sz w:val="20"/>
-          <w:szCs w:val="20"/>
-        </w:rPr>
-      </w:pPr>
-      <w:r>
-        <w:rPr>
-          <w:sz w:val="20"/>
-          <w:szCs w:val="20"/>
-        </w:rPr>
-        <w:t>Cybersecurity Certifications Portfolio</w:t>
-      </w:r>
-    </w:p>
-    <w:p>
-      <w:pPr>
-        <w:spacing w:line="240" w:lineRule="auto"/>
-        <w:rPr>
-          <w:sz w:val="16"/>
-          <w:szCs w:val="16"/>
-        </w:rPr>
-      </w:pPr>
-      <w:hyperlink r:id="rId11" w:history="1">
-        <w:r>
-          <w:rPr>
-            <w:rStyle w:val="Hyperlink"/>
-            <w:sz w:val="16"/>
-            <w:szCs w:val="16"/>
-          </w:rPr>
-          <w:t>https://</w:t>
-        </w:r>
-        <w:r>
-          <w:rPr>
-            <w:rStyle w:val="Hyperlink"/>
-            <w:sz w:val="16"/>
-            <w:szCs w:val="16"/>
-          </w:rPr>
-          <w:t>github.com/sauvesigley/my_cybersecurity_certificates</w:t>
-        </w:r>
-      </w:hyperlink>
-    </w:p>
-    <w:p>
-      <w:pPr>
-        <w:spacing w:line="240" w:lineRule="auto"/>
-        <w:rPr>
-          <w:sz w:val="16"/>
-          <w:szCs w:val="16"/>
-        </w:rPr>
-      </w:pPr>
-      <w:r>
-        <w:rPr>
-          <w:sz w:val="16"/>
-          <w:szCs w:val="16"/>
-        </w:rPr>
-        <w:t xml:space="preserve">centralized Github repository documenting cybersecurity certifications, training labs and </w:t>
+        <w:t xml:space="preserve">centralized </w:t>
+      </w:r>
+      <w:proofErr w:type="spellStart"/>
+      <w:r>
+        <w:rPr>
+          <w:sz w:val="16"/>
+          <w:szCs w:val="16"/>
+        </w:rPr>
+        <w:t>Github</w:t>
+      </w:r>
+      <w:proofErr w:type="spellEnd"/>
+      <w:r>
+        <w:rPr>
+          <w:sz w:val="16"/>
+          <w:szCs w:val="16"/>
+        </w:rPr>
+        <w:t xml:space="preserve"> repository documenting cybersecurity certifications, training labs and </w:t>
       </w:r>
       <w:r>
         <w:rPr>
@@ -1473,28 +1818,46 @@
           <w:szCs w:val="16"/>
         </w:rPr>
       </w:pPr>
-      <w:r>
-        <w:rPr>
-          <w:sz w:val="16"/>
-          <w:szCs w:val="16"/>
-        </w:rPr>
-        <w:t>TryHackMe Security Engineer Certificate – 2024</w:t>
-      </w:r>
-    </w:p>
-    <w:p>
-      <w:pPr>
-        <w:spacing w:line="240" w:lineRule="auto"/>
-        <w:rPr>
-          <w:sz w:val="16"/>
-          <w:szCs w:val="16"/>
-        </w:rPr>
-      </w:pPr>
-      <w:r>
-        <w:rPr>
-          <w:sz w:val="16"/>
-          <w:szCs w:val="16"/>
-        </w:rPr>
-        <w:t xml:space="preserve">TryHackMe Pre-security Certificate </w:t>
+      <w:proofErr w:type="spellStart"/>
+      <w:r>
+        <w:rPr>
+          <w:sz w:val="16"/>
+          <w:szCs w:val="16"/>
+        </w:rPr>
+        <w:t>TryHackMe</w:t>
+      </w:r>
+      <w:proofErr w:type="spellEnd"/>
+      <w:r>
+        <w:rPr>
+          <w:sz w:val="16"/>
+          <w:szCs w:val="16"/>
+        </w:rPr>
+        <w:t xml:space="preserve"> Security Engineer Certificate – 2024</w:t>
+      </w:r>
+    </w:p>
+    <w:p>
+      <w:pPr>
+        <w:spacing w:line="240" w:lineRule="auto"/>
+        <w:rPr>
+          <w:sz w:val="16"/>
+          <w:szCs w:val="16"/>
+        </w:rPr>
+      </w:pPr>
+      <w:proofErr w:type="spellStart"/>
+      <w:r>
+        <w:rPr>
+          <w:sz w:val="16"/>
+          <w:szCs w:val="16"/>
+        </w:rPr>
+        <w:t>TryHackMe</w:t>
+      </w:r>
+      <w:proofErr w:type="spellEnd"/>
+      <w:r>
+        <w:rPr>
+          <w:sz w:val="16"/>
+          <w:szCs w:val="16"/>
+        </w:rPr>
+        <w:t xml:space="preserve"> Pre-security Certificate </w:t>
       </w:r>
       <w:r>
         <w:rPr>
@@ -1659,6 +2022,7 @@
           <w:sz w:val="16"/>
           <w:szCs w:val="16"/>
         </w:rPr>
+        <w:lastRenderedPageBreak/>
         <w:t>ANZ Cybersecurity Management</w:t>
       </w:r>
     </w:p>
@@ -1691,7 +2055,6 @@
           <w:sz w:val="16"/>
           <w:szCs w:val="16"/>
         </w:rPr>
-        <w:lastRenderedPageBreak/>
         <w:t>Blue card – working with children (QLD)</w:t>
       </w:r>
     </w:p>
@@ -1733,7 +2096,23 @@
           <w:sz w:val="16"/>
           <w:szCs w:val="16"/>
         </w:rPr>
-        <w:t>Bachelor of Cyber security ( currently equivalent to Diploma of Information Technology)</w:t>
+        <w:t xml:space="preserve">Bachelor of Cyber security </w:t>
+      </w:r>
+      <w:proofErr w:type="gramStart"/>
+      <w:r>
+        <w:rPr>
+          <w:sz w:val="16"/>
+          <w:szCs w:val="16"/>
+        </w:rPr>
+        <w:t>( currently</w:t>
+      </w:r>
+      <w:proofErr w:type="gramEnd"/>
+      <w:r>
+        <w:rPr>
+          <w:sz w:val="16"/>
+          <w:szCs w:val="16"/>
+        </w:rPr>
+        <w:t xml:space="preserve"> equivalent to Diploma of Information Technology)</w:t>
       </w:r>
     </w:p>
     <w:p>
@@ -1967,7 +2346,39 @@
           <w:sz w:val="16"/>
           <w:szCs w:val="16"/>
         </w:rPr>
-        <w:t>Installed operating systems and configured windows os, kali linux and</w:t>
+        <w:t xml:space="preserve">Installed operating systems and configured windows </w:t>
+      </w:r>
+      <w:proofErr w:type="spellStart"/>
+      <w:r>
+        <w:rPr>
+          <w:sz w:val="16"/>
+          <w:szCs w:val="16"/>
+        </w:rPr>
+        <w:t>os</w:t>
+      </w:r>
+      <w:proofErr w:type="spellEnd"/>
+      <w:r>
+        <w:rPr>
+          <w:sz w:val="16"/>
+          <w:szCs w:val="16"/>
+        </w:rPr>
+        <w:t xml:space="preserve">, kali </w:t>
+      </w:r>
+      <w:proofErr w:type="spellStart"/>
+      <w:r>
+        <w:rPr>
+          <w:sz w:val="16"/>
+          <w:szCs w:val="16"/>
+        </w:rPr>
+        <w:t>linux</w:t>
+      </w:r>
+      <w:proofErr w:type="spellEnd"/>
+      <w:r>
+        <w:rPr>
+          <w:sz w:val="16"/>
+          <w:szCs w:val="16"/>
+        </w:rPr>
+        <w:t xml:space="preserve"> and</w:t>
       </w:r>
       <w:r>
         <w:rPr>
@@ -2268,7 +2679,7 @@
 </file>
 
 <file path=word/numbering.xml><?xml version="1.0" encoding="utf-8"?>
-<w:numbering xmlns:wpc="http://schemas.microsoft.com/office/word/2010/wordprocessingCanvas" xmlns:cx="http://schemas.microsoft.com/office/drawing/2014/chartex" xmlns:cx1="http://schemas.microsoft.com/office/drawing/2015/9/8/chartex" xmlns:cx2="http://schemas.microsoft.com/office/drawing/2015/10/21/chartex" xmlns:cx3="http://schemas.microsoft.com/office/drawing/2016/5/9/chartex" xmlns:cx4="http://schemas.microsoft.com/office/drawing/2016/5/10/chartex" xmlns:cx5="http://schemas.microsoft.com/office/drawing/2016/5/11/chartex" xmlns:cx6="http://schemas.microsoft.com/office/drawing/2016/5/12/chartex" xmlns:cx7="http://schemas.microsoft.com/office/drawing/2016/5/13/chartex" xmlns:cx8="http://schemas.microsoft.com/office/drawing/2016/5/14/chartex" xmlns:mc="http://schemas.openxmlformats.org/markup-compatibility/2006" xmlns:aink="http://schemas.microsoft.com/office/drawing/2016/ink" xmlns:am3d="http://schemas.microsoft.com/office/drawing/2017/model3d" xmlns:o="urn:schemas-microsoft-com:office:office" xmlns:oel="http://schemas.microsoft.com/office/2019/extlst" xmlns:r="http://schemas.openxmlformats.org/officeDocument/2006/relationships" xmlns:m="http://schemas.openxmlformats.org/officeDocument/2006/math" xmlns:v="urn:schemas-microsoft-com:vml" xmlns:wp14="http://schemas.microsoft.com/office/word/2010/wordprocessingDrawing" xmlns:wp="http://schemas.openxmlformats.org/drawingml/2006/wordprocessingDrawing" xmlns:w10="urn:schemas-microsoft-com:office:word" xmlns:w="http://schemas.openxmlformats.org/wordprocessingml/2006/main" xmlns:w14="http://schemas.microsoft.com/office/word/2010/wordml" xmlns:w15="http://schemas.microsoft.com/office/word/2012/wordml" xmlns:w16cex="http://schemas.microsoft.com/office/word/2018/wordml/cex" xmlns:w16cid="http://schemas.microsoft.com/office/word/2016/wordml/cid" xmlns:w16="http://schemas.microsoft.com/office/word/2018/wordml" xmlns:w16du="http://schemas.microsoft.com/office/word/2023/wordml/word16du" xmlns:w16sdtdh="http://schemas.microsoft.com/office/word/2020/wordml/sdtdatahash" xmlns:w16sdtfl="http://schemas.microsoft.com/office/word/2024/wordml/sdtformatlock" xmlns:w16se="http://schemas.microsoft.com/office/word/2015/wordml/symex" xmlns:wpg="http://schemas.microsoft.com/office/word/2010/wordprocessingGroup" xmlns:wpi="http://schemas.microsoft.com/office/word/2010/wordprocessingInk" xmlns:wne="http://schemas.microsoft.com/office/word/2006/wordml" xmlns:wps="http://schemas.microsoft.com/office/word/2010/wordprocessingShape" mc:Ignorable="w14 w15 w16se w16cid w16 w16cex w16sdtdh w16sdtfl w16du wp14">
+<w:numbering xmlns:wpc="http://schemas.microsoft.com/office/word/2010/wordprocessingCanvas" xmlns:cx="http://schemas.microsoft.com/office/drawing/2014/chartex" xmlns:cx1="http://schemas.microsoft.com/office/drawing/2015/9/8/chartex" xmlns:cx2="http://schemas.microsoft.com/office/drawing/2015/10/21/chartex" xmlns:cx3="http://schemas.microsoft.com/office/drawing/2016/5/9/chartex" xmlns:cx4="http://schemas.microsoft.com/office/drawing/2016/5/10/chartex" xmlns:cx5="http://schemas.microsoft.com/office/drawing/2016/5/11/chartex" xmlns:cx6="http://schemas.microsoft.com/office/drawing/2016/5/12/chartex" xmlns:cx7="http://schemas.microsoft.com/office/drawing/2016/5/13/chartex" xmlns:cx8="http://schemas.microsoft.com/office/drawing/2016/5/14/chartex" xmlns:mc="http://schemas.openxmlformats.org/markup-compatibility/2006" xmlns:aink="http://schemas.microsoft.com/office/drawing/2016/ink" xmlns:am3d="http://schemas.microsoft.com/office/drawing/2017/model3d" xmlns:o="urn:schemas-microsoft-com:office:office" xmlns:oel="http://schemas.microsoft.com/office/2019/extlst" xmlns:r="http://schemas.openxmlformats.org/officeDocument/2006/relationships" xmlns:m="http://schemas.openxmlformats.org/officeDocument/2006/math" xmlns:v="urn:schemas-microsoft-com:vml" xmlns:wp14="http://schemas.microsoft.com/office/word/2010/wordprocessingDrawing" xmlns:wp="http://schemas.openxmlformats.org/drawingml/2006/wordprocessingDrawing" xmlns:w10="urn:schemas-microsoft-com:office:word" xmlns:w="http://schemas.openxmlformats.org/wordprocessingml/2006/main" xmlns:w14="http://schemas.microsoft.com/office/word/2010/wordml" xmlns:w15="http://schemas.microsoft.com/office/word/2012/wordml" xmlns:w16cei="http://schemas.microsoft.com/office/word/2026/wordml/cei" xmlns:w16cex="http://schemas.microsoft.com/office/word/2018/wordml/cex" xmlns:w16cid="http://schemas.microsoft.com/office/word/2016/wordml/cid" xmlns:w16="http://schemas.microsoft.com/office/word/2018/wordml" xmlns:w16du="http://schemas.microsoft.com/office/word/2023/wordml/word16du" xmlns:w16sdtdh="http://schemas.microsoft.com/office/word/2020/wordml/sdtdatahash" xmlns:w16sdtfl="http://schemas.microsoft.com/office/word/2024/wordml/sdtformatlock" xmlns:w16se="http://schemas.microsoft.com/office/word/2015/wordml/symex" xmlns:wpg="http://schemas.microsoft.com/office/word/2010/wordprocessingGroup" xmlns:wpi="http://schemas.microsoft.com/office/word/2010/wordprocessingInk" xmlns:wne="http://schemas.microsoft.com/office/word/2006/wordml" xmlns:wps="http://schemas.microsoft.com/office/word/2010/wordprocessingShape" mc:Ignorable="w14 w15 w16se w16cid w16 w16cex w16sdtdh w16sdtfl w16du wp14">
   <w:abstractNum w:abstractNumId="0" w15:restartNumberingAfterBreak="0">
     <w:nsid w:val="032E27FC"/>
     <w:multiLevelType w:val="hybridMultilevel"/>

--- a/resume_jsigley.docx
+++ b/resume_jsigley.docx
@@ -1,6 +1,6 @@
 
 <file path=word/document.xml><?xml version="1.0" encoding="utf-8"?>
-<w:document xmlns:wpc="http://schemas.microsoft.com/office/word/2010/wordprocessingCanvas" xmlns:cx="http://schemas.microsoft.com/office/drawing/2014/chartex" xmlns:cx1="http://schemas.microsoft.com/office/drawing/2015/9/8/chartex" xmlns:cx2="http://schemas.microsoft.com/office/drawing/2015/10/21/chartex" xmlns:cx3="http://schemas.microsoft.com/office/drawing/2016/5/9/chartex" xmlns:cx4="http://schemas.microsoft.com/office/drawing/2016/5/10/chartex" xmlns:cx5="http://schemas.microsoft.com/office/drawing/2016/5/11/chartex" xmlns:cx6="http://schemas.microsoft.com/office/drawing/2016/5/12/chartex" xmlns:cx7="http://schemas.microsoft.com/office/drawing/2016/5/13/chartex" xmlns:cx8="http://schemas.microsoft.com/office/drawing/2016/5/14/chartex" xmlns:mc="http://schemas.openxmlformats.org/markup-compatibility/2006" xmlns:aink="http://schemas.microsoft.com/office/drawing/2016/ink" xmlns:am3d="http://schemas.microsoft.com/office/drawing/2017/model3d" xmlns:o="urn:schemas-microsoft-com:office:office" xmlns:oel="http://schemas.microsoft.com/office/2019/extlst" xmlns:r="http://schemas.openxmlformats.org/officeDocument/2006/relationships" xmlns:m="http://schemas.openxmlformats.org/officeDocument/2006/math" xmlns:v="urn:schemas-microsoft-com:vml" xmlns:wp14="http://schemas.microsoft.com/office/word/2010/wordprocessingDrawing" xmlns:wp="http://schemas.openxmlformats.org/drawingml/2006/wordprocessingDrawing" xmlns:w10="urn:schemas-microsoft-com:office:word" xmlns:w="http://schemas.openxmlformats.org/wordprocessingml/2006/main" xmlns:w14="http://schemas.microsoft.com/office/word/2010/wordml" xmlns:w15="http://schemas.microsoft.com/office/word/2012/wordml" xmlns:w16cei="http://schemas.microsoft.com/office/word/2026/wordml/cei" xmlns:w16cex="http://schemas.microsoft.com/office/word/2018/wordml/cex" xmlns:w16cid="http://schemas.microsoft.com/office/word/2016/wordml/cid" xmlns:w16="http://schemas.microsoft.com/office/word/2018/wordml" xmlns:w16du="http://schemas.microsoft.com/office/word/2023/wordml/word16du" xmlns:w16sdtdh="http://schemas.microsoft.com/office/word/2020/wordml/sdtdatahash" xmlns:w16sdtfl="http://schemas.microsoft.com/office/word/2024/wordml/sdtformatlock" xmlns:w16se="http://schemas.microsoft.com/office/word/2015/wordml/symex" xmlns:wpg="http://schemas.microsoft.com/office/word/2010/wordprocessingGroup" xmlns:wpi="http://schemas.microsoft.com/office/word/2010/wordprocessingInk" xmlns:wne="http://schemas.microsoft.com/office/word/2006/wordml" xmlns:wps="http://schemas.microsoft.com/office/word/2010/wordprocessingShape" mc:Ignorable="w14 w15 w16se w16cid w16 w16cex w16sdtdh w16sdtfl w16du wp14">
+<w:document xmlns:wpc="http://schemas.microsoft.com/office/word/2010/wordprocessingCanvas" xmlns:cx="http://schemas.microsoft.com/office/drawing/2014/chartex" xmlns:cx1="http://schemas.microsoft.com/office/drawing/2015/9/8/chartex" xmlns:cx2="http://schemas.microsoft.com/office/drawing/2015/10/21/chartex" xmlns:cx3="http://schemas.microsoft.com/office/drawing/2016/5/9/chartex" xmlns:cx4="http://schemas.microsoft.com/office/drawing/2016/5/10/chartex" xmlns:cx5="http://schemas.microsoft.com/office/drawing/2016/5/11/chartex" xmlns:cx6="http://schemas.microsoft.com/office/drawing/2016/5/12/chartex" xmlns:cx7="http://schemas.microsoft.com/office/drawing/2016/5/13/chartex" xmlns:cx8="http://schemas.microsoft.com/office/drawing/2016/5/14/chartex" xmlns:mc="http://schemas.openxmlformats.org/markup-compatibility/2006" xmlns:aink="http://schemas.microsoft.com/office/drawing/2016/ink" xmlns:am3d="http://schemas.microsoft.com/office/drawing/2017/model3d" xmlns:o="urn:schemas-microsoft-com:office:office" xmlns:oel="http://schemas.microsoft.com/office/2019/extlst" xmlns:r="http://schemas.openxmlformats.org/officeDocument/2006/relationships" xmlns:m="http://schemas.openxmlformats.org/officeDocument/2006/math" xmlns:v="urn:schemas-microsoft-com:vml" xmlns:wp14="http://schemas.microsoft.com/office/word/2010/wordprocessingDrawing" xmlns:wp="http://schemas.openxmlformats.org/drawingml/2006/wordprocessingDrawing" xmlns:w10="urn:schemas-microsoft-com:office:word" xmlns:w="http://schemas.openxmlformats.org/wordprocessingml/2006/main" xmlns:w14="http://schemas.microsoft.com/office/word/2010/wordml" xmlns:w15="http://schemas.microsoft.com/office/word/2012/wordml" xmlns:w16cex="http://schemas.microsoft.com/office/word/2018/wordml/cex" xmlns:w16cid="http://schemas.microsoft.com/office/word/2016/wordml/cid" xmlns:w16="http://schemas.microsoft.com/office/word/2018/wordml" xmlns:w16du="http://schemas.microsoft.com/office/word/2023/wordml/word16du" xmlns:w16sdtdh="http://schemas.microsoft.com/office/word/2020/wordml/sdtdatahash" xmlns:w16sdtfl="http://schemas.microsoft.com/office/word/2024/wordml/sdtformatlock" xmlns:w16se="http://schemas.microsoft.com/office/word/2015/wordml/symex" xmlns:wpg="http://schemas.microsoft.com/office/word/2010/wordprocessingGroup" xmlns:wpi="http://schemas.microsoft.com/office/word/2010/wordprocessingInk" xmlns:wne="http://schemas.microsoft.com/office/word/2006/wordml" xmlns:wps="http://schemas.microsoft.com/office/word/2010/wordprocessingShape" mc:Ignorable="w14 w15 w16se w16cid w16 w16cex w16sdtdh w16sdtfl w16du wp14">
   <w:body>
     <w:p>
       <w:r>
@@ -39,6 +39,10 @@
     </w:p>
     <w:p>
       <w:pPr>
+        <w:numPr>
+          <w:ilvl w:val="0"/>
+          <w:numId w:val="7"/>
+        </w:numPr>
         <w:spacing w:after="0"/>
         <w:rPr>
           <w:sz w:val="20"/>
@@ -50,27 +54,68 @@
           <w:sz w:val="20"/>
           <w:szCs w:val="20"/>
         </w:rPr>
-        <w:t xml:space="preserve">Email: </w:t>
-      </w:r>
-      <w:r>
-        <w:t>joshuasigley@outlook.com.au</w:t>
-      </w:r>
-    </w:p>
-    <w:p>
-      <w:pPr>
+        <w:t>Email: joshuasigley@outlook.com.au</w:t>
+      </w:r>
+    </w:p>
+    <w:p>
+      <w:pPr>
+        <w:numPr>
+          <w:ilvl w:val="0"/>
+          <w:numId w:val="7"/>
+        </w:numPr>
         <w:spacing w:after="0"/>
         <w:rPr>
           <w:sz w:val="20"/>
           <w:szCs w:val="20"/>
         </w:rPr>
       </w:pPr>
+      <w:r>
+        <w:rPr>
+          <w:sz w:val="20"/>
+          <w:szCs w:val="20"/>
+        </w:rPr>
+        <w:t>LinkedIn: https://www.linkedin.com/in/suavesigley</w:t>
+      </w:r>
+    </w:p>
+    <w:p>
+      <w:pPr>
+        <w:numPr>
+          <w:ilvl w:val="0"/>
+          <w:numId w:val="7"/>
+        </w:numPr>
+        <w:spacing w:after="0"/>
+        <w:rPr>
+          <w:sz w:val="20"/>
+          <w:szCs w:val="20"/>
+        </w:rPr>
+      </w:pPr>
+      <w:r>
+        <w:rPr>
+          <w:sz w:val="20"/>
+          <w:szCs w:val="20"/>
+        </w:rPr>
+        <w:t>GitHub: https://github.com/suavesigley</w:t>
+      </w:r>
+    </w:p>
+    <w:p>
+      <w:pPr>
+        <w:numPr>
+          <w:ilvl w:val="0"/>
+          <w:numId w:val="7"/>
+        </w:numPr>
+        <w:spacing w:after="0"/>
+        <w:rPr>
+          <w:sz w:val="20"/>
+          <w:szCs w:val="20"/>
+        </w:rPr>
+      </w:pPr>
       <w:proofErr w:type="spellStart"/>
       <w:r>
         <w:rPr>
           <w:sz w:val="20"/>
           <w:szCs w:val="20"/>
         </w:rPr>
-        <w:t>Linkedin</w:t>
+        <w:t>TryHackMe</w:t>
       </w:r>
       <w:proofErr w:type="spellEnd"/>
       <w:r>
@@ -78,944 +123,848 @@
           <w:sz w:val="20"/>
           <w:szCs w:val="20"/>
         </w:rPr>
-        <w:t xml:space="preserve">: </w:t>
-      </w:r>
+        <w:t>: https://tryhackme.com/p/suavesigley</w:t>
+      </w:r>
+    </w:p>
+    <w:p>
+      <w:pPr>
+        <w:spacing w:after="0"/>
+        <w:rPr>
+          <w:sz w:val="20"/>
+          <w:szCs w:val="20"/>
+        </w:rPr>
+      </w:pPr>
+    </w:p>
+    <w:p>
+      <w:pPr>
+        <w:spacing w:after="0"/>
+        <w:rPr>
+          <w:sz w:val="20"/>
+          <w:szCs w:val="20"/>
+        </w:rPr>
+      </w:pPr>
+      <w:r>
+        <w:rPr>
+          <w:sz w:val="20"/>
+          <w:szCs w:val="20"/>
+        </w:rPr>
+        <w:t>Professional summary</w:t>
+      </w:r>
+    </w:p>
+    <w:p>
+      <w:pPr>
+        <w:spacing w:after="0"/>
+        <w:rPr>
+          <w:sz w:val="16"/>
+          <w:szCs w:val="16"/>
+        </w:rPr>
+      </w:pPr>
+      <w:r>
+        <w:rPr>
+          <w:sz w:val="16"/>
+          <w:szCs w:val="16"/>
+        </w:rPr>
+        <w:t>Second-year Bachelor of Cyber Security student with proven 1.375 EFTSL academic record (Equivalent to a Diploma of Information Technology</w:t>
+      </w:r>
+      <w:r>
+        <w:rPr>
+          <w:sz w:val="16"/>
+          <w:szCs w:val="16"/>
+        </w:rPr>
+        <w:t>)</w:t>
+      </w:r>
+      <w:r>
+        <w:rPr>
+          <w:sz w:val="16"/>
+          <w:szCs w:val="16"/>
+        </w:rPr>
+        <w:t>.</w:t>
+      </w:r>
+      <w:r>
+        <w:rPr>
+          <w:sz w:val="16"/>
+          <w:szCs w:val="16"/>
+        </w:rPr>
+        <w:t xml:space="preserve"> Specializing </w:t>
+      </w:r>
+      <w:r>
+        <w:rPr>
+          <w:sz w:val="16"/>
+          <w:szCs w:val="16"/>
+        </w:rPr>
+        <w:t xml:space="preserve">in security operations with hands on experience building and operating SIEM </w:t>
+      </w:r>
+      <w:proofErr w:type="spellStart"/>
+      <w:r>
+        <w:rPr>
+          <w:sz w:val="16"/>
+          <w:szCs w:val="16"/>
+        </w:rPr>
+        <w:t>homelabs</w:t>
+      </w:r>
+      <w:proofErr w:type="spellEnd"/>
+      <w:r>
+        <w:rPr>
+          <w:sz w:val="16"/>
+          <w:szCs w:val="16"/>
+        </w:rPr>
+        <w:t xml:space="preserve"> using </w:t>
+      </w:r>
+      <w:proofErr w:type="spellStart"/>
+      <w:r>
+        <w:rPr>
+          <w:sz w:val="16"/>
+          <w:szCs w:val="16"/>
+        </w:rPr>
+        <w:t>splu</w:t>
+      </w:r>
+      <w:r>
+        <w:rPr>
+          <w:sz w:val="16"/>
+          <w:szCs w:val="16"/>
+        </w:rPr>
+        <w:t>n</w:t>
+      </w:r>
+      <w:r>
+        <w:rPr>
+          <w:sz w:val="16"/>
+          <w:szCs w:val="16"/>
+        </w:rPr>
+        <w:t>k</w:t>
+      </w:r>
+      <w:proofErr w:type="spellEnd"/>
+      <w:r>
+        <w:rPr>
+          <w:sz w:val="16"/>
+          <w:szCs w:val="16"/>
+        </w:rPr>
+        <w:t xml:space="preserve"> and </w:t>
+      </w:r>
+      <w:proofErr w:type="spellStart"/>
+      <w:r>
+        <w:rPr>
+          <w:sz w:val="16"/>
+          <w:szCs w:val="16"/>
+        </w:rPr>
+        <w:t>wazuh</w:t>
+      </w:r>
+      <w:proofErr w:type="spellEnd"/>
+      <w:r>
+        <w:rPr>
+          <w:sz w:val="16"/>
+          <w:szCs w:val="16"/>
+        </w:rPr>
+        <w:t>. Skilled in log analysis, threat detection</w:t>
+      </w:r>
+      <w:r>
+        <w:rPr>
+          <w:sz w:val="16"/>
+          <w:szCs w:val="16"/>
+        </w:rPr>
+        <w:t xml:space="preserve">, and incident triage aligned with MITRE ATT&amp;CK </w:t>
+      </w:r>
+      <w:r>
+        <w:rPr>
+          <w:sz w:val="16"/>
+          <w:szCs w:val="16"/>
+        </w:rPr>
+        <w:t>techniques. Experienced</w:t>
+      </w:r>
+      <w:r>
+        <w:rPr>
+          <w:sz w:val="16"/>
+          <w:szCs w:val="16"/>
+        </w:rPr>
+        <w:t xml:space="preserve"> </w:t>
+      </w:r>
+      <w:r>
+        <w:rPr>
+          <w:sz w:val="16"/>
+          <w:szCs w:val="16"/>
+        </w:rPr>
+        <w:t>analysing</w:t>
+      </w:r>
+      <w:r>
+        <w:rPr>
+          <w:sz w:val="16"/>
+          <w:szCs w:val="16"/>
+        </w:rPr>
+        <w:t xml:space="preserve"> </w:t>
+      </w:r>
+      <w:r>
+        <w:rPr>
+          <w:sz w:val="16"/>
+          <w:szCs w:val="16"/>
+        </w:rPr>
+        <w:t>windows</w:t>
+      </w:r>
+      <w:r>
+        <w:rPr>
+          <w:sz w:val="16"/>
+          <w:szCs w:val="16"/>
+        </w:rPr>
+        <w:t xml:space="preserve"> security events, investigating alerts, and documenting incident response procedures. Seeking an entry-level SOC analyst role where practical monitoring, </w:t>
+      </w:r>
+      <w:r>
+        <w:rPr>
+          <w:sz w:val="16"/>
+          <w:szCs w:val="16"/>
+        </w:rPr>
+        <w:t>investigation</w:t>
+      </w:r>
+      <w:r>
+        <w:rPr>
+          <w:sz w:val="16"/>
+          <w:szCs w:val="16"/>
+        </w:rPr>
+        <w:t>, and threat detection skills can support organizational security op</w:t>
+      </w:r>
+      <w:r>
+        <w:rPr>
+          <w:sz w:val="16"/>
+          <w:szCs w:val="16"/>
+        </w:rPr>
+        <w:t>erations.</w:t>
+      </w:r>
+    </w:p>
+    <w:p>
+      <w:pPr>
+        <w:rPr>
+          <w:sz w:val="16"/>
+          <w:szCs w:val="16"/>
+        </w:rPr>
+      </w:pPr>
+    </w:p>
+    <w:p>
+      <w:pPr>
+        <w:spacing w:line="240" w:lineRule="auto"/>
+        <w:rPr>
+          <w:sz w:val="20"/>
+          <w:szCs w:val="20"/>
+        </w:rPr>
+      </w:pPr>
+      <w:r>
+        <w:rPr>
+          <w:sz w:val="20"/>
+          <w:szCs w:val="20"/>
+        </w:rPr>
+        <w:t>SOC Tool Stack</w:t>
+      </w:r>
+    </w:p>
+    <w:p>
+      <w:pPr>
+        <w:spacing w:line="240" w:lineRule="auto"/>
+        <w:rPr>
+          <w:sz w:val="16"/>
+          <w:szCs w:val="16"/>
+        </w:rPr>
+      </w:pPr>
+      <w:r>
+        <w:rPr>
+          <w:sz w:val="16"/>
+          <w:szCs w:val="16"/>
+        </w:rPr>
+        <w:t xml:space="preserve">Splunk | </w:t>
+      </w:r>
+      <w:proofErr w:type="spellStart"/>
+      <w:r>
+        <w:rPr>
+          <w:sz w:val="16"/>
+          <w:szCs w:val="16"/>
+        </w:rPr>
+        <w:t>Wazuh</w:t>
+      </w:r>
+      <w:proofErr w:type="spellEnd"/>
+      <w:r>
+        <w:rPr>
+          <w:sz w:val="16"/>
+          <w:szCs w:val="16"/>
+        </w:rPr>
+        <w:t xml:space="preserve"> | windows event logs | Wireshark</w:t>
+      </w:r>
+    </w:p>
+    <w:p>
+      <w:pPr>
+        <w:spacing w:line="240" w:lineRule="auto"/>
+        <w:rPr>
+          <w:sz w:val="16"/>
+          <w:szCs w:val="16"/>
+        </w:rPr>
+      </w:pPr>
+      <w:r>
+        <w:rPr>
+          <w:sz w:val="16"/>
+          <w:szCs w:val="16"/>
+        </w:rPr>
+        <w:t xml:space="preserve">Active directory | </w:t>
+      </w:r>
+      <w:r>
+        <w:rPr>
+          <w:sz w:val="16"/>
+          <w:szCs w:val="16"/>
+        </w:rPr>
+        <w:t xml:space="preserve">PowerShell | Bash | Nmap | </w:t>
+      </w:r>
+      <w:proofErr w:type="spellStart"/>
+      <w:r>
+        <w:rPr>
+          <w:sz w:val="16"/>
+          <w:szCs w:val="16"/>
+        </w:rPr>
+        <w:t>Burpe</w:t>
+      </w:r>
+      <w:proofErr w:type="spellEnd"/>
+      <w:r>
+        <w:rPr>
+          <w:sz w:val="16"/>
+          <w:szCs w:val="16"/>
+        </w:rPr>
+        <w:t xml:space="preserve"> Suite | </w:t>
+      </w:r>
+      <w:proofErr w:type="spellStart"/>
+      <w:r>
+        <w:rPr>
+          <w:sz w:val="16"/>
+          <w:szCs w:val="16"/>
+        </w:rPr>
+        <w:t>Metaploit</w:t>
+      </w:r>
+      <w:proofErr w:type="spellEnd"/>
+    </w:p>
+    <w:p>
+      <w:pPr>
+        <w:spacing w:line="240" w:lineRule="auto"/>
+        <w:rPr>
+          <w:sz w:val="16"/>
+          <w:szCs w:val="16"/>
+        </w:rPr>
+      </w:pPr>
+      <w:r>
+        <w:rPr>
+          <w:sz w:val="16"/>
+          <w:szCs w:val="16"/>
+        </w:rPr>
+        <w:t>MITRE ATT&amp;CK | SIEM Monitoring | Log Analysis | Incident Triage</w:t>
+      </w:r>
+    </w:p>
+    <w:p>
+      <w:pPr>
+        <w:spacing w:line="240" w:lineRule="auto"/>
+        <w:rPr>
+          <w:sz w:val="20"/>
+          <w:szCs w:val="20"/>
+        </w:rPr>
+      </w:pPr>
+    </w:p>
+    <w:p>
+      <w:pPr>
+        <w:spacing w:line="240" w:lineRule="auto"/>
+        <w:rPr>
+          <w:sz w:val="20"/>
+          <w:szCs w:val="20"/>
+        </w:rPr>
+      </w:pPr>
+      <w:r>
+        <w:rPr>
+          <w:sz w:val="20"/>
+          <w:szCs w:val="20"/>
+        </w:rPr>
+        <w:t>Core technical Skills</w:t>
+      </w:r>
+    </w:p>
+    <w:p>
+      <w:pPr>
+        <w:spacing w:line="240" w:lineRule="auto"/>
+        <w:rPr>
+          <w:sz w:val="16"/>
+          <w:szCs w:val="16"/>
+        </w:rPr>
+      </w:pPr>
+      <w:r>
+        <w:rPr>
+          <w:sz w:val="16"/>
+          <w:szCs w:val="16"/>
+        </w:rPr>
+        <w:t>Security Operations</w:t>
+      </w:r>
+    </w:p>
+    <w:p>
+      <w:pPr>
+        <w:spacing w:line="240" w:lineRule="auto"/>
+        <w:rPr>
+          <w:sz w:val="16"/>
+          <w:szCs w:val="16"/>
+        </w:rPr>
+      </w:pPr>
+      <w:r>
+        <w:rPr>
+          <w:sz w:val="16"/>
+          <w:szCs w:val="16"/>
+        </w:rPr>
+        <w:t>Security monitoring, alert triage, log correlation, threat detection, MITRE ATT</w:t>
+      </w:r>
+      <w:r>
+        <w:rPr>
+          <w:sz w:val="16"/>
+          <w:szCs w:val="16"/>
+        </w:rPr>
+        <w:t>&amp;CK mapping, incident response playbooks.</w:t>
+      </w:r>
+    </w:p>
+    <w:p>
+      <w:pPr>
+        <w:spacing w:line="240" w:lineRule="auto"/>
+        <w:rPr>
+          <w:sz w:val="20"/>
+          <w:szCs w:val="20"/>
+        </w:rPr>
+      </w:pPr>
+      <w:r>
+        <w:rPr>
+          <w:sz w:val="20"/>
+          <w:szCs w:val="20"/>
+        </w:rPr>
+        <w:t>SIEM &amp; Detection</w:t>
+      </w:r>
+    </w:p>
+    <w:p>
+      <w:pPr>
+        <w:spacing w:line="240" w:lineRule="auto"/>
+        <w:rPr>
+          <w:sz w:val="16"/>
+          <w:szCs w:val="16"/>
+        </w:rPr>
+      </w:pPr>
+      <w:r>
+        <w:rPr>
+          <w:sz w:val="16"/>
+          <w:szCs w:val="16"/>
+        </w:rPr>
+        <w:t xml:space="preserve">Splunk, </w:t>
+      </w:r>
+      <w:proofErr w:type="spellStart"/>
+      <w:r>
+        <w:rPr>
+          <w:sz w:val="16"/>
+          <w:szCs w:val="16"/>
+        </w:rPr>
+        <w:t>wazuh</w:t>
+      </w:r>
+      <w:proofErr w:type="spellEnd"/>
+      <w:r>
+        <w:rPr>
+          <w:sz w:val="16"/>
+          <w:szCs w:val="16"/>
+        </w:rPr>
+        <w:t>, security log collection, detection engineering fundamentals, investigation</w:t>
+      </w:r>
+      <w:r>
+        <w:rPr>
+          <w:sz w:val="16"/>
+          <w:szCs w:val="16"/>
+        </w:rPr>
+        <w:t xml:space="preserve"> workflows.</w:t>
+      </w:r>
+    </w:p>
+    <w:p>
+      <w:pPr>
+        <w:spacing w:line="240" w:lineRule="auto"/>
+        <w:rPr>
+          <w:sz w:val="20"/>
+          <w:szCs w:val="20"/>
+        </w:rPr>
+      </w:pPr>
+      <w:r>
+        <w:rPr>
+          <w:sz w:val="20"/>
+          <w:szCs w:val="20"/>
+        </w:rPr>
+        <w:t>Operating systems</w:t>
+      </w:r>
+    </w:p>
+    <w:p>
+      <w:pPr>
+        <w:spacing w:line="240" w:lineRule="auto"/>
+        <w:rPr>
+          <w:sz w:val="16"/>
+          <w:szCs w:val="16"/>
+        </w:rPr>
+      </w:pPr>
+      <w:r>
+        <w:rPr>
+          <w:sz w:val="16"/>
+          <w:szCs w:val="16"/>
+        </w:rPr>
+        <w:t xml:space="preserve">Windows administration, </w:t>
+      </w:r>
+      <w:proofErr w:type="spellStart"/>
+      <w:r>
+        <w:rPr>
+          <w:sz w:val="16"/>
+          <w:szCs w:val="16"/>
+        </w:rPr>
+        <w:t>linux</w:t>
+      </w:r>
+      <w:proofErr w:type="spellEnd"/>
+      <w:r>
+        <w:rPr>
+          <w:sz w:val="16"/>
+          <w:szCs w:val="16"/>
+        </w:rPr>
+        <w:t xml:space="preserve"> CLI, Kali Linux.</w:t>
+      </w:r>
+    </w:p>
+    <w:p>
+      <w:pPr>
+        <w:spacing w:line="240" w:lineRule="auto"/>
+        <w:rPr>
+          <w:sz w:val="20"/>
+          <w:szCs w:val="20"/>
+        </w:rPr>
+      </w:pPr>
+      <w:r>
+        <w:rPr>
+          <w:sz w:val="20"/>
+          <w:szCs w:val="20"/>
+        </w:rPr>
+        <w:t>Networking</w:t>
+      </w:r>
+    </w:p>
+    <w:p>
+      <w:pPr>
+        <w:spacing w:line="240" w:lineRule="auto"/>
+        <w:rPr>
+          <w:sz w:val="16"/>
+          <w:szCs w:val="16"/>
+        </w:rPr>
+      </w:pPr>
+      <w:r>
+        <w:rPr>
+          <w:sz w:val="16"/>
+          <w:szCs w:val="16"/>
+        </w:rPr>
+        <w:t xml:space="preserve">TCP/IP, DNS, DHCP, network troubleshooting, packet analysis with </w:t>
+      </w:r>
+      <w:proofErr w:type="spellStart"/>
+      <w:r>
+        <w:rPr>
+          <w:sz w:val="16"/>
+          <w:szCs w:val="16"/>
+        </w:rPr>
+        <w:t>wireshark</w:t>
+      </w:r>
+      <w:proofErr w:type="spellEnd"/>
+      <w:r>
+        <w:rPr>
+          <w:sz w:val="16"/>
+          <w:szCs w:val="16"/>
+        </w:rPr>
+        <w:t>.</w:t>
+      </w:r>
+    </w:p>
+    <w:p>
+      <w:pPr>
+        <w:spacing w:line="240" w:lineRule="auto"/>
+        <w:rPr>
+          <w:sz w:val="20"/>
+          <w:szCs w:val="20"/>
+        </w:rPr>
+      </w:pPr>
+      <w:r>
+        <w:rPr>
+          <w:sz w:val="20"/>
+          <w:szCs w:val="20"/>
+        </w:rPr>
+        <w:t>Identity &amp; Infrastructure</w:t>
+      </w:r>
+    </w:p>
+    <w:p>
+      <w:pPr>
+        <w:spacing w:line="240" w:lineRule="auto"/>
+        <w:rPr>
+          <w:sz w:val="16"/>
+          <w:szCs w:val="16"/>
+        </w:rPr>
+      </w:pPr>
+      <w:r>
+        <w:rPr>
+          <w:sz w:val="16"/>
+          <w:szCs w:val="16"/>
+        </w:rPr>
+        <w:t>Active directory fundamentals</w:t>
+      </w:r>
+      <w:r>
+        <w:rPr>
+          <w:sz w:val="16"/>
+          <w:szCs w:val="16"/>
+        </w:rPr>
+        <w:t>, authentication, user account management, access control.</w:t>
+      </w:r>
+    </w:p>
+    <w:p>
+      <w:pPr>
+        <w:spacing w:line="240" w:lineRule="auto"/>
+        <w:rPr>
+          <w:sz w:val="20"/>
+          <w:szCs w:val="20"/>
+        </w:rPr>
+      </w:pPr>
+      <w:r>
+        <w:rPr>
+          <w:sz w:val="20"/>
+          <w:szCs w:val="20"/>
+        </w:rPr>
+        <w:t>Security Tools</w:t>
+      </w:r>
+    </w:p>
+    <w:p>
+      <w:pPr>
+        <w:spacing w:line="240" w:lineRule="auto"/>
+        <w:rPr>
+          <w:sz w:val="16"/>
+          <w:szCs w:val="16"/>
+        </w:rPr>
+      </w:pPr>
+      <w:r>
+        <w:rPr>
+          <w:sz w:val="16"/>
+          <w:szCs w:val="16"/>
+        </w:rPr>
+        <w:t>Nmap, Burp Suite, Metasploit, threat intelligence platforms</w:t>
+      </w:r>
+      <w:r>
+        <w:rPr>
+          <w:sz w:val="16"/>
+          <w:szCs w:val="16"/>
+        </w:rPr>
+        <w:t xml:space="preserve"> including virus total and </w:t>
+      </w:r>
+      <w:proofErr w:type="spellStart"/>
+      <w:r>
+        <w:rPr>
+          <w:sz w:val="16"/>
+          <w:szCs w:val="16"/>
+        </w:rPr>
+        <w:t>any.run</w:t>
+      </w:r>
+      <w:proofErr w:type="spellEnd"/>
+    </w:p>
+    <w:p>
+      <w:pPr>
+        <w:spacing w:line="240" w:lineRule="auto"/>
+        <w:rPr>
+          <w:sz w:val="16"/>
+          <w:szCs w:val="16"/>
+        </w:rPr>
+      </w:pPr>
+      <w:r>
+        <w:rPr>
+          <w:sz w:val="16"/>
+          <w:szCs w:val="16"/>
+        </w:rPr>
+        <w:t>Scripting</w:t>
+      </w:r>
+      <w:r>
+        <w:rPr>
+          <w:sz w:val="16"/>
+          <w:szCs w:val="16"/>
+        </w:rPr>
+        <w:t xml:space="preserve">, </w:t>
+      </w:r>
+      <w:proofErr w:type="spellStart"/>
+      <w:r>
+        <w:rPr>
+          <w:sz w:val="16"/>
+          <w:szCs w:val="16"/>
+        </w:rPr>
+        <w:t>Powershell</w:t>
+      </w:r>
+      <w:proofErr w:type="spellEnd"/>
+      <w:r>
+        <w:rPr>
+          <w:sz w:val="16"/>
+          <w:szCs w:val="16"/>
+        </w:rPr>
+        <w:t>, Bash, basic python scripting</w:t>
+      </w:r>
+    </w:p>
+    <w:p>
+      <w:pPr>
+        <w:spacing w:line="240" w:lineRule="auto"/>
+        <w:rPr>
+          <w:sz w:val="20"/>
+          <w:szCs w:val="20"/>
+        </w:rPr>
+      </w:pPr>
+      <w:r>
+        <w:rPr>
+          <w:sz w:val="20"/>
+          <w:szCs w:val="20"/>
+        </w:rPr>
+        <w:t>Virtualization</w:t>
+      </w:r>
+    </w:p>
+    <w:p>
+      <w:pPr>
+        <w:spacing w:line="240" w:lineRule="auto"/>
+        <w:rPr>
+          <w:sz w:val="16"/>
+          <w:szCs w:val="16"/>
+        </w:rPr>
+      </w:pPr>
+      <w:r>
+        <w:rPr>
+          <w:sz w:val="16"/>
+          <w:szCs w:val="16"/>
+        </w:rPr>
+        <w:t>VirtualBox and VMware lab environments.</w:t>
+      </w:r>
+    </w:p>
+    <w:p>
+      <w:pPr>
+        <w:spacing w:line="240" w:lineRule="auto"/>
+        <w:rPr>
+          <w:sz w:val="20"/>
+          <w:szCs w:val="20"/>
+        </w:rPr>
+      </w:pPr>
+      <w:r>
+        <w:rPr>
+          <w:sz w:val="20"/>
+          <w:szCs w:val="20"/>
+        </w:rPr>
+        <w:t>Documentation</w:t>
+      </w:r>
+    </w:p>
+    <w:p>
+      <w:pPr>
+        <w:spacing w:line="240" w:lineRule="auto"/>
+        <w:rPr>
+          <w:sz w:val="16"/>
+          <w:szCs w:val="16"/>
+        </w:rPr>
+      </w:pPr>
+      <w:r>
+        <w:rPr>
+          <w:sz w:val="16"/>
+          <w:szCs w:val="16"/>
+        </w:rPr>
+        <w:t xml:space="preserve">Git, </w:t>
+      </w:r>
+      <w:proofErr w:type="spellStart"/>
+      <w:r>
+        <w:rPr>
+          <w:sz w:val="16"/>
+          <w:szCs w:val="16"/>
+        </w:rPr>
+        <w:t>Github</w:t>
+      </w:r>
+      <w:proofErr w:type="spellEnd"/>
+      <w:r>
+        <w:rPr>
+          <w:sz w:val="16"/>
+          <w:szCs w:val="16"/>
+        </w:rPr>
+        <w:t xml:space="preserve">, Markdown, technical investigation documentation and </w:t>
+      </w:r>
+      <w:proofErr w:type="spellStart"/>
+      <w:r>
+        <w:rPr>
+          <w:sz w:val="16"/>
+          <w:szCs w:val="16"/>
+        </w:rPr>
+        <w:t>incdent</w:t>
+      </w:r>
+      <w:proofErr w:type="spellEnd"/>
+      <w:r>
+        <w:rPr>
+          <w:sz w:val="16"/>
+          <w:szCs w:val="16"/>
+        </w:rPr>
+        <w:t xml:space="preserve"> response procedures.</w:t>
+      </w:r>
+    </w:p>
+    <w:p>
+      <w:pPr>
+        <w:spacing w:line="240" w:lineRule="auto"/>
+        <w:rPr>
+          <w:sz w:val="20"/>
+          <w:szCs w:val="20"/>
+        </w:rPr>
+      </w:pPr>
+    </w:p>
+    <w:p>
+      <w:pPr>
+        <w:spacing w:line="240" w:lineRule="auto"/>
+        <w:rPr>
+          <w:sz w:val="20"/>
+          <w:szCs w:val="20"/>
+        </w:rPr>
+      </w:pPr>
+      <w:r>
+        <w:rPr>
+          <w:sz w:val="20"/>
+          <w:szCs w:val="20"/>
+        </w:rPr>
+        <w:lastRenderedPageBreak/>
+        <w:t>Technical Projects(GitHub Portfolio)</w:t>
+      </w:r>
+    </w:p>
+    <w:p>
+      <w:pPr>
+        <w:spacing w:line="240" w:lineRule="auto"/>
+        <w:rPr>
+          <w:sz w:val="20"/>
+          <w:szCs w:val="20"/>
+        </w:rPr>
+      </w:pPr>
+      <w:r>
+        <w:rPr>
+          <w:sz w:val="20"/>
+          <w:szCs w:val="20"/>
+        </w:rPr>
+        <w:t xml:space="preserve">Project Hydra </w:t>
+      </w:r>
+      <w:r>
+        <w:rPr>
+          <w:sz w:val="20"/>
+          <w:szCs w:val="20"/>
+        </w:rPr>
+        <w:t>–</w:t>
+      </w:r>
+      <w:r>
+        <w:rPr>
+          <w:sz w:val="20"/>
+          <w:szCs w:val="20"/>
+        </w:rPr>
+        <w:t xml:space="preserve"> SOC</w:t>
+      </w:r>
+      <w:r>
+        <w:rPr>
+          <w:sz w:val="20"/>
+          <w:szCs w:val="20"/>
+        </w:rPr>
+        <w:t xml:space="preserve"> SIEM </w:t>
+      </w:r>
+      <w:proofErr w:type="spellStart"/>
+      <w:r>
+        <w:rPr>
+          <w:sz w:val="20"/>
+          <w:szCs w:val="20"/>
+        </w:rPr>
+        <w:t>homelab</w:t>
+      </w:r>
+      <w:proofErr w:type="spellEnd"/>
+    </w:p>
+    <w:p>
+      <w:pPr>
+        <w:spacing w:line="240" w:lineRule="auto"/>
+        <w:rPr>
+          <w:sz w:val="16"/>
+          <w:szCs w:val="16"/>
+        </w:rPr>
+      </w:pPr>
       <w:hyperlink r:id="rId5" w:history="1">
-        <w:r>
-          <w:rPr>
-            <w:rStyle w:val="Hyperlink"/>
-            <w:sz w:val="20"/>
-            <w:szCs w:val="20"/>
-          </w:rPr>
-          <w:t>https://www.linkedin.com/in/sauvesigley</w:t>
-        </w:r>
-      </w:hyperlink>
-    </w:p>
-    <w:p>
-      <w:pPr>
-        <w:spacing w:after="0"/>
-        <w:rPr>
-          <w:sz w:val="20"/>
-          <w:szCs w:val="20"/>
-        </w:rPr>
-      </w:pPr>
-      <w:proofErr w:type="spellStart"/>
-      <w:r>
-        <w:rPr>
-          <w:sz w:val="20"/>
-          <w:szCs w:val="20"/>
-        </w:rPr>
-        <w:t>Github</w:t>
-      </w:r>
-      <w:proofErr w:type="spellEnd"/>
-      <w:r>
-        <w:rPr>
-          <w:sz w:val="20"/>
-          <w:szCs w:val="20"/>
-        </w:rPr>
-        <w:t xml:space="preserve">: </w:t>
-      </w:r>
-      <w:hyperlink r:id="rId6" w:history="1">
-        <w:r>
-          <w:rPr>
-            <w:rStyle w:val="Hyperlink"/>
-            <w:sz w:val="20"/>
-            <w:szCs w:val="20"/>
-          </w:rPr>
-          <w:t>https://github.com/sauvesigley</w:t>
-        </w:r>
-      </w:hyperlink>
-    </w:p>
-    <w:p>
-      <w:pPr>
-        <w:spacing w:after="0"/>
-        <w:rPr>
-          <w:sz w:val="20"/>
-          <w:szCs w:val="20"/>
-        </w:rPr>
-      </w:pPr>
-      <w:proofErr w:type="spellStart"/>
-      <w:r>
-        <w:rPr>
-          <w:sz w:val="20"/>
-          <w:szCs w:val="20"/>
-        </w:rPr>
-        <w:t>TryHackMe</w:t>
-      </w:r>
-      <w:proofErr w:type="spellEnd"/>
-      <w:r>
-        <w:rPr>
-          <w:sz w:val="20"/>
-          <w:szCs w:val="20"/>
-        </w:rPr>
-        <w:t xml:space="preserve">: </w:t>
-      </w:r>
-      <w:hyperlink r:id="rId7" w:history="1">
-        <w:r>
-          <w:rPr>
-            <w:rStyle w:val="Hyperlink"/>
-            <w:sz w:val="20"/>
-            <w:szCs w:val="20"/>
-          </w:rPr>
-          <w:t>https://tryhackme.com/p/sauvesigley</w:t>
-        </w:r>
-      </w:hyperlink>
-    </w:p>
-    <w:p>
-      <w:pPr>
-        <w:spacing w:after="0"/>
-        <w:rPr>
-          <w:sz w:val="20"/>
-          <w:szCs w:val="20"/>
-        </w:rPr>
-      </w:pPr>
-    </w:p>
-    <w:p>
-      <w:pPr>
-        <w:spacing w:after="0"/>
-        <w:rPr>
-          <w:sz w:val="20"/>
-          <w:szCs w:val="20"/>
-        </w:rPr>
-      </w:pPr>
-      <w:r>
-        <w:rPr>
-          <w:sz w:val="20"/>
-          <w:szCs w:val="20"/>
-        </w:rPr>
-        <w:t>Professional summary</w:t>
-      </w:r>
-    </w:p>
-    <w:p>
-      <w:pPr>
-        <w:spacing w:after="0"/>
-        <w:rPr>
-          <w:sz w:val="16"/>
-          <w:szCs w:val="16"/>
-        </w:rPr>
-      </w:pPr>
-      <w:r>
-        <w:rPr>
-          <w:sz w:val="16"/>
-          <w:szCs w:val="16"/>
-        </w:rPr>
-        <w:t>Second-year Bachelor of Cyber Security student with proven 1.375 EFTSL academic record (Equivalent to a Diploma of Information Technology</w:t>
-      </w:r>
-      <w:r>
-        <w:rPr>
-          <w:sz w:val="16"/>
-          <w:szCs w:val="16"/>
-        </w:rPr>
-        <w:t>)</w:t>
-      </w:r>
-      <w:r>
-        <w:rPr>
-          <w:sz w:val="16"/>
-          <w:szCs w:val="16"/>
-        </w:rPr>
-        <w:t>.</w:t>
-      </w:r>
-      <w:r>
-        <w:rPr>
-          <w:sz w:val="16"/>
-          <w:szCs w:val="16"/>
-        </w:rPr>
-        <w:t xml:space="preserve"> Specializing </w:t>
-      </w:r>
-      <w:r>
-        <w:rPr>
-          <w:sz w:val="16"/>
-          <w:szCs w:val="16"/>
-        </w:rPr>
-        <w:t xml:space="preserve">in security operations with hands on experience building and operating SIEM </w:t>
-      </w:r>
-      <w:proofErr w:type="spellStart"/>
-      <w:r>
-        <w:rPr>
-          <w:sz w:val="16"/>
-          <w:szCs w:val="16"/>
-        </w:rPr>
-        <w:t>homelabs</w:t>
-      </w:r>
-      <w:proofErr w:type="spellEnd"/>
-      <w:r>
-        <w:rPr>
-          <w:sz w:val="16"/>
-          <w:szCs w:val="16"/>
-        </w:rPr>
-        <w:t xml:space="preserve"> using </w:t>
-      </w:r>
-      <w:proofErr w:type="spellStart"/>
-      <w:r>
-        <w:rPr>
-          <w:sz w:val="16"/>
-          <w:szCs w:val="16"/>
-        </w:rPr>
-        <w:t>splu</w:t>
-      </w:r>
-      <w:r>
-        <w:rPr>
-          <w:sz w:val="16"/>
-          <w:szCs w:val="16"/>
-        </w:rPr>
-        <w:t>n</w:t>
-      </w:r>
-      <w:r>
-        <w:rPr>
-          <w:sz w:val="16"/>
-          <w:szCs w:val="16"/>
-        </w:rPr>
-        <w:t>k</w:t>
-      </w:r>
-      <w:proofErr w:type="spellEnd"/>
-      <w:r>
-        <w:rPr>
-          <w:sz w:val="16"/>
-          <w:szCs w:val="16"/>
-        </w:rPr>
-        <w:t xml:space="preserve"> and </w:t>
-      </w:r>
-      <w:proofErr w:type="spellStart"/>
-      <w:r>
-        <w:rPr>
-          <w:sz w:val="16"/>
-          <w:szCs w:val="16"/>
-        </w:rPr>
-        <w:t>wazuh</w:t>
-      </w:r>
-      <w:proofErr w:type="spellEnd"/>
-      <w:r>
-        <w:rPr>
-          <w:sz w:val="16"/>
-          <w:szCs w:val="16"/>
-        </w:rPr>
-        <w:t>. Skilled in log analysis, threat detection</w:t>
-      </w:r>
-      <w:r>
-        <w:rPr>
-          <w:sz w:val="16"/>
-          <w:szCs w:val="16"/>
-        </w:rPr>
-        <w:t xml:space="preserve">, and incident triage aligned with MITRE ATT&amp;CK </w:t>
-      </w:r>
-      <w:r>
-        <w:rPr>
-          <w:sz w:val="16"/>
-          <w:szCs w:val="16"/>
-        </w:rPr>
-        <w:t>techniques. Experienced</w:t>
-      </w:r>
-      <w:r>
-        <w:rPr>
-          <w:sz w:val="16"/>
-          <w:szCs w:val="16"/>
-        </w:rPr>
-        <w:t xml:space="preserve"> </w:t>
-      </w:r>
-      <w:r>
-        <w:rPr>
-          <w:sz w:val="16"/>
-          <w:szCs w:val="16"/>
-        </w:rPr>
-        <w:t>analysing</w:t>
-      </w:r>
-      <w:r>
-        <w:rPr>
-          <w:sz w:val="16"/>
-          <w:szCs w:val="16"/>
-        </w:rPr>
-        <w:t xml:space="preserve"> </w:t>
-      </w:r>
-      <w:r>
-        <w:rPr>
-          <w:sz w:val="16"/>
-          <w:szCs w:val="16"/>
-        </w:rPr>
-        <w:t>windows</w:t>
-      </w:r>
-      <w:r>
-        <w:rPr>
-          <w:sz w:val="16"/>
-          <w:szCs w:val="16"/>
-        </w:rPr>
-        <w:t xml:space="preserve"> security events, investigating alerts, and documenting incident response procedures. Seeking an entry-level SOC analyst role where practical monitoring, </w:t>
-      </w:r>
-      <w:r>
-        <w:rPr>
-          <w:sz w:val="16"/>
-          <w:szCs w:val="16"/>
-        </w:rPr>
-        <w:t>investigation</w:t>
-      </w:r>
-      <w:r>
-        <w:rPr>
-          <w:sz w:val="16"/>
-          <w:szCs w:val="16"/>
-        </w:rPr>
-        <w:t>, and threat detection skills can support organizational security op</w:t>
-      </w:r>
-      <w:r>
-        <w:rPr>
-          <w:sz w:val="16"/>
-          <w:szCs w:val="16"/>
-        </w:rPr>
-        <w:t>erations.</w:t>
-      </w:r>
-    </w:p>
-    <w:p>
-      <w:pPr>
-        <w:rPr>
-          <w:sz w:val="16"/>
-          <w:szCs w:val="16"/>
-        </w:rPr>
-      </w:pPr>
-    </w:p>
-    <w:p>
-      <w:pPr>
-        <w:spacing w:line="240" w:lineRule="auto"/>
-        <w:rPr>
-          <w:sz w:val="20"/>
-          <w:szCs w:val="20"/>
-        </w:rPr>
-      </w:pPr>
-      <w:r>
-        <w:rPr>
-          <w:sz w:val="20"/>
-          <w:szCs w:val="20"/>
-        </w:rPr>
-        <w:t>SOC Tool Stack</w:t>
-      </w:r>
-    </w:p>
-    <w:p>
-      <w:pPr>
-        <w:spacing w:line="240" w:lineRule="auto"/>
-        <w:rPr>
-          <w:sz w:val="16"/>
-          <w:szCs w:val="16"/>
-        </w:rPr>
-      </w:pPr>
-      <w:r>
-        <w:rPr>
-          <w:sz w:val="16"/>
-          <w:szCs w:val="16"/>
-        </w:rPr>
-        <w:t xml:space="preserve">Splunk | </w:t>
-      </w:r>
-      <w:proofErr w:type="spellStart"/>
-      <w:r>
-        <w:rPr>
-          <w:sz w:val="16"/>
-          <w:szCs w:val="16"/>
-        </w:rPr>
-        <w:t>Wazuh</w:t>
-      </w:r>
-      <w:proofErr w:type="spellEnd"/>
-      <w:r>
-        <w:rPr>
-          <w:sz w:val="16"/>
-          <w:szCs w:val="16"/>
-        </w:rPr>
-        <w:t xml:space="preserve"> | windows event logs | Wireshark</w:t>
-      </w:r>
-    </w:p>
-    <w:p>
-      <w:pPr>
-        <w:spacing w:line="240" w:lineRule="auto"/>
-        <w:rPr>
-          <w:sz w:val="16"/>
-          <w:szCs w:val="16"/>
-        </w:rPr>
-      </w:pPr>
-      <w:r>
-        <w:rPr>
-          <w:sz w:val="16"/>
-          <w:szCs w:val="16"/>
-        </w:rPr>
-        <w:t xml:space="preserve">Active directory | </w:t>
-      </w:r>
-      <w:r>
-        <w:rPr>
-          <w:sz w:val="16"/>
-          <w:szCs w:val="16"/>
-        </w:rPr>
-        <w:t xml:space="preserve">PowerShell | Bash | Nmap | </w:t>
-      </w:r>
-      <w:proofErr w:type="spellStart"/>
-      <w:r>
-        <w:rPr>
-          <w:sz w:val="16"/>
-          <w:szCs w:val="16"/>
-        </w:rPr>
-        <w:t>Burpe</w:t>
-      </w:r>
-      <w:proofErr w:type="spellEnd"/>
-      <w:r>
-        <w:rPr>
-          <w:sz w:val="16"/>
-          <w:szCs w:val="16"/>
-        </w:rPr>
-        <w:t xml:space="preserve"> Suite | </w:t>
-      </w:r>
-      <w:proofErr w:type="spellStart"/>
-      <w:r>
-        <w:rPr>
-          <w:sz w:val="16"/>
-          <w:szCs w:val="16"/>
-        </w:rPr>
-        <w:t>Metaploit</w:t>
-      </w:r>
-      <w:proofErr w:type="spellEnd"/>
-    </w:p>
-    <w:p>
-      <w:pPr>
-        <w:spacing w:line="240" w:lineRule="auto"/>
-        <w:rPr>
-          <w:sz w:val="16"/>
-          <w:szCs w:val="16"/>
-        </w:rPr>
-      </w:pPr>
-      <w:r>
-        <w:rPr>
-          <w:sz w:val="16"/>
-          <w:szCs w:val="16"/>
-        </w:rPr>
-        <w:t>MITRE ATT&amp;CK | SIEM Monitoring | Log Analysis | Incident Triage</w:t>
-      </w:r>
-    </w:p>
-    <w:p>
-      <w:pPr>
-        <w:spacing w:line="240" w:lineRule="auto"/>
-        <w:rPr>
-          <w:sz w:val="20"/>
-          <w:szCs w:val="20"/>
-        </w:rPr>
-      </w:pPr>
-    </w:p>
-    <w:p>
-      <w:pPr>
-        <w:spacing w:line="240" w:lineRule="auto"/>
-        <w:rPr>
-          <w:sz w:val="20"/>
-          <w:szCs w:val="20"/>
-        </w:rPr>
-      </w:pPr>
-      <w:r>
-        <w:rPr>
-          <w:sz w:val="20"/>
-          <w:szCs w:val="20"/>
-        </w:rPr>
-        <w:t>Core technical Skills</w:t>
-      </w:r>
-    </w:p>
-    <w:p>
-      <w:pPr>
-        <w:spacing w:line="240" w:lineRule="auto"/>
-        <w:rPr>
-          <w:sz w:val="16"/>
-          <w:szCs w:val="16"/>
-        </w:rPr>
-      </w:pPr>
-      <w:r>
-        <w:rPr>
-          <w:sz w:val="16"/>
-          <w:szCs w:val="16"/>
-        </w:rPr>
-        <w:t>Security Operations</w:t>
-      </w:r>
-    </w:p>
-    <w:p>
-      <w:pPr>
-        <w:spacing w:line="240" w:lineRule="auto"/>
-        <w:rPr>
-          <w:sz w:val="16"/>
-          <w:szCs w:val="16"/>
-        </w:rPr>
-      </w:pPr>
-      <w:r>
-        <w:rPr>
-          <w:sz w:val="16"/>
-          <w:szCs w:val="16"/>
-        </w:rPr>
-        <w:t>Security monitoring, alert triage, log correlation, threat detection, MITRE ATT</w:t>
-      </w:r>
-      <w:r>
-        <w:rPr>
-          <w:sz w:val="16"/>
-          <w:szCs w:val="16"/>
-        </w:rPr>
-        <w:t>&amp;CK mapping, incident response playbooks.</w:t>
-      </w:r>
-    </w:p>
-    <w:p>
-      <w:pPr>
-        <w:spacing w:line="240" w:lineRule="auto"/>
-        <w:rPr>
-          <w:sz w:val="20"/>
-          <w:szCs w:val="20"/>
-        </w:rPr>
-      </w:pPr>
-      <w:r>
-        <w:rPr>
-          <w:sz w:val="20"/>
-          <w:szCs w:val="20"/>
-        </w:rPr>
-        <w:t>SIEM &amp; Detection</w:t>
-      </w:r>
-    </w:p>
-    <w:p>
-      <w:pPr>
-        <w:spacing w:line="240" w:lineRule="auto"/>
-        <w:rPr>
-          <w:sz w:val="16"/>
-          <w:szCs w:val="16"/>
-        </w:rPr>
-      </w:pPr>
-      <w:r>
-        <w:rPr>
-          <w:sz w:val="16"/>
-          <w:szCs w:val="16"/>
-        </w:rPr>
-        <w:t xml:space="preserve">Splunk, </w:t>
-      </w:r>
-      <w:proofErr w:type="spellStart"/>
-      <w:r>
-        <w:rPr>
-          <w:sz w:val="16"/>
-          <w:szCs w:val="16"/>
-        </w:rPr>
-        <w:t>wazuh</w:t>
-      </w:r>
-      <w:proofErr w:type="spellEnd"/>
-      <w:r>
-        <w:rPr>
-          <w:sz w:val="16"/>
-          <w:szCs w:val="16"/>
-        </w:rPr>
-        <w:t>, security log collection, detection engineering fundamentals, investigation</w:t>
-      </w:r>
-      <w:r>
-        <w:rPr>
-          <w:sz w:val="16"/>
-          <w:szCs w:val="16"/>
-        </w:rPr>
-        <w:t xml:space="preserve"> workflows.</w:t>
-      </w:r>
-    </w:p>
-    <w:p>
-      <w:pPr>
-        <w:spacing w:line="240" w:lineRule="auto"/>
-        <w:rPr>
-          <w:sz w:val="20"/>
-          <w:szCs w:val="20"/>
-        </w:rPr>
-      </w:pPr>
-      <w:r>
-        <w:rPr>
-          <w:sz w:val="20"/>
-          <w:szCs w:val="20"/>
-        </w:rPr>
-        <w:t>Operating systems</w:t>
-      </w:r>
-    </w:p>
-    <w:p>
-      <w:pPr>
-        <w:spacing w:line="240" w:lineRule="auto"/>
-        <w:rPr>
-          <w:sz w:val="16"/>
-          <w:szCs w:val="16"/>
-        </w:rPr>
-      </w:pPr>
-      <w:r>
-        <w:rPr>
-          <w:sz w:val="16"/>
-          <w:szCs w:val="16"/>
-        </w:rPr>
-        <w:t xml:space="preserve">Windows administration, </w:t>
-      </w:r>
-      <w:proofErr w:type="spellStart"/>
-      <w:r>
-        <w:rPr>
-          <w:sz w:val="16"/>
-          <w:szCs w:val="16"/>
-        </w:rPr>
-        <w:t>linux</w:t>
-      </w:r>
-      <w:proofErr w:type="spellEnd"/>
-      <w:r>
-        <w:rPr>
-          <w:sz w:val="16"/>
-          <w:szCs w:val="16"/>
-        </w:rPr>
-        <w:t xml:space="preserve"> CLI, Kali Linux.</w:t>
-      </w:r>
-    </w:p>
-    <w:p>
-      <w:pPr>
-        <w:spacing w:line="240" w:lineRule="auto"/>
-        <w:rPr>
-          <w:sz w:val="20"/>
-          <w:szCs w:val="20"/>
-        </w:rPr>
-      </w:pPr>
-      <w:r>
-        <w:rPr>
-          <w:sz w:val="20"/>
-          <w:szCs w:val="20"/>
-        </w:rPr>
-        <w:t>Networking</w:t>
-      </w:r>
-    </w:p>
-    <w:p>
-      <w:pPr>
-        <w:spacing w:line="240" w:lineRule="auto"/>
-        <w:rPr>
-          <w:sz w:val="16"/>
-          <w:szCs w:val="16"/>
-        </w:rPr>
-      </w:pPr>
-      <w:r>
-        <w:rPr>
-          <w:sz w:val="16"/>
-          <w:szCs w:val="16"/>
-        </w:rPr>
-        <w:t xml:space="preserve">TCP/IP, DNS, DHCP, network troubleshooting, packet analysis with </w:t>
-      </w:r>
-      <w:proofErr w:type="spellStart"/>
-      <w:r>
-        <w:rPr>
-          <w:sz w:val="16"/>
-          <w:szCs w:val="16"/>
-        </w:rPr>
-        <w:t>wireshark</w:t>
-      </w:r>
-      <w:proofErr w:type="spellEnd"/>
-      <w:r>
-        <w:rPr>
-          <w:sz w:val="16"/>
-          <w:szCs w:val="16"/>
-        </w:rPr>
-        <w:t>.</w:t>
-      </w:r>
-    </w:p>
-    <w:p>
-      <w:pPr>
-        <w:spacing w:line="240" w:lineRule="auto"/>
-        <w:rPr>
-          <w:sz w:val="20"/>
-          <w:szCs w:val="20"/>
-        </w:rPr>
-      </w:pPr>
-      <w:r>
-        <w:rPr>
-          <w:sz w:val="20"/>
-          <w:szCs w:val="20"/>
-        </w:rPr>
-        <w:t>Identity &amp; Infrastructure</w:t>
-      </w:r>
-    </w:p>
-    <w:p>
-      <w:pPr>
-        <w:spacing w:line="240" w:lineRule="auto"/>
-        <w:rPr>
-          <w:sz w:val="16"/>
-          <w:szCs w:val="16"/>
-        </w:rPr>
-      </w:pPr>
-      <w:r>
-        <w:rPr>
-          <w:sz w:val="16"/>
-          <w:szCs w:val="16"/>
-        </w:rPr>
-        <w:t>Active directory fundamentals</w:t>
-      </w:r>
-      <w:r>
-        <w:rPr>
-          <w:sz w:val="16"/>
-          <w:szCs w:val="16"/>
-        </w:rPr>
-        <w:t>, authentication, user account management, access control.</w:t>
-      </w:r>
-    </w:p>
-    <w:p>
-      <w:pPr>
-        <w:spacing w:line="240" w:lineRule="auto"/>
-        <w:rPr>
-          <w:sz w:val="20"/>
-          <w:szCs w:val="20"/>
-        </w:rPr>
-      </w:pPr>
-      <w:r>
-        <w:rPr>
-          <w:sz w:val="20"/>
-          <w:szCs w:val="20"/>
-        </w:rPr>
-        <w:t>Security Tools</w:t>
-      </w:r>
-    </w:p>
-    <w:p>
-      <w:pPr>
-        <w:spacing w:line="240" w:lineRule="auto"/>
-        <w:rPr>
-          <w:sz w:val="16"/>
-          <w:szCs w:val="16"/>
-        </w:rPr>
-      </w:pPr>
-      <w:r>
-        <w:rPr>
-          <w:sz w:val="16"/>
-          <w:szCs w:val="16"/>
-        </w:rPr>
-        <w:t>Nmap, Burp Suite, Metasploit, threat intelligence platforms</w:t>
-      </w:r>
-      <w:r>
-        <w:rPr>
-          <w:sz w:val="16"/>
-          <w:szCs w:val="16"/>
-        </w:rPr>
-        <w:t xml:space="preserve"> including virus total and </w:t>
-      </w:r>
-      <w:proofErr w:type="spellStart"/>
-      <w:r>
-        <w:rPr>
-          <w:sz w:val="16"/>
-          <w:szCs w:val="16"/>
-        </w:rPr>
-        <w:t>any.run</w:t>
-      </w:r>
-      <w:proofErr w:type="spellEnd"/>
-    </w:p>
-    <w:p>
-      <w:pPr>
-        <w:spacing w:line="240" w:lineRule="auto"/>
-        <w:rPr>
-          <w:sz w:val="16"/>
-          <w:szCs w:val="16"/>
-        </w:rPr>
-      </w:pPr>
-      <w:r>
-        <w:rPr>
-          <w:sz w:val="16"/>
-          <w:szCs w:val="16"/>
-        </w:rPr>
-        <w:t>Scripting</w:t>
-      </w:r>
-      <w:r>
-        <w:rPr>
-          <w:sz w:val="16"/>
-          <w:szCs w:val="16"/>
-        </w:rPr>
-        <w:t xml:space="preserve">, </w:t>
-      </w:r>
-      <w:proofErr w:type="spellStart"/>
-      <w:r>
-        <w:rPr>
-          <w:sz w:val="16"/>
-          <w:szCs w:val="16"/>
-        </w:rPr>
-        <w:t>Powershell</w:t>
-      </w:r>
-      <w:proofErr w:type="spellEnd"/>
-      <w:r>
-        <w:rPr>
-          <w:sz w:val="16"/>
-          <w:szCs w:val="16"/>
-        </w:rPr>
-        <w:t>, Bash, basic python scripting</w:t>
-      </w:r>
-    </w:p>
-    <w:p>
-      <w:pPr>
-        <w:spacing w:line="240" w:lineRule="auto"/>
-        <w:rPr>
-          <w:sz w:val="20"/>
-          <w:szCs w:val="20"/>
-        </w:rPr>
-      </w:pPr>
-      <w:r>
-        <w:rPr>
-          <w:sz w:val="20"/>
-          <w:szCs w:val="20"/>
-        </w:rPr>
-        <w:t>Virtualization</w:t>
-      </w:r>
-    </w:p>
-    <w:p>
-      <w:pPr>
-        <w:spacing w:line="240" w:lineRule="auto"/>
-        <w:rPr>
-          <w:sz w:val="16"/>
-          <w:szCs w:val="16"/>
-        </w:rPr>
-      </w:pPr>
-      <w:r>
-        <w:rPr>
-          <w:sz w:val="16"/>
-          <w:szCs w:val="16"/>
-        </w:rPr>
-        <w:t>VirtualBox and VMware lab environments.</w:t>
-      </w:r>
-    </w:p>
-    <w:p>
-      <w:pPr>
-        <w:spacing w:line="240" w:lineRule="auto"/>
-        <w:rPr>
-          <w:sz w:val="20"/>
-          <w:szCs w:val="20"/>
-        </w:rPr>
-      </w:pPr>
-      <w:r>
-        <w:rPr>
-          <w:sz w:val="20"/>
-          <w:szCs w:val="20"/>
-        </w:rPr>
-        <w:t>Documentation</w:t>
-      </w:r>
-    </w:p>
-    <w:p>
-      <w:pPr>
-        <w:spacing w:line="240" w:lineRule="auto"/>
-        <w:rPr>
-          <w:sz w:val="16"/>
-          <w:szCs w:val="16"/>
-        </w:rPr>
-      </w:pPr>
-      <w:r>
-        <w:rPr>
-          <w:sz w:val="16"/>
-          <w:szCs w:val="16"/>
-        </w:rPr>
-        <w:t xml:space="preserve">Git, </w:t>
-      </w:r>
-      <w:proofErr w:type="spellStart"/>
-      <w:r>
-        <w:rPr>
-          <w:sz w:val="16"/>
-          <w:szCs w:val="16"/>
-        </w:rPr>
-        <w:t>Github</w:t>
-      </w:r>
-      <w:proofErr w:type="spellEnd"/>
-      <w:r>
-        <w:rPr>
-          <w:sz w:val="16"/>
-          <w:szCs w:val="16"/>
-        </w:rPr>
-        <w:t xml:space="preserve">, Markdown, technical investigation documentation and </w:t>
-      </w:r>
-      <w:proofErr w:type="spellStart"/>
-      <w:r>
-        <w:rPr>
-          <w:sz w:val="16"/>
-          <w:szCs w:val="16"/>
-        </w:rPr>
-        <w:t>incdent</w:t>
-      </w:r>
-      <w:proofErr w:type="spellEnd"/>
-      <w:r>
-        <w:rPr>
-          <w:sz w:val="16"/>
-          <w:szCs w:val="16"/>
-        </w:rPr>
-        <w:t xml:space="preserve"> response procedures.</w:t>
-      </w:r>
-    </w:p>
-    <w:p>
-      <w:pPr>
-        <w:spacing w:line="240" w:lineRule="auto"/>
-        <w:rPr>
-          <w:sz w:val="20"/>
-          <w:szCs w:val="20"/>
-        </w:rPr>
-      </w:pPr>
-    </w:p>
-    <w:p>
-      <w:pPr>
-        <w:spacing w:line="240" w:lineRule="auto"/>
-        <w:rPr>
-          <w:sz w:val="20"/>
-          <w:szCs w:val="20"/>
-        </w:rPr>
-      </w:pPr>
-      <w:r>
-        <w:rPr>
-          <w:sz w:val="20"/>
-          <w:szCs w:val="20"/>
-        </w:rPr>
-        <w:lastRenderedPageBreak/>
-        <w:t xml:space="preserve">Technical </w:t>
-      </w:r>
-      <w:proofErr w:type="gramStart"/>
-      <w:r>
-        <w:rPr>
-          <w:sz w:val="20"/>
-          <w:szCs w:val="20"/>
-        </w:rPr>
-        <w:t>Projects(</w:t>
-      </w:r>
-      <w:proofErr w:type="gramEnd"/>
-      <w:r>
-        <w:rPr>
-          <w:sz w:val="20"/>
-          <w:szCs w:val="20"/>
-        </w:rPr>
-        <w:t>GitHub Portfolio)</w:t>
-      </w:r>
-    </w:p>
-    <w:p>
-      <w:pPr>
-        <w:spacing w:line="240" w:lineRule="auto"/>
-        <w:rPr>
-          <w:sz w:val="20"/>
-          <w:szCs w:val="20"/>
-        </w:rPr>
-      </w:pPr>
-      <w:r>
-        <w:rPr>
-          <w:sz w:val="20"/>
-          <w:szCs w:val="20"/>
-        </w:rPr>
-        <w:t xml:space="preserve">Project Hydra </w:t>
-      </w:r>
-      <w:r>
-        <w:rPr>
-          <w:sz w:val="20"/>
-          <w:szCs w:val="20"/>
-        </w:rPr>
-        <w:t>–</w:t>
-      </w:r>
-      <w:r>
-        <w:rPr>
-          <w:sz w:val="20"/>
-          <w:szCs w:val="20"/>
-        </w:rPr>
-        <w:t xml:space="preserve"> SOC</w:t>
-      </w:r>
-      <w:r>
-        <w:rPr>
-          <w:sz w:val="20"/>
-          <w:szCs w:val="20"/>
-        </w:rPr>
-        <w:t xml:space="preserve"> SIEM </w:t>
-      </w:r>
-      <w:proofErr w:type="spellStart"/>
-      <w:r>
-        <w:rPr>
-          <w:sz w:val="20"/>
-          <w:szCs w:val="20"/>
-        </w:rPr>
-        <w:t>homelab</w:t>
-      </w:r>
-      <w:proofErr w:type="spellEnd"/>
-    </w:p>
-    <w:p>
-      <w:pPr>
-        <w:spacing w:line="240" w:lineRule="auto"/>
-        <w:rPr>
-          <w:sz w:val="16"/>
-          <w:szCs w:val="16"/>
-        </w:rPr>
-      </w:pPr>
-      <w:hyperlink r:id="rId8" w:history="1">
         <w:r>
           <w:rPr>
             <w:rStyle w:val="Hyperlink"/>
@@ -1376,7 +1325,7 @@
           <w:szCs w:val="16"/>
         </w:rPr>
       </w:pPr>
-      <w:hyperlink r:id="rId9" w:history="1">
+      <w:hyperlink r:id="rId6" w:history="1">
         <w:r>
           <w:rPr>
             <w:rStyle w:val="Hyperlink"/>
@@ -1598,7 +1547,7 @@
           <w:szCs w:val="16"/>
         </w:rPr>
       </w:pPr>
-      <w:hyperlink r:id="rId10" w:history="1">
+      <w:hyperlink r:id="rId7" w:history="1">
         <w:r>
           <w:rPr>
             <w:rStyle w:val="Hyperlink"/>
@@ -2096,23 +2045,7 @@
           <w:sz w:val="16"/>
           <w:szCs w:val="16"/>
         </w:rPr>
-        <w:t xml:space="preserve">Bachelor of Cyber security </w:t>
-      </w:r>
-      <w:proofErr w:type="gramStart"/>
-      <w:r>
-        <w:rPr>
-          <w:sz w:val="16"/>
-          <w:szCs w:val="16"/>
-        </w:rPr>
-        <w:t>( currently</w:t>
-      </w:r>
-      <w:proofErr w:type="gramEnd"/>
-      <w:r>
-        <w:rPr>
-          <w:sz w:val="16"/>
-          <w:szCs w:val="16"/>
-        </w:rPr>
-        <w:t xml:space="preserve"> equivalent to Diploma of Information Technology)</w:t>
+        <w:t>Bachelor of Cyber security ( currently equivalent to Diploma of Information Technology)</w:t>
       </w:r>
     </w:p>
     <w:p>
@@ -2679,7 +2612,7 @@
 </file>
 
 <file path=word/numbering.xml><?xml version="1.0" encoding="utf-8"?>
-<w:numbering xmlns:wpc="http://schemas.microsoft.com/office/word/2010/wordprocessingCanvas" xmlns:cx="http://schemas.microsoft.com/office/drawing/2014/chartex" xmlns:cx1="http://schemas.microsoft.com/office/drawing/2015/9/8/chartex" xmlns:cx2="http://schemas.microsoft.com/office/drawing/2015/10/21/chartex" xmlns:cx3="http://schemas.microsoft.com/office/drawing/2016/5/9/chartex" xmlns:cx4="http://schemas.microsoft.com/office/drawing/2016/5/10/chartex" xmlns:cx5="http://schemas.microsoft.com/office/drawing/2016/5/11/chartex" xmlns:cx6="http://schemas.microsoft.com/office/drawing/2016/5/12/chartex" xmlns:cx7="http://schemas.microsoft.com/office/drawing/2016/5/13/chartex" xmlns:cx8="http://schemas.microsoft.com/office/drawing/2016/5/14/chartex" xmlns:mc="http://schemas.openxmlformats.org/markup-compatibility/2006" xmlns:aink="http://schemas.microsoft.com/office/drawing/2016/ink" xmlns:am3d="http://schemas.microsoft.com/office/drawing/2017/model3d" xmlns:o="urn:schemas-microsoft-com:office:office" xmlns:oel="http://schemas.microsoft.com/office/2019/extlst" xmlns:r="http://schemas.openxmlformats.org/officeDocument/2006/relationships" xmlns:m="http://schemas.openxmlformats.org/officeDocument/2006/math" xmlns:v="urn:schemas-microsoft-com:vml" xmlns:wp14="http://schemas.microsoft.com/office/word/2010/wordprocessingDrawing" xmlns:wp="http://schemas.openxmlformats.org/drawingml/2006/wordprocessingDrawing" xmlns:w10="urn:schemas-microsoft-com:office:word" xmlns:w="http://schemas.openxmlformats.org/wordprocessingml/2006/main" xmlns:w14="http://schemas.microsoft.com/office/word/2010/wordml" xmlns:w15="http://schemas.microsoft.com/office/word/2012/wordml" xmlns:w16cei="http://schemas.microsoft.com/office/word/2026/wordml/cei" xmlns:w16cex="http://schemas.microsoft.com/office/word/2018/wordml/cex" xmlns:w16cid="http://schemas.microsoft.com/office/word/2016/wordml/cid" xmlns:w16="http://schemas.microsoft.com/office/word/2018/wordml" xmlns:w16du="http://schemas.microsoft.com/office/word/2023/wordml/word16du" xmlns:w16sdtdh="http://schemas.microsoft.com/office/word/2020/wordml/sdtdatahash" xmlns:w16sdtfl="http://schemas.microsoft.com/office/word/2024/wordml/sdtformatlock" xmlns:w16se="http://schemas.microsoft.com/office/word/2015/wordml/symex" xmlns:wpg="http://schemas.microsoft.com/office/word/2010/wordprocessingGroup" xmlns:wpi="http://schemas.microsoft.com/office/word/2010/wordprocessingInk" xmlns:wne="http://schemas.microsoft.com/office/word/2006/wordml" xmlns:wps="http://schemas.microsoft.com/office/word/2010/wordprocessingShape" mc:Ignorable="w14 w15 w16se w16cid w16 w16cex w16sdtdh w16sdtfl w16du wp14">
+<w:numbering xmlns:wpc="http://schemas.microsoft.com/office/word/2010/wordprocessingCanvas" xmlns:cx="http://schemas.microsoft.com/office/drawing/2014/chartex" xmlns:cx1="http://schemas.microsoft.com/office/drawing/2015/9/8/chartex" xmlns:cx2="http://schemas.microsoft.com/office/drawing/2015/10/21/chartex" xmlns:cx3="http://schemas.microsoft.com/office/drawing/2016/5/9/chartex" xmlns:cx4="http://schemas.microsoft.com/office/drawing/2016/5/10/chartex" xmlns:cx5="http://schemas.microsoft.com/office/drawing/2016/5/11/chartex" xmlns:cx6="http://schemas.microsoft.com/office/drawing/2016/5/12/chartex" xmlns:cx7="http://schemas.microsoft.com/office/drawing/2016/5/13/chartex" xmlns:cx8="http://schemas.microsoft.com/office/drawing/2016/5/14/chartex" xmlns:mc="http://schemas.openxmlformats.org/markup-compatibility/2006" xmlns:aink="http://schemas.microsoft.com/office/drawing/2016/ink" xmlns:am3d="http://schemas.microsoft.com/office/drawing/2017/model3d" xmlns:o="urn:schemas-microsoft-com:office:office" xmlns:oel="http://schemas.microsoft.com/office/2019/extlst" xmlns:r="http://schemas.openxmlformats.org/officeDocument/2006/relationships" xmlns:m="http://schemas.openxmlformats.org/officeDocument/2006/math" xmlns:v="urn:schemas-microsoft-com:vml" xmlns:wp14="http://schemas.microsoft.com/office/word/2010/wordprocessingDrawing" xmlns:wp="http://schemas.openxmlformats.org/drawingml/2006/wordprocessingDrawing" xmlns:w10="urn:schemas-microsoft-com:office:word" xmlns:w="http://schemas.openxmlformats.org/wordprocessingml/2006/main" xmlns:w14="http://schemas.microsoft.com/office/word/2010/wordml" xmlns:w15="http://schemas.microsoft.com/office/word/2012/wordml" xmlns:w16cex="http://schemas.microsoft.com/office/word/2018/wordml/cex" xmlns:w16cid="http://schemas.microsoft.com/office/word/2016/wordml/cid" xmlns:w16="http://schemas.microsoft.com/office/word/2018/wordml" xmlns:w16du="http://schemas.microsoft.com/office/word/2023/wordml/word16du" xmlns:w16sdtdh="http://schemas.microsoft.com/office/word/2020/wordml/sdtdatahash" xmlns:w16sdtfl="http://schemas.microsoft.com/office/word/2024/wordml/sdtformatlock" xmlns:w16se="http://schemas.microsoft.com/office/word/2015/wordml/symex" xmlns:wpg="http://schemas.microsoft.com/office/word/2010/wordprocessingGroup" xmlns:wpi="http://schemas.microsoft.com/office/word/2010/wordprocessingInk" xmlns:wne="http://schemas.microsoft.com/office/word/2006/wordml" xmlns:wps="http://schemas.microsoft.com/office/word/2010/wordprocessingShape" mc:Ignorable="w14 w15 w16se w16cid w16 w16cex w16sdtdh w16sdtfl w16du wp14">
   <w:abstractNum w:abstractNumId="0" w15:restartNumberingAfterBreak="0">
     <w:nsid w:val="032E27FC"/>
     <w:multiLevelType w:val="hybridMultilevel"/>
@@ -3133,6 +3066,155 @@
     </w:lvl>
   </w:abstractNum>
   <w:abstractNum w:abstractNumId="4" w15:restartNumberingAfterBreak="0">
+    <w:nsid w:val="71575990"/>
+    <w:multiLevelType w:val="multilevel"/>
+    <w:tmpl w:val="3FA4DB72"/>
+    <w:lvl w:ilvl="0">
+      <w:start w:val="1"/>
+      <w:numFmt w:val="bullet"/>
+      <w:lvlText w:val=""/>
+      <w:lvlJc w:val="left"/>
+      <w:pPr>
+        <w:tabs>
+          <w:tab w:val="num" w:pos="720"/>
+        </w:tabs>
+        <w:ind w:left="720" w:hanging="360"/>
+      </w:pPr>
+      <w:rPr>
+        <w:rFonts w:ascii="Symbol" w:hAnsi="Symbol" w:hint="default"/>
+        <w:sz w:val="20"/>
+      </w:rPr>
+    </w:lvl>
+    <w:lvl w:ilvl="1" w:tentative="1">
+      <w:start w:val="1"/>
+      <w:numFmt w:val="bullet"/>
+      <w:lvlText w:val="o"/>
+      <w:lvlJc w:val="left"/>
+      <w:pPr>
+        <w:tabs>
+          <w:tab w:val="num" w:pos="1440"/>
+        </w:tabs>
+        <w:ind w:left="1440" w:hanging="360"/>
+      </w:pPr>
+      <w:rPr>
+        <w:rFonts w:ascii="Courier New" w:hAnsi="Courier New" w:hint="default"/>
+        <w:sz w:val="20"/>
+      </w:rPr>
+    </w:lvl>
+    <w:lvl w:ilvl="2" w:tentative="1">
+      <w:start w:val="1"/>
+      <w:numFmt w:val="bullet"/>
+      <w:lvlText w:val=""/>
+      <w:lvlJc w:val="left"/>
+      <w:pPr>
+        <w:tabs>
+          <w:tab w:val="num" w:pos="2160"/>
+        </w:tabs>
+        <w:ind w:left="2160" w:hanging="360"/>
+      </w:pPr>
+      <w:rPr>
+        <w:rFonts w:ascii="Wingdings" w:hAnsi="Wingdings" w:hint="default"/>
+        <w:sz w:val="20"/>
+      </w:rPr>
+    </w:lvl>
+    <w:lvl w:ilvl="3" w:tentative="1">
+      <w:start w:val="1"/>
+      <w:numFmt w:val="bullet"/>
+      <w:lvlText w:val=""/>
+      <w:lvlJc w:val="left"/>
+      <w:pPr>
+        <w:tabs>
+          <w:tab w:val="num" w:pos="2880"/>
+        </w:tabs>
+        <w:ind w:left="2880" w:hanging="360"/>
+      </w:pPr>
+      <w:rPr>
+        <w:rFonts w:ascii="Wingdings" w:hAnsi="Wingdings" w:hint="default"/>
+        <w:sz w:val="20"/>
+      </w:rPr>
+    </w:lvl>
+    <w:lvl w:ilvl="4" w:tentative="1">
+      <w:start w:val="1"/>
+      <w:numFmt w:val="bullet"/>
+      <w:lvlText w:val=""/>
+      <w:lvlJc w:val="left"/>
+      <w:pPr>
+        <w:tabs>
+          <w:tab w:val="num" w:pos="3600"/>
+        </w:tabs>
+        <w:ind w:left="3600" w:hanging="360"/>
+      </w:pPr>
+      <w:rPr>
+        <w:rFonts w:ascii="Wingdings" w:hAnsi="Wingdings" w:hint="default"/>
+        <w:sz w:val="20"/>
+      </w:rPr>
+    </w:lvl>
+    <w:lvl w:ilvl="5" w:tentative="1">
+      <w:start w:val="1"/>
+      <w:numFmt w:val="bullet"/>
+      <w:lvlText w:val=""/>
+      <w:lvlJc w:val="left"/>
+      <w:pPr>
+        <w:tabs>
+          <w:tab w:val="num" w:pos="4320"/>
+        </w:tabs>
+        <w:ind w:left="4320" w:hanging="360"/>
+      </w:pPr>
+      <w:rPr>
+        <w:rFonts w:ascii="Wingdings" w:hAnsi="Wingdings" w:hint="default"/>
+        <w:sz w:val="20"/>
+      </w:rPr>
+    </w:lvl>
+    <w:lvl w:ilvl="6" w:tentative="1">
+      <w:start w:val="1"/>
+      <w:numFmt w:val="bullet"/>
+      <w:lvlText w:val=""/>
+      <w:lvlJc w:val="left"/>
+      <w:pPr>
+        <w:tabs>
+          <w:tab w:val="num" w:pos="5040"/>
+        </w:tabs>
+        <w:ind w:left="5040" w:hanging="360"/>
+      </w:pPr>
+      <w:rPr>
+        <w:rFonts w:ascii="Wingdings" w:hAnsi="Wingdings" w:hint="default"/>
+        <w:sz w:val="20"/>
+      </w:rPr>
+    </w:lvl>
+    <w:lvl w:ilvl="7" w:tentative="1">
+      <w:start w:val="1"/>
+      <w:numFmt w:val="bullet"/>
+      <w:lvlText w:val=""/>
+      <w:lvlJc w:val="left"/>
+      <w:pPr>
+        <w:tabs>
+          <w:tab w:val="num" w:pos="5760"/>
+        </w:tabs>
+        <w:ind w:left="5760" w:hanging="360"/>
+      </w:pPr>
+      <w:rPr>
+        <w:rFonts w:ascii="Wingdings" w:hAnsi="Wingdings" w:hint="default"/>
+        <w:sz w:val="20"/>
+      </w:rPr>
+    </w:lvl>
+    <w:lvl w:ilvl="8" w:tentative="1">
+      <w:start w:val="1"/>
+      <w:numFmt w:val="bullet"/>
+      <w:lvlText w:val=""/>
+      <w:lvlJc w:val="left"/>
+      <w:pPr>
+        <w:tabs>
+          <w:tab w:val="num" w:pos="6480"/>
+        </w:tabs>
+        <w:ind w:left="6480" w:hanging="360"/>
+      </w:pPr>
+      <w:rPr>
+        <w:rFonts w:ascii="Wingdings" w:hAnsi="Wingdings" w:hint="default"/>
+        <w:sz w:val="20"/>
+      </w:rPr>
+    </w:lvl>
+  </w:abstractNum>
+  <w:abstractNum w:abstractNumId="5" w15:restartNumberingAfterBreak="0">
     <w:nsid w:val="72114F9D"/>
     <w:multiLevelType w:val="hybridMultilevel"/>
     <w:tmpl w:val="12F6E154"/>
@@ -3245,7 +3327,7 @@
       </w:rPr>
     </w:lvl>
   </w:abstractNum>
-  <w:abstractNum w:abstractNumId="5" w15:restartNumberingAfterBreak="0">
+  <w:abstractNum w:abstractNumId="6" w15:restartNumberingAfterBreak="0">
     <w:nsid w:val="73E43444"/>
     <w:multiLevelType w:val="hybridMultilevel"/>
     <w:tmpl w:val="810AC472"/>
@@ -3359,7 +3441,7 @@
     </w:lvl>
   </w:abstractNum>
   <w:num w:numId="1" w16cid:durableId="114955648">
-    <w:abstractNumId w:val="4"/>
+    <w:abstractNumId w:val="5"/>
   </w:num>
   <w:num w:numId="2" w16cid:durableId="1290162032">
     <w:abstractNumId w:val="2"/>
@@ -3368,13 +3450,16 @@
     <w:abstractNumId w:val="1"/>
   </w:num>
   <w:num w:numId="4" w16cid:durableId="125244529">
-    <w:abstractNumId w:val="5"/>
+    <w:abstractNumId w:val="6"/>
   </w:num>
   <w:num w:numId="5" w16cid:durableId="236982697">
     <w:abstractNumId w:val="3"/>
   </w:num>
   <w:num w:numId="6" w16cid:durableId="1258178410">
     <w:abstractNumId w:val="0"/>
+  </w:num>
+  <w:num w:numId="7" w16cid:durableId="354625107">
+    <w:abstractNumId w:val="4"/>
   </w:num>
 </w:numbering>
 </file>
@@ -3982,7 +4067,6 @@
   <w:style w:type="character" w:default="1" w:styleId="DefaultParagraphFont">
     <w:name w:val="Default Paragraph Font"/>
     <w:uiPriority w:val="1"/>
-    <w:semiHidden/>
     <w:unhideWhenUsed/>
   </w:style>
   <w:style w:type="table" w:default="1" w:styleId="TableNormal">

--- a/resume_jsigley.docx
+++ b/resume_jsigley.docx
@@ -109,21 +109,12 @@
           <w:szCs w:val="20"/>
         </w:rPr>
       </w:pPr>
-      <w:proofErr w:type="spellStart"/>
-      <w:r>
-        <w:rPr>
-          <w:sz w:val="20"/>
-          <w:szCs w:val="20"/>
-        </w:rPr>
-        <w:t>TryHackMe</w:t>
-      </w:r>
-      <w:proofErr w:type="spellEnd"/>
-      <w:r>
-        <w:rPr>
-          <w:sz w:val="20"/>
-          <w:szCs w:val="20"/>
-        </w:rPr>
-        <w:t>: https://tryhackme.com/p/suavesigley</w:t>
+      <w:r>
+        <w:rPr>
+          <w:sz w:val="20"/>
+          <w:szCs w:val="20"/>
+        </w:rPr>
+        <w:t>TryHackMe: https://tryhackme.com/p/suavesigley</w:t>
       </w:r>
     </w:p>
     <w:p>
@@ -192,31 +183,7 @@
           <w:sz w:val="16"/>
           <w:szCs w:val="16"/>
         </w:rPr>
-        <w:t xml:space="preserve">in security operations with hands on experience building and operating SIEM </w:t>
-      </w:r>
-      <w:proofErr w:type="spellStart"/>
-      <w:r>
-        <w:rPr>
-          <w:sz w:val="16"/>
-          <w:szCs w:val="16"/>
-        </w:rPr>
-        <w:t>homelabs</w:t>
-      </w:r>
-      <w:proofErr w:type="spellEnd"/>
-      <w:r>
-        <w:rPr>
-          <w:sz w:val="16"/>
-          <w:szCs w:val="16"/>
-        </w:rPr>
-        <w:t xml:space="preserve"> using </w:t>
-      </w:r>
-      <w:proofErr w:type="spellStart"/>
-      <w:r>
-        <w:rPr>
-          <w:sz w:val="16"/>
-          <w:szCs w:val="16"/>
-        </w:rPr>
-        <w:t>splu</w:t>
+        <w:t>in security operations with hands on experience building and operating SIEM homelabs using splu</w:t>
       </w:r>
       <w:r>
         <w:rPr>
@@ -230,31 +197,7 @@
           <w:sz w:val="16"/>
           <w:szCs w:val="16"/>
         </w:rPr>
-        <w:t>k</w:t>
-      </w:r>
-      <w:proofErr w:type="spellEnd"/>
-      <w:r>
-        <w:rPr>
-          <w:sz w:val="16"/>
-          <w:szCs w:val="16"/>
-        </w:rPr>
-        <w:t xml:space="preserve"> and </w:t>
-      </w:r>
-      <w:proofErr w:type="spellStart"/>
-      <w:r>
-        <w:rPr>
-          <w:sz w:val="16"/>
-          <w:szCs w:val="16"/>
-        </w:rPr>
-        <w:t>wazuh</w:t>
-      </w:r>
-      <w:proofErr w:type="spellEnd"/>
-      <w:r>
-        <w:rPr>
-          <w:sz w:val="16"/>
-          <w:szCs w:val="16"/>
-        </w:rPr>
-        <w:t>. Skilled in log analysis, threat detection</w:t>
+        <w:t>k and wazuh. Skilled in log analysis, threat detection</w:t>
       </w:r>
       <w:r>
         <w:rPr>
@@ -364,23 +307,7 @@
           <w:sz w:val="16"/>
           <w:szCs w:val="16"/>
         </w:rPr>
-        <w:t xml:space="preserve">Splunk | </w:t>
-      </w:r>
-      <w:proofErr w:type="spellStart"/>
-      <w:r>
-        <w:rPr>
-          <w:sz w:val="16"/>
-          <w:szCs w:val="16"/>
-        </w:rPr>
-        <w:t>Wazuh</w:t>
-      </w:r>
-      <w:proofErr w:type="spellEnd"/>
-      <w:r>
-        <w:rPr>
-          <w:sz w:val="16"/>
-          <w:szCs w:val="16"/>
-        </w:rPr>
-        <w:t xml:space="preserve"> | windows event logs | Wireshark</w:t>
+        <w:t>Splunk | Wazuh | windows event logs | Wireshark</w:t>
       </w:r>
     </w:p>
     <w:p>
@@ -403,33 +330,8 @@
           <w:sz w:val="16"/>
           <w:szCs w:val="16"/>
         </w:rPr>
-        <w:t xml:space="preserve">PowerShell | Bash | Nmap | </w:t>
-      </w:r>
-      <w:proofErr w:type="spellStart"/>
-      <w:r>
-        <w:rPr>
-          <w:sz w:val="16"/>
-          <w:szCs w:val="16"/>
-        </w:rPr>
-        <w:t>Burpe</w:t>
-      </w:r>
-      <w:proofErr w:type="spellEnd"/>
-      <w:r>
-        <w:rPr>
-          <w:sz w:val="16"/>
-          <w:szCs w:val="16"/>
-        </w:rPr>
-        <w:t xml:space="preserve"> Suite | </w:t>
-      </w:r>
-      <w:proofErr w:type="spellStart"/>
-      <w:r>
-        <w:rPr>
-          <w:sz w:val="16"/>
-          <w:szCs w:val="16"/>
-        </w:rPr>
-        <w:t>Metaploit</w:t>
-      </w:r>
-      <w:proofErr w:type="spellEnd"/>
+        <w:t>PowerShell | Bash | Nmap | Burpe Suite | Metaploit</w:t>
+      </w:r>
     </w:p>
     <w:p>
       <w:pPr>
@@ -540,23 +442,7 @@
           <w:sz w:val="16"/>
           <w:szCs w:val="16"/>
         </w:rPr>
-        <w:t xml:space="preserve">Splunk, </w:t>
-      </w:r>
-      <w:proofErr w:type="spellStart"/>
-      <w:r>
-        <w:rPr>
-          <w:sz w:val="16"/>
-          <w:szCs w:val="16"/>
-        </w:rPr>
-        <w:t>wazuh</w:t>
-      </w:r>
-      <w:proofErr w:type="spellEnd"/>
-      <w:r>
-        <w:rPr>
-          <w:sz w:val="16"/>
-          <w:szCs w:val="16"/>
-        </w:rPr>
-        <w:t>, security log collection, detection engineering fundamentals, investigation</w:t>
+        <w:t>Splunk, wazuh, security log collection, detection engineering fundamentals, investigation</w:t>
       </w:r>
       <w:r>
         <w:rPr>
@@ -595,23 +481,7 @@
           <w:sz w:val="16"/>
           <w:szCs w:val="16"/>
         </w:rPr>
-        <w:t xml:space="preserve">Windows administration, </w:t>
-      </w:r>
-      <w:proofErr w:type="spellStart"/>
-      <w:r>
-        <w:rPr>
-          <w:sz w:val="16"/>
-          <w:szCs w:val="16"/>
-        </w:rPr>
-        <w:t>linux</w:t>
-      </w:r>
-      <w:proofErr w:type="spellEnd"/>
-      <w:r>
-        <w:rPr>
-          <w:sz w:val="16"/>
-          <w:szCs w:val="16"/>
-        </w:rPr>
-        <w:t xml:space="preserve"> CLI, Kali Linux.</w:t>
+        <w:t>Windows administration, linux CLI, Kali Linux.</w:t>
       </w:r>
     </w:p>
     <w:p>
@@ -643,23 +513,7 @@
           <w:sz w:val="16"/>
           <w:szCs w:val="16"/>
         </w:rPr>
-        <w:t xml:space="preserve">TCP/IP, DNS, DHCP, network troubleshooting, packet analysis with </w:t>
-      </w:r>
-      <w:proofErr w:type="spellStart"/>
-      <w:r>
-        <w:rPr>
-          <w:sz w:val="16"/>
-          <w:szCs w:val="16"/>
-        </w:rPr>
-        <w:t>wireshark</w:t>
-      </w:r>
-      <w:proofErr w:type="spellEnd"/>
-      <w:r>
-        <w:rPr>
-          <w:sz w:val="16"/>
-          <w:szCs w:val="16"/>
-        </w:rPr>
-        <w:t>.</w:t>
+        <w:t>TCP/IP, DNS, DHCP, network troubleshooting, packet analysis with wireshark.</w:t>
       </w:r>
     </w:p>
     <w:p>
@@ -737,17 +591,8 @@
           <w:sz w:val="16"/>
           <w:szCs w:val="16"/>
         </w:rPr>
-        <w:t xml:space="preserve"> including virus total and </w:t>
-      </w:r>
-      <w:proofErr w:type="spellStart"/>
-      <w:r>
-        <w:rPr>
-          <w:sz w:val="16"/>
-          <w:szCs w:val="16"/>
-        </w:rPr>
-        <w:t>any.run</w:t>
-      </w:r>
-      <w:proofErr w:type="spellEnd"/>
+        <w:t xml:space="preserve"> including virus total and any.run</w:t>
+      </w:r>
     </w:p>
     <w:p>
       <w:pPr>
@@ -771,21 +616,12 @@
         </w:rPr>
         <w:t xml:space="preserve">, </w:t>
       </w:r>
-      <w:proofErr w:type="spellStart"/>
-      <w:r>
-        <w:rPr>
-          <w:sz w:val="16"/>
-          <w:szCs w:val="16"/>
-        </w:rPr>
-        <w:t>Powershell</w:t>
-      </w:r>
-      <w:proofErr w:type="spellEnd"/>
-      <w:r>
-        <w:rPr>
-          <w:sz w:val="16"/>
-          <w:szCs w:val="16"/>
-        </w:rPr>
-        <w:t>, Bash, basic python scripting</w:t>
+      <w:r>
+        <w:rPr>
+          <w:sz w:val="16"/>
+          <w:szCs w:val="16"/>
+        </w:rPr>
+        <w:t>Powershell, Bash, basic python scripting</w:t>
       </w:r>
     </w:p>
     <w:p>
@@ -849,39 +685,7 @@
           <w:sz w:val="16"/>
           <w:szCs w:val="16"/>
         </w:rPr>
-        <w:t xml:space="preserve">Git, </w:t>
-      </w:r>
-      <w:proofErr w:type="spellStart"/>
-      <w:r>
-        <w:rPr>
-          <w:sz w:val="16"/>
-          <w:szCs w:val="16"/>
-        </w:rPr>
-        <w:t>Github</w:t>
-      </w:r>
-      <w:proofErr w:type="spellEnd"/>
-      <w:r>
-        <w:rPr>
-          <w:sz w:val="16"/>
-          <w:szCs w:val="16"/>
-        </w:rPr>
-        <w:t xml:space="preserve">, Markdown, technical investigation documentation and </w:t>
-      </w:r>
-      <w:proofErr w:type="spellStart"/>
-      <w:r>
-        <w:rPr>
-          <w:sz w:val="16"/>
-          <w:szCs w:val="16"/>
-        </w:rPr>
-        <w:t>incdent</w:t>
-      </w:r>
-      <w:proofErr w:type="spellEnd"/>
-      <w:r>
-        <w:rPr>
-          <w:sz w:val="16"/>
-          <w:szCs w:val="16"/>
-        </w:rPr>
-        <w:t xml:space="preserve"> response procedures.</w:t>
+        <w:t>Git, Github, Markdown, technical investigation documentation and incdent response procedures.</w:t>
       </w:r>
     </w:p>
     <w:p>
@@ -944,17 +748,8 @@
           <w:sz w:val="20"/>
           <w:szCs w:val="20"/>
         </w:rPr>
-        <w:t xml:space="preserve"> SIEM </w:t>
-      </w:r>
-      <w:proofErr w:type="spellStart"/>
-      <w:r>
-        <w:rPr>
-          <w:sz w:val="20"/>
-          <w:szCs w:val="20"/>
-        </w:rPr>
-        <w:t>homelab</w:t>
-      </w:r>
-      <w:proofErr w:type="spellEnd"/>
+        <w:t xml:space="preserve"> SIEM homelab</w:t>
+      </w:r>
     </w:p>
     <w:p>
       <w:pPr>
@@ -971,7 +766,7 @@
             <w:sz w:val="16"/>
             <w:szCs w:val="16"/>
           </w:rPr>
-          <w:t>https://github.com/sauvesigley/project-hydra-1.0</w:t>
+          <w:t>https://github.com/suavesigley/Project-hydra-1.0</w:t>
         </w:r>
       </w:hyperlink>
     </w:p>
@@ -983,6 +778,15 @@
           <w:szCs w:val="16"/>
         </w:rPr>
       </w:pPr>
+    </w:p>
+    <w:p>
+      <w:pPr>
+        <w:spacing w:line="240" w:lineRule="auto"/>
+        <w:rPr>
+          <w:sz w:val="16"/>
+          <w:szCs w:val="16"/>
+        </w:rPr>
+      </w:pPr>
       <w:r>
         <w:rPr>
           <w:sz w:val="16"/>
@@ -995,39 +799,7 @@
           <w:sz w:val="16"/>
           <w:szCs w:val="16"/>
         </w:rPr>
-        <w:t xml:space="preserve"> a virtualized SOC environment using </w:t>
-      </w:r>
-      <w:proofErr w:type="spellStart"/>
-      <w:r>
-        <w:rPr>
-          <w:sz w:val="16"/>
-          <w:szCs w:val="16"/>
-        </w:rPr>
-        <w:t>splunk</w:t>
-      </w:r>
-      <w:proofErr w:type="spellEnd"/>
-      <w:r>
-        <w:rPr>
-          <w:sz w:val="16"/>
-          <w:szCs w:val="16"/>
-        </w:rPr>
-        <w:t xml:space="preserve"> and </w:t>
-      </w:r>
-      <w:proofErr w:type="spellStart"/>
-      <w:r>
-        <w:rPr>
-          <w:sz w:val="16"/>
-          <w:szCs w:val="16"/>
-        </w:rPr>
-        <w:t>wazuh</w:t>
-      </w:r>
-      <w:proofErr w:type="spellEnd"/>
-      <w:r>
-        <w:rPr>
-          <w:sz w:val="16"/>
-          <w:szCs w:val="16"/>
-        </w:rPr>
-        <w:t xml:space="preserve"> to simulate enterprise security monitoring. </w:t>
+        <w:t xml:space="preserve"> a virtualized SOC environment using splunk and wazuh to simulate enterprise security monitoring. </w:t>
       </w:r>
       <w:r>
         <w:rPr>
@@ -1141,23 +913,7 @@
           <w:sz w:val="16"/>
           <w:szCs w:val="16"/>
         </w:rPr>
-        <w:t xml:space="preserve"> windows and </w:t>
-      </w:r>
-      <w:proofErr w:type="spellStart"/>
-      <w:r>
-        <w:rPr>
-          <w:sz w:val="16"/>
-          <w:szCs w:val="16"/>
-        </w:rPr>
-        <w:t>linux</w:t>
-      </w:r>
-      <w:proofErr w:type="spellEnd"/>
-      <w:r>
-        <w:rPr>
-          <w:sz w:val="16"/>
-          <w:szCs w:val="16"/>
-        </w:rPr>
-        <w:t xml:space="preserve"> logs through SIEM pipelines</w:t>
+        <w:t xml:space="preserve"> windows and linux logs through SIEM pipelines</w:t>
       </w:r>
     </w:p>
     <w:p>
@@ -1250,55 +1006,7 @@
           <w:sz w:val="16"/>
           <w:szCs w:val="16"/>
         </w:rPr>
-        <w:t xml:space="preserve">Technologies used: </w:t>
-      </w:r>
-      <w:proofErr w:type="spellStart"/>
-      <w:r>
-        <w:rPr>
-          <w:sz w:val="16"/>
-          <w:szCs w:val="16"/>
-        </w:rPr>
-        <w:t>splunk</w:t>
-      </w:r>
-      <w:proofErr w:type="spellEnd"/>
-      <w:r>
-        <w:rPr>
-          <w:sz w:val="16"/>
-          <w:szCs w:val="16"/>
-        </w:rPr>
-        <w:t xml:space="preserve">, </w:t>
-      </w:r>
-      <w:proofErr w:type="spellStart"/>
-      <w:r>
-        <w:rPr>
-          <w:sz w:val="16"/>
-          <w:szCs w:val="16"/>
-        </w:rPr>
-        <w:t>wazuh</w:t>
-      </w:r>
-      <w:proofErr w:type="spellEnd"/>
-      <w:r>
-        <w:rPr>
-          <w:sz w:val="16"/>
-          <w:szCs w:val="16"/>
-        </w:rPr>
-        <w:t xml:space="preserve">, windows logs, </w:t>
-      </w:r>
-      <w:proofErr w:type="spellStart"/>
-      <w:r>
-        <w:rPr>
-          <w:sz w:val="16"/>
-          <w:szCs w:val="16"/>
-        </w:rPr>
-        <w:t>linux</w:t>
-      </w:r>
-      <w:proofErr w:type="spellEnd"/>
-      <w:r>
-        <w:rPr>
-          <w:sz w:val="16"/>
-          <w:szCs w:val="16"/>
-        </w:rPr>
-        <w:t>, virtualisation.</w:t>
+        <w:t>Technologies used: splunk, wazuh, windows logs, linux, virtualisation.</w:t>
       </w:r>
     </w:p>
     <w:p>
@@ -1428,23 +1136,7 @@
           <w:sz w:val="16"/>
           <w:szCs w:val="16"/>
         </w:rPr>
-        <w:t xml:space="preserve">Mapped detection and investigation </w:t>
-      </w:r>
-      <w:proofErr w:type="spellStart"/>
-      <w:r>
-        <w:rPr>
-          <w:sz w:val="16"/>
-          <w:szCs w:val="16"/>
-        </w:rPr>
-        <w:t>techniequesto</w:t>
-      </w:r>
-      <w:proofErr w:type="spellEnd"/>
-      <w:r>
-        <w:rPr>
-          <w:sz w:val="16"/>
-          <w:szCs w:val="16"/>
-        </w:rPr>
-        <w:t xml:space="preserve"> MITRE ATT&amp;CK framework</w:t>
+        <w:t>Mapped detection and investigation techniequesto MITRE ATT&amp;CK framework</w:t>
       </w:r>
     </w:p>
     <w:p>
@@ -1465,33 +1157,8 @@
           <w:sz w:val="16"/>
           <w:szCs w:val="16"/>
         </w:rPr>
-        <w:t xml:space="preserve">Integrated threat intelligence tools including </w:t>
-      </w:r>
-      <w:proofErr w:type="spellStart"/>
-      <w:r>
-        <w:rPr>
-          <w:sz w:val="16"/>
-          <w:szCs w:val="16"/>
-        </w:rPr>
-        <w:t>virustotal</w:t>
-      </w:r>
-      <w:proofErr w:type="spellEnd"/>
-      <w:r>
-        <w:rPr>
-          <w:sz w:val="16"/>
-          <w:szCs w:val="16"/>
-        </w:rPr>
-        <w:t xml:space="preserve"> and </w:t>
-      </w:r>
-      <w:proofErr w:type="spellStart"/>
-      <w:r>
-        <w:rPr>
-          <w:sz w:val="16"/>
-          <w:szCs w:val="16"/>
-        </w:rPr>
-        <w:t>any.run</w:t>
-      </w:r>
-      <w:proofErr w:type="spellEnd"/>
+        <w:t>Integrated threat intelligence tools including virustotal and any.run</w:t>
+      </w:r>
     </w:p>
     <w:p>
       <w:pPr>
@@ -1571,23 +1238,7 @@
           <w:sz w:val="16"/>
           <w:szCs w:val="16"/>
         </w:rPr>
-        <w:t xml:space="preserve">centralized </w:t>
-      </w:r>
-      <w:proofErr w:type="spellStart"/>
-      <w:r>
-        <w:rPr>
-          <w:sz w:val="16"/>
-          <w:szCs w:val="16"/>
-        </w:rPr>
-        <w:t>Github</w:t>
-      </w:r>
-      <w:proofErr w:type="spellEnd"/>
-      <w:r>
-        <w:rPr>
-          <w:sz w:val="16"/>
-          <w:szCs w:val="16"/>
-        </w:rPr>
-        <w:t xml:space="preserve"> repository documenting cybersecurity certifications, training labs and </w:t>
+        <w:t xml:space="preserve">centralized Github repository documenting cybersecurity certifications, training labs and </w:t>
       </w:r>
       <w:r>
         <w:rPr>
@@ -1767,46 +1418,28 @@
           <w:szCs w:val="16"/>
         </w:rPr>
       </w:pPr>
-      <w:proofErr w:type="spellStart"/>
-      <w:r>
-        <w:rPr>
-          <w:sz w:val="16"/>
-          <w:szCs w:val="16"/>
-        </w:rPr>
-        <w:t>TryHackMe</w:t>
-      </w:r>
-      <w:proofErr w:type="spellEnd"/>
-      <w:r>
-        <w:rPr>
-          <w:sz w:val="16"/>
-          <w:szCs w:val="16"/>
-        </w:rPr>
-        <w:t xml:space="preserve"> Security Engineer Certificate – 2024</w:t>
-      </w:r>
-    </w:p>
-    <w:p>
-      <w:pPr>
-        <w:spacing w:line="240" w:lineRule="auto"/>
-        <w:rPr>
-          <w:sz w:val="16"/>
-          <w:szCs w:val="16"/>
-        </w:rPr>
-      </w:pPr>
-      <w:proofErr w:type="spellStart"/>
-      <w:r>
-        <w:rPr>
-          <w:sz w:val="16"/>
-          <w:szCs w:val="16"/>
-        </w:rPr>
-        <w:t>TryHackMe</w:t>
-      </w:r>
-      <w:proofErr w:type="spellEnd"/>
-      <w:r>
-        <w:rPr>
-          <w:sz w:val="16"/>
-          <w:szCs w:val="16"/>
-        </w:rPr>
-        <w:t xml:space="preserve"> Pre-security Certificate </w:t>
+      <w:r>
+        <w:rPr>
+          <w:sz w:val="16"/>
+          <w:szCs w:val="16"/>
+        </w:rPr>
+        <w:t>TryHackMe Security Engineer Certificate – 2024</w:t>
+      </w:r>
+    </w:p>
+    <w:p>
+      <w:pPr>
+        <w:spacing w:line="240" w:lineRule="auto"/>
+        <w:rPr>
+          <w:sz w:val="16"/>
+          <w:szCs w:val="16"/>
+        </w:rPr>
+      </w:pPr>
+      <w:r>
+        <w:rPr>
+          <w:sz w:val="16"/>
+          <w:szCs w:val="16"/>
+        </w:rPr>
+        <w:t xml:space="preserve">TryHackMe Pre-security Certificate </w:t>
       </w:r>
       <w:r>
         <w:rPr>
@@ -1955,6 +1588,7 @@
           <w:sz w:val="16"/>
           <w:szCs w:val="16"/>
         </w:rPr>
+        <w:lastRenderedPageBreak/>
         <w:t>Deloitte Data Analytics</w:t>
       </w:r>
     </w:p>
@@ -1971,7 +1605,6 @@
           <w:sz w:val="16"/>
           <w:szCs w:val="16"/>
         </w:rPr>
-        <w:lastRenderedPageBreak/>
         <w:t>ANZ Cybersecurity Management</w:t>
       </w:r>
     </w:p>
@@ -2279,39 +1912,7 @@
           <w:sz w:val="16"/>
           <w:szCs w:val="16"/>
         </w:rPr>
-        <w:t xml:space="preserve">Installed operating systems and configured windows </w:t>
-      </w:r>
-      <w:proofErr w:type="spellStart"/>
-      <w:r>
-        <w:rPr>
-          <w:sz w:val="16"/>
-          <w:szCs w:val="16"/>
-        </w:rPr>
-        <w:t>os</w:t>
-      </w:r>
-      <w:proofErr w:type="spellEnd"/>
-      <w:r>
-        <w:rPr>
-          <w:sz w:val="16"/>
-          <w:szCs w:val="16"/>
-        </w:rPr>
-        <w:t xml:space="preserve">, kali </w:t>
-      </w:r>
-      <w:proofErr w:type="spellStart"/>
-      <w:r>
-        <w:rPr>
-          <w:sz w:val="16"/>
-          <w:szCs w:val="16"/>
-        </w:rPr>
-        <w:t>linux</w:t>
-      </w:r>
-      <w:proofErr w:type="spellEnd"/>
-      <w:r>
-        <w:rPr>
-          <w:sz w:val="16"/>
-          <w:szCs w:val="16"/>
-        </w:rPr>
-        <w:t xml:space="preserve"> and</w:t>
+        <w:t>Installed operating systems and configured windows os, kali linux and</w:t>
       </w:r>
       <w:r>
         <w:rPr>

--- a/resume_jsigley.docx
+++ b/resume_jsigley.docx
@@ -109,12 +109,21 @@
           <w:szCs w:val="20"/>
         </w:rPr>
       </w:pPr>
-      <w:r>
-        <w:rPr>
-          <w:sz w:val="20"/>
-          <w:szCs w:val="20"/>
-        </w:rPr>
-        <w:t>TryHackMe: https://tryhackme.com/p/suavesigley</w:t>
+      <w:proofErr w:type="spellStart"/>
+      <w:r>
+        <w:rPr>
+          <w:sz w:val="20"/>
+          <w:szCs w:val="20"/>
+        </w:rPr>
+        <w:t>TryHackMe</w:t>
+      </w:r>
+      <w:proofErr w:type="spellEnd"/>
+      <w:r>
+        <w:rPr>
+          <w:sz w:val="20"/>
+          <w:szCs w:val="20"/>
+        </w:rPr>
+        <w:t>: https://tryhackme.com/p/suavesigley</w:t>
       </w:r>
     </w:p>
     <w:p>
@@ -155,14 +164,7 @@
           <w:sz w:val="16"/>
           <w:szCs w:val="16"/>
         </w:rPr>
-        <w:t>Second-year Bachelor of Cyber Security student with proven 1.375 EFTSL academic record (Equivalent to a Diploma of Information Technology</w:t>
-      </w:r>
-      <w:r>
-        <w:rPr>
-          <w:sz w:val="16"/>
-          <w:szCs w:val="16"/>
-        </w:rPr>
-        <w:t>)</w:t>
+        <w:t>Cybersecurity and IT support candidate with two years of university study in Cyber Security at La Trobe University</w:t>
       </w:r>
       <w:r>
         <w:rPr>
@@ -183,7 +185,31 @@
           <w:sz w:val="16"/>
           <w:szCs w:val="16"/>
         </w:rPr>
-        <w:t>in security operations with hands on experience building and operating SIEM homelabs using splu</w:t>
+        <w:t xml:space="preserve">in security operations with hands on experience building and operating SIEM </w:t>
+      </w:r>
+      <w:proofErr w:type="spellStart"/>
+      <w:r>
+        <w:rPr>
+          <w:sz w:val="16"/>
+          <w:szCs w:val="16"/>
+        </w:rPr>
+        <w:t>homelabs</w:t>
+      </w:r>
+      <w:proofErr w:type="spellEnd"/>
+      <w:r>
+        <w:rPr>
+          <w:sz w:val="16"/>
+          <w:szCs w:val="16"/>
+        </w:rPr>
+        <w:t xml:space="preserve"> using </w:t>
+      </w:r>
+      <w:proofErr w:type="spellStart"/>
+      <w:r>
+        <w:rPr>
+          <w:sz w:val="16"/>
+          <w:szCs w:val="16"/>
+        </w:rPr>
+        <w:t>splu</w:t>
       </w:r>
       <w:r>
         <w:rPr>
@@ -197,7 +223,31 @@
           <w:sz w:val="16"/>
           <w:szCs w:val="16"/>
         </w:rPr>
-        <w:t>k and wazuh. Skilled in log analysis, threat detection</w:t>
+        <w:t>k</w:t>
+      </w:r>
+      <w:proofErr w:type="spellEnd"/>
+      <w:r>
+        <w:rPr>
+          <w:sz w:val="16"/>
+          <w:szCs w:val="16"/>
+        </w:rPr>
+        <w:t xml:space="preserve"> and </w:t>
+      </w:r>
+      <w:proofErr w:type="spellStart"/>
+      <w:r>
+        <w:rPr>
+          <w:sz w:val="16"/>
+          <w:szCs w:val="16"/>
+        </w:rPr>
+        <w:t>wazuh</w:t>
+      </w:r>
+      <w:proofErr w:type="spellEnd"/>
+      <w:r>
+        <w:rPr>
+          <w:sz w:val="16"/>
+          <w:szCs w:val="16"/>
+        </w:rPr>
+        <w:t>. Skilled in log analysis, threat detection</w:t>
       </w:r>
       <w:r>
         <w:rPr>
@@ -307,7 +357,23 @@
           <w:sz w:val="16"/>
           <w:szCs w:val="16"/>
         </w:rPr>
-        <w:t>Splunk | Wazuh | windows event logs | Wireshark</w:t>
+        <w:t xml:space="preserve">Splunk | </w:t>
+      </w:r>
+      <w:proofErr w:type="spellStart"/>
+      <w:r>
+        <w:rPr>
+          <w:sz w:val="16"/>
+          <w:szCs w:val="16"/>
+        </w:rPr>
+        <w:t>Wazuh</w:t>
+      </w:r>
+      <w:proofErr w:type="spellEnd"/>
+      <w:r>
+        <w:rPr>
+          <w:sz w:val="16"/>
+          <w:szCs w:val="16"/>
+        </w:rPr>
+        <w:t xml:space="preserve"> | windows event logs | Wireshark</w:t>
       </w:r>
     </w:p>
     <w:p>
@@ -330,8 +396,33 @@
           <w:sz w:val="16"/>
           <w:szCs w:val="16"/>
         </w:rPr>
-        <w:t>PowerShell | Bash | Nmap | Burpe Suite | Metaploit</w:t>
-      </w:r>
+        <w:t xml:space="preserve">PowerShell | Bash | Nmap | </w:t>
+      </w:r>
+      <w:proofErr w:type="spellStart"/>
+      <w:r>
+        <w:rPr>
+          <w:sz w:val="16"/>
+          <w:szCs w:val="16"/>
+        </w:rPr>
+        <w:t>Burpe</w:t>
+      </w:r>
+      <w:proofErr w:type="spellEnd"/>
+      <w:r>
+        <w:rPr>
+          <w:sz w:val="16"/>
+          <w:szCs w:val="16"/>
+        </w:rPr>
+        <w:t xml:space="preserve"> Suite | </w:t>
+      </w:r>
+      <w:proofErr w:type="spellStart"/>
+      <w:r>
+        <w:rPr>
+          <w:sz w:val="16"/>
+          <w:szCs w:val="16"/>
+        </w:rPr>
+        <w:t>Metaploit</w:t>
+      </w:r>
+      <w:proofErr w:type="spellEnd"/>
     </w:p>
     <w:p>
       <w:pPr>
@@ -442,7 +533,23 @@
           <w:sz w:val="16"/>
           <w:szCs w:val="16"/>
         </w:rPr>
-        <w:t>Splunk, wazuh, security log collection, detection engineering fundamentals, investigation</w:t>
+        <w:t xml:space="preserve">Splunk, </w:t>
+      </w:r>
+      <w:proofErr w:type="spellStart"/>
+      <w:r>
+        <w:rPr>
+          <w:sz w:val="16"/>
+          <w:szCs w:val="16"/>
+        </w:rPr>
+        <w:t>wazuh</w:t>
+      </w:r>
+      <w:proofErr w:type="spellEnd"/>
+      <w:r>
+        <w:rPr>
+          <w:sz w:val="16"/>
+          <w:szCs w:val="16"/>
+        </w:rPr>
+        <w:t>, security log collection, detection engineering fundamentals, investigation</w:t>
       </w:r>
       <w:r>
         <w:rPr>
@@ -481,7 +588,23 @@
           <w:sz w:val="16"/>
           <w:szCs w:val="16"/>
         </w:rPr>
-        <w:t>Windows administration, linux CLI, Kali Linux.</w:t>
+        <w:t xml:space="preserve">Windows administration, </w:t>
+      </w:r>
+      <w:proofErr w:type="spellStart"/>
+      <w:r>
+        <w:rPr>
+          <w:sz w:val="16"/>
+          <w:szCs w:val="16"/>
+        </w:rPr>
+        <w:t>linux</w:t>
+      </w:r>
+      <w:proofErr w:type="spellEnd"/>
+      <w:r>
+        <w:rPr>
+          <w:sz w:val="16"/>
+          <w:szCs w:val="16"/>
+        </w:rPr>
+        <w:t xml:space="preserve"> CLI, Kali Linux.</w:t>
       </w:r>
     </w:p>
     <w:p>
@@ -513,7 +636,23 @@
           <w:sz w:val="16"/>
           <w:szCs w:val="16"/>
         </w:rPr>
-        <w:t>TCP/IP, DNS, DHCP, network troubleshooting, packet analysis with wireshark.</w:t>
+        <w:t xml:space="preserve">TCP/IP, DNS, DHCP, network troubleshooting, packet analysis with </w:t>
+      </w:r>
+      <w:proofErr w:type="spellStart"/>
+      <w:r>
+        <w:rPr>
+          <w:sz w:val="16"/>
+          <w:szCs w:val="16"/>
+        </w:rPr>
+        <w:t>wireshark</w:t>
+      </w:r>
+      <w:proofErr w:type="spellEnd"/>
+      <w:r>
+        <w:rPr>
+          <w:sz w:val="16"/>
+          <w:szCs w:val="16"/>
+        </w:rPr>
+        <w:t>.</w:t>
       </w:r>
     </w:p>
     <w:p>
@@ -591,8 +730,17 @@
           <w:sz w:val="16"/>
           <w:szCs w:val="16"/>
         </w:rPr>
-        <w:t xml:space="preserve"> including virus total and any.run</w:t>
-      </w:r>
+        <w:t xml:space="preserve"> including virus total and </w:t>
+      </w:r>
+      <w:proofErr w:type="spellStart"/>
+      <w:r>
+        <w:rPr>
+          <w:sz w:val="16"/>
+          <w:szCs w:val="16"/>
+        </w:rPr>
+        <w:t>any.run</w:t>
+      </w:r>
+      <w:proofErr w:type="spellEnd"/>
     </w:p>
     <w:p>
       <w:pPr>
@@ -616,12 +764,21 @@
         </w:rPr>
         <w:t xml:space="preserve">, </w:t>
       </w:r>
-      <w:r>
-        <w:rPr>
-          <w:sz w:val="16"/>
-          <w:szCs w:val="16"/>
-        </w:rPr>
-        <w:t>Powershell, Bash, basic python scripting</w:t>
+      <w:proofErr w:type="spellStart"/>
+      <w:r>
+        <w:rPr>
+          <w:sz w:val="16"/>
+          <w:szCs w:val="16"/>
+        </w:rPr>
+        <w:t>Powershell</w:t>
+      </w:r>
+      <w:proofErr w:type="spellEnd"/>
+      <w:r>
+        <w:rPr>
+          <w:sz w:val="16"/>
+          <w:szCs w:val="16"/>
+        </w:rPr>
+        <w:t>, Bash, basic python scripting</w:t>
       </w:r>
     </w:p>
     <w:p>
@@ -685,7 +842,39 @@
           <w:sz w:val="16"/>
           <w:szCs w:val="16"/>
         </w:rPr>
-        <w:t>Git, Github, Markdown, technical investigation documentation and incdent response procedures.</w:t>
+        <w:t xml:space="preserve">Git, </w:t>
+      </w:r>
+      <w:proofErr w:type="spellStart"/>
+      <w:r>
+        <w:rPr>
+          <w:sz w:val="16"/>
+          <w:szCs w:val="16"/>
+        </w:rPr>
+        <w:t>Github</w:t>
+      </w:r>
+      <w:proofErr w:type="spellEnd"/>
+      <w:r>
+        <w:rPr>
+          <w:sz w:val="16"/>
+          <w:szCs w:val="16"/>
+        </w:rPr>
+        <w:t xml:space="preserve">, Markdown, technical investigation documentation and </w:t>
+      </w:r>
+      <w:proofErr w:type="spellStart"/>
+      <w:r>
+        <w:rPr>
+          <w:sz w:val="16"/>
+          <w:szCs w:val="16"/>
+        </w:rPr>
+        <w:t>incdent</w:t>
+      </w:r>
+      <w:proofErr w:type="spellEnd"/>
+      <w:r>
+        <w:rPr>
+          <w:sz w:val="16"/>
+          <w:szCs w:val="16"/>
+        </w:rPr>
+        <w:t xml:space="preserve"> response procedures.</w:t>
       </w:r>
     </w:p>
     <w:p>
@@ -748,8 +937,17 @@
           <w:sz w:val="20"/>
           <w:szCs w:val="20"/>
         </w:rPr>
-        <w:t xml:space="preserve"> SIEM homelab</w:t>
-      </w:r>
+        <w:t xml:space="preserve"> SIEM </w:t>
+      </w:r>
+      <w:proofErr w:type="spellStart"/>
+      <w:r>
+        <w:rPr>
+          <w:sz w:val="20"/>
+          <w:szCs w:val="20"/>
+        </w:rPr>
+        <w:t>homelab</w:t>
+      </w:r>
+      <w:proofErr w:type="spellEnd"/>
     </w:p>
     <w:p>
       <w:pPr>
@@ -799,7 +997,39 @@
           <w:sz w:val="16"/>
           <w:szCs w:val="16"/>
         </w:rPr>
-        <w:t xml:space="preserve"> a virtualized SOC environment using splunk and wazuh to simulate enterprise security monitoring. </w:t>
+        <w:t xml:space="preserve"> a virtualized SOC environment using </w:t>
+      </w:r>
+      <w:proofErr w:type="spellStart"/>
+      <w:r>
+        <w:rPr>
+          <w:sz w:val="16"/>
+          <w:szCs w:val="16"/>
+        </w:rPr>
+        <w:t>splunk</w:t>
+      </w:r>
+      <w:proofErr w:type="spellEnd"/>
+      <w:r>
+        <w:rPr>
+          <w:sz w:val="16"/>
+          <w:szCs w:val="16"/>
+        </w:rPr>
+        <w:t xml:space="preserve"> and </w:t>
+      </w:r>
+      <w:proofErr w:type="spellStart"/>
+      <w:r>
+        <w:rPr>
+          <w:sz w:val="16"/>
+          <w:szCs w:val="16"/>
+        </w:rPr>
+        <w:t>wazuh</w:t>
+      </w:r>
+      <w:proofErr w:type="spellEnd"/>
+      <w:r>
+        <w:rPr>
+          <w:sz w:val="16"/>
+          <w:szCs w:val="16"/>
+        </w:rPr>
+        <w:t xml:space="preserve"> to simulate enterprise security monitoring. </w:t>
       </w:r>
       <w:r>
         <w:rPr>
@@ -913,7 +1143,23 @@
           <w:sz w:val="16"/>
           <w:szCs w:val="16"/>
         </w:rPr>
-        <w:t xml:space="preserve"> windows and linux logs through SIEM pipelines</w:t>
+        <w:t xml:space="preserve"> windows and </w:t>
+      </w:r>
+      <w:proofErr w:type="spellStart"/>
+      <w:r>
+        <w:rPr>
+          <w:sz w:val="16"/>
+          <w:szCs w:val="16"/>
+        </w:rPr>
+        <w:t>linux</w:t>
+      </w:r>
+      <w:proofErr w:type="spellEnd"/>
+      <w:r>
+        <w:rPr>
+          <w:sz w:val="16"/>
+          <w:szCs w:val="16"/>
+        </w:rPr>
+        <w:t xml:space="preserve"> logs through SIEM pipelines</w:t>
       </w:r>
     </w:p>
     <w:p>
@@ -1006,7 +1252,55 @@
           <w:sz w:val="16"/>
           <w:szCs w:val="16"/>
         </w:rPr>
-        <w:t>Technologies used: splunk, wazuh, windows logs, linux, virtualisation.</w:t>
+        <w:t xml:space="preserve">Technologies used: </w:t>
+      </w:r>
+      <w:proofErr w:type="spellStart"/>
+      <w:r>
+        <w:rPr>
+          <w:sz w:val="16"/>
+          <w:szCs w:val="16"/>
+        </w:rPr>
+        <w:t>splunk</w:t>
+      </w:r>
+      <w:proofErr w:type="spellEnd"/>
+      <w:r>
+        <w:rPr>
+          <w:sz w:val="16"/>
+          <w:szCs w:val="16"/>
+        </w:rPr>
+        <w:t xml:space="preserve">, </w:t>
+      </w:r>
+      <w:proofErr w:type="spellStart"/>
+      <w:r>
+        <w:rPr>
+          <w:sz w:val="16"/>
+          <w:szCs w:val="16"/>
+        </w:rPr>
+        <w:t>wazuh</w:t>
+      </w:r>
+      <w:proofErr w:type="spellEnd"/>
+      <w:r>
+        <w:rPr>
+          <w:sz w:val="16"/>
+          <w:szCs w:val="16"/>
+        </w:rPr>
+        <w:t xml:space="preserve">, windows logs, </w:t>
+      </w:r>
+      <w:proofErr w:type="spellStart"/>
+      <w:r>
+        <w:rPr>
+          <w:sz w:val="16"/>
+          <w:szCs w:val="16"/>
+        </w:rPr>
+        <w:t>linux</w:t>
+      </w:r>
+      <w:proofErr w:type="spellEnd"/>
+      <w:r>
+        <w:rPr>
+          <w:sz w:val="16"/>
+          <w:szCs w:val="16"/>
+        </w:rPr>
+        <w:t>, virtualisation.</w:t>
       </w:r>
     </w:p>
     <w:p>
@@ -1136,7 +1430,23 @@
           <w:sz w:val="16"/>
           <w:szCs w:val="16"/>
         </w:rPr>
-        <w:t>Mapped detection and investigation techniequesto MITRE ATT&amp;CK framework</w:t>
+        <w:t xml:space="preserve">Mapped detection and investigation </w:t>
+      </w:r>
+      <w:proofErr w:type="spellStart"/>
+      <w:r>
+        <w:rPr>
+          <w:sz w:val="16"/>
+          <w:szCs w:val="16"/>
+        </w:rPr>
+        <w:t>techniequesto</w:t>
+      </w:r>
+      <w:proofErr w:type="spellEnd"/>
+      <w:r>
+        <w:rPr>
+          <w:sz w:val="16"/>
+          <w:szCs w:val="16"/>
+        </w:rPr>
+        <w:t xml:space="preserve"> MITRE ATT&amp;CK framework</w:t>
       </w:r>
     </w:p>
     <w:p>
@@ -1157,8 +1467,33 @@
           <w:sz w:val="16"/>
           <w:szCs w:val="16"/>
         </w:rPr>
-        <w:t>Integrated threat intelligence tools including virustotal and any.run</w:t>
-      </w:r>
+        <w:t xml:space="preserve">Integrated threat intelligence tools including </w:t>
+      </w:r>
+      <w:proofErr w:type="spellStart"/>
+      <w:r>
+        <w:rPr>
+          <w:sz w:val="16"/>
+          <w:szCs w:val="16"/>
+        </w:rPr>
+        <w:t>virustotal</w:t>
+      </w:r>
+      <w:proofErr w:type="spellEnd"/>
+      <w:r>
+        <w:rPr>
+          <w:sz w:val="16"/>
+          <w:szCs w:val="16"/>
+        </w:rPr>
+        <w:t xml:space="preserve"> and </w:t>
+      </w:r>
+      <w:proofErr w:type="spellStart"/>
+      <w:r>
+        <w:rPr>
+          <w:sz w:val="16"/>
+          <w:szCs w:val="16"/>
+        </w:rPr>
+        <w:t>any.run</w:t>
+      </w:r>
+      <w:proofErr w:type="spellEnd"/>
     </w:p>
     <w:p>
       <w:pPr>
@@ -1238,7 +1573,23 @@
           <w:sz w:val="16"/>
           <w:szCs w:val="16"/>
         </w:rPr>
-        <w:t xml:space="preserve">centralized Github repository documenting cybersecurity certifications, training labs and </w:t>
+        <w:t xml:space="preserve">centralized </w:t>
+      </w:r>
+      <w:proofErr w:type="spellStart"/>
+      <w:r>
+        <w:rPr>
+          <w:sz w:val="16"/>
+          <w:szCs w:val="16"/>
+        </w:rPr>
+        <w:t>Github</w:t>
+      </w:r>
+      <w:proofErr w:type="spellEnd"/>
+      <w:r>
+        <w:rPr>
+          <w:sz w:val="16"/>
+          <w:szCs w:val="16"/>
+        </w:rPr>
+        <w:t xml:space="preserve"> repository documenting cybersecurity certifications, training labs and </w:t>
       </w:r>
       <w:r>
         <w:rPr>
@@ -1381,6 +1732,8 @@
       </w:pPr>
       <w:r>
         <w:rPr>
+          <w:b/>
+          <w:bCs/>
           <w:sz w:val="20"/>
           <w:szCs w:val="20"/>
         </w:rPr>
@@ -1389,255 +1742,346 @@
     </w:p>
     <w:p>
       <w:pPr>
-        <w:spacing w:line="240" w:lineRule="auto"/>
-        <w:rPr>
-          <w:sz w:val="16"/>
-          <w:szCs w:val="16"/>
-        </w:rPr>
-      </w:pPr>
-      <w:r>
-        <w:rPr>
-          <w:sz w:val="16"/>
-          <w:szCs w:val="16"/>
-        </w:rPr>
-        <w:t>ISC2 Certified in Cybersecurity (CC)</w:t>
-      </w:r>
-      <w:r>
-        <w:rPr>
-          <w:sz w:val="16"/>
-          <w:szCs w:val="16"/>
-        </w:rPr>
-        <w:t xml:space="preserve"> 2024</w:t>
-      </w:r>
-    </w:p>
-    <w:p>
-      <w:pPr>
-        <w:spacing w:line="240" w:lineRule="auto"/>
-        <w:rPr>
-          <w:sz w:val="16"/>
-          <w:szCs w:val="16"/>
-        </w:rPr>
-      </w:pPr>
-      <w:r>
-        <w:rPr>
-          <w:sz w:val="16"/>
-          <w:szCs w:val="16"/>
-        </w:rPr>
-        <w:t>TryHackMe Security Engineer Certificate – 2024</w:t>
-      </w:r>
-    </w:p>
-    <w:p>
-      <w:pPr>
-        <w:spacing w:line="240" w:lineRule="auto"/>
-        <w:rPr>
-          <w:sz w:val="16"/>
-          <w:szCs w:val="16"/>
-        </w:rPr>
-      </w:pPr>
-      <w:r>
-        <w:rPr>
-          <w:sz w:val="16"/>
-          <w:szCs w:val="16"/>
-        </w:rPr>
-        <w:t xml:space="preserve">TryHackMe Pre-security Certificate </w:t>
-      </w:r>
-      <w:r>
-        <w:rPr>
-          <w:sz w:val="16"/>
-          <w:szCs w:val="16"/>
-        </w:rPr>
-        <w:t>–</w:t>
-      </w:r>
-      <w:r>
-        <w:rPr>
-          <w:sz w:val="16"/>
-          <w:szCs w:val="16"/>
-        </w:rPr>
-        <w:t xml:space="preserve"> 2023</w:t>
-      </w:r>
-    </w:p>
-    <w:p>
-      <w:pPr>
-        <w:spacing w:line="240" w:lineRule="auto"/>
-        <w:rPr>
-          <w:sz w:val="16"/>
-          <w:szCs w:val="16"/>
-        </w:rPr>
-      </w:pPr>
-    </w:p>
-    <w:p>
-      <w:pPr>
-        <w:spacing w:line="240" w:lineRule="auto"/>
-        <w:rPr>
-          <w:sz w:val="16"/>
-          <w:szCs w:val="16"/>
-        </w:rPr>
-      </w:pPr>
-      <w:r>
-        <w:rPr>
-          <w:sz w:val="16"/>
-          <w:szCs w:val="16"/>
-        </w:rPr>
-        <w:t>Cisco Network Academy</w:t>
-      </w:r>
-      <w:r>
-        <w:rPr>
-          <w:sz w:val="16"/>
-          <w:szCs w:val="16"/>
-        </w:rPr>
-        <w:t xml:space="preserve"> </w:t>
-      </w:r>
-    </w:p>
-    <w:p>
-      <w:pPr>
-        <w:spacing w:line="240" w:lineRule="auto"/>
-        <w:rPr>
-          <w:sz w:val="16"/>
-          <w:szCs w:val="16"/>
-        </w:rPr>
-      </w:pPr>
-      <w:r>
-        <w:rPr>
-          <w:sz w:val="16"/>
-          <w:szCs w:val="16"/>
-        </w:rPr>
-        <w:t>Explori</w:t>
-      </w:r>
-      <w:r>
-        <w:rPr>
-          <w:sz w:val="16"/>
-          <w:szCs w:val="16"/>
-        </w:rPr>
-        <w:t>ng Networking with Cisco packet tracer</w:t>
-      </w:r>
-    </w:p>
-    <w:p>
-      <w:pPr>
-        <w:spacing w:line="240" w:lineRule="auto"/>
-        <w:rPr>
-          <w:sz w:val="16"/>
-          <w:szCs w:val="16"/>
-        </w:rPr>
-      </w:pPr>
-      <w:r>
-        <w:rPr>
-          <w:sz w:val="16"/>
-          <w:szCs w:val="16"/>
-        </w:rPr>
-        <w:t>Getting started with Cisco packet tracer</w:t>
-      </w:r>
-    </w:p>
-    <w:p>
-      <w:pPr>
-        <w:spacing w:line="240" w:lineRule="auto"/>
-        <w:rPr>
-          <w:sz w:val="16"/>
-          <w:szCs w:val="16"/>
-        </w:rPr>
-      </w:pPr>
-    </w:p>
-    <w:p>
-      <w:pPr>
-        <w:spacing w:line="240" w:lineRule="auto"/>
-        <w:rPr>
-          <w:sz w:val="16"/>
-          <w:szCs w:val="16"/>
-        </w:rPr>
-      </w:pPr>
-      <w:r>
-        <w:rPr>
-          <w:sz w:val="16"/>
-          <w:szCs w:val="16"/>
-        </w:rPr>
-        <w:t xml:space="preserve">Forage Job </w:t>
-      </w:r>
-      <w:r>
-        <w:rPr>
-          <w:sz w:val="16"/>
-          <w:szCs w:val="16"/>
-        </w:rPr>
-        <w:t>Simulation</w:t>
-      </w:r>
-    </w:p>
-    <w:p>
-      <w:pPr>
-        <w:spacing w:line="240" w:lineRule="auto"/>
-        <w:rPr>
-          <w:sz w:val="16"/>
-          <w:szCs w:val="16"/>
-        </w:rPr>
-      </w:pPr>
-      <w:r>
-        <w:rPr>
-          <w:sz w:val="16"/>
-          <w:szCs w:val="16"/>
-        </w:rPr>
-        <w:t>Commonwealth Bank Cybersecurity</w:t>
-      </w:r>
-    </w:p>
-    <w:p>
-      <w:pPr>
-        <w:spacing w:line="240" w:lineRule="auto"/>
-        <w:rPr>
-          <w:sz w:val="16"/>
-          <w:szCs w:val="16"/>
-        </w:rPr>
-      </w:pPr>
-      <w:r>
-        <w:rPr>
-          <w:sz w:val="16"/>
-          <w:szCs w:val="16"/>
+        <w:numPr>
+          <w:ilvl w:val="0"/>
+          <w:numId w:val="8"/>
+        </w:numPr>
+        <w:spacing w:line="240" w:lineRule="auto"/>
+        <w:rPr>
+          <w:sz w:val="20"/>
+          <w:szCs w:val="20"/>
+        </w:rPr>
+      </w:pPr>
+      <w:r>
+        <w:rPr>
+          <w:sz w:val="20"/>
+          <w:szCs w:val="20"/>
+        </w:rPr>
+        <w:t>ISC2 Certified in Cybersecurity (CC) – September 2025</w:t>
+      </w:r>
+    </w:p>
+    <w:p>
+      <w:pPr>
+        <w:numPr>
+          <w:ilvl w:val="0"/>
+          <w:numId w:val="8"/>
+        </w:numPr>
+        <w:spacing w:line="240" w:lineRule="auto"/>
+        <w:rPr>
+          <w:sz w:val="20"/>
+          <w:szCs w:val="20"/>
+        </w:rPr>
+      </w:pPr>
+      <w:r>
+        <w:rPr>
+          <w:sz w:val="20"/>
+          <w:szCs w:val="20"/>
+        </w:rPr>
+        <w:t>Google Cybersecurity Professional Certificate – in progress</w:t>
+      </w:r>
+    </w:p>
+    <w:p>
+      <w:pPr>
+        <w:numPr>
+          <w:ilvl w:val="0"/>
+          <w:numId w:val="8"/>
+        </w:numPr>
+        <w:spacing w:line="240" w:lineRule="auto"/>
+        <w:rPr>
+          <w:sz w:val="20"/>
+          <w:szCs w:val="20"/>
+        </w:rPr>
+      </w:pPr>
+      <w:proofErr w:type="spellStart"/>
+      <w:r>
+        <w:rPr>
+          <w:sz w:val="20"/>
+          <w:szCs w:val="20"/>
+        </w:rPr>
+        <w:t>TryHackMe</w:t>
+      </w:r>
+      <w:proofErr w:type="spellEnd"/>
+      <w:r>
+        <w:rPr>
+          <w:sz w:val="20"/>
+          <w:szCs w:val="20"/>
+        </w:rPr>
+        <w:t xml:space="preserve"> Security Engineer Path – July 2024</w:t>
+      </w:r>
+    </w:p>
+    <w:p>
+      <w:pPr>
+        <w:numPr>
+          <w:ilvl w:val="0"/>
+          <w:numId w:val="8"/>
+        </w:numPr>
+        <w:spacing w:line="240" w:lineRule="auto"/>
+        <w:rPr>
+          <w:sz w:val="20"/>
+          <w:szCs w:val="20"/>
+        </w:rPr>
+      </w:pPr>
+      <w:proofErr w:type="spellStart"/>
+      <w:r>
+        <w:rPr>
+          <w:sz w:val="20"/>
+          <w:szCs w:val="20"/>
+        </w:rPr>
+        <w:t>TryHackMe</w:t>
+      </w:r>
+      <w:proofErr w:type="spellEnd"/>
+      <w:r>
+        <w:rPr>
+          <w:sz w:val="20"/>
+          <w:szCs w:val="20"/>
+        </w:rPr>
+        <w:t xml:space="preserve"> Pre Security Path – September 2023</w:t>
+      </w:r>
+    </w:p>
+    <w:p>
+      <w:pPr>
+        <w:numPr>
+          <w:ilvl w:val="0"/>
+          <w:numId w:val="8"/>
+        </w:numPr>
+        <w:spacing w:line="240" w:lineRule="auto"/>
+        <w:rPr>
+          <w:sz w:val="20"/>
+          <w:szCs w:val="20"/>
+        </w:rPr>
+      </w:pPr>
+      <w:proofErr w:type="spellStart"/>
+      <w:r>
+        <w:rPr>
+          <w:sz w:val="20"/>
+          <w:szCs w:val="20"/>
+        </w:rPr>
+        <w:t>TryHackMe</w:t>
+      </w:r>
+      <w:proofErr w:type="spellEnd"/>
+      <w:r>
+        <w:rPr>
+          <w:sz w:val="20"/>
+          <w:szCs w:val="20"/>
+        </w:rPr>
+        <w:t xml:space="preserve"> Introduction to Cyber Path – August 2023</w:t>
+      </w:r>
+    </w:p>
+    <w:p>
+      <w:pPr>
+        <w:numPr>
+          <w:ilvl w:val="0"/>
+          <w:numId w:val="8"/>
+        </w:numPr>
+        <w:spacing w:line="240" w:lineRule="auto"/>
+        <w:rPr>
+          <w:sz w:val="20"/>
+          <w:szCs w:val="20"/>
+        </w:rPr>
+      </w:pPr>
+      <w:r>
+        <w:rPr>
+          <w:sz w:val="20"/>
+          <w:szCs w:val="20"/>
+        </w:rPr>
+        <w:t>Certificate III in Security Operations</w:t>
+      </w:r>
+    </w:p>
+    <w:p>
+      <w:pPr>
+        <w:numPr>
+          <w:ilvl w:val="0"/>
+          <w:numId w:val="8"/>
+        </w:numPr>
+        <w:spacing w:line="240" w:lineRule="auto"/>
+        <w:rPr>
+          <w:sz w:val="20"/>
+          <w:szCs w:val="20"/>
+        </w:rPr>
+      </w:pPr>
+      <w:r>
+        <w:rPr>
+          <w:sz w:val="20"/>
+          <w:szCs w:val="20"/>
+        </w:rPr>
+        <w:t>Blue Card – Working with Children Check (QLD)</w:t>
+      </w:r>
+    </w:p>
+    <w:p>
+      <w:pPr>
+        <w:spacing w:line="240" w:lineRule="auto"/>
+        <w:rPr>
+          <w:sz w:val="20"/>
+          <w:szCs w:val="20"/>
+        </w:rPr>
+      </w:pPr>
+      <w:r>
+        <w:rPr>
+          <w:b/>
+          <w:bCs/>
+          <w:sz w:val="20"/>
+          <w:szCs w:val="20"/>
+        </w:rPr>
+        <w:t>Cisco Networking Academy (February 2024)</w:t>
+      </w:r>
+    </w:p>
+    <w:p>
+      <w:pPr>
+        <w:numPr>
+          <w:ilvl w:val="0"/>
+          <w:numId w:val="9"/>
+        </w:numPr>
+        <w:spacing w:line="240" w:lineRule="auto"/>
+        <w:rPr>
+          <w:sz w:val="20"/>
+          <w:szCs w:val="20"/>
+        </w:rPr>
+      </w:pPr>
+      <w:r>
+        <w:rPr>
+          <w:sz w:val="20"/>
+          <w:szCs w:val="20"/>
+        </w:rPr>
+        <w:t>Exploring Networking with Cisco Packet Tracer</w:t>
+      </w:r>
+    </w:p>
+    <w:p>
+      <w:pPr>
+        <w:numPr>
+          <w:ilvl w:val="0"/>
+          <w:numId w:val="9"/>
+        </w:numPr>
+        <w:spacing w:line="240" w:lineRule="auto"/>
+        <w:rPr>
+          <w:sz w:val="20"/>
+          <w:szCs w:val="20"/>
+        </w:rPr>
+      </w:pPr>
+      <w:r>
+        <w:rPr>
+          <w:sz w:val="20"/>
+          <w:szCs w:val="20"/>
         </w:rPr>
         <w:lastRenderedPageBreak/>
-        <w:t>Deloitte Data Analytics</w:t>
-      </w:r>
-    </w:p>
-    <w:p>
-      <w:pPr>
-        <w:spacing w:line="240" w:lineRule="auto"/>
-        <w:rPr>
-          <w:sz w:val="16"/>
-          <w:szCs w:val="16"/>
-        </w:rPr>
-      </w:pPr>
-      <w:r>
-        <w:rPr>
-          <w:sz w:val="16"/>
-          <w:szCs w:val="16"/>
-        </w:rPr>
-        <w:t>ANZ Cybersecurity Management</w:t>
-      </w:r>
-    </w:p>
-    <w:p>
-      <w:pPr>
-        <w:spacing w:line="240" w:lineRule="auto"/>
-        <w:rPr>
-          <w:sz w:val="16"/>
-          <w:szCs w:val="16"/>
-        </w:rPr>
-      </w:pPr>
-      <w:r>
-        <w:rPr>
-          <w:sz w:val="16"/>
-          <w:szCs w:val="16"/>
-        </w:rPr>
-        <w:t>Certificate III in Security Operations</w:t>
-      </w:r>
-    </w:p>
-    <w:p>
-      <w:pPr>
-        <w:spacing w:line="240" w:lineRule="auto"/>
-        <w:rPr>
-          <w:sz w:val="16"/>
-          <w:szCs w:val="16"/>
-        </w:rPr>
-      </w:pPr>
-      <w:r>
-        <w:rPr>
-          <w:sz w:val="16"/>
-          <w:szCs w:val="16"/>
-        </w:rPr>
-        <w:t>Blue card – working with children (QLD)</w:t>
+        <w:t>Getting Started with Cisco Packet Tracer</w:t>
+      </w:r>
+    </w:p>
+    <w:p>
+      <w:pPr>
+        <w:spacing w:line="240" w:lineRule="auto"/>
+        <w:rPr>
+          <w:sz w:val="20"/>
+          <w:szCs w:val="20"/>
+        </w:rPr>
+      </w:pPr>
+      <w:r>
+        <w:rPr>
+          <w:b/>
+          <w:bCs/>
+          <w:sz w:val="20"/>
+          <w:szCs w:val="20"/>
+        </w:rPr>
+        <w:t>Forage Job Simulations</w:t>
+      </w:r>
+    </w:p>
+    <w:p>
+      <w:pPr>
+        <w:numPr>
+          <w:ilvl w:val="0"/>
+          <w:numId w:val="10"/>
+        </w:numPr>
+        <w:spacing w:line="240" w:lineRule="auto"/>
+        <w:rPr>
+          <w:sz w:val="20"/>
+          <w:szCs w:val="20"/>
+        </w:rPr>
+      </w:pPr>
+      <w:r>
+        <w:rPr>
+          <w:sz w:val="20"/>
+          <w:szCs w:val="20"/>
+        </w:rPr>
+        <w:t>Commonwealth Bank – Cybersecurity</w:t>
+      </w:r>
+    </w:p>
+    <w:p>
+      <w:pPr>
+        <w:numPr>
+          <w:ilvl w:val="0"/>
+          <w:numId w:val="10"/>
+        </w:numPr>
+        <w:spacing w:line="240" w:lineRule="auto"/>
+        <w:rPr>
+          <w:sz w:val="20"/>
+          <w:szCs w:val="20"/>
+        </w:rPr>
+      </w:pPr>
+      <w:r>
+        <w:rPr>
+          <w:sz w:val="20"/>
+          <w:szCs w:val="20"/>
+        </w:rPr>
+        <w:t>ANZ – Cybersecurity Management</w:t>
+      </w:r>
+    </w:p>
+    <w:p>
+      <w:pPr>
+        <w:numPr>
+          <w:ilvl w:val="0"/>
+          <w:numId w:val="10"/>
+        </w:numPr>
+        <w:spacing w:line="240" w:lineRule="auto"/>
+        <w:rPr>
+          <w:sz w:val="20"/>
+          <w:szCs w:val="20"/>
+        </w:rPr>
+      </w:pPr>
+      <w:r>
+        <w:rPr>
+          <w:sz w:val="20"/>
+          <w:szCs w:val="20"/>
+        </w:rPr>
+        <w:t>Deloitte – Data Analytics</w:t>
+      </w:r>
+    </w:p>
+    <w:p>
+      <w:pPr>
+        <w:numPr>
+          <w:ilvl w:val="0"/>
+          <w:numId w:val="10"/>
+        </w:numPr>
+        <w:spacing w:line="240" w:lineRule="auto"/>
+        <w:rPr>
+          <w:sz w:val="20"/>
+          <w:szCs w:val="20"/>
+        </w:rPr>
+      </w:pPr>
+      <w:r>
+        <w:rPr>
+          <w:sz w:val="20"/>
+          <w:szCs w:val="20"/>
+        </w:rPr>
+        <w:t>Datacom – Introduction to Cloud (2026)</w:t>
+      </w:r>
+    </w:p>
+    <w:p>
+      <w:pPr>
+        <w:numPr>
+          <w:ilvl w:val="0"/>
+          <w:numId w:val="10"/>
+        </w:numPr>
+        <w:spacing w:line="240" w:lineRule="auto"/>
+        <w:rPr>
+          <w:sz w:val="20"/>
+          <w:szCs w:val="20"/>
+        </w:rPr>
+      </w:pPr>
+      <w:r>
+        <w:rPr>
+          <w:sz w:val="20"/>
+          <w:szCs w:val="20"/>
+        </w:rPr>
+        <w:t>Commonwealth Bank – Data Science</w:t>
       </w:r>
     </w:p>
     <w:p>
@@ -1678,39 +2122,7 @@
           <w:sz w:val="16"/>
           <w:szCs w:val="16"/>
         </w:rPr>
-        <w:t>Bachelor of Cyber security ( currently equivalent to Diploma of Information Technology)</w:t>
-      </w:r>
-    </w:p>
-    <w:p>
-      <w:pPr>
-        <w:spacing w:line="240" w:lineRule="auto"/>
-        <w:rPr>
-          <w:sz w:val="16"/>
-          <w:szCs w:val="16"/>
-        </w:rPr>
-      </w:pPr>
-      <w:r>
-        <w:rPr>
-          <w:sz w:val="16"/>
-          <w:szCs w:val="16"/>
-        </w:rPr>
-        <w:t>La Trobe University</w:t>
-      </w:r>
-    </w:p>
-    <w:p>
-      <w:pPr>
-        <w:spacing w:line="240" w:lineRule="auto"/>
-        <w:rPr>
-          <w:sz w:val="16"/>
-          <w:szCs w:val="16"/>
-        </w:rPr>
-      </w:pPr>
-      <w:r>
-        <w:rPr>
-          <w:sz w:val="16"/>
-          <w:szCs w:val="16"/>
-        </w:rPr>
-        <w:t>Expected completion: 2028</w:t>
+        <w:t>Bachelor of Cyber Security (2 years completed) – La Trobe University</w:t>
       </w:r>
     </w:p>
     <w:p>
@@ -1912,7 +2324,39 @@
           <w:sz w:val="16"/>
           <w:szCs w:val="16"/>
         </w:rPr>
-        <w:t>Installed operating systems and configured windows os, kali linux and</w:t>
+        <w:t xml:space="preserve">Installed operating systems and configured windows </w:t>
+      </w:r>
+      <w:proofErr w:type="spellStart"/>
+      <w:r>
+        <w:rPr>
+          <w:sz w:val="16"/>
+          <w:szCs w:val="16"/>
+        </w:rPr>
+        <w:t>os</w:t>
+      </w:r>
+      <w:proofErr w:type="spellEnd"/>
+      <w:r>
+        <w:rPr>
+          <w:sz w:val="16"/>
+          <w:szCs w:val="16"/>
+        </w:rPr>
+        <w:t xml:space="preserve">, kali </w:t>
+      </w:r>
+      <w:proofErr w:type="spellStart"/>
+      <w:r>
+        <w:rPr>
+          <w:sz w:val="16"/>
+          <w:szCs w:val="16"/>
+        </w:rPr>
+        <w:t>linux</w:t>
+      </w:r>
+      <w:proofErr w:type="spellEnd"/>
+      <w:r>
+        <w:rPr>
+          <w:sz w:val="16"/>
+          <w:szCs w:val="16"/>
+        </w:rPr>
+        <w:t xml:space="preserve"> and</w:t>
       </w:r>
       <w:r>
         <w:rPr>
@@ -2667,6 +3111,304 @@
     </w:lvl>
   </w:abstractNum>
   <w:abstractNum w:abstractNumId="4" w15:restartNumberingAfterBreak="0">
+    <w:nsid w:val="3EB27ACD"/>
+    <w:multiLevelType w:val="multilevel"/>
+    <w:tmpl w:val="D34C82AC"/>
+    <w:lvl w:ilvl="0">
+      <w:start w:val="1"/>
+      <w:numFmt w:val="bullet"/>
+      <w:lvlText w:val=""/>
+      <w:lvlJc w:val="left"/>
+      <w:pPr>
+        <w:tabs>
+          <w:tab w:val="num" w:pos="720"/>
+        </w:tabs>
+        <w:ind w:left="720" w:hanging="360"/>
+      </w:pPr>
+      <w:rPr>
+        <w:rFonts w:ascii="Symbol" w:hAnsi="Symbol" w:hint="default"/>
+        <w:sz w:val="20"/>
+      </w:rPr>
+    </w:lvl>
+    <w:lvl w:ilvl="1" w:tentative="1">
+      <w:start w:val="1"/>
+      <w:numFmt w:val="bullet"/>
+      <w:lvlText w:val="o"/>
+      <w:lvlJc w:val="left"/>
+      <w:pPr>
+        <w:tabs>
+          <w:tab w:val="num" w:pos="1440"/>
+        </w:tabs>
+        <w:ind w:left="1440" w:hanging="360"/>
+      </w:pPr>
+      <w:rPr>
+        <w:rFonts w:ascii="Courier New" w:hAnsi="Courier New" w:hint="default"/>
+        <w:sz w:val="20"/>
+      </w:rPr>
+    </w:lvl>
+    <w:lvl w:ilvl="2" w:tentative="1">
+      <w:start w:val="1"/>
+      <w:numFmt w:val="bullet"/>
+      <w:lvlText w:val=""/>
+      <w:lvlJc w:val="left"/>
+      <w:pPr>
+        <w:tabs>
+          <w:tab w:val="num" w:pos="2160"/>
+        </w:tabs>
+        <w:ind w:left="2160" w:hanging="360"/>
+      </w:pPr>
+      <w:rPr>
+        <w:rFonts w:ascii="Wingdings" w:hAnsi="Wingdings" w:hint="default"/>
+        <w:sz w:val="20"/>
+      </w:rPr>
+    </w:lvl>
+    <w:lvl w:ilvl="3" w:tentative="1">
+      <w:start w:val="1"/>
+      <w:numFmt w:val="bullet"/>
+      <w:lvlText w:val=""/>
+      <w:lvlJc w:val="left"/>
+      <w:pPr>
+        <w:tabs>
+          <w:tab w:val="num" w:pos="2880"/>
+        </w:tabs>
+        <w:ind w:left="2880" w:hanging="360"/>
+      </w:pPr>
+      <w:rPr>
+        <w:rFonts w:ascii="Wingdings" w:hAnsi="Wingdings" w:hint="default"/>
+        <w:sz w:val="20"/>
+      </w:rPr>
+    </w:lvl>
+    <w:lvl w:ilvl="4" w:tentative="1">
+      <w:start w:val="1"/>
+      <w:numFmt w:val="bullet"/>
+      <w:lvlText w:val=""/>
+      <w:lvlJc w:val="left"/>
+      <w:pPr>
+        <w:tabs>
+          <w:tab w:val="num" w:pos="3600"/>
+        </w:tabs>
+        <w:ind w:left="3600" w:hanging="360"/>
+      </w:pPr>
+      <w:rPr>
+        <w:rFonts w:ascii="Wingdings" w:hAnsi="Wingdings" w:hint="default"/>
+        <w:sz w:val="20"/>
+      </w:rPr>
+    </w:lvl>
+    <w:lvl w:ilvl="5" w:tentative="1">
+      <w:start w:val="1"/>
+      <w:numFmt w:val="bullet"/>
+      <w:lvlText w:val=""/>
+      <w:lvlJc w:val="left"/>
+      <w:pPr>
+        <w:tabs>
+          <w:tab w:val="num" w:pos="4320"/>
+        </w:tabs>
+        <w:ind w:left="4320" w:hanging="360"/>
+      </w:pPr>
+      <w:rPr>
+        <w:rFonts w:ascii="Wingdings" w:hAnsi="Wingdings" w:hint="default"/>
+        <w:sz w:val="20"/>
+      </w:rPr>
+    </w:lvl>
+    <w:lvl w:ilvl="6" w:tentative="1">
+      <w:start w:val="1"/>
+      <w:numFmt w:val="bullet"/>
+      <w:lvlText w:val=""/>
+      <w:lvlJc w:val="left"/>
+      <w:pPr>
+        <w:tabs>
+          <w:tab w:val="num" w:pos="5040"/>
+        </w:tabs>
+        <w:ind w:left="5040" w:hanging="360"/>
+      </w:pPr>
+      <w:rPr>
+        <w:rFonts w:ascii="Wingdings" w:hAnsi="Wingdings" w:hint="default"/>
+        <w:sz w:val="20"/>
+      </w:rPr>
+    </w:lvl>
+    <w:lvl w:ilvl="7" w:tentative="1">
+      <w:start w:val="1"/>
+      <w:numFmt w:val="bullet"/>
+      <w:lvlText w:val=""/>
+      <w:lvlJc w:val="left"/>
+      <w:pPr>
+        <w:tabs>
+          <w:tab w:val="num" w:pos="5760"/>
+        </w:tabs>
+        <w:ind w:left="5760" w:hanging="360"/>
+      </w:pPr>
+      <w:rPr>
+        <w:rFonts w:ascii="Wingdings" w:hAnsi="Wingdings" w:hint="default"/>
+        <w:sz w:val="20"/>
+      </w:rPr>
+    </w:lvl>
+    <w:lvl w:ilvl="8" w:tentative="1">
+      <w:start w:val="1"/>
+      <w:numFmt w:val="bullet"/>
+      <w:lvlText w:val=""/>
+      <w:lvlJc w:val="left"/>
+      <w:pPr>
+        <w:tabs>
+          <w:tab w:val="num" w:pos="6480"/>
+        </w:tabs>
+        <w:ind w:left="6480" w:hanging="360"/>
+      </w:pPr>
+      <w:rPr>
+        <w:rFonts w:ascii="Wingdings" w:hAnsi="Wingdings" w:hint="default"/>
+        <w:sz w:val="20"/>
+      </w:rPr>
+    </w:lvl>
+  </w:abstractNum>
+  <w:abstractNum w:abstractNumId="5" w15:restartNumberingAfterBreak="0">
+    <w:nsid w:val="48077489"/>
+    <w:multiLevelType w:val="multilevel"/>
+    <w:tmpl w:val="F2B6E112"/>
+    <w:lvl w:ilvl="0">
+      <w:start w:val="1"/>
+      <w:numFmt w:val="bullet"/>
+      <w:lvlText w:val=""/>
+      <w:lvlJc w:val="left"/>
+      <w:pPr>
+        <w:tabs>
+          <w:tab w:val="num" w:pos="720"/>
+        </w:tabs>
+        <w:ind w:left="720" w:hanging="360"/>
+      </w:pPr>
+      <w:rPr>
+        <w:rFonts w:ascii="Symbol" w:hAnsi="Symbol" w:hint="default"/>
+        <w:sz w:val="20"/>
+      </w:rPr>
+    </w:lvl>
+    <w:lvl w:ilvl="1" w:tentative="1">
+      <w:start w:val="1"/>
+      <w:numFmt w:val="bullet"/>
+      <w:lvlText w:val="o"/>
+      <w:lvlJc w:val="left"/>
+      <w:pPr>
+        <w:tabs>
+          <w:tab w:val="num" w:pos="1440"/>
+        </w:tabs>
+        <w:ind w:left="1440" w:hanging="360"/>
+      </w:pPr>
+      <w:rPr>
+        <w:rFonts w:ascii="Courier New" w:hAnsi="Courier New" w:hint="default"/>
+        <w:sz w:val="20"/>
+      </w:rPr>
+    </w:lvl>
+    <w:lvl w:ilvl="2" w:tentative="1">
+      <w:start w:val="1"/>
+      <w:numFmt w:val="bullet"/>
+      <w:lvlText w:val=""/>
+      <w:lvlJc w:val="left"/>
+      <w:pPr>
+        <w:tabs>
+          <w:tab w:val="num" w:pos="2160"/>
+        </w:tabs>
+        <w:ind w:left="2160" w:hanging="360"/>
+      </w:pPr>
+      <w:rPr>
+        <w:rFonts w:ascii="Wingdings" w:hAnsi="Wingdings" w:hint="default"/>
+        <w:sz w:val="20"/>
+      </w:rPr>
+    </w:lvl>
+    <w:lvl w:ilvl="3" w:tentative="1">
+      <w:start w:val="1"/>
+      <w:numFmt w:val="bullet"/>
+      <w:lvlText w:val=""/>
+      <w:lvlJc w:val="left"/>
+      <w:pPr>
+        <w:tabs>
+          <w:tab w:val="num" w:pos="2880"/>
+        </w:tabs>
+        <w:ind w:left="2880" w:hanging="360"/>
+      </w:pPr>
+      <w:rPr>
+        <w:rFonts w:ascii="Wingdings" w:hAnsi="Wingdings" w:hint="default"/>
+        <w:sz w:val="20"/>
+      </w:rPr>
+    </w:lvl>
+    <w:lvl w:ilvl="4" w:tentative="1">
+      <w:start w:val="1"/>
+      <w:numFmt w:val="bullet"/>
+      <w:lvlText w:val=""/>
+      <w:lvlJc w:val="left"/>
+      <w:pPr>
+        <w:tabs>
+          <w:tab w:val="num" w:pos="3600"/>
+        </w:tabs>
+        <w:ind w:left="3600" w:hanging="360"/>
+      </w:pPr>
+      <w:rPr>
+        <w:rFonts w:ascii="Wingdings" w:hAnsi="Wingdings" w:hint="default"/>
+        <w:sz w:val="20"/>
+      </w:rPr>
+    </w:lvl>
+    <w:lvl w:ilvl="5" w:tentative="1">
+      <w:start w:val="1"/>
+      <w:numFmt w:val="bullet"/>
+      <w:lvlText w:val=""/>
+      <w:lvlJc w:val="left"/>
+      <w:pPr>
+        <w:tabs>
+          <w:tab w:val="num" w:pos="4320"/>
+        </w:tabs>
+        <w:ind w:left="4320" w:hanging="360"/>
+      </w:pPr>
+      <w:rPr>
+        <w:rFonts w:ascii="Wingdings" w:hAnsi="Wingdings" w:hint="default"/>
+        <w:sz w:val="20"/>
+      </w:rPr>
+    </w:lvl>
+    <w:lvl w:ilvl="6" w:tentative="1">
+      <w:start w:val="1"/>
+      <w:numFmt w:val="bullet"/>
+      <w:lvlText w:val=""/>
+      <w:lvlJc w:val="left"/>
+      <w:pPr>
+        <w:tabs>
+          <w:tab w:val="num" w:pos="5040"/>
+        </w:tabs>
+        <w:ind w:left="5040" w:hanging="360"/>
+      </w:pPr>
+      <w:rPr>
+        <w:rFonts w:ascii="Wingdings" w:hAnsi="Wingdings" w:hint="default"/>
+        <w:sz w:val="20"/>
+      </w:rPr>
+    </w:lvl>
+    <w:lvl w:ilvl="7" w:tentative="1">
+      <w:start w:val="1"/>
+      <w:numFmt w:val="bullet"/>
+      <w:lvlText w:val=""/>
+      <w:lvlJc w:val="left"/>
+      <w:pPr>
+        <w:tabs>
+          <w:tab w:val="num" w:pos="5760"/>
+        </w:tabs>
+        <w:ind w:left="5760" w:hanging="360"/>
+      </w:pPr>
+      <w:rPr>
+        <w:rFonts w:ascii="Wingdings" w:hAnsi="Wingdings" w:hint="default"/>
+        <w:sz w:val="20"/>
+      </w:rPr>
+    </w:lvl>
+    <w:lvl w:ilvl="8" w:tentative="1">
+      <w:start w:val="1"/>
+      <w:numFmt w:val="bullet"/>
+      <w:lvlText w:val=""/>
+      <w:lvlJc w:val="left"/>
+      <w:pPr>
+        <w:tabs>
+          <w:tab w:val="num" w:pos="6480"/>
+        </w:tabs>
+        <w:ind w:left="6480" w:hanging="360"/>
+      </w:pPr>
+      <w:rPr>
+        <w:rFonts w:ascii="Wingdings" w:hAnsi="Wingdings" w:hint="default"/>
+        <w:sz w:val="20"/>
+      </w:rPr>
+    </w:lvl>
+  </w:abstractNum>
+  <w:abstractNum w:abstractNumId="6" w15:restartNumberingAfterBreak="0">
     <w:nsid w:val="71575990"/>
     <w:multiLevelType w:val="multilevel"/>
     <w:tmpl w:val="3FA4DB72"/>
@@ -2815,7 +3557,7 @@
       </w:rPr>
     </w:lvl>
   </w:abstractNum>
-  <w:abstractNum w:abstractNumId="5" w15:restartNumberingAfterBreak="0">
+  <w:abstractNum w:abstractNumId="7" w15:restartNumberingAfterBreak="0">
     <w:nsid w:val="72114F9D"/>
     <w:multiLevelType w:val="hybridMultilevel"/>
     <w:tmpl w:val="12F6E154"/>
@@ -2928,7 +3670,7 @@
       </w:rPr>
     </w:lvl>
   </w:abstractNum>
-  <w:abstractNum w:abstractNumId="6" w15:restartNumberingAfterBreak="0">
+  <w:abstractNum w:abstractNumId="8" w15:restartNumberingAfterBreak="0">
     <w:nsid w:val="73E43444"/>
     <w:multiLevelType w:val="hybridMultilevel"/>
     <w:tmpl w:val="810AC472"/>
@@ -3041,8 +3783,157 @@
       </w:rPr>
     </w:lvl>
   </w:abstractNum>
+  <w:abstractNum w:abstractNumId="9" w15:restartNumberingAfterBreak="0">
+    <w:nsid w:val="7F0D7968"/>
+    <w:multiLevelType w:val="multilevel"/>
+    <w:tmpl w:val="9E40746E"/>
+    <w:lvl w:ilvl="0">
+      <w:start w:val="1"/>
+      <w:numFmt w:val="bullet"/>
+      <w:lvlText w:val=""/>
+      <w:lvlJc w:val="left"/>
+      <w:pPr>
+        <w:tabs>
+          <w:tab w:val="num" w:pos="720"/>
+        </w:tabs>
+        <w:ind w:left="720" w:hanging="360"/>
+      </w:pPr>
+      <w:rPr>
+        <w:rFonts w:ascii="Symbol" w:hAnsi="Symbol" w:hint="default"/>
+        <w:sz w:val="20"/>
+      </w:rPr>
+    </w:lvl>
+    <w:lvl w:ilvl="1" w:tentative="1">
+      <w:start w:val="1"/>
+      <w:numFmt w:val="bullet"/>
+      <w:lvlText w:val="o"/>
+      <w:lvlJc w:val="left"/>
+      <w:pPr>
+        <w:tabs>
+          <w:tab w:val="num" w:pos="1440"/>
+        </w:tabs>
+        <w:ind w:left="1440" w:hanging="360"/>
+      </w:pPr>
+      <w:rPr>
+        <w:rFonts w:ascii="Courier New" w:hAnsi="Courier New" w:hint="default"/>
+        <w:sz w:val="20"/>
+      </w:rPr>
+    </w:lvl>
+    <w:lvl w:ilvl="2" w:tentative="1">
+      <w:start w:val="1"/>
+      <w:numFmt w:val="bullet"/>
+      <w:lvlText w:val=""/>
+      <w:lvlJc w:val="left"/>
+      <w:pPr>
+        <w:tabs>
+          <w:tab w:val="num" w:pos="2160"/>
+        </w:tabs>
+        <w:ind w:left="2160" w:hanging="360"/>
+      </w:pPr>
+      <w:rPr>
+        <w:rFonts w:ascii="Wingdings" w:hAnsi="Wingdings" w:hint="default"/>
+        <w:sz w:val="20"/>
+      </w:rPr>
+    </w:lvl>
+    <w:lvl w:ilvl="3" w:tentative="1">
+      <w:start w:val="1"/>
+      <w:numFmt w:val="bullet"/>
+      <w:lvlText w:val=""/>
+      <w:lvlJc w:val="left"/>
+      <w:pPr>
+        <w:tabs>
+          <w:tab w:val="num" w:pos="2880"/>
+        </w:tabs>
+        <w:ind w:left="2880" w:hanging="360"/>
+      </w:pPr>
+      <w:rPr>
+        <w:rFonts w:ascii="Wingdings" w:hAnsi="Wingdings" w:hint="default"/>
+        <w:sz w:val="20"/>
+      </w:rPr>
+    </w:lvl>
+    <w:lvl w:ilvl="4" w:tentative="1">
+      <w:start w:val="1"/>
+      <w:numFmt w:val="bullet"/>
+      <w:lvlText w:val=""/>
+      <w:lvlJc w:val="left"/>
+      <w:pPr>
+        <w:tabs>
+          <w:tab w:val="num" w:pos="3600"/>
+        </w:tabs>
+        <w:ind w:left="3600" w:hanging="360"/>
+      </w:pPr>
+      <w:rPr>
+        <w:rFonts w:ascii="Wingdings" w:hAnsi="Wingdings" w:hint="default"/>
+        <w:sz w:val="20"/>
+      </w:rPr>
+    </w:lvl>
+    <w:lvl w:ilvl="5" w:tentative="1">
+      <w:start w:val="1"/>
+      <w:numFmt w:val="bullet"/>
+      <w:lvlText w:val=""/>
+      <w:lvlJc w:val="left"/>
+      <w:pPr>
+        <w:tabs>
+          <w:tab w:val="num" w:pos="4320"/>
+        </w:tabs>
+        <w:ind w:left="4320" w:hanging="360"/>
+      </w:pPr>
+      <w:rPr>
+        <w:rFonts w:ascii="Wingdings" w:hAnsi="Wingdings" w:hint="default"/>
+        <w:sz w:val="20"/>
+      </w:rPr>
+    </w:lvl>
+    <w:lvl w:ilvl="6" w:tentative="1">
+      <w:start w:val="1"/>
+      <w:numFmt w:val="bullet"/>
+      <w:lvlText w:val=""/>
+      <w:lvlJc w:val="left"/>
+      <w:pPr>
+        <w:tabs>
+          <w:tab w:val="num" w:pos="5040"/>
+        </w:tabs>
+        <w:ind w:left="5040" w:hanging="360"/>
+      </w:pPr>
+      <w:rPr>
+        <w:rFonts w:ascii="Wingdings" w:hAnsi="Wingdings" w:hint="default"/>
+        <w:sz w:val="20"/>
+      </w:rPr>
+    </w:lvl>
+    <w:lvl w:ilvl="7" w:tentative="1">
+      <w:start w:val="1"/>
+      <w:numFmt w:val="bullet"/>
+      <w:lvlText w:val=""/>
+      <w:lvlJc w:val="left"/>
+      <w:pPr>
+        <w:tabs>
+          <w:tab w:val="num" w:pos="5760"/>
+        </w:tabs>
+        <w:ind w:left="5760" w:hanging="360"/>
+      </w:pPr>
+      <w:rPr>
+        <w:rFonts w:ascii="Wingdings" w:hAnsi="Wingdings" w:hint="default"/>
+        <w:sz w:val="20"/>
+      </w:rPr>
+    </w:lvl>
+    <w:lvl w:ilvl="8" w:tentative="1">
+      <w:start w:val="1"/>
+      <w:numFmt w:val="bullet"/>
+      <w:lvlText w:val=""/>
+      <w:lvlJc w:val="left"/>
+      <w:pPr>
+        <w:tabs>
+          <w:tab w:val="num" w:pos="6480"/>
+        </w:tabs>
+        <w:ind w:left="6480" w:hanging="360"/>
+      </w:pPr>
+      <w:rPr>
+        <w:rFonts w:ascii="Wingdings" w:hAnsi="Wingdings" w:hint="default"/>
+        <w:sz w:val="20"/>
+      </w:rPr>
+    </w:lvl>
+  </w:abstractNum>
   <w:num w:numId="1" w16cid:durableId="114955648">
-    <w:abstractNumId w:val="5"/>
+    <w:abstractNumId w:val="7"/>
   </w:num>
   <w:num w:numId="2" w16cid:durableId="1290162032">
     <w:abstractNumId w:val="2"/>
@@ -3051,7 +3942,7 @@
     <w:abstractNumId w:val="1"/>
   </w:num>
   <w:num w:numId="4" w16cid:durableId="125244529">
-    <w:abstractNumId w:val="6"/>
+    <w:abstractNumId w:val="8"/>
   </w:num>
   <w:num w:numId="5" w16cid:durableId="236982697">
     <w:abstractNumId w:val="3"/>
@@ -3060,6 +3951,15 @@
     <w:abstractNumId w:val="0"/>
   </w:num>
   <w:num w:numId="7" w16cid:durableId="354625107">
+    <w:abstractNumId w:val="6"/>
+  </w:num>
+  <w:num w:numId="8" w16cid:durableId="61490260">
+    <w:abstractNumId w:val="5"/>
+  </w:num>
+  <w:num w:numId="9" w16cid:durableId="550848768">
+    <w:abstractNumId w:val="9"/>
+  </w:num>
+  <w:num w:numId="10" w16cid:durableId="1195188118">
     <w:abstractNumId w:val="4"/>
   </w:num>
 </w:numbering>

--- a/resume_jsigley.docx
+++ b/resume_jsigley.docx
@@ -396,7 +396,133 @@
           <w:sz w:val="16"/>
           <w:szCs w:val="16"/>
         </w:rPr>
-        <w:t xml:space="preserve">PowerShell | Bash | Nmap | </w:t>
+        <w:t>PowerShell | Bash | Nmap | Burp Suite | Meta</w:t>
+      </w:r>
+      <w:r>
+        <w:rPr>
+          <w:sz w:val="16"/>
+          <w:szCs w:val="16"/>
+        </w:rPr>
+        <w:t>s</w:t>
+      </w:r>
+      <w:r>
+        <w:rPr>
+          <w:sz w:val="16"/>
+          <w:szCs w:val="16"/>
+        </w:rPr>
+        <w:t>ploit</w:t>
+      </w:r>
+    </w:p>
+    <w:p>
+      <w:pPr>
+        <w:spacing w:line="240" w:lineRule="auto"/>
+        <w:rPr>
+          <w:sz w:val="16"/>
+          <w:szCs w:val="16"/>
+        </w:rPr>
+      </w:pPr>
+      <w:r>
+        <w:rPr>
+          <w:sz w:val="16"/>
+          <w:szCs w:val="16"/>
+        </w:rPr>
+        <w:t>MITRE ATT&amp;CK | SIEM Monitoring | Log Analysis | Incident Triage</w:t>
+      </w:r>
+    </w:p>
+    <w:p>
+      <w:pPr>
+        <w:spacing w:line="240" w:lineRule="auto"/>
+        <w:rPr>
+          <w:sz w:val="20"/>
+          <w:szCs w:val="20"/>
+        </w:rPr>
+      </w:pPr>
+    </w:p>
+    <w:p>
+      <w:pPr>
+        <w:spacing w:line="240" w:lineRule="auto"/>
+        <w:rPr>
+          <w:sz w:val="20"/>
+          <w:szCs w:val="20"/>
+        </w:rPr>
+      </w:pPr>
+      <w:r>
+        <w:rPr>
+          <w:sz w:val="20"/>
+          <w:szCs w:val="20"/>
+        </w:rPr>
+        <w:t>Core technical Skills</w:t>
+      </w:r>
+    </w:p>
+    <w:p>
+      <w:pPr>
+        <w:spacing w:line="240" w:lineRule="auto"/>
+        <w:rPr>
+          <w:sz w:val="16"/>
+          <w:szCs w:val="16"/>
+        </w:rPr>
+      </w:pPr>
+      <w:r>
+        <w:rPr>
+          <w:sz w:val="16"/>
+          <w:szCs w:val="16"/>
+        </w:rPr>
+        <w:t>Security Operations</w:t>
+      </w:r>
+    </w:p>
+    <w:p>
+      <w:pPr>
+        <w:spacing w:line="240" w:lineRule="auto"/>
+        <w:rPr>
+          <w:sz w:val="16"/>
+          <w:szCs w:val="16"/>
+        </w:rPr>
+      </w:pPr>
+      <w:r>
+        <w:rPr>
+          <w:sz w:val="16"/>
+          <w:szCs w:val="16"/>
+        </w:rPr>
+        <w:t>Security monitoring, alert triage, log correlation, threat detection, MITRE ATT</w:t>
+      </w:r>
+      <w:r>
+        <w:rPr>
+          <w:sz w:val="16"/>
+          <w:szCs w:val="16"/>
+        </w:rPr>
+        <w:t>&amp;CK mapping, incident response playbooks.</w:t>
+      </w:r>
+    </w:p>
+    <w:p>
+      <w:pPr>
+        <w:spacing w:line="240" w:lineRule="auto"/>
+        <w:rPr>
+          <w:sz w:val="20"/>
+          <w:szCs w:val="20"/>
+        </w:rPr>
+      </w:pPr>
+      <w:r>
+        <w:rPr>
+          <w:sz w:val="20"/>
+          <w:szCs w:val="20"/>
+        </w:rPr>
+        <w:t>SIEM &amp; Detection</w:t>
+      </w:r>
+    </w:p>
+    <w:p>
+      <w:pPr>
+        <w:spacing w:line="240" w:lineRule="auto"/>
+        <w:rPr>
+          <w:sz w:val="16"/>
+          <w:szCs w:val="16"/>
+        </w:rPr>
+      </w:pPr>
+      <w:r>
+        <w:rPr>
+          <w:sz w:val="16"/>
+          <w:szCs w:val="16"/>
+        </w:rPr>
+        <w:t xml:space="preserve">Splunk, </w:t>
       </w:r>
       <w:proofErr w:type="spellStart"/>
       <w:r>
@@ -404,7 +530,7 @@
           <w:sz w:val="16"/>
           <w:szCs w:val="16"/>
         </w:rPr>
-        <w:t>Burpe</w:t>
+        <w:t>wazuh</w:t>
       </w:r>
       <w:proofErr w:type="spellEnd"/>
       <w:r>
@@ -412,7 +538,46 @@
           <w:sz w:val="16"/>
           <w:szCs w:val="16"/>
         </w:rPr>
-        <w:t xml:space="preserve"> Suite | </w:t>
+        <w:t>, security log collection, detection engineering fundamentals, investigation</w:t>
+      </w:r>
+      <w:r>
+        <w:rPr>
+          <w:sz w:val="16"/>
+          <w:szCs w:val="16"/>
+        </w:rPr>
+        <w:t xml:space="preserve"> workflows.</w:t>
+      </w:r>
+    </w:p>
+    <w:p>
+      <w:pPr>
+        <w:spacing w:line="240" w:lineRule="auto"/>
+        <w:rPr>
+          <w:sz w:val="20"/>
+          <w:szCs w:val="20"/>
+        </w:rPr>
+      </w:pPr>
+      <w:r>
+        <w:rPr>
+          <w:sz w:val="20"/>
+          <w:szCs w:val="20"/>
+        </w:rPr>
+        <w:t>Operating systems</w:t>
+      </w:r>
+    </w:p>
+    <w:p>
+      <w:pPr>
+        <w:spacing w:line="240" w:lineRule="auto"/>
+        <w:rPr>
+          <w:sz w:val="16"/>
+          <w:szCs w:val="16"/>
+        </w:rPr>
+      </w:pPr>
+      <w:r>
+        <w:rPr>
+          <w:sz w:val="16"/>
+          <w:szCs w:val="16"/>
+        </w:rPr>
+        <w:t xml:space="preserve">Windows administration, </w:t>
       </w:r>
       <w:proofErr w:type="spellStart"/>
       <w:r>
@@ -420,120 +585,47 @@
           <w:sz w:val="16"/>
           <w:szCs w:val="16"/>
         </w:rPr>
-        <w:t>Metaploit</w:t>
+        <w:t>linux</w:t>
       </w:r>
       <w:proofErr w:type="spellEnd"/>
-    </w:p>
-    <w:p>
-      <w:pPr>
-        <w:spacing w:line="240" w:lineRule="auto"/>
-        <w:rPr>
-          <w:sz w:val="16"/>
-          <w:szCs w:val="16"/>
-        </w:rPr>
-      </w:pPr>
-      <w:r>
-        <w:rPr>
-          <w:sz w:val="16"/>
-          <w:szCs w:val="16"/>
-        </w:rPr>
-        <w:t>MITRE ATT&amp;CK | SIEM Monitoring | Log Analysis | Incident Triage</w:t>
-      </w:r>
-    </w:p>
-    <w:p>
-      <w:pPr>
-        <w:spacing w:line="240" w:lineRule="auto"/>
-        <w:rPr>
-          <w:sz w:val="20"/>
-          <w:szCs w:val="20"/>
-        </w:rPr>
-      </w:pPr>
-    </w:p>
-    <w:p>
-      <w:pPr>
-        <w:spacing w:line="240" w:lineRule="auto"/>
-        <w:rPr>
-          <w:sz w:val="20"/>
-          <w:szCs w:val="20"/>
-        </w:rPr>
-      </w:pPr>
-      <w:r>
-        <w:rPr>
-          <w:sz w:val="20"/>
-          <w:szCs w:val="20"/>
-        </w:rPr>
-        <w:t>Core technical Skills</w:t>
-      </w:r>
-    </w:p>
-    <w:p>
-      <w:pPr>
-        <w:spacing w:line="240" w:lineRule="auto"/>
-        <w:rPr>
-          <w:sz w:val="16"/>
-          <w:szCs w:val="16"/>
-        </w:rPr>
-      </w:pPr>
-      <w:r>
-        <w:rPr>
-          <w:sz w:val="16"/>
-          <w:szCs w:val="16"/>
-        </w:rPr>
-        <w:t>Security Operations</w:t>
-      </w:r>
-    </w:p>
-    <w:p>
-      <w:pPr>
-        <w:spacing w:line="240" w:lineRule="auto"/>
-        <w:rPr>
-          <w:sz w:val="16"/>
-          <w:szCs w:val="16"/>
-        </w:rPr>
-      </w:pPr>
-      <w:r>
-        <w:rPr>
-          <w:sz w:val="16"/>
-          <w:szCs w:val="16"/>
-        </w:rPr>
-        <w:t>Security monitoring, alert triage, log correlation, threat detection, MITRE ATT</w:t>
-      </w:r>
-      <w:r>
-        <w:rPr>
-          <w:sz w:val="16"/>
-          <w:szCs w:val="16"/>
-        </w:rPr>
-        <w:t>&amp;CK mapping, incident response playbooks.</w:t>
-      </w:r>
-    </w:p>
-    <w:p>
-      <w:pPr>
-        <w:spacing w:line="240" w:lineRule="auto"/>
-        <w:rPr>
-          <w:sz w:val="20"/>
-          <w:szCs w:val="20"/>
-        </w:rPr>
-      </w:pPr>
-      <w:r>
-        <w:rPr>
-          <w:sz w:val="20"/>
-          <w:szCs w:val="20"/>
-        </w:rPr>
-        <w:t>SIEM &amp; Detection</w:t>
-      </w:r>
-    </w:p>
-    <w:p>
-      <w:pPr>
-        <w:spacing w:line="240" w:lineRule="auto"/>
-        <w:rPr>
-          <w:sz w:val="16"/>
-          <w:szCs w:val="16"/>
-        </w:rPr>
-      </w:pPr>
-      <w:r>
-        <w:rPr>
-          <w:sz w:val="16"/>
-          <w:szCs w:val="16"/>
-        </w:rPr>
-        <w:t xml:space="preserve">Splunk, </w:t>
+      <w:r>
+        <w:rPr>
+          <w:sz w:val="16"/>
+          <w:szCs w:val="16"/>
+        </w:rPr>
+        <w:t xml:space="preserve"> CLI, Kali Linux.</w:t>
+      </w:r>
+    </w:p>
+    <w:p>
+      <w:pPr>
+        <w:spacing w:line="240" w:lineRule="auto"/>
+        <w:rPr>
+          <w:sz w:val="20"/>
+          <w:szCs w:val="20"/>
+        </w:rPr>
+      </w:pPr>
+      <w:r>
+        <w:rPr>
+          <w:sz w:val="20"/>
+          <w:szCs w:val="20"/>
+        </w:rPr>
+        <w:t>Networking</w:t>
+      </w:r>
+    </w:p>
+    <w:p>
+      <w:pPr>
+        <w:spacing w:line="240" w:lineRule="auto"/>
+        <w:rPr>
+          <w:sz w:val="16"/>
+          <w:szCs w:val="16"/>
+        </w:rPr>
+      </w:pPr>
+      <w:r>
+        <w:rPr>
+          <w:sz w:val="16"/>
+          <w:szCs w:val="16"/>
+        </w:rPr>
+        <w:t xml:space="preserve">TCP/IP, DNS, DHCP, network troubleshooting, packet analysis with </w:t>
       </w:r>
       <w:proofErr w:type="spellStart"/>
       <w:r>
@@ -541,7 +633,7 @@
           <w:sz w:val="16"/>
           <w:szCs w:val="16"/>
         </w:rPr>
-        <w:t>wazuh</w:t>
+        <w:t>wireshark</w:t>
       </w:r>
       <w:proofErr w:type="spellEnd"/>
       <w:r>
@@ -549,46 +641,85 @@
           <w:sz w:val="16"/>
           <w:szCs w:val="16"/>
         </w:rPr>
-        <w:t>, security log collection, detection engineering fundamentals, investigation</w:t>
-      </w:r>
-      <w:r>
-        <w:rPr>
-          <w:sz w:val="16"/>
-          <w:szCs w:val="16"/>
-        </w:rPr>
-        <w:t xml:space="preserve"> workflows.</w:t>
-      </w:r>
-    </w:p>
-    <w:p>
-      <w:pPr>
-        <w:spacing w:line="240" w:lineRule="auto"/>
-        <w:rPr>
-          <w:sz w:val="20"/>
-          <w:szCs w:val="20"/>
-        </w:rPr>
-      </w:pPr>
-      <w:r>
-        <w:rPr>
-          <w:sz w:val="20"/>
-          <w:szCs w:val="20"/>
-        </w:rPr>
-        <w:t>Operating systems</w:t>
-      </w:r>
-    </w:p>
-    <w:p>
-      <w:pPr>
-        <w:spacing w:line="240" w:lineRule="auto"/>
-        <w:rPr>
-          <w:sz w:val="16"/>
-          <w:szCs w:val="16"/>
-        </w:rPr>
-      </w:pPr>
-      <w:r>
-        <w:rPr>
-          <w:sz w:val="16"/>
-          <w:szCs w:val="16"/>
-        </w:rPr>
-        <w:t xml:space="preserve">Windows administration, </w:t>
+        <w:t>.</w:t>
+      </w:r>
+    </w:p>
+    <w:p>
+      <w:pPr>
+        <w:spacing w:line="240" w:lineRule="auto"/>
+        <w:rPr>
+          <w:sz w:val="20"/>
+          <w:szCs w:val="20"/>
+        </w:rPr>
+      </w:pPr>
+      <w:r>
+        <w:rPr>
+          <w:sz w:val="20"/>
+          <w:szCs w:val="20"/>
+        </w:rPr>
+        <w:t>Identity &amp; Infrastructure</w:t>
+      </w:r>
+    </w:p>
+    <w:p>
+      <w:pPr>
+        <w:spacing w:line="240" w:lineRule="auto"/>
+        <w:rPr>
+          <w:sz w:val="16"/>
+          <w:szCs w:val="16"/>
+        </w:rPr>
+      </w:pPr>
+      <w:r>
+        <w:rPr>
+          <w:sz w:val="16"/>
+          <w:szCs w:val="16"/>
+        </w:rPr>
+        <w:t>Active directory fundamentals</w:t>
+      </w:r>
+      <w:r>
+        <w:rPr>
+          <w:sz w:val="16"/>
+          <w:szCs w:val="16"/>
+        </w:rPr>
+        <w:t>, authentication, user account management, access control.</w:t>
+      </w:r>
+    </w:p>
+    <w:p>
+      <w:pPr>
+        <w:spacing w:line="240" w:lineRule="auto"/>
+        <w:rPr>
+          <w:sz w:val="20"/>
+          <w:szCs w:val="20"/>
+        </w:rPr>
+      </w:pPr>
+      <w:r>
+        <w:rPr>
+          <w:sz w:val="20"/>
+          <w:szCs w:val="20"/>
+        </w:rPr>
+        <w:t>Security Tools</w:t>
+      </w:r>
+    </w:p>
+    <w:p>
+      <w:pPr>
+        <w:spacing w:line="240" w:lineRule="auto"/>
+        <w:rPr>
+          <w:sz w:val="16"/>
+          <w:szCs w:val="16"/>
+        </w:rPr>
+      </w:pPr>
+      <w:r>
+        <w:rPr>
+          <w:sz w:val="16"/>
+          <w:szCs w:val="16"/>
+        </w:rPr>
+        <w:t>Nmap, Burp Suite, Metasploit, threat intelligence platforms</w:t>
+      </w:r>
+      <w:r>
+        <w:rPr>
+          <w:sz w:val="16"/>
+          <w:szCs w:val="16"/>
+        </w:rPr>
+        <w:t xml:space="preserve"> including virus total and </w:t>
       </w:r>
       <w:proofErr w:type="spellStart"/>
       <w:r>
@@ -596,47 +727,31 @@
           <w:sz w:val="16"/>
           <w:szCs w:val="16"/>
         </w:rPr>
-        <w:t>linux</w:t>
+        <w:t>any.run</w:t>
       </w:r>
       <w:proofErr w:type="spellEnd"/>
-      <w:r>
-        <w:rPr>
-          <w:sz w:val="16"/>
-          <w:szCs w:val="16"/>
-        </w:rPr>
-        <w:t xml:space="preserve"> CLI, Kali Linux.</w:t>
-      </w:r>
-    </w:p>
-    <w:p>
-      <w:pPr>
-        <w:spacing w:line="240" w:lineRule="auto"/>
-        <w:rPr>
-          <w:sz w:val="20"/>
-          <w:szCs w:val="20"/>
-        </w:rPr>
-      </w:pPr>
-      <w:r>
-        <w:rPr>
-          <w:sz w:val="20"/>
-          <w:szCs w:val="20"/>
-        </w:rPr>
-        <w:t>Networking</w:t>
-      </w:r>
-    </w:p>
-    <w:p>
-      <w:pPr>
-        <w:spacing w:line="240" w:lineRule="auto"/>
-        <w:rPr>
-          <w:sz w:val="16"/>
-          <w:szCs w:val="16"/>
-        </w:rPr>
-      </w:pPr>
-      <w:r>
-        <w:rPr>
-          <w:sz w:val="16"/>
-          <w:szCs w:val="16"/>
-        </w:rPr>
-        <w:t xml:space="preserve">TCP/IP, DNS, DHCP, network troubleshooting, packet analysis with </w:t>
+    </w:p>
+    <w:p>
+      <w:pPr>
+        <w:spacing w:line="240" w:lineRule="auto"/>
+        <w:rPr>
+          <w:sz w:val="16"/>
+          <w:szCs w:val="16"/>
+        </w:rPr>
+      </w:pPr>
+      <w:r>
+        <w:rPr>
+          <w:sz w:val="16"/>
+          <w:szCs w:val="16"/>
+        </w:rPr>
+        <w:t>Scripting</w:t>
+      </w:r>
+      <w:r>
+        <w:rPr>
+          <w:sz w:val="16"/>
+          <w:szCs w:val="16"/>
+        </w:rPr>
+        <w:t xml:space="preserve">, </w:t>
       </w:r>
       <w:proofErr w:type="spellStart"/>
       <w:r>
@@ -644,7 +759,7 @@
           <w:sz w:val="16"/>
           <w:szCs w:val="16"/>
         </w:rPr>
-        <w:t>wireshark</w:t>
+        <w:t>Powershell</w:t>
       </w:r>
       <w:proofErr w:type="spellEnd"/>
       <w:r>
@@ -652,85 +767,71 @@
           <w:sz w:val="16"/>
           <w:szCs w:val="16"/>
         </w:rPr>
-        <w:t>.</w:t>
-      </w:r>
-    </w:p>
-    <w:p>
-      <w:pPr>
-        <w:spacing w:line="240" w:lineRule="auto"/>
-        <w:rPr>
-          <w:sz w:val="20"/>
-          <w:szCs w:val="20"/>
-        </w:rPr>
-      </w:pPr>
-      <w:r>
-        <w:rPr>
-          <w:sz w:val="20"/>
-          <w:szCs w:val="20"/>
-        </w:rPr>
-        <w:t>Identity &amp; Infrastructure</w:t>
-      </w:r>
-    </w:p>
-    <w:p>
-      <w:pPr>
-        <w:spacing w:line="240" w:lineRule="auto"/>
-        <w:rPr>
-          <w:sz w:val="16"/>
-          <w:szCs w:val="16"/>
-        </w:rPr>
-      </w:pPr>
-      <w:r>
-        <w:rPr>
-          <w:sz w:val="16"/>
-          <w:szCs w:val="16"/>
-        </w:rPr>
-        <w:t>Active directory fundamentals</w:t>
-      </w:r>
-      <w:r>
-        <w:rPr>
-          <w:sz w:val="16"/>
-          <w:szCs w:val="16"/>
-        </w:rPr>
-        <w:t>, authentication, user account management, access control.</w:t>
-      </w:r>
-    </w:p>
-    <w:p>
-      <w:pPr>
-        <w:spacing w:line="240" w:lineRule="auto"/>
-        <w:rPr>
-          <w:sz w:val="20"/>
-          <w:szCs w:val="20"/>
-        </w:rPr>
-      </w:pPr>
-      <w:r>
-        <w:rPr>
-          <w:sz w:val="20"/>
-          <w:szCs w:val="20"/>
-        </w:rPr>
-        <w:t>Security Tools</w:t>
-      </w:r>
-    </w:p>
-    <w:p>
-      <w:pPr>
-        <w:spacing w:line="240" w:lineRule="auto"/>
-        <w:rPr>
-          <w:sz w:val="16"/>
-          <w:szCs w:val="16"/>
-        </w:rPr>
-      </w:pPr>
-      <w:r>
-        <w:rPr>
-          <w:sz w:val="16"/>
-          <w:szCs w:val="16"/>
-        </w:rPr>
-        <w:t>Nmap, Burp Suite, Metasploit, threat intelligence platforms</w:t>
-      </w:r>
-      <w:r>
-        <w:rPr>
-          <w:sz w:val="16"/>
-          <w:szCs w:val="16"/>
-        </w:rPr>
-        <w:t xml:space="preserve"> including virus total and </w:t>
+        <w:t>, Bash, basic python scripting</w:t>
+      </w:r>
+    </w:p>
+    <w:p>
+      <w:pPr>
+        <w:spacing w:line="240" w:lineRule="auto"/>
+        <w:rPr>
+          <w:sz w:val="20"/>
+          <w:szCs w:val="20"/>
+        </w:rPr>
+      </w:pPr>
+      <w:r>
+        <w:rPr>
+          <w:sz w:val="20"/>
+          <w:szCs w:val="20"/>
+        </w:rPr>
+        <w:t>Virtualization</w:t>
+      </w:r>
+    </w:p>
+    <w:p>
+      <w:pPr>
+        <w:spacing w:line="240" w:lineRule="auto"/>
+        <w:rPr>
+          <w:sz w:val="16"/>
+          <w:szCs w:val="16"/>
+        </w:rPr>
+      </w:pPr>
+      <w:r>
+        <w:rPr>
+          <w:sz w:val="16"/>
+          <w:szCs w:val="16"/>
+        </w:rPr>
+        <w:t>VirtualBox and VMware lab environments.</w:t>
+      </w:r>
+    </w:p>
+    <w:p>
+      <w:pPr>
+        <w:spacing w:line="240" w:lineRule="auto"/>
+        <w:rPr>
+          <w:sz w:val="20"/>
+          <w:szCs w:val="20"/>
+        </w:rPr>
+      </w:pPr>
+      <w:r>
+        <w:rPr>
+          <w:sz w:val="20"/>
+          <w:szCs w:val="20"/>
+        </w:rPr>
+        <w:t>Documentation</w:t>
+      </w:r>
+    </w:p>
+    <w:p>
+      <w:pPr>
+        <w:spacing w:line="240" w:lineRule="auto"/>
+        <w:rPr>
+          <w:sz w:val="16"/>
+          <w:szCs w:val="16"/>
+        </w:rPr>
+      </w:pPr>
+      <w:r>
+        <w:rPr>
+          <w:sz w:val="16"/>
+          <w:szCs w:val="16"/>
+        </w:rPr>
+        <w:t xml:space="preserve">Git, </w:t>
       </w:r>
       <w:proofErr w:type="spellStart"/>
       <w:r>
@@ -738,121 +839,9 @@
           <w:sz w:val="16"/>
           <w:szCs w:val="16"/>
         </w:rPr>
-        <w:t>any.run</w:t>
+        <w:t>Github</w:t>
       </w:r>
       <w:proofErr w:type="spellEnd"/>
-    </w:p>
-    <w:p>
-      <w:pPr>
-        <w:spacing w:line="240" w:lineRule="auto"/>
-        <w:rPr>
-          <w:sz w:val="16"/>
-          <w:szCs w:val="16"/>
-        </w:rPr>
-      </w:pPr>
-      <w:r>
-        <w:rPr>
-          <w:sz w:val="16"/>
-          <w:szCs w:val="16"/>
-        </w:rPr>
-        <w:t>Scripting</w:t>
-      </w:r>
-      <w:r>
-        <w:rPr>
-          <w:sz w:val="16"/>
-          <w:szCs w:val="16"/>
-        </w:rPr>
-        <w:t xml:space="preserve">, </w:t>
-      </w:r>
-      <w:proofErr w:type="spellStart"/>
-      <w:r>
-        <w:rPr>
-          <w:sz w:val="16"/>
-          <w:szCs w:val="16"/>
-        </w:rPr>
-        <w:t>Powershell</w:t>
-      </w:r>
-      <w:proofErr w:type="spellEnd"/>
-      <w:r>
-        <w:rPr>
-          <w:sz w:val="16"/>
-          <w:szCs w:val="16"/>
-        </w:rPr>
-        <w:t>, Bash, basic python scripting</w:t>
-      </w:r>
-    </w:p>
-    <w:p>
-      <w:pPr>
-        <w:spacing w:line="240" w:lineRule="auto"/>
-        <w:rPr>
-          <w:sz w:val="20"/>
-          <w:szCs w:val="20"/>
-        </w:rPr>
-      </w:pPr>
-      <w:r>
-        <w:rPr>
-          <w:sz w:val="20"/>
-          <w:szCs w:val="20"/>
-        </w:rPr>
-        <w:t>Virtualization</w:t>
-      </w:r>
-    </w:p>
-    <w:p>
-      <w:pPr>
-        <w:spacing w:line="240" w:lineRule="auto"/>
-        <w:rPr>
-          <w:sz w:val="16"/>
-          <w:szCs w:val="16"/>
-        </w:rPr>
-      </w:pPr>
-      <w:r>
-        <w:rPr>
-          <w:sz w:val="16"/>
-          <w:szCs w:val="16"/>
-        </w:rPr>
-        <w:t>VirtualBox and VMware lab environments.</w:t>
-      </w:r>
-    </w:p>
-    <w:p>
-      <w:pPr>
-        <w:spacing w:line="240" w:lineRule="auto"/>
-        <w:rPr>
-          <w:sz w:val="20"/>
-          <w:szCs w:val="20"/>
-        </w:rPr>
-      </w:pPr>
-      <w:r>
-        <w:rPr>
-          <w:sz w:val="20"/>
-          <w:szCs w:val="20"/>
-        </w:rPr>
-        <w:t>Documentation</w:t>
-      </w:r>
-    </w:p>
-    <w:p>
-      <w:pPr>
-        <w:spacing w:line="240" w:lineRule="auto"/>
-        <w:rPr>
-          <w:sz w:val="16"/>
-          <w:szCs w:val="16"/>
-        </w:rPr>
-      </w:pPr>
-      <w:r>
-        <w:rPr>
-          <w:sz w:val="16"/>
-          <w:szCs w:val="16"/>
-        </w:rPr>
-        <w:t xml:space="preserve">Git, </w:t>
-      </w:r>
-      <w:proofErr w:type="spellStart"/>
-      <w:r>
-        <w:rPr>
-          <w:sz w:val="16"/>
-          <w:szCs w:val="16"/>
-        </w:rPr>
-        <w:t>Github</w:t>
-      </w:r>
-      <w:proofErr w:type="spellEnd"/>
       <w:r>
         <w:rPr>
           <w:sz w:val="16"/>
@@ -860,15 +849,13 @@
         </w:rPr>
         <w:t xml:space="preserve">, Markdown, technical investigation documentation and </w:t>
       </w:r>
-      <w:proofErr w:type="spellStart"/>
-      <w:r>
-        <w:rPr>
-          <w:sz w:val="16"/>
-          <w:szCs w:val="16"/>
-        </w:rPr>
-        <w:t>incdent</w:t>
-      </w:r>
-      <w:proofErr w:type="spellEnd"/>
+      <w:r>
+        <w:rPr>
+          <w:sz w:val="16"/>
+          <w:szCs w:val="16"/>
+        </w:rPr>
+        <w:t>incident</w:t>
+      </w:r>
       <w:r>
         <w:rPr>
           <w:sz w:val="16"/>
@@ -900,7 +887,23 @@
           <w:szCs w:val="20"/>
         </w:rPr>
         <w:lastRenderedPageBreak/>
-        <w:t>Technical Projects(GitHub Portfolio)</w:t>
+        <w:t xml:space="preserve">Technical </w:t>
+      </w:r>
+      <w:proofErr w:type="gramStart"/>
+      <w:r>
+        <w:rPr>
+          <w:sz w:val="20"/>
+          <w:szCs w:val="20"/>
+        </w:rPr>
+        <w:t>Projects(</w:t>
+      </w:r>
+      <w:proofErr w:type="gramEnd"/>
+      <w:r>
+        <w:rPr>
+          <w:sz w:val="20"/>
+          <w:szCs w:val="20"/>
+        </w:rPr>
+        <w:t>GitHub Portfolio)</w:t>
       </w:r>
     </w:p>
     <w:p>
@@ -1050,7 +1053,28 @@
           <w:sz w:val="16"/>
           <w:szCs w:val="16"/>
         </w:rPr>
-        <w:t>d from 4 non-functional PCs fixed through diagnosis and part replacement.</w:t>
+        <w:t>t</w:t>
+      </w:r>
+      <w:r>
+        <w:rPr>
+          <w:sz w:val="16"/>
+          <w:szCs w:val="16"/>
+        </w:rPr>
+        <w:t xml:space="preserve"> from </w:t>
+      </w:r>
+      <w:r>
+        <w:rPr>
+          <w:sz w:val="16"/>
+          <w:szCs w:val="16"/>
+        </w:rPr>
+        <w:t>5</w:t>
+      </w:r>
+      <w:r>
+        <w:rPr>
+          <w:sz w:val="16"/>
+          <w:szCs w:val="16"/>
+        </w:rPr>
+        <w:t xml:space="preserve"> non-functional PCs fixed through diagnosis and part replacement.</w:t>
       </w:r>
     </w:p>
     <w:p>
@@ -1432,21 +1456,33 @@
         </w:rPr>
         <w:t xml:space="preserve">Mapped detection and investigation </w:t>
       </w:r>
-      <w:proofErr w:type="spellStart"/>
-      <w:r>
-        <w:rPr>
-          <w:sz w:val="16"/>
-          <w:szCs w:val="16"/>
-        </w:rPr>
-        <w:t>techniequesto</w:t>
-      </w:r>
-      <w:proofErr w:type="spellEnd"/>
-      <w:r>
-        <w:rPr>
-          <w:sz w:val="16"/>
-          <w:szCs w:val="16"/>
-        </w:rPr>
-        <w:t xml:space="preserve"> MITRE ATT&amp;CK framework</w:t>
+      <w:r>
+        <w:rPr>
+          <w:sz w:val="16"/>
+          <w:szCs w:val="16"/>
+        </w:rPr>
+        <w:t>techniques</w:t>
+      </w:r>
+      <w:r>
+        <w:rPr>
+          <w:sz w:val="16"/>
+          <w:szCs w:val="16"/>
+        </w:rPr>
+        <w:t xml:space="preserve"> </w:t>
+      </w:r>
+      <w:r>
+        <w:rPr>
+          <w:sz w:val="16"/>
+          <w:szCs w:val="16"/>
+        </w:rPr>
+        <w:t xml:space="preserve">to </w:t>
+      </w:r>
+      <w:r>
+        <w:rPr>
+          <w:sz w:val="16"/>
+          <w:szCs w:val="16"/>
+        </w:rPr>
+        <w:t>MITRE ATT&amp;CK framework</w:t>
       </w:r>
     </w:p>
     <w:p>

--- a/resume_jsigley.docx
+++ b/resume_jsigley.docx
@@ -109,21 +109,12 @@
           <w:szCs w:val="20"/>
         </w:rPr>
       </w:pPr>
-      <w:proofErr w:type="spellStart"/>
-      <w:r>
-        <w:rPr>
-          <w:sz w:val="20"/>
-          <w:szCs w:val="20"/>
-        </w:rPr>
-        <w:t>TryHackMe</w:t>
-      </w:r>
-      <w:proofErr w:type="spellEnd"/>
-      <w:r>
-        <w:rPr>
-          <w:sz w:val="20"/>
-          <w:szCs w:val="20"/>
-        </w:rPr>
-        <w:t>: https://tryhackme.com/p/suavesigley</w:t>
+      <w:r>
+        <w:rPr>
+          <w:sz w:val="20"/>
+          <w:szCs w:val="20"/>
+        </w:rPr>
+        <w:t>TryHackMe: https://tryhackme.com/p/suavesigley</w:t>
       </w:r>
     </w:p>
     <w:p>
@@ -185,31 +176,7 @@
           <w:sz w:val="16"/>
           <w:szCs w:val="16"/>
         </w:rPr>
-        <w:t xml:space="preserve">in security operations with hands on experience building and operating SIEM </w:t>
-      </w:r>
-      <w:proofErr w:type="spellStart"/>
-      <w:r>
-        <w:rPr>
-          <w:sz w:val="16"/>
-          <w:szCs w:val="16"/>
-        </w:rPr>
-        <w:t>homelabs</w:t>
-      </w:r>
-      <w:proofErr w:type="spellEnd"/>
-      <w:r>
-        <w:rPr>
-          <w:sz w:val="16"/>
-          <w:szCs w:val="16"/>
-        </w:rPr>
-        <w:t xml:space="preserve"> using </w:t>
-      </w:r>
-      <w:proofErr w:type="spellStart"/>
-      <w:r>
-        <w:rPr>
-          <w:sz w:val="16"/>
-          <w:szCs w:val="16"/>
-        </w:rPr>
-        <w:t>splu</w:t>
+        <w:t>in security operations with hands on experience building and operating SIEM homelabs using splu</w:t>
       </w:r>
       <w:r>
         <w:rPr>
@@ -223,31 +190,7 @@
           <w:sz w:val="16"/>
           <w:szCs w:val="16"/>
         </w:rPr>
-        <w:t>k</w:t>
-      </w:r>
-      <w:proofErr w:type="spellEnd"/>
-      <w:r>
-        <w:rPr>
-          <w:sz w:val="16"/>
-          <w:szCs w:val="16"/>
-        </w:rPr>
-        <w:t xml:space="preserve"> and </w:t>
-      </w:r>
-      <w:proofErr w:type="spellStart"/>
-      <w:r>
-        <w:rPr>
-          <w:sz w:val="16"/>
-          <w:szCs w:val="16"/>
-        </w:rPr>
-        <w:t>wazuh</w:t>
-      </w:r>
-      <w:proofErr w:type="spellEnd"/>
-      <w:r>
-        <w:rPr>
-          <w:sz w:val="16"/>
-          <w:szCs w:val="16"/>
-        </w:rPr>
-        <w:t>. Skilled in log analysis, threat detection</w:t>
+        <w:t>k and wazuh. Skilled in log analysis, threat detection</w:t>
       </w:r>
       <w:r>
         <w:rPr>
@@ -357,23 +300,7 @@
           <w:sz w:val="16"/>
           <w:szCs w:val="16"/>
         </w:rPr>
-        <w:t xml:space="preserve">Splunk | </w:t>
-      </w:r>
-      <w:proofErr w:type="spellStart"/>
-      <w:r>
-        <w:rPr>
-          <w:sz w:val="16"/>
-          <w:szCs w:val="16"/>
-        </w:rPr>
-        <w:t>Wazuh</w:t>
-      </w:r>
-      <w:proofErr w:type="spellEnd"/>
-      <w:r>
-        <w:rPr>
-          <w:sz w:val="16"/>
-          <w:szCs w:val="16"/>
-        </w:rPr>
-        <w:t xml:space="preserve"> | windows event logs | Wireshark</w:t>
+        <w:t>Splunk | Wazuh | windows event logs | Wireshark</w:t>
       </w:r>
     </w:p>
     <w:p>
@@ -522,23 +449,7 @@
           <w:sz w:val="16"/>
           <w:szCs w:val="16"/>
         </w:rPr>
-        <w:t xml:space="preserve">Splunk, </w:t>
-      </w:r>
-      <w:proofErr w:type="spellStart"/>
-      <w:r>
-        <w:rPr>
-          <w:sz w:val="16"/>
-          <w:szCs w:val="16"/>
-        </w:rPr>
-        <w:t>wazuh</w:t>
-      </w:r>
-      <w:proofErr w:type="spellEnd"/>
-      <w:r>
-        <w:rPr>
-          <w:sz w:val="16"/>
-          <w:szCs w:val="16"/>
-        </w:rPr>
-        <w:t>, security log collection, detection engineering fundamentals, investigation</w:t>
+        <w:t>Splunk, wazuh, security log collection, detection engineering fundamentals, investigation</w:t>
       </w:r>
       <w:r>
         <w:rPr>
@@ -577,23 +488,7 @@
           <w:sz w:val="16"/>
           <w:szCs w:val="16"/>
         </w:rPr>
-        <w:t xml:space="preserve">Windows administration, </w:t>
-      </w:r>
-      <w:proofErr w:type="spellStart"/>
-      <w:r>
-        <w:rPr>
-          <w:sz w:val="16"/>
-          <w:szCs w:val="16"/>
-        </w:rPr>
-        <w:t>linux</w:t>
-      </w:r>
-      <w:proofErr w:type="spellEnd"/>
-      <w:r>
-        <w:rPr>
-          <w:sz w:val="16"/>
-          <w:szCs w:val="16"/>
-        </w:rPr>
-        <w:t xml:space="preserve"> CLI, Kali Linux.</w:t>
+        <w:t>Windows administration, linux CLI, Kali Linux.</w:t>
       </w:r>
     </w:p>
     <w:p>
@@ -625,23 +520,7 @@
           <w:sz w:val="16"/>
           <w:szCs w:val="16"/>
         </w:rPr>
-        <w:t xml:space="preserve">TCP/IP, DNS, DHCP, network troubleshooting, packet analysis with </w:t>
-      </w:r>
-      <w:proofErr w:type="spellStart"/>
-      <w:r>
-        <w:rPr>
-          <w:sz w:val="16"/>
-          <w:szCs w:val="16"/>
-        </w:rPr>
-        <w:t>wireshark</w:t>
-      </w:r>
-      <w:proofErr w:type="spellEnd"/>
-      <w:r>
-        <w:rPr>
-          <w:sz w:val="16"/>
-          <w:szCs w:val="16"/>
-        </w:rPr>
-        <w:t>.</w:t>
+        <w:t>TCP/IP, DNS, DHCP, network troubleshooting, packet analysis with wireshark.</w:t>
       </w:r>
     </w:p>
     <w:p>
@@ -719,17 +598,8 @@
           <w:sz w:val="16"/>
           <w:szCs w:val="16"/>
         </w:rPr>
-        <w:t xml:space="preserve"> including virus total and </w:t>
-      </w:r>
-      <w:proofErr w:type="spellStart"/>
-      <w:r>
-        <w:rPr>
-          <w:sz w:val="16"/>
-          <w:szCs w:val="16"/>
-        </w:rPr>
-        <w:t>any.run</w:t>
-      </w:r>
-      <w:proofErr w:type="spellEnd"/>
+        <w:t xml:space="preserve"> including virus total and any.run</w:t>
+      </w:r>
     </w:p>
     <w:p>
       <w:pPr>
@@ -753,21 +623,12 @@
         </w:rPr>
         <w:t xml:space="preserve">, </w:t>
       </w:r>
-      <w:proofErr w:type="spellStart"/>
-      <w:r>
-        <w:rPr>
-          <w:sz w:val="16"/>
-          <w:szCs w:val="16"/>
-        </w:rPr>
-        <w:t>Powershell</w:t>
-      </w:r>
-      <w:proofErr w:type="spellEnd"/>
-      <w:r>
-        <w:rPr>
-          <w:sz w:val="16"/>
-          <w:szCs w:val="16"/>
-        </w:rPr>
-        <w:t>, Bash, basic python scripting</w:t>
+      <w:r>
+        <w:rPr>
+          <w:sz w:val="16"/>
+          <w:szCs w:val="16"/>
+        </w:rPr>
+        <w:t>Powershell, Bash, basic python scripting</w:t>
       </w:r>
     </w:p>
     <w:p>
@@ -831,23 +692,7 @@
           <w:sz w:val="16"/>
           <w:szCs w:val="16"/>
         </w:rPr>
-        <w:t xml:space="preserve">Git, </w:t>
-      </w:r>
-      <w:proofErr w:type="spellStart"/>
-      <w:r>
-        <w:rPr>
-          <w:sz w:val="16"/>
-          <w:szCs w:val="16"/>
-        </w:rPr>
-        <w:t>Github</w:t>
-      </w:r>
-      <w:proofErr w:type="spellEnd"/>
-      <w:r>
-        <w:rPr>
-          <w:sz w:val="16"/>
-          <w:szCs w:val="16"/>
-        </w:rPr>
-        <w:t xml:space="preserve">, Markdown, technical investigation documentation and </w:t>
+        <w:t xml:space="preserve">Git, Github, Markdown, technical investigation documentation and </w:t>
       </w:r>
       <w:r>
         <w:rPr>
@@ -887,85 +732,39 @@
           <w:szCs w:val="20"/>
         </w:rPr>
         <w:lastRenderedPageBreak/>
-        <w:t xml:space="preserve">Technical </w:t>
-      </w:r>
-      <w:proofErr w:type="gramStart"/>
-      <w:r>
-        <w:rPr>
-          <w:sz w:val="20"/>
-          <w:szCs w:val="20"/>
-        </w:rPr>
-        <w:t>Projects(</w:t>
-      </w:r>
-      <w:proofErr w:type="gramEnd"/>
-      <w:r>
-        <w:rPr>
-          <w:sz w:val="20"/>
-          <w:szCs w:val="20"/>
-        </w:rPr>
-        <w:t>GitHub Portfolio)</w:t>
-      </w:r>
-    </w:p>
-    <w:p>
-      <w:pPr>
-        <w:spacing w:line="240" w:lineRule="auto"/>
-        <w:rPr>
-          <w:sz w:val="20"/>
-          <w:szCs w:val="20"/>
-        </w:rPr>
-      </w:pPr>
-      <w:r>
-        <w:rPr>
-          <w:sz w:val="20"/>
-          <w:szCs w:val="20"/>
-        </w:rPr>
-        <w:t xml:space="preserve">Project Hydra </w:t>
-      </w:r>
-      <w:r>
-        <w:rPr>
-          <w:sz w:val="20"/>
-          <w:szCs w:val="20"/>
-        </w:rPr>
-        <w:t>–</w:t>
-      </w:r>
-      <w:r>
-        <w:rPr>
-          <w:sz w:val="20"/>
-          <w:szCs w:val="20"/>
-        </w:rPr>
-        <w:t xml:space="preserve"> SOC</w:t>
-      </w:r>
-      <w:r>
-        <w:rPr>
-          <w:sz w:val="20"/>
-          <w:szCs w:val="20"/>
-        </w:rPr>
-        <w:t xml:space="preserve"> SIEM </w:t>
-      </w:r>
-      <w:proofErr w:type="spellStart"/>
-      <w:r>
-        <w:rPr>
-          <w:sz w:val="20"/>
-          <w:szCs w:val="20"/>
-        </w:rPr>
-        <w:t>homelab</w:t>
-      </w:r>
-      <w:proofErr w:type="spellEnd"/>
-    </w:p>
-    <w:p>
-      <w:pPr>
-        <w:spacing w:line="240" w:lineRule="auto"/>
-        <w:rPr>
-          <w:sz w:val="16"/>
-          <w:szCs w:val="16"/>
-        </w:rPr>
-      </w:pPr>
+        <w:t>Technical Projects(GitHub Portfolio)</w:t>
+      </w:r>
+    </w:p>
+    <w:p>
+      <w:pPr>
+        <w:spacing w:line="240" w:lineRule="auto"/>
+        <w:rPr>
+          <w:sz w:val="20"/>
+          <w:szCs w:val="20"/>
+        </w:rPr>
+      </w:pPr>
+      <w:r>
+        <w:rPr>
+          <w:b/>
+          <w:bCs/>
+          <w:sz w:val="20"/>
+          <w:szCs w:val="20"/>
+        </w:rPr>
+        <w:t>Project Hydra – IT &amp; Security Homelab</w:t>
+      </w:r>
+      <w:r>
+        <w:rPr>
+          <w:sz w:val="20"/>
+          <w:szCs w:val="20"/>
+        </w:rPr>
+        <w:br/>
+      </w:r>
       <w:hyperlink r:id="rId5" w:history="1">
         <w:r>
           <w:rPr>
             <w:rStyle w:val="Hyperlink"/>
-            <w:sz w:val="16"/>
-            <w:szCs w:val="16"/>
+            <w:sz w:val="20"/>
+            <w:szCs w:val="20"/>
           </w:rPr>
           <w:t>https://github.com/suavesigley/Project-hydra-1.0</w:t>
         </w:r>
@@ -973,358 +772,102 @@
     </w:p>
     <w:p>
       <w:pPr>
-        <w:spacing w:line="240" w:lineRule="auto"/>
-        <w:rPr>
-          <w:sz w:val="16"/>
-          <w:szCs w:val="16"/>
-        </w:rPr>
-      </w:pPr>
-    </w:p>
-    <w:p>
-      <w:pPr>
-        <w:spacing w:line="240" w:lineRule="auto"/>
-        <w:rPr>
-          <w:sz w:val="16"/>
-          <w:szCs w:val="16"/>
-        </w:rPr>
-      </w:pPr>
-      <w:r>
-        <w:rPr>
-          <w:sz w:val="16"/>
-          <w:szCs w:val="16"/>
-        </w:rPr>
-        <w:t>designed and deployed</w:t>
-      </w:r>
-      <w:r>
-        <w:rPr>
-          <w:sz w:val="16"/>
-          <w:szCs w:val="16"/>
-        </w:rPr>
-        <w:t xml:space="preserve"> a virtualized SOC environment using </w:t>
-      </w:r>
-      <w:proofErr w:type="spellStart"/>
-      <w:r>
-        <w:rPr>
-          <w:sz w:val="16"/>
-          <w:szCs w:val="16"/>
-        </w:rPr>
-        <w:t>splunk</w:t>
-      </w:r>
-      <w:proofErr w:type="spellEnd"/>
-      <w:r>
-        <w:rPr>
-          <w:sz w:val="16"/>
-          <w:szCs w:val="16"/>
-        </w:rPr>
-        <w:t xml:space="preserve"> and </w:t>
-      </w:r>
-      <w:proofErr w:type="spellStart"/>
-      <w:r>
-        <w:rPr>
-          <w:sz w:val="16"/>
-          <w:szCs w:val="16"/>
-        </w:rPr>
-        <w:t>wazuh</w:t>
-      </w:r>
-      <w:proofErr w:type="spellEnd"/>
-      <w:r>
-        <w:rPr>
-          <w:sz w:val="16"/>
-          <w:szCs w:val="16"/>
-        </w:rPr>
-        <w:t xml:space="preserve"> to simulate enterprise security monitoring. </w:t>
-      </w:r>
-      <w:r>
-        <w:rPr>
-          <w:sz w:val="16"/>
-          <w:szCs w:val="16"/>
-        </w:rPr>
-        <w:t>B</w:t>
-      </w:r>
-      <w:r>
-        <w:rPr>
-          <w:sz w:val="16"/>
-          <w:szCs w:val="16"/>
-        </w:rPr>
-        <w:t>uil</w:t>
-      </w:r>
-      <w:r>
-        <w:rPr>
-          <w:sz w:val="16"/>
-          <w:szCs w:val="16"/>
-        </w:rPr>
-        <w:t>t</w:t>
-      </w:r>
-      <w:r>
-        <w:rPr>
-          <w:sz w:val="16"/>
-          <w:szCs w:val="16"/>
-        </w:rPr>
-        <w:t xml:space="preserve"> from </w:t>
-      </w:r>
-      <w:r>
-        <w:rPr>
-          <w:sz w:val="16"/>
-          <w:szCs w:val="16"/>
-        </w:rPr>
-        <w:t>5</w:t>
-      </w:r>
-      <w:r>
-        <w:rPr>
-          <w:sz w:val="16"/>
-          <w:szCs w:val="16"/>
-        </w:rPr>
-        <w:t xml:space="preserve"> non-functional PCs fixed through diagnosis and part replacement.</w:t>
-      </w:r>
-    </w:p>
-    <w:p>
-      <w:pPr>
-        <w:spacing w:line="240" w:lineRule="auto"/>
-        <w:rPr>
-          <w:sz w:val="16"/>
-          <w:szCs w:val="16"/>
-        </w:rPr>
-      </w:pPr>
-      <w:r>
-        <w:rPr>
-          <w:sz w:val="16"/>
-          <w:szCs w:val="16"/>
-        </w:rPr>
-        <w:t>Key activities:</w:t>
-      </w:r>
-    </w:p>
-    <w:p>
-      <w:pPr>
-        <w:pStyle w:val="ListParagraph"/>
         <w:numPr>
           <w:ilvl w:val="0"/>
-          <w:numId w:val="1"/>
+          <w:numId w:val="11"/>
         </w:numPr>
         <w:spacing w:line="240" w:lineRule="auto"/>
         <w:rPr>
-          <w:sz w:val="16"/>
-          <w:szCs w:val="16"/>
-        </w:rPr>
-      </w:pPr>
-      <w:r>
-        <w:rPr>
-          <w:sz w:val="16"/>
-          <w:szCs w:val="16"/>
-        </w:rPr>
-        <w:t>Fixed non-functional pcs</w:t>
-      </w:r>
-    </w:p>
-    <w:p>
-      <w:pPr>
-        <w:pStyle w:val="ListParagraph"/>
+          <w:sz w:val="20"/>
+          <w:szCs w:val="20"/>
+        </w:rPr>
+      </w:pPr>
+      <w:r>
+        <w:rPr>
+          <w:sz w:val="20"/>
+          <w:szCs w:val="20"/>
+        </w:rPr>
+        <w:t>Diagnosed and repaired five non-working computers using SystemRescue (hardware diagnostics, SSD and RAM upgrades)</w:t>
+      </w:r>
+    </w:p>
+    <w:p>
+      <w:pPr>
         <w:numPr>
           <w:ilvl w:val="0"/>
-          <w:numId w:val="1"/>
+          <w:numId w:val="11"/>
         </w:numPr>
         <w:spacing w:line="240" w:lineRule="auto"/>
         <w:rPr>
-          <w:sz w:val="16"/>
-          <w:szCs w:val="16"/>
-        </w:rPr>
-      </w:pPr>
-      <w:r>
-        <w:rPr>
-          <w:sz w:val="16"/>
-          <w:szCs w:val="16"/>
-        </w:rPr>
-        <w:t>Built a multi VM lab environment simulating enterprise infrastructure</w:t>
-      </w:r>
-    </w:p>
-    <w:p>
-      <w:pPr>
-        <w:pStyle w:val="ListParagraph"/>
+          <w:sz w:val="20"/>
+          <w:szCs w:val="20"/>
+        </w:rPr>
+      </w:pPr>
+      <w:r>
+        <w:rPr>
+          <w:sz w:val="20"/>
+          <w:szCs w:val="20"/>
+        </w:rPr>
+        <w:t>Installed Kali Linux and Ubuntu Server; configured Samba file sharing</w:t>
+      </w:r>
+    </w:p>
+    <w:p>
+      <w:pPr>
         <w:numPr>
           <w:ilvl w:val="0"/>
-          <w:numId w:val="1"/>
+          <w:numId w:val="11"/>
         </w:numPr>
         <w:spacing w:line="240" w:lineRule="auto"/>
         <w:rPr>
-          <w:sz w:val="16"/>
-          <w:szCs w:val="16"/>
-        </w:rPr>
-      </w:pPr>
-      <w:r>
-        <w:rPr>
-          <w:sz w:val="16"/>
-          <w:szCs w:val="16"/>
-        </w:rPr>
-        <w:t xml:space="preserve">Collected and </w:t>
-      </w:r>
-      <w:r>
-        <w:rPr>
-          <w:sz w:val="16"/>
-          <w:szCs w:val="16"/>
-        </w:rPr>
-        <w:t>analysed</w:t>
-      </w:r>
-      <w:r>
-        <w:rPr>
-          <w:sz w:val="16"/>
-          <w:szCs w:val="16"/>
-        </w:rPr>
-        <w:t xml:space="preserve"> windows and </w:t>
-      </w:r>
-      <w:proofErr w:type="spellStart"/>
-      <w:r>
-        <w:rPr>
-          <w:sz w:val="16"/>
-          <w:szCs w:val="16"/>
-        </w:rPr>
-        <w:t>linux</w:t>
-      </w:r>
-      <w:proofErr w:type="spellEnd"/>
-      <w:r>
-        <w:rPr>
-          <w:sz w:val="16"/>
-          <w:szCs w:val="16"/>
-        </w:rPr>
-        <w:t xml:space="preserve"> logs through SIEM pipelines</w:t>
-      </w:r>
-    </w:p>
-    <w:p>
-      <w:pPr>
-        <w:pStyle w:val="ListParagraph"/>
+          <w:sz w:val="20"/>
+          <w:szCs w:val="20"/>
+        </w:rPr>
+      </w:pPr>
+      <w:r>
+        <w:rPr>
+          <w:sz w:val="20"/>
+          <w:szCs w:val="20"/>
+        </w:rPr>
+        <w:t>Administered the server remotely over SSH</w:t>
+      </w:r>
+    </w:p>
+    <w:p>
+      <w:pPr>
         <w:numPr>
           <w:ilvl w:val="0"/>
-          <w:numId w:val="1"/>
+          <w:numId w:val="11"/>
         </w:numPr>
         <w:spacing w:line="240" w:lineRule="auto"/>
         <w:rPr>
-          <w:sz w:val="16"/>
-          <w:szCs w:val="16"/>
-        </w:rPr>
-      </w:pPr>
-      <w:r>
-        <w:rPr>
-          <w:sz w:val="16"/>
-          <w:szCs w:val="16"/>
-        </w:rPr>
-        <w:t>Investigated suspicious authentication activity and log anomalies</w:t>
-      </w:r>
-    </w:p>
-    <w:p>
-      <w:pPr>
-        <w:pStyle w:val="ListParagraph"/>
+          <w:sz w:val="20"/>
+          <w:szCs w:val="20"/>
+        </w:rPr>
+      </w:pPr>
+      <w:r>
+        <w:rPr>
+          <w:sz w:val="20"/>
+          <w:szCs w:val="20"/>
+        </w:rPr>
+        <w:t>Set up KVM virtualisation to run multiple VMs on one server</w:t>
+      </w:r>
+    </w:p>
+    <w:p>
+      <w:pPr>
         <w:numPr>
           <w:ilvl w:val="0"/>
-          <w:numId w:val="1"/>
+          <w:numId w:val="11"/>
         </w:numPr>
         <w:spacing w:line="240" w:lineRule="auto"/>
         <w:rPr>
-          <w:sz w:val="16"/>
-          <w:szCs w:val="16"/>
-        </w:rPr>
-      </w:pPr>
-      <w:r>
-        <w:rPr>
-          <w:sz w:val="16"/>
-          <w:szCs w:val="16"/>
-        </w:rPr>
-        <w:t>Practised detection</w:t>
-      </w:r>
-      <w:r>
-        <w:rPr>
-          <w:sz w:val="16"/>
-          <w:szCs w:val="16"/>
-        </w:rPr>
-        <w:t xml:space="preserve"> techniques mapped to MITRE ATT&amp;CK</w:t>
-      </w:r>
-    </w:p>
-    <w:p>
-      <w:pPr>
-        <w:pStyle w:val="ListParagraph"/>
-        <w:numPr>
-          <w:ilvl w:val="0"/>
-          <w:numId w:val="1"/>
-        </w:numPr>
-        <w:spacing w:line="240" w:lineRule="auto"/>
-        <w:rPr>
-          <w:sz w:val="16"/>
-          <w:szCs w:val="16"/>
-        </w:rPr>
-      </w:pPr>
-      <w:r>
-        <w:rPr>
-          <w:sz w:val="16"/>
-          <w:szCs w:val="16"/>
-        </w:rPr>
-        <w:t>Developed security monitoring</w:t>
-      </w:r>
-      <w:r>
-        <w:rPr>
-          <w:sz w:val="16"/>
-          <w:szCs w:val="16"/>
-        </w:rPr>
-        <w:t xml:space="preserve"> workflows used by SOC analysts</w:t>
-      </w:r>
-    </w:p>
-    <w:p>
-      <w:pPr>
-        <w:spacing w:line="240" w:lineRule="auto"/>
-        <w:rPr>
-          <w:sz w:val="16"/>
-          <w:szCs w:val="16"/>
-        </w:rPr>
-      </w:pPr>
-      <w:r>
-        <w:rPr>
-          <w:sz w:val="16"/>
-          <w:szCs w:val="16"/>
-        </w:rPr>
-        <w:t xml:space="preserve">Technologies used: </w:t>
-      </w:r>
-      <w:proofErr w:type="spellStart"/>
-      <w:r>
-        <w:rPr>
-          <w:sz w:val="16"/>
-          <w:szCs w:val="16"/>
-        </w:rPr>
-        <w:t>splunk</w:t>
-      </w:r>
-      <w:proofErr w:type="spellEnd"/>
-      <w:r>
-        <w:rPr>
-          <w:sz w:val="16"/>
-          <w:szCs w:val="16"/>
-        </w:rPr>
-        <w:t xml:space="preserve">, </w:t>
-      </w:r>
-      <w:proofErr w:type="spellStart"/>
-      <w:r>
-        <w:rPr>
-          <w:sz w:val="16"/>
-          <w:szCs w:val="16"/>
-        </w:rPr>
-        <w:t>wazuh</w:t>
-      </w:r>
-      <w:proofErr w:type="spellEnd"/>
-      <w:r>
-        <w:rPr>
-          <w:sz w:val="16"/>
-          <w:szCs w:val="16"/>
-        </w:rPr>
-        <w:t xml:space="preserve">, windows logs, </w:t>
-      </w:r>
-      <w:proofErr w:type="spellStart"/>
-      <w:r>
-        <w:rPr>
-          <w:sz w:val="16"/>
-          <w:szCs w:val="16"/>
-        </w:rPr>
-        <w:t>linux</w:t>
-      </w:r>
-      <w:proofErr w:type="spellEnd"/>
-      <w:r>
-        <w:rPr>
-          <w:sz w:val="16"/>
-          <w:szCs w:val="16"/>
-        </w:rPr>
-        <w:t>, virtualisation.</w:t>
+          <w:sz w:val="20"/>
+          <w:szCs w:val="20"/>
+        </w:rPr>
+      </w:pPr>
+      <w:r>
+        <w:rPr>
+          <w:sz w:val="20"/>
+          <w:szCs w:val="20"/>
+        </w:rPr>
+        <w:t>Documented every phase on GitHub</w:t>
       </w:r>
     </w:p>
     <w:p>
@@ -1503,33 +1046,8 @@
           <w:sz w:val="16"/>
           <w:szCs w:val="16"/>
         </w:rPr>
-        <w:t xml:space="preserve">Integrated threat intelligence tools including </w:t>
-      </w:r>
-      <w:proofErr w:type="spellStart"/>
-      <w:r>
-        <w:rPr>
-          <w:sz w:val="16"/>
-          <w:szCs w:val="16"/>
-        </w:rPr>
-        <w:t>virustotal</w:t>
-      </w:r>
-      <w:proofErr w:type="spellEnd"/>
-      <w:r>
-        <w:rPr>
-          <w:sz w:val="16"/>
-          <w:szCs w:val="16"/>
-        </w:rPr>
-        <w:t xml:space="preserve"> and </w:t>
-      </w:r>
-      <w:proofErr w:type="spellStart"/>
-      <w:r>
-        <w:rPr>
-          <w:sz w:val="16"/>
-          <w:szCs w:val="16"/>
-        </w:rPr>
-        <w:t>any.run</w:t>
-      </w:r>
-      <w:proofErr w:type="spellEnd"/>
+        <w:t>Integrated threat intelligence tools including virustotal and any.run</w:t>
+      </w:r>
     </w:p>
     <w:p>
       <w:pPr>
@@ -1609,23 +1127,7 @@
           <w:sz w:val="16"/>
           <w:szCs w:val="16"/>
         </w:rPr>
-        <w:t xml:space="preserve">centralized </w:t>
-      </w:r>
-      <w:proofErr w:type="spellStart"/>
-      <w:r>
-        <w:rPr>
-          <w:sz w:val="16"/>
-          <w:szCs w:val="16"/>
-        </w:rPr>
-        <w:t>Github</w:t>
-      </w:r>
-      <w:proofErr w:type="spellEnd"/>
-      <w:r>
-        <w:rPr>
-          <w:sz w:val="16"/>
-          <w:szCs w:val="16"/>
-        </w:rPr>
-        <w:t xml:space="preserve"> repository documenting cybersecurity certifications, training labs and </w:t>
+        <w:t xml:space="preserve">centralized Github repository documenting cybersecurity certifications, training labs and </w:t>
       </w:r>
       <w:r>
         <w:rPr>
@@ -1828,21 +1330,12 @@
           <w:szCs w:val="20"/>
         </w:rPr>
       </w:pPr>
-      <w:proofErr w:type="spellStart"/>
-      <w:r>
-        <w:rPr>
-          <w:sz w:val="20"/>
-          <w:szCs w:val="20"/>
-        </w:rPr>
-        <w:t>TryHackMe</w:t>
-      </w:r>
-      <w:proofErr w:type="spellEnd"/>
-      <w:r>
-        <w:rPr>
-          <w:sz w:val="20"/>
-          <w:szCs w:val="20"/>
-        </w:rPr>
-        <w:t xml:space="preserve"> Security Engineer Path – July 2024</w:t>
+      <w:r>
+        <w:rPr>
+          <w:sz w:val="20"/>
+          <w:szCs w:val="20"/>
+        </w:rPr>
+        <w:t>TryHackMe Security Engineer Path – July 2024</w:t>
       </w:r>
     </w:p>
     <w:p>
@@ -1857,21 +1350,12 @@
           <w:szCs w:val="20"/>
         </w:rPr>
       </w:pPr>
-      <w:proofErr w:type="spellStart"/>
-      <w:r>
-        <w:rPr>
-          <w:sz w:val="20"/>
-          <w:szCs w:val="20"/>
-        </w:rPr>
-        <w:t>TryHackMe</w:t>
-      </w:r>
-      <w:proofErr w:type="spellEnd"/>
-      <w:r>
-        <w:rPr>
-          <w:sz w:val="20"/>
-          <w:szCs w:val="20"/>
-        </w:rPr>
-        <w:t xml:space="preserve"> Pre Security Path – September 2023</w:t>
+      <w:r>
+        <w:rPr>
+          <w:sz w:val="20"/>
+          <w:szCs w:val="20"/>
+        </w:rPr>
+        <w:t>TryHackMe Pre Security Path – September 2023</w:t>
       </w:r>
     </w:p>
     <w:p>
@@ -1886,21 +1370,12 @@
           <w:szCs w:val="20"/>
         </w:rPr>
       </w:pPr>
-      <w:proofErr w:type="spellStart"/>
-      <w:r>
-        <w:rPr>
-          <w:sz w:val="20"/>
-          <w:szCs w:val="20"/>
-        </w:rPr>
-        <w:t>TryHackMe</w:t>
-      </w:r>
-      <w:proofErr w:type="spellEnd"/>
-      <w:r>
-        <w:rPr>
-          <w:sz w:val="20"/>
-          <w:szCs w:val="20"/>
-        </w:rPr>
-        <w:t xml:space="preserve"> Introduction to Cyber Path – August 2023</w:t>
+      <w:r>
+        <w:rPr>
+          <w:sz w:val="20"/>
+          <w:szCs w:val="20"/>
+        </w:rPr>
+        <w:t>TryHackMe Introduction to Cyber Path – August 2023</w:t>
       </w:r>
     </w:p>
     <w:p>
@@ -1998,7 +1473,6 @@
           <w:sz w:val="20"/>
           <w:szCs w:val="20"/>
         </w:rPr>
-        <w:lastRenderedPageBreak/>
         <w:t>Getting Started with Cisco Packet Tracer</w:t>
       </w:r>
     </w:p>
@@ -2037,6 +1511,7 @@
           <w:sz w:val="20"/>
           <w:szCs w:val="20"/>
         </w:rPr>
+        <w:lastRenderedPageBreak/>
         <w:t>Commonwealth Bank – Cybersecurity</w:t>
       </w:r>
     </w:p>
@@ -2360,39 +1835,7 @@
           <w:sz w:val="16"/>
           <w:szCs w:val="16"/>
         </w:rPr>
-        <w:t xml:space="preserve">Installed operating systems and configured windows </w:t>
-      </w:r>
-      <w:proofErr w:type="spellStart"/>
-      <w:r>
-        <w:rPr>
-          <w:sz w:val="16"/>
-          <w:szCs w:val="16"/>
-        </w:rPr>
-        <w:t>os</w:t>
-      </w:r>
-      <w:proofErr w:type="spellEnd"/>
-      <w:r>
-        <w:rPr>
-          <w:sz w:val="16"/>
-          <w:szCs w:val="16"/>
-        </w:rPr>
-        <w:t xml:space="preserve">, kali </w:t>
-      </w:r>
-      <w:proofErr w:type="spellStart"/>
-      <w:r>
-        <w:rPr>
-          <w:sz w:val="16"/>
-          <w:szCs w:val="16"/>
-        </w:rPr>
-        <w:t>linux</w:t>
-      </w:r>
-      <w:proofErr w:type="spellEnd"/>
-      <w:r>
-        <w:rPr>
-          <w:sz w:val="16"/>
-          <w:szCs w:val="16"/>
-        </w:rPr>
-        <w:t xml:space="preserve"> and</w:t>
+        <w:t>Installed operating systems and configured windows os, kali linux and</w:t>
       </w:r>
       <w:r>
         <w:rPr>
@@ -2478,200 +1921,376 @@
           <w:sz w:val="20"/>
           <w:szCs w:val="20"/>
         </w:rPr>
-        <w:t>Professional Experience</w:t>
-      </w:r>
-    </w:p>
-    <w:p>
-      <w:pPr>
-        <w:spacing w:line="240" w:lineRule="auto"/>
-        <w:rPr>
-          <w:sz w:val="16"/>
-          <w:szCs w:val="16"/>
-        </w:rPr>
-      </w:pPr>
-      <w:r>
-        <w:rPr>
-          <w:sz w:val="16"/>
-          <w:szCs w:val="16"/>
-        </w:rPr>
-        <w:t xml:space="preserve">Personal </w:t>
-      </w:r>
-      <w:r>
-        <w:rPr>
-          <w:sz w:val="16"/>
-          <w:szCs w:val="16"/>
-        </w:rPr>
-        <w:t>T</w:t>
-      </w:r>
-      <w:r>
-        <w:rPr>
-          <w:sz w:val="16"/>
-          <w:szCs w:val="16"/>
-        </w:rPr>
-        <w:t>rainer</w:t>
-      </w:r>
-    </w:p>
-    <w:p>
-      <w:pPr>
-        <w:pStyle w:val="ListParagraph"/>
+        <w:t>Concrete</w:t>
+      </w:r>
+      <w:r>
+        <w:rPr>
+          <w:sz w:val="20"/>
+          <w:szCs w:val="20"/>
+        </w:rPr>
+        <w:t xml:space="preserve"> – Harmis Concrete, Brisbane | Mar 2023 – Nov 2025; Feb 2026 – Present</w:t>
+      </w:r>
+    </w:p>
+    <w:p>
+      <w:pPr>
         <w:numPr>
           <w:ilvl w:val="0"/>
-          <w:numId w:val="4"/>
+          <w:numId w:val="16"/>
         </w:numPr>
         <w:spacing w:line="240" w:lineRule="auto"/>
         <w:rPr>
-          <w:sz w:val="16"/>
-          <w:szCs w:val="16"/>
-        </w:rPr>
-      </w:pPr>
-      <w:r>
-        <w:rPr>
-          <w:sz w:val="16"/>
-          <w:szCs w:val="16"/>
-        </w:rPr>
-        <w:t>Delivered structured programs while tracking client performance and progress</w:t>
-      </w:r>
-    </w:p>
-    <w:p>
-      <w:pPr>
-        <w:pStyle w:val="ListParagraph"/>
+          <w:sz w:val="20"/>
+          <w:szCs w:val="20"/>
+        </w:rPr>
+      </w:pPr>
+      <w:r>
+        <w:rPr>
+          <w:sz w:val="20"/>
+          <w:szCs w:val="20"/>
+        </w:rPr>
+        <w:t>Troubleshot mechanical and structural issues through systematic inspection</w:t>
+      </w:r>
+    </w:p>
+    <w:p>
+      <w:pPr>
         <w:numPr>
           <w:ilvl w:val="0"/>
-          <w:numId w:val="4"/>
+          <w:numId w:val="16"/>
         </w:numPr>
         <w:spacing w:line="240" w:lineRule="auto"/>
         <w:rPr>
-          <w:sz w:val="16"/>
-          <w:szCs w:val="16"/>
-        </w:rPr>
-      </w:pPr>
-      <w:r>
-        <w:rPr>
-          <w:sz w:val="16"/>
-          <w:szCs w:val="16"/>
-        </w:rPr>
-        <w:t>Communicated complex information clearly and maintained detailed documentation</w:t>
-      </w:r>
-    </w:p>
-    <w:p>
-      <w:pPr>
-        <w:spacing w:line="240" w:lineRule="auto"/>
-        <w:rPr>
-          <w:sz w:val="16"/>
-          <w:szCs w:val="16"/>
-        </w:rPr>
-      </w:pPr>
-      <w:r>
-        <w:rPr>
-          <w:sz w:val="16"/>
-          <w:szCs w:val="16"/>
-        </w:rPr>
-        <w:t xml:space="preserve">Coles Sales </w:t>
-      </w:r>
-    </w:p>
-    <w:p>
-      <w:pPr>
-        <w:pStyle w:val="ListParagraph"/>
+          <w:sz w:val="20"/>
+          <w:szCs w:val="20"/>
+        </w:rPr>
+      </w:pPr>
+      <w:r>
+        <w:rPr>
+          <w:sz w:val="20"/>
+          <w:szCs w:val="20"/>
+        </w:rPr>
+        <w:t>Maintained strict safety and compliance standards</w:t>
+      </w:r>
+    </w:p>
+    <w:p>
+      <w:pPr>
         <w:numPr>
           <w:ilvl w:val="0"/>
-          <w:numId w:val="5"/>
+          <w:numId w:val="16"/>
         </w:numPr>
         <w:spacing w:line="240" w:lineRule="auto"/>
         <w:rPr>
-          <w:sz w:val="16"/>
-          <w:szCs w:val="16"/>
-        </w:rPr>
-      </w:pPr>
-      <w:r>
-        <w:rPr>
-          <w:sz w:val="16"/>
-          <w:szCs w:val="16"/>
-        </w:rPr>
-        <w:t>Work in fast passed retail environment requiring teamwork, problem solving and customer support.</w:t>
-      </w:r>
-    </w:p>
-    <w:p>
-      <w:pPr>
-        <w:spacing w:line="240" w:lineRule="auto"/>
-        <w:rPr>
-          <w:sz w:val="16"/>
-          <w:szCs w:val="16"/>
-        </w:rPr>
-      </w:pPr>
-      <w:r>
-        <w:rPr>
-          <w:sz w:val="16"/>
-          <w:szCs w:val="16"/>
-        </w:rPr>
-        <w:t xml:space="preserve">Construction &amp; </w:t>
-      </w:r>
-      <w:r>
-        <w:rPr>
-          <w:sz w:val="16"/>
-          <w:szCs w:val="16"/>
-        </w:rPr>
-        <w:t>Self-employment</w:t>
-      </w:r>
-    </w:p>
-    <w:p>
-      <w:pPr>
-        <w:pStyle w:val="ListParagraph"/>
+          <w:sz w:val="20"/>
+          <w:szCs w:val="20"/>
+        </w:rPr>
+      </w:pPr>
+      <w:r>
+        <w:rPr>
+          <w:sz w:val="20"/>
+          <w:szCs w:val="20"/>
+        </w:rPr>
+        <w:t>Planned and ran work independently, with accurate documentation</w:t>
+      </w:r>
+    </w:p>
+    <w:p>
+      <w:pPr>
+        <w:spacing w:line="240" w:lineRule="auto"/>
+        <w:rPr>
+          <w:sz w:val="20"/>
+          <w:szCs w:val="20"/>
+        </w:rPr>
+      </w:pPr>
+      <w:r>
+        <w:rPr>
+          <w:sz w:val="20"/>
+          <w:szCs w:val="20"/>
+        </w:rPr>
+        <w:t>Biosecurity Officer – Queensland Government | Nov 2025 – Feb 2026</w:t>
+      </w:r>
+    </w:p>
+    <w:p>
+      <w:pPr>
         <w:numPr>
           <w:ilvl w:val="0"/>
-          <w:numId w:val="5"/>
+          <w:numId w:val="17"/>
         </w:numPr>
         <w:spacing w:line="240" w:lineRule="auto"/>
         <w:rPr>
-          <w:sz w:val="16"/>
-          <w:szCs w:val="16"/>
-        </w:rPr>
-      </w:pPr>
-      <w:r>
-        <w:rPr>
-          <w:sz w:val="16"/>
-          <w:szCs w:val="16"/>
-        </w:rPr>
-        <w:t>Diagnosed mechanical and structural issues using systematic troubleshooting approaches</w:t>
-      </w:r>
-    </w:p>
-    <w:p>
-      <w:pPr>
-        <w:pStyle w:val="ListParagraph"/>
+          <w:sz w:val="20"/>
+          <w:szCs w:val="20"/>
+        </w:rPr>
+      </w:pPr>
+      <w:r>
+        <w:rPr>
+          <w:sz w:val="20"/>
+          <w:szCs w:val="20"/>
+        </w:rPr>
+        <w:t>Conducted structured field inspections and diagnostics using GPS mapping to identify and assess risks</w:t>
+      </w:r>
+    </w:p>
+    <w:p>
+      <w:pPr>
         <w:numPr>
           <w:ilvl w:val="0"/>
-          <w:numId w:val="5"/>
+          <w:numId w:val="17"/>
         </w:numPr>
         <w:spacing w:line="240" w:lineRule="auto"/>
         <w:rPr>
-          <w:sz w:val="16"/>
-          <w:szCs w:val="16"/>
-        </w:rPr>
-      </w:pPr>
-      <w:r>
-        <w:rPr>
-          <w:sz w:val="16"/>
-          <w:szCs w:val="16"/>
-        </w:rPr>
-        <w:t>Maintained strict safety compliance and documentation of processes</w:t>
-      </w:r>
-    </w:p>
-    <w:p>
-      <w:pPr>
-        <w:spacing w:line="240" w:lineRule="auto"/>
-        <w:rPr>
-          <w:sz w:val="16"/>
-          <w:szCs w:val="16"/>
-        </w:rPr>
-      </w:pPr>
-    </w:p>
-    <w:p>
-      <w:pPr>
-        <w:spacing w:line="240" w:lineRule="auto"/>
-        <w:rPr>
-          <w:sz w:val="20"/>
-          <w:szCs w:val="20"/>
-        </w:rPr>
-      </w:pPr>
+          <w:sz w:val="20"/>
+          <w:szCs w:val="20"/>
+        </w:rPr>
+      </w:pPr>
+      <w:r>
+        <w:rPr>
+          <w:sz w:val="20"/>
+          <w:szCs w:val="20"/>
+        </w:rPr>
+        <w:t>Followed strict compliance, safety and escalation procedures</w:t>
+      </w:r>
+    </w:p>
+    <w:p>
+      <w:pPr>
+        <w:numPr>
+          <w:ilvl w:val="0"/>
+          <w:numId w:val="17"/>
+        </w:numPr>
+        <w:spacing w:line="240" w:lineRule="auto"/>
+        <w:rPr>
+          <w:sz w:val="20"/>
+          <w:szCs w:val="20"/>
+        </w:rPr>
+      </w:pPr>
+      <w:r>
+        <w:rPr>
+          <w:sz w:val="20"/>
+          <w:szCs w:val="20"/>
+        </w:rPr>
+        <w:t>Documented findings and incident notes accurately</w:t>
+      </w:r>
+    </w:p>
+    <w:p>
+      <w:pPr>
+        <w:numPr>
+          <w:ilvl w:val="0"/>
+          <w:numId w:val="17"/>
+        </w:numPr>
+        <w:spacing w:line="240" w:lineRule="auto"/>
+        <w:rPr>
+          <w:sz w:val="20"/>
+          <w:szCs w:val="20"/>
+        </w:rPr>
+      </w:pPr>
+      <w:r>
+        <w:rPr>
+          <w:sz w:val="20"/>
+          <w:szCs w:val="20"/>
+        </w:rPr>
+        <w:t>Worked independently across multiple sites while coordinating with a central team</w:t>
+      </w:r>
+    </w:p>
+    <w:p>
+      <w:pPr>
+        <w:spacing w:line="240" w:lineRule="auto"/>
+        <w:rPr>
+          <w:sz w:val="20"/>
+          <w:szCs w:val="20"/>
+        </w:rPr>
+      </w:pPr>
+      <w:r>
+        <w:rPr>
+          <w:sz w:val="20"/>
+          <w:szCs w:val="20"/>
+        </w:rPr>
+        <w:t>Formworker – MBM Ventures, Brisbane | Nov 2010 – Mar 2016</w:t>
+      </w:r>
+    </w:p>
+    <w:p>
+      <w:pPr>
+        <w:spacing w:line="240" w:lineRule="auto"/>
+        <w:rPr>
+          <w:sz w:val="20"/>
+          <w:szCs w:val="20"/>
+        </w:rPr>
+      </w:pPr>
+      <w:r>
+        <w:rPr>
+          <w:sz w:val="20"/>
+          <w:szCs w:val="20"/>
+        </w:rPr>
+        <w:t>Certified Personal Trainer – Fitness First Australia, Lutwyche (contract) | Aug 2012 – Jan 2015</w:t>
+      </w:r>
+    </w:p>
+    <w:p>
+      <w:pPr>
+        <w:numPr>
+          <w:ilvl w:val="0"/>
+          <w:numId w:val="18"/>
+        </w:numPr>
+        <w:spacing w:line="240" w:lineRule="auto"/>
+        <w:rPr>
+          <w:sz w:val="20"/>
+          <w:szCs w:val="20"/>
+        </w:rPr>
+      </w:pPr>
+      <w:r>
+        <w:rPr>
+          <w:sz w:val="20"/>
+          <w:szCs w:val="20"/>
+        </w:rPr>
+        <w:t>Delivered structured, personalised programs with detailed tracking</w:t>
+      </w:r>
+    </w:p>
+    <w:p>
+      <w:pPr>
+        <w:numPr>
+          <w:ilvl w:val="0"/>
+          <w:numId w:val="18"/>
+        </w:numPr>
+        <w:spacing w:line="240" w:lineRule="auto"/>
+        <w:rPr>
+          <w:sz w:val="20"/>
+          <w:szCs w:val="20"/>
+        </w:rPr>
+      </w:pPr>
+      <w:r>
+        <w:rPr>
+          <w:sz w:val="20"/>
+          <w:szCs w:val="20"/>
+        </w:rPr>
+        <w:t>Adjusted programs as conditions changed</w:t>
+      </w:r>
+    </w:p>
+    <w:p>
+      <w:pPr>
+        <w:numPr>
+          <w:ilvl w:val="0"/>
+          <w:numId w:val="18"/>
+        </w:numPr>
+        <w:spacing w:line="240" w:lineRule="auto"/>
+        <w:rPr>
+          <w:sz w:val="20"/>
+          <w:szCs w:val="20"/>
+        </w:rPr>
+      </w:pPr>
+      <w:r>
+        <w:rPr>
+          <w:sz w:val="20"/>
+          <w:szCs w:val="20"/>
+        </w:rPr>
+        <w:lastRenderedPageBreak/>
+        <w:t>Handled client data with confidentiality</w:t>
+      </w:r>
+    </w:p>
+    <w:p>
+      <w:pPr>
+        <w:spacing w:line="240" w:lineRule="auto"/>
+        <w:rPr>
+          <w:sz w:val="20"/>
+          <w:szCs w:val="20"/>
+        </w:rPr>
+      </w:pPr>
+      <w:r>
+        <w:rPr>
+          <w:sz w:val="20"/>
+          <w:szCs w:val="20"/>
+        </w:rPr>
+        <w:t>Carpentry Apprentice – All Trades Queensland, Brisbane | Jun 2007 – Nov 2010</w:t>
+      </w:r>
+    </w:p>
+    <w:p>
+      <w:pPr>
+        <w:numPr>
+          <w:ilvl w:val="0"/>
+          <w:numId w:val="19"/>
+        </w:numPr>
+        <w:spacing w:line="240" w:lineRule="auto"/>
+        <w:rPr>
+          <w:sz w:val="20"/>
+          <w:szCs w:val="20"/>
+        </w:rPr>
+      </w:pPr>
+      <w:r>
+        <w:rPr>
+          <w:sz w:val="20"/>
+          <w:szCs w:val="20"/>
+        </w:rPr>
+        <w:t>Interpreted technical plans and specifications; diagnosed structural faults</w:t>
+      </w:r>
+    </w:p>
+    <w:p>
+      <w:pPr>
+        <w:numPr>
+          <w:ilvl w:val="0"/>
+          <w:numId w:val="19"/>
+        </w:numPr>
+        <w:spacing w:line="240" w:lineRule="auto"/>
+        <w:rPr>
+          <w:sz w:val="20"/>
+          <w:szCs w:val="20"/>
+        </w:rPr>
+      </w:pPr>
+      <w:r>
+        <w:rPr>
+          <w:sz w:val="20"/>
+          <w:szCs w:val="20"/>
+        </w:rPr>
+        <w:t>Worked within safety and regulatory frameworks; kept daily logs and progress reports</w:t>
+      </w:r>
+    </w:p>
+    <w:p>
+      <w:pPr>
+        <w:spacing w:line="240" w:lineRule="auto"/>
+        <w:rPr>
+          <w:sz w:val="20"/>
+          <w:szCs w:val="20"/>
+        </w:rPr>
+      </w:pPr>
+      <w:r>
+        <w:rPr>
+          <w:sz w:val="20"/>
+          <w:szCs w:val="20"/>
+        </w:rPr>
+        <w:t>Customer Service Sales Assistant – Coles Group, Redcliffe | Jan 2004 – Jan 2007</w:t>
+      </w:r>
+    </w:p>
+    <w:p>
+      <w:pPr>
+        <w:numPr>
+          <w:ilvl w:val="0"/>
+          <w:numId w:val="20"/>
+        </w:numPr>
+        <w:spacing w:line="240" w:lineRule="auto"/>
+        <w:rPr>
+          <w:sz w:val="20"/>
+          <w:szCs w:val="20"/>
+        </w:rPr>
+      </w:pPr>
+      <w:r>
+        <w:rPr>
+          <w:sz w:val="20"/>
+          <w:szCs w:val="20"/>
+        </w:rPr>
+        <w:t>Resolved customer issues across departments and escalated when required</w:t>
+      </w:r>
+    </w:p>
+    <w:p>
+      <w:pPr>
+        <w:numPr>
+          <w:ilvl w:val="0"/>
+          <w:numId w:val="20"/>
+        </w:numPr>
+        <w:spacing w:line="240" w:lineRule="auto"/>
+        <w:rPr>
+          <w:sz w:val="20"/>
+          <w:szCs w:val="20"/>
+        </w:rPr>
+      </w:pPr>
+      <w:r>
+        <w:rPr>
+          <w:sz w:val="20"/>
+          <w:szCs w:val="20"/>
+        </w:rPr>
+        <w:t>Worked sales floor and night fill with accurate, procedure-driven work</w:t>
+      </w:r>
     </w:p>
     <w:p>
       <w:pPr>
@@ -2808,6 +2427,155 @@
     </w:lvl>
   </w:abstractNum>
   <w:abstractNum w:abstractNumId="1" w15:restartNumberingAfterBreak="0">
+    <w:nsid w:val="0DD55445"/>
+    <w:multiLevelType w:val="multilevel"/>
+    <w:tmpl w:val="4D203DB6"/>
+    <w:lvl w:ilvl="0">
+      <w:start w:val="1"/>
+      <w:numFmt w:val="bullet"/>
+      <w:lvlText w:val=""/>
+      <w:lvlJc w:val="left"/>
+      <w:pPr>
+        <w:tabs>
+          <w:tab w:val="num" w:pos="720"/>
+        </w:tabs>
+        <w:ind w:left="720" w:hanging="360"/>
+      </w:pPr>
+      <w:rPr>
+        <w:rFonts w:ascii="Symbol" w:hAnsi="Symbol" w:hint="default"/>
+        <w:sz w:val="20"/>
+      </w:rPr>
+    </w:lvl>
+    <w:lvl w:ilvl="1" w:tentative="1">
+      <w:start w:val="1"/>
+      <w:numFmt w:val="bullet"/>
+      <w:lvlText w:val="o"/>
+      <w:lvlJc w:val="left"/>
+      <w:pPr>
+        <w:tabs>
+          <w:tab w:val="num" w:pos="1440"/>
+        </w:tabs>
+        <w:ind w:left="1440" w:hanging="360"/>
+      </w:pPr>
+      <w:rPr>
+        <w:rFonts w:ascii="Courier New" w:hAnsi="Courier New" w:hint="default"/>
+        <w:sz w:val="20"/>
+      </w:rPr>
+    </w:lvl>
+    <w:lvl w:ilvl="2" w:tentative="1">
+      <w:start w:val="1"/>
+      <w:numFmt w:val="bullet"/>
+      <w:lvlText w:val=""/>
+      <w:lvlJc w:val="left"/>
+      <w:pPr>
+        <w:tabs>
+          <w:tab w:val="num" w:pos="2160"/>
+        </w:tabs>
+        <w:ind w:left="2160" w:hanging="360"/>
+      </w:pPr>
+      <w:rPr>
+        <w:rFonts w:ascii="Wingdings" w:hAnsi="Wingdings" w:hint="default"/>
+        <w:sz w:val="20"/>
+      </w:rPr>
+    </w:lvl>
+    <w:lvl w:ilvl="3" w:tentative="1">
+      <w:start w:val="1"/>
+      <w:numFmt w:val="bullet"/>
+      <w:lvlText w:val=""/>
+      <w:lvlJc w:val="left"/>
+      <w:pPr>
+        <w:tabs>
+          <w:tab w:val="num" w:pos="2880"/>
+        </w:tabs>
+        <w:ind w:left="2880" w:hanging="360"/>
+      </w:pPr>
+      <w:rPr>
+        <w:rFonts w:ascii="Wingdings" w:hAnsi="Wingdings" w:hint="default"/>
+        <w:sz w:val="20"/>
+      </w:rPr>
+    </w:lvl>
+    <w:lvl w:ilvl="4" w:tentative="1">
+      <w:start w:val="1"/>
+      <w:numFmt w:val="bullet"/>
+      <w:lvlText w:val=""/>
+      <w:lvlJc w:val="left"/>
+      <w:pPr>
+        <w:tabs>
+          <w:tab w:val="num" w:pos="3600"/>
+        </w:tabs>
+        <w:ind w:left="3600" w:hanging="360"/>
+      </w:pPr>
+      <w:rPr>
+        <w:rFonts w:ascii="Wingdings" w:hAnsi="Wingdings" w:hint="default"/>
+        <w:sz w:val="20"/>
+      </w:rPr>
+    </w:lvl>
+    <w:lvl w:ilvl="5" w:tentative="1">
+      <w:start w:val="1"/>
+      <w:numFmt w:val="bullet"/>
+      <w:lvlText w:val=""/>
+      <w:lvlJc w:val="left"/>
+      <w:pPr>
+        <w:tabs>
+          <w:tab w:val="num" w:pos="4320"/>
+        </w:tabs>
+        <w:ind w:left="4320" w:hanging="360"/>
+      </w:pPr>
+      <w:rPr>
+        <w:rFonts w:ascii="Wingdings" w:hAnsi="Wingdings" w:hint="default"/>
+        <w:sz w:val="20"/>
+      </w:rPr>
+    </w:lvl>
+    <w:lvl w:ilvl="6" w:tentative="1">
+      <w:start w:val="1"/>
+      <w:numFmt w:val="bullet"/>
+      <w:lvlText w:val=""/>
+      <w:lvlJc w:val="left"/>
+      <w:pPr>
+        <w:tabs>
+          <w:tab w:val="num" w:pos="5040"/>
+        </w:tabs>
+        <w:ind w:left="5040" w:hanging="360"/>
+      </w:pPr>
+      <w:rPr>
+        <w:rFonts w:ascii="Wingdings" w:hAnsi="Wingdings" w:hint="default"/>
+        <w:sz w:val="20"/>
+      </w:rPr>
+    </w:lvl>
+    <w:lvl w:ilvl="7" w:tentative="1">
+      <w:start w:val="1"/>
+      <w:numFmt w:val="bullet"/>
+      <w:lvlText w:val=""/>
+      <w:lvlJc w:val="left"/>
+      <w:pPr>
+        <w:tabs>
+          <w:tab w:val="num" w:pos="5760"/>
+        </w:tabs>
+        <w:ind w:left="5760" w:hanging="360"/>
+      </w:pPr>
+      <w:rPr>
+        <w:rFonts w:ascii="Wingdings" w:hAnsi="Wingdings" w:hint="default"/>
+        <w:sz w:val="20"/>
+      </w:rPr>
+    </w:lvl>
+    <w:lvl w:ilvl="8" w:tentative="1">
+      <w:start w:val="1"/>
+      <w:numFmt w:val="bullet"/>
+      <w:lvlText w:val=""/>
+      <w:lvlJc w:val="left"/>
+      <w:pPr>
+        <w:tabs>
+          <w:tab w:val="num" w:pos="6480"/>
+        </w:tabs>
+        <w:ind w:left="6480" w:hanging="360"/>
+      </w:pPr>
+      <w:rPr>
+        <w:rFonts w:ascii="Wingdings" w:hAnsi="Wingdings" w:hint="default"/>
+        <w:sz w:val="20"/>
+      </w:rPr>
+    </w:lvl>
+  </w:abstractNum>
+  <w:abstractNum w:abstractNumId="2" w15:restartNumberingAfterBreak="0">
     <w:nsid w:val="10CB0043"/>
     <w:multiLevelType w:val="hybridMultilevel"/>
     <w:tmpl w:val="6FD6FCC2"/>
@@ -2920,7 +2688,901 @@
       </w:rPr>
     </w:lvl>
   </w:abstractNum>
-  <w:abstractNum w:abstractNumId="2" w15:restartNumberingAfterBreak="0">
+  <w:abstractNum w:abstractNumId="3" w15:restartNumberingAfterBreak="0">
+    <w:nsid w:val="1FB8107D"/>
+    <w:multiLevelType w:val="multilevel"/>
+    <w:tmpl w:val="891A1CB0"/>
+    <w:lvl w:ilvl="0">
+      <w:start w:val="1"/>
+      <w:numFmt w:val="bullet"/>
+      <w:lvlText w:val=""/>
+      <w:lvlJc w:val="left"/>
+      <w:pPr>
+        <w:tabs>
+          <w:tab w:val="num" w:pos="720"/>
+        </w:tabs>
+        <w:ind w:left="720" w:hanging="360"/>
+      </w:pPr>
+      <w:rPr>
+        <w:rFonts w:ascii="Symbol" w:hAnsi="Symbol" w:hint="default"/>
+        <w:sz w:val="20"/>
+      </w:rPr>
+    </w:lvl>
+    <w:lvl w:ilvl="1" w:tentative="1">
+      <w:start w:val="1"/>
+      <w:numFmt w:val="bullet"/>
+      <w:lvlText w:val="o"/>
+      <w:lvlJc w:val="left"/>
+      <w:pPr>
+        <w:tabs>
+          <w:tab w:val="num" w:pos="1440"/>
+        </w:tabs>
+        <w:ind w:left="1440" w:hanging="360"/>
+      </w:pPr>
+      <w:rPr>
+        <w:rFonts w:ascii="Courier New" w:hAnsi="Courier New" w:hint="default"/>
+        <w:sz w:val="20"/>
+      </w:rPr>
+    </w:lvl>
+    <w:lvl w:ilvl="2" w:tentative="1">
+      <w:start w:val="1"/>
+      <w:numFmt w:val="bullet"/>
+      <w:lvlText w:val=""/>
+      <w:lvlJc w:val="left"/>
+      <w:pPr>
+        <w:tabs>
+          <w:tab w:val="num" w:pos="2160"/>
+        </w:tabs>
+        <w:ind w:left="2160" w:hanging="360"/>
+      </w:pPr>
+      <w:rPr>
+        <w:rFonts w:ascii="Wingdings" w:hAnsi="Wingdings" w:hint="default"/>
+        <w:sz w:val="20"/>
+      </w:rPr>
+    </w:lvl>
+    <w:lvl w:ilvl="3" w:tentative="1">
+      <w:start w:val="1"/>
+      <w:numFmt w:val="bullet"/>
+      <w:lvlText w:val=""/>
+      <w:lvlJc w:val="left"/>
+      <w:pPr>
+        <w:tabs>
+          <w:tab w:val="num" w:pos="2880"/>
+        </w:tabs>
+        <w:ind w:left="2880" w:hanging="360"/>
+      </w:pPr>
+      <w:rPr>
+        <w:rFonts w:ascii="Wingdings" w:hAnsi="Wingdings" w:hint="default"/>
+        <w:sz w:val="20"/>
+      </w:rPr>
+    </w:lvl>
+    <w:lvl w:ilvl="4" w:tentative="1">
+      <w:start w:val="1"/>
+      <w:numFmt w:val="bullet"/>
+      <w:lvlText w:val=""/>
+      <w:lvlJc w:val="left"/>
+      <w:pPr>
+        <w:tabs>
+          <w:tab w:val="num" w:pos="3600"/>
+        </w:tabs>
+        <w:ind w:left="3600" w:hanging="360"/>
+      </w:pPr>
+      <w:rPr>
+        <w:rFonts w:ascii="Wingdings" w:hAnsi="Wingdings" w:hint="default"/>
+        <w:sz w:val="20"/>
+      </w:rPr>
+    </w:lvl>
+    <w:lvl w:ilvl="5" w:tentative="1">
+      <w:start w:val="1"/>
+      <w:numFmt w:val="bullet"/>
+      <w:lvlText w:val=""/>
+      <w:lvlJc w:val="left"/>
+      <w:pPr>
+        <w:tabs>
+          <w:tab w:val="num" w:pos="4320"/>
+        </w:tabs>
+        <w:ind w:left="4320" w:hanging="360"/>
+      </w:pPr>
+      <w:rPr>
+        <w:rFonts w:ascii="Wingdings" w:hAnsi="Wingdings" w:hint="default"/>
+        <w:sz w:val="20"/>
+      </w:rPr>
+    </w:lvl>
+    <w:lvl w:ilvl="6" w:tentative="1">
+      <w:start w:val="1"/>
+      <w:numFmt w:val="bullet"/>
+      <w:lvlText w:val=""/>
+      <w:lvlJc w:val="left"/>
+      <w:pPr>
+        <w:tabs>
+          <w:tab w:val="num" w:pos="5040"/>
+        </w:tabs>
+        <w:ind w:left="5040" w:hanging="360"/>
+      </w:pPr>
+      <w:rPr>
+        <w:rFonts w:ascii="Wingdings" w:hAnsi="Wingdings" w:hint="default"/>
+        <w:sz w:val="20"/>
+      </w:rPr>
+    </w:lvl>
+    <w:lvl w:ilvl="7" w:tentative="1">
+      <w:start w:val="1"/>
+      <w:numFmt w:val="bullet"/>
+      <w:lvlText w:val=""/>
+      <w:lvlJc w:val="left"/>
+      <w:pPr>
+        <w:tabs>
+          <w:tab w:val="num" w:pos="5760"/>
+        </w:tabs>
+        <w:ind w:left="5760" w:hanging="360"/>
+      </w:pPr>
+      <w:rPr>
+        <w:rFonts w:ascii="Wingdings" w:hAnsi="Wingdings" w:hint="default"/>
+        <w:sz w:val="20"/>
+      </w:rPr>
+    </w:lvl>
+    <w:lvl w:ilvl="8" w:tentative="1">
+      <w:start w:val="1"/>
+      <w:numFmt w:val="bullet"/>
+      <w:lvlText w:val=""/>
+      <w:lvlJc w:val="left"/>
+      <w:pPr>
+        <w:tabs>
+          <w:tab w:val="num" w:pos="6480"/>
+        </w:tabs>
+        <w:ind w:left="6480" w:hanging="360"/>
+      </w:pPr>
+      <w:rPr>
+        <w:rFonts w:ascii="Wingdings" w:hAnsi="Wingdings" w:hint="default"/>
+        <w:sz w:val="20"/>
+      </w:rPr>
+    </w:lvl>
+  </w:abstractNum>
+  <w:abstractNum w:abstractNumId="4" w15:restartNumberingAfterBreak="0">
+    <w:nsid w:val="27075EA1"/>
+    <w:multiLevelType w:val="multilevel"/>
+    <w:tmpl w:val="282C9CD2"/>
+    <w:lvl w:ilvl="0">
+      <w:start w:val="1"/>
+      <w:numFmt w:val="bullet"/>
+      <w:lvlText w:val=""/>
+      <w:lvlJc w:val="left"/>
+      <w:pPr>
+        <w:tabs>
+          <w:tab w:val="num" w:pos="720"/>
+        </w:tabs>
+        <w:ind w:left="720" w:hanging="360"/>
+      </w:pPr>
+      <w:rPr>
+        <w:rFonts w:ascii="Symbol" w:hAnsi="Symbol" w:hint="default"/>
+        <w:sz w:val="20"/>
+      </w:rPr>
+    </w:lvl>
+    <w:lvl w:ilvl="1" w:tentative="1">
+      <w:start w:val="1"/>
+      <w:numFmt w:val="bullet"/>
+      <w:lvlText w:val="o"/>
+      <w:lvlJc w:val="left"/>
+      <w:pPr>
+        <w:tabs>
+          <w:tab w:val="num" w:pos="1440"/>
+        </w:tabs>
+        <w:ind w:left="1440" w:hanging="360"/>
+      </w:pPr>
+      <w:rPr>
+        <w:rFonts w:ascii="Courier New" w:hAnsi="Courier New" w:hint="default"/>
+        <w:sz w:val="20"/>
+      </w:rPr>
+    </w:lvl>
+    <w:lvl w:ilvl="2" w:tentative="1">
+      <w:start w:val="1"/>
+      <w:numFmt w:val="bullet"/>
+      <w:lvlText w:val=""/>
+      <w:lvlJc w:val="left"/>
+      <w:pPr>
+        <w:tabs>
+          <w:tab w:val="num" w:pos="2160"/>
+        </w:tabs>
+        <w:ind w:left="2160" w:hanging="360"/>
+      </w:pPr>
+      <w:rPr>
+        <w:rFonts w:ascii="Wingdings" w:hAnsi="Wingdings" w:hint="default"/>
+        <w:sz w:val="20"/>
+      </w:rPr>
+    </w:lvl>
+    <w:lvl w:ilvl="3" w:tentative="1">
+      <w:start w:val="1"/>
+      <w:numFmt w:val="bullet"/>
+      <w:lvlText w:val=""/>
+      <w:lvlJc w:val="left"/>
+      <w:pPr>
+        <w:tabs>
+          <w:tab w:val="num" w:pos="2880"/>
+        </w:tabs>
+        <w:ind w:left="2880" w:hanging="360"/>
+      </w:pPr>
+      <w:rPr>
+        <w:rFonts w:ascii="Wingdings" w:hAnsi="Wingdings" w:hint="default"/>
+        <w:sz w:val="20"/>
+      </w:rPr>
+    </w:lvl>
+    <w:lvl w:ilvl="4" w:tentative="1">
+      <w:start w:val="1"/>
+      <w:numFmt w:val="bullet"/>
+      <w:lvlText w:val=""/>
+      <w:lvlJc w:val="left"/>
+      <w:pPr>
+        <w:tabs>
+          <w:tab w:val="num" w:pos="3600"/>
+        </w:tabs>
+        <w:ind w:left="3600" w:hanging="360"/>
+      </w:pPr>
+      <w:rPr>
+        <w:rFonts w:ascii="Wingdings" w:hAnsi="Wingdings" w:hint="default"/>
+        <w:sz w:val="20"/>
+      </w:rPr>
+    </w:lvl>
+    <w:lvl w:ilvl="5" w:tentative="1">
+      <w:start w:val="1"/>
+      <w:numFmt w:val="bullet"/>
+      <w:lvlText w:val=""/>
+      <w:lvlJc w:val="left"/>
+      <w:pPr>
+        <w:tabs>
+          <w:tab w:val="num" w:pos="4320"/>
+        </w:tabs>
+        <w:ind w:left="4320" w:hanging="360"/>
+      </w:pPr>
+      <w:rPr>
+        <w:rFonts w:ascii="Wingdings" w:hAnsi="Wingdings" w:hint="default"/>
+        <w:sz w:val="20"/>
+      </w:rPr>
+    </w:lvl>
+    <w:lvl w:ilvl="6" w:tentative="1">
+      <w:start w:val="1"/>
+      <w:numFmt w:val="bullet"/>
+      <w:lvlText w:val=""/>
+      <w:lvlJc w:val="left"/>
+      <w:pPr>
+        <w:tabs>
+          <w:tab w:val="num" w:pos="5040"/>
+        </w:tabs>
+        <w:ind w:left="5040" w:hanging="360"/>
+      </w:pPr>
+      <w:rPr>
+        <w:rFonts w:ascii="Wingdings" w:hAnsi="Wingdings" w:hint="default"/>
+        <w:sz w:val="20"/>
+      </w:rPr>
+    </w:lvl>
+    <w:lvl w:ilvl="7" w:tentative="1">
+      <w:start w:val="1"/>
+      <w:numFmt w:val="bullet"/>
+      <w:lvlText w:val=""/>
+      <w:lvlJc w:val="left"/>
+      <w:pPr>
+        <w:tabs>
+          <w:tab w:val="num" w:pos="5760"/>
+        </w:tabs>
+        <w:ind w:left="5760" w:hanging="360"/>
+      </w:pPr>
+      <w:rPr>
+        <w:rFonts w:ascii="Wingdings" w:hAnsi="Wingdings" w:hint="default"/>
+        <w:sz w:val="20"/>
+      </w:rPr>
+    </w:lvl>
+    <w:lvl w:ilvl="8" w:tentative="1">
+      <w:start w:val="1"/>
+      <w:numFmt w:val="bullet"/>
+      <w:lvlText w:val=""/>
+      <w:lvlJc w:val="left"/>
+      <w:pPr>
+        <w:tabs>
+          <w:tab w:val="num" w:pos="6480"/>
+        </w:tabs>
+        <w:ind w:left="6480" w:hanging="360"/>
+      </w:pPr>
+      <w:rPr>
+        <w:rFonts w:ascii="Wingdings" w:hAnsi="Wingdings" w:hint="default"/>
+        <w:sz w:val="20"/>
+      </w:rPr>
+    </w:lvl>
+  </w:abstractNum>
+  <w:abstractNum w:abstractNumId="5" w15:restartNumberingAfterBreak="0">
+    <w:nsid w:val="29445F6D"/>
+    <w:multiLevelType w:val="multilevel"/>
+    <w:tmpl w:val="21A65ED4"/>
+    <w:lvl w:ilvl="0">
+      <w:start w:val="1"/>
+      <w:numFmt w:val="bullet"/>
+      <w:lvlText w:val=""/>
+      <w:lvlJc w:val="left"/>
+      <w:pPr>
+        <w:tabs>
+          <w:tab w:val="num" w:pos="720"/>
+        </w:tabs>
+        <w:ind w:left="720" w:hanging="360"/>
+      </w:pPr>
+      <w:rPr>
+        <w:rFonts w:ascii="Symbol" w:hAnsi="Symbol" w:hint="default"/>
+        <w:sz w:val="20"/>
+      </w:rPr>
+    </w:lvl>
+    <w:lvl w:ilvl="1" w:tentative="1">
+      <w:start w:val="1"/>
+      <w:numFmt w:val="bullet"/>
+      <w:lvlText w:val="o"/>
+      <w:lvlJc w:val="left"/>
+      <w:pPr>
+        <w:tabs>
+          <w:tab w:val="num" w:pos="1440"/>
+        </w:tabs>
+        <w:ind w:left="1440" w:hanging="360"/>
+      </w:pPr>
+      <w:rPr>
+        <w:rFonts w:ascii="Courier New" w:hAnsi="Courier New" w:hint="default"/>
+        <w:sz w:val="20"/>
+      </w:rPr>
+    </w:lvl>
+    <w:lvl w:ilvl="2" w:tentative="1">
+      <w:start w:val="1"/>
+      <w:numFmt w:val="bullet"/>
+      <w:lvlText w:val=""/>
+      <w:lvlJc w:val="left"/>
+      <w:pPr>
+        <w:tabs>
+          <w:tab w:val="num" w:pos="2160"/>
+        </w:tabs>
+        <w:ind w:left="2160" w:hanging="360"/>
+      </w:pPr>
+      <w:rPr>
+        <w:rFonts w:ascii="Wingdings" w:hAnsi="Wingdings" w:hint="default"/>
+        <w:sz w:val="20"/>
+      </w:rPr>
+    </w:lvl>
+    <w:lvl w:ilvl="3" w:tentative="1">
+      <w:start w:val="1"/>
+      <w:numFmt w:val="bullet"/>
+      <w:lvlText w:val=""/>
+      <w:lvlJc w:val="left"/>
+      <w:pPr>
+        <w:tabs>
+          <w:tab w:val="num" w:pos="2880"/>
+        </w:tabs>
+        <w:ind w:left="2880" w:hanging="360"/>
+      </w:pPr>
+      <w:rPr>
+        <w:rFonts w:ascii="Wingdings" w:hAnsi="Wingdings" w:hint="default"/>
+        <w:sz w:val="20"/>
+      </w:rPr>
+    </w:lvl>
+    <w:lvl w:ilvl="4" w:tentative="1">
+      <w:start w:val="1"/>
+      <w:numFmt w:val="bullet"/>
+      <w:lvlText w:val=""/>
+      <w:lvlJc w:val="left"/>
+      <w:pPr>
+        <w:tabs>
+          <w:tab w:val="num" w:pos="3600"/>
+        </w:tabs>
+        <w:ind w:left="3600" w:hanging="360"/>
+      </w:pPr>
+      <w:rPr>
+        <w:rFonts w:ascii="Wingdings" w:hAnsi="Wingdings" w:hint="default"/>
+        <w:sz w:val="20"/>
+      </w:rPr>
+    </w:lvl>
+    <w:lvl w:ilvl="5" w:tentative="1">
+      <w:start w:val="1"/>
+      <w:numFmt w:val="bullet"/>
+      <w:lvlText w:val=""/>
+      <w:lvlJc w:val="left"/>
+      <w:pPr>
+        <w:tabs>
+          <w:tab w:val="num" w:pos="4320"/>
+        </w:tabs>
+        <w:ind w:left="4320" w:hanging="360"/>
+      </w:pPr>
+      <w:rPr>
+        <w:rFonts w:ascii="Wingdings" w:hAnsi="Wingdings" w:hint="default"/>
+        <w:sz w:val="20"/>
+      </w:rPr>
+    </w:lvl>
+    <w:lvl w:ilvl="6" w:tentative="1">
+      <w:start w:val="1"/>
+      <w:numFmt w:val="bullet"/>
+      <w:lvlText w:val=""/>
+      <w:lvlJc w:val="left"/>
+      <w:pPr>
+        <w:tabs>
+          <w:tab w:val="num" w:pos="5040"/>
+        </w:tabs>
+        <w:ind w:left="5040" w:hanging="360"/>
+      </w:pPr>
+      <w:rPr>
+        <w:rFonts w:ascii="Wingdings" w:hAnsi="Wingdings" w:hint="default"/>
+        <w:sz w:val="20"/>
+      </w:rPr>
+    </w:lvl>
+    <w:lvl w:ilvl="7" w:tentative="1">
+      <w:start w:val="1"/>
+      <w:numFmt w:val="bullet"/>
+      <w:lvlText w:val=""/>
+      <w:lvlJc w:val="left"/>
+      <w:pPr>
+        <w:tabs>
+          <w:tab w:val="num" w:pos="5760"/>
+        </w:tabs>
+        <w:ind w:left="5760" w:hanging="360"/>
+      </w:pPr>
+      <w:rPr>
+        <w:rFonts w:ascii="Wingdings" w:hAnsi="Wingdings" w:hint="default"/>
+        <w:sz w:val="20"/>
+      </w:rPr>
+    </w:lvl>
+    <w:lvl w:ilvl="8" w:tentative="1">
+      <w:start w:val="1"/>
+      <w:numFmt w:val="bullet"/>
+      <w:lvlText w:val=""/>
+      <w:lvlJc w:val="left"/>
+      <w:pPr>
+        <w:tabs>
+          <w:tab w:val="num" w:pos="6480"/>
+        </w:tabs>
+        <w:ind w:left="6480" w:hanging="360"/>
+      </w:pPr>
+      <w:rPr>
+        <w:rFonts w:ascii="Wingdings" w:hAnsi="Wingdings" w:hint="default"/>
+        <w:sz w:val="20"/>
+      </w:rPr>
+    </w:lvl>
+  </w:abstractNum>
+  <w:abstractNum w:abstractNumId="6" w15:restartNumberingAfterBreak="0">
+    <w:nsid w:val="29EC72F8"/>
+    <w:multiLevelType w:val="multilevel"/>
+    <w:tmpl w:val="D6C27FCC"/>
+    <w:lvl w:ilvl="0">
+      <w:start w:val="1"/>
+      <w:numFmt w:val="bullet"/>
+      <w:lvlText w:val=""/>
+      <w:lvlJc w:val="left"/>
+      <w:pPr>
+        <w:tabs>
+          <w:tab w:val="num" w:pos="720"/>
+        </w:tabs>
+        <w:ind w:left="720" w:hanging="360"/>
+      </w:pPr>
+      <w:rPr>
+        <w:rFonts w:ascii="Symbol" w:hAnsi="Symbol" w:hint="default"/>
+        <w:sz w:val="20"/>
+      </w:rPr>
+    </w:lvl>
+    <w:lvl w:ilvl="1" w:tentative="1">
+      <w:start w:val="1"/>
+      <w:numFmt w:val="bullet"/>
+      <w:lvlText w:val="o"/>
+      <w:lvlJc w:val="left"/>
+      <w:pPr>
+        <w:tabs>
+          <w:tab w:val="num" w:pos="1440"/>
+        </w:tabs>
+        <w:ind w:left="1440" w:hanging="360"/>
+      </w:pPr>
+      <w:rPr>
+        <w:rFonts w:ascii="Courier New" w:hAnsi="Courier New" w:hint="default"/>
+        <w:sz w:val="20"/>
+      </w:rPr>
+    </w:lvl>
+    <w:lvl w:ilvl="2" w:tentative="1">
+      <w:start w:val="1"/>
+      <w:numFmt w:val="bullet"/>
+      <w:lvlText w:val=""/>
+      <w:lvlJc w:val="left"/>
+      <w:pPr>
+        <w:tabs>
+          <w:tab w:val="num" w:pos="2160"/>
+        </w:tabs>
+        <w:ind w:left="2160" w:hanging="360"/>
+      </w:pPr>
+      <w:rPr>
+        <w:rFonts w:ascii="Wingdings" w:hAnsi="Wingdings" w:hint="default"/>
+        <w:sz w:val="20"/>
+      </w:rPr>
+    </w:lvl>
+    <w:lvl w:ilvl="3" w:tentative="1">
+      <w:start w:val="1"/>
+      <w:numFmt w:val="bullet"/>
+      <w:lvlText w:val=""/>
+      <w:lvlJc w:val="left"/>
+      <w:pPr>
+        <w:tabs>
+          <w:tab w:val="num" w:pos="2880"/>
+        </w:tabs>
+        <w:ind w:left="2880" w:hanging="360"/>
+      </w:pPr>
+      <w:rPr>
+        <w:rFonts w:ascii="Wingdings" w:hAnsi="Wingdings" w:hint="default"/>
+        <w:sz w:val="20"/>
+      </w:rPr>
+    </w:lvl>
+    <w:lvl w:ilvl="4" w:tentative="1">
+      <w:start w:val="1"/>
+      <w:numFmt w:val="bullet"/>
+      <w:lvlText w:val=""/>
+      <w:lvlJc w:val="left"/>
+      <w:pPr>
+        <w:tabs>
+          <w:tab w:val="num" w:pos="3600"/>
+        </w:tabs>
+        <w:ind w:left="3600" w:hanging="360"/>
+      </w:pPr>
+      <w:rPr>
+        <w:rFonts w:ascii="Wingdings" w:hAnsi="Wingdings" w:hint="default"/>
+        <w:sz w:val="20"/>
+      </w:rPr>
+    </w:lvl>
+    <w:lvl w:ilvl="5" w:tentative="1">
+      <w:start w:val="1"/>
+      <w:numFmt w:val="bullet"/>
+      <w:lvlText w:val=""/>
+      <w:lvlJc w:val="left"/>
+      <w:pPr>
+        <w:tabs>
+          <w:tab w:val="num" w:pos="4320"/>
+        </w:tabs>
+        <w:ind w:left="4320" w:hanging="360"/>
+      </w:pPr>
+      <w:rPr>
+        <w:rFonts w:ascii="Wingdings" w:hAnsi="Wingdings" w:hint="default"/>
+        <w:sz w:val="20"/>
+      </w:rPr>
+    </w:lvl>
+    <w:lvl w:ilvl="6" w:tentative="1">
+      <w:start w:val="1"/>
+      <w:numFmt w:val="bullet"/>
+      <w:lvlText w:val=""/>
+      <w:lvlJc w:val="left"/>
+      <w:pPr>
+        <w:tabs>
+          <w:tab w:val="num" w:pos="5040"/>
+        </w:tabs>
+        <w:ind w:left="5040" w:hanging="360"/>
+      </w:pPr>
+      <w:rPr>
+        <w:rFonts w:ascii="Wingdings" w:hAnsi="Wingdings" w:hint="default"/>
+        <w:sz w:val="20"/>
+      </w:rPr>
+    </w:lvl>
+    <w:lvl w:ilvl="7" w:tentative="1">
+      <w:start w:val="1"/>
+      <w:numFmt w:val="bullet"/>
+      <w:lvlText w:val=""/>
+      <w:lvlJc w:val="left"/>
+      <w:pPr>
+        <w:tabs>
+          <w:tab w:val="num" w:pos="5760"/>
+        </w:tabs>
+        <w:ind w:left="5760" w:hanging="360"/>
+      </w:pPr>
+      <w:rPr>
+        <w:rFonts w:ascii="Wingdings" w:hAnsi="Wingdings" w:hint="default"/>
+        <w:sz w:val="20"/>
+      </w:rPr>
+    </w:lvl>
+    <w:lvl w:ilvl="8" w:tentative="1">
+      <w:start w:val="1"/>
+      <w:numFmt w:val="bullet"/>
+      <w:lvlText w:val=""/>
+      <w:lvlJc w:val="left"/>
+      <w:pPr>
+        <w:tabs>
+          <w:tab w:val="num" w:pos="6480"/>
+        </w:tabs>
+        <w:ind w:left="6480" w:hanging="360"/>
+      </w:pPr>
+      <w:rPr>
+        <w:rFonts w:ascii="Wingdings" w:hAnsi="Wingdings" w:hint="default"/>
+        <w:sz w:val="20"/>
+      </w:rPr>
+    </w:lvl>
+  </w:abstractNum>
+  <w:abstractNum w:abstractNumId="7" w15:restartNumberingAfterBreak="0">
+    <w:nsid w:val="2E133E3A"/>
+    <w:multiLevelType w:val="multilevel"/>
+    <w:tmpl w:val="EC228D3E"/>
+    <w:lvl w:ilvl="0">
+      <w:start w:val="1"/>
+      <w:numFmt w:val="bullet"/>
+      <w:lvlText w:val=""/>
+      <w:lvlJc w:val="left"/>
+      <w:pPr>
+        <w:tabs>
+          <w:tab w:val="num" w:pos="720"/>
+        </w:tabs>
+        <w:ind w:left="720" w:hanging="360"/>
+      </w:pPr>
+      <w:rPr>
+        <w:rFonts w:ascii="Symbol" w:hAnsi="Symbol" w:hint="default"/>
+        <w:sz w:val="20"/>
+      </w:rPr>
+    </w:lvl>
+    <w:lvl w:ilvl="1" w:tentative="1">
+      <w:start w:val="1"/>
+      <w:numFmt w:val="bullet"/>
+      <w:lvlText w:val="o"/>
+      <w:lvlJc w:val="left"/>
+      <w:pPr>
+        <w:tabs>
+          <w:tab w:val="num" w:pos="1440"/>
+        </w:tabs>
+        <w:ind w:left="1440" w:hanging="360"/>
+      </w:pPr>
+      <w:rPr>
+        <w:rFonts w:ascii="Courier New" w:hAnsi="Courier New" w:hint="default"/>
+        <w:sz w:val="20"/>
+      </w:rPr>
+    </w:lvl>
+    <w:lvl w:ilvl="2" w:tentative="1">
+      <w:start w:val="1"/>
+      <w:numFmt w:val="bullet"/>
+      <w:lvlText w:val=""/>
+      <w:lvlJc w:val="left"/>
+      <w:pPr>
+        <w:tabs>
+          <w:tab w:val="num" w:pos="2160"/>
+        </w:tabs>
+        <w:ind w:left="2160" w:hanging="360"/>
+      </w:pPr>
+      <w:rPr>
+        <w:rFonts w:ascii="Wingdings" w:hAnsi="Wingdings" w:hint="default"/>
+        <w:sz w:val="20"/>
+      </w:rPr>
+    </w:lvl>
+    <w:lvl w:ilvl="3" w:tentative="1">
+      <w:start w:val="1"/>
+      <w:numFmt w:val="bullet"/>
+      <w:lvlText w:val=""/>
+      <w:lvlJc w:val="left"/>
+      <w:pPr>
+        <w:tabs>
+          <w:tab w:val="num" w:pos="2880"/>
+        </w:tabs>
+        <w:ind w:left="2880" w:hanging="360"/>
+      </w:pPr>
+      <w:rPr>
+        <w:rFonts w:ascii="Wingdings" w:hAnsi="Wingdings" w:hint="default"/>
+        <w:sz w:val="20"/>
+      </w:rPr>
+    </w:lvl>
+    <w:lvl w:ilvl="4" w:tentative="1">
+      <w:start w:val="1"/>
+      <w:numFmt w:val="bullet"/>
+      <w:lvlText w:val=""/>
+      <w:lvlJc w:val="left"/>
+      <w:pPr>
+        <w:tabs>
+          <w:tab w:val="num" w:pos="3600"/>
+        </w:tabs>
+        <w:ind w:left="3600" w:hanging="360"/>
+      </w:pPr>
+      <w:rPr>
+        <w:rFonts w:ascii="Wingdings" w:hAnsi="Wingdings" w:hint="default"/>
+        <w:sz w:val="20"/>
+      </w:rPr>
+    </w:lvl>
+    <w:lvl w:ilvl="5" w:tentative="1">
+      <w:start w:val="1"/>
+      <w:numFmt w:val="bullet"/>
+      <w:lvlText w:val=""/>
+      <w:lvlJc w:val="left"/>
+      <w:pPr>
+        <w:tabs>
+          <w:tab w:val="num" w:pos="4320"/>
+        </w:tabs>
+        <w:ind w:left="4320" w:hanging="360"/>
+      </w:pPr>
+      <w:rPr>
+        <w:rFonts w:ascii="Wingdings" w:hAnsi="Wingdings" w:hint="default"/>
+        <w:sz w:val="20"/>
+      </w:rPr>
+    </w:lvl>
+    <w:lvl w:ilvl="6" w:tentative="1">
+      <w:start w:val="1"/>
+      <w:numFmt w:val="bullet"/>
+      <w:lvlText w:val=""/>
+      <w:lvlJc w:val="left"/>
+      <w:pPr>
+        <w:tabs>
+          <w:tab w:val="num" w:pos="5040"/>
+        </w:tabs>
+        <w:ind w:left="5040" w:hanging="360"/>
+      </w:pPr>
+      <w:rPr>
+        <w:rFonts w:ascii="Wingdings" w:hAnsi="Wingdings" w:hint="default"/>
+        <w:sz w:val="20"/>
+      </w:rPr>
+    </w:lvl>
+    <w:lvl w:ilvl="7" w:tentative="1">
+      <w:start w:val="1"/>
+      <w:numFmt w:val="bullet"/>
+      <w:lvlText w:val=""/>
+      <w:lvlJc w:val="left"/>
+      <w:pPr>
+        <w:tabs>
+          <w:tab w:val="num" w:pos="5760"/>
+        </w:tabs>
+        <w:ind w:left="5760" w:hanging="360"/>
+      </w:pPr>
+      <w:rPr>
+        <w:rFonts w:ascii="Wingdings" w:hAnsi="Wingdings" w:hint="default"/>
+        <w:sz w:val="20"/>
+      </w:rPr>
+    </w:lvl>
+    <w:lvl w:ilvl="8" w:tentative="1">
+      <w:start w:val="1"/>
+      <w:numFmt w:val="bullet"/>
+      <w:lvlText w:val=""/>
+      <w:lvlJc w:val="left"/>
+      <w:pPr>
+        <w:tabs>
+          <w:tab w:val="num" w:pos="6480"/>
+        </w:tabs>
+        <w:ind w:left="6480" w:hanging="360"/>
+      </w:pPr>
+      <w:rPr>
+        <w:rFonts w:ascii="Wingdings" w:hAnsi="Wingdings" w:hint="default"/>
+        <w:sz w:val="20"/>
+      </w:rPr>
+    </w:lvl>
+  </w:abstractNum>
+  <w:abstractNum w:abstractNumId="8" w15:restartNumberingAfterBreak="0">
+    <w:nsid w:val="2EAE1069"/>
+    <w:multiLevelType w:val="multilevel"/>
+    <w:tmpl w:val="59A0C186"/>
+    <w:lvl w:ilvl="0">
+      <w:start w:val="1"/>
+      <w:numFmt w:val="bullet"/>
+      <w:lvlText w:val=""/>
+      <w:lvlJc w:val="left"/>
+      <w:pPr>
+        <w:tabs>
+          <w:tab w:val="num" w:pos="720"/>
+        </w:tabs>
+        <w:ind w:left="720" w:hanging="360"/>
+      </w:pPr>
+      <w:rPr>
+        <w:rFonts w:ascii="Symbol" w:hAnsi="Symbol" w:hint="default"/>
+        <w:sz w:val="20"/>
+      </w:rPr>
+    </w:lvl>
+    <w:lvl w:ilvl="1" w:tentative="1">
+      <w:start w:val="1"/>
+      <w:numFmt w:val="bullet"/>
+      <w:lvlText w:val="o"/>
+      <w:lvlJc w:val="left"/>
+      <w:pPr>
+        <w:tabs>
+          <w:tab w:val="num" w:pos="1440"/>
+        </w:tabs>
+        <w:ind w:left="1440" w:hanging="360"/>
+      </w:pPr>
+      <w:rPr>
+        <w:rFonts w:ascii="Courier New" w:hAnsi="Courier New" w:hint="default"/>
+        <w:sz w:val="20"/>
+      </w:rPr>
+    </w:lvl>
+    <w:lvl w:ilvl="2" w:tentative="1">
+      <w:start w:val="1"/>
+      <w:numFmt w:val="bullet"/>
+      <w:lvlText w:val=""/>
+      <w:lvlJc w:val="left"/>
+      <w:pPr>
+        <w:tabs>
+          <w:tab w:val="num" w:pos="2160"/>
+        </w:tabs>
+        <w:ind w:left="2160" w:hanging="360"/>
+      </w:pPr>
+      <w:rPr>
+        <w:rFonts w:ascii="Wingdings" w:hAnsi="Wingdings" w:hint="default"/>
+        <w:sz w:val="20"/>
+      </w:rPr>
+    </w:lvl>
+    <w:lvl w:ilvl="3" w:tentative="1">
+      <w:start w:val="1"/>
+      <w:numFmt w:val="bullet"/>
+      <w:lvlText w:val=""/>
+      <w:lvlJc w:val="left"/>
+      <w:pPr>
+        <w:tabs>
+          <w:tab w:val="num" w:pos="2880"/>
+        </w:tabs>
+        <w:ind w:left="2880" w:hanging="360"/>
+      </w:pPr>
+      <w:rPr>
+        <w:rFonts w:ascii="Wingdings" w:hAnsi="Wingdings" w:hint="default"/>
+        <w:sz w:val="20"/>
+      </w:rPr>
+    </w:lvl>
+    <w:lvl w:ilvl="4" w:tentative="1">
+      <w:start w:val="1"/>
+      <w:numFmt w:val="bullet"/>
+      <w:lvlText w:val=""/>
+      <w:lvlJc w:val="left"/>
+      <w:pPr>
+        <w:tabs>
+          <w:tab w:val="num" w:pos="3600"/>
+        </w:tabs>
+        <w:ind w:left="3600" w:hanging="360"/>
+      </w:pPr>
+      <w:rPr>
+        <w:rFonts w:ascii="Wingdings" w:hAnsi="Wingdings" w:hint="default"/>
+        <w:sz w:val="20"/>
+      </w:rPr>
+    </w:lvl>
+    <w:lvl w:ilvl="5" w:tentative="1">
+      <w:start w:val="1"/>
+      <w:numFmt w:val="bullet"/>
+      <w:lvlText w:val=""/>
+      <w:lvlJc w:val="left"/>
+      <w:pPr>
+        <w:tabs>
+          <w:tab w:val="num" w:pos="4320"/>
+        </w:tabs>
+        <w:ind w:left="4320" w:hanging="360"/>
+      </w:pPr>
+      <w:rPr>
+        <w:rFonts w:ascii="Wingdings" w:hAnsi="Wingdings" w:hint="default"/>
+        <w:sz w:val="20"/>
+      </w:rPr>
+    </w:lvl>
+    <w:lvl w:ilvl="6" w:tentative="1">
+      <w:start w:val="1"/>
+      <w:numFmt w:val="bullet"/>
+      <w:lvlText w:val=""/>
+      <w:lvlJc w:val="left"/>
+      <w:pPr>
+        <w:tabs>
+          <w:tab w:val="num" w:pos="5040"/>
+        </w:tabs>
+        <w:ind w:left="5040" w:hanging="360"/>
+      </w:pPr>
+      <w:rPr>
+        <w:rFonts w:ascii="Wingdings" w:hAnsi="Wingdings" w:hint="default"/>
+        <w:sz w:val="20"/>
+      </w:rPr>
+    </w:lvl>
+    <w:lvl w:ilvl="7" w:tentative="1">
+      <w:start w:val="1"/>
+      <w:numFmt w:val="bullet"/>
+      <w:lvlText w:val=""/>
+      <w:lvlJc w:val="left"/>
+      <w:pPr>
+        <w:tabs>
+          <w:tab w:val="num" w:pos="5760"/>
+        </w:tabs>
+        <w:ind w:left="5760" w:hanging="360"/>
+      </w:pPr>
+      <w:rPr>
+        <w:rFonts w:ascii="Wingdings" w:hAnsi="Wingdings" w:hint="default"/>
+        <w:sz w:val="20"/>
+      </w:rPr>
+    </w:lvl>
+    <w:lvl w:ilvl="8" w:tentative="1">
+      <w:start w:val="1"/>
+      <w:numFmt w:val="bullet"/>
+      <w:lvlText w:val=""/>
+      <w:lvlJc w:val="left"/>
+      <w:pPr>
+        <w:tabs>
+          <w:tab w:val="num" w:pos="6480"/>
+        </w:tabs>
+        <w:ind w:left="6480" w:hanging="360"/>
+      </w:pPr>
+      <w:rPr>
+        <w:rFonts w:ascii="Wingdings" w:hAnsi="Wingdings" w:hint="default"/>
+        <w:sz w:val="20"/>
+      </w:rPr>
+    </w:lvl>
+  </w:abstractNum>
+  <w:abstractNum w:abstractNumId="9" w15:restartNumberingAfterBreak="0">
     <w:nsid w:val="310538BC"/>
     <w:multiLevelType w:val="hybridMultilevel"/>
     <w:tmpl w:val="8A10FCC8"/>
@@ -3033,7 +3695,7 @@
       </w:rPr>
     </w:lvl>
   </w:abstractNum>
-  <w:abstractNum w:abstractNumId="3" w15:restartNumberingAfterBreak="0">
+  <w:abstractNum w:abstractNumId="10" w15:restartNumberingAfterBreak="0">
     <w:nsid w:val="375D201B"/>
     <w:multiLevelType w:val="hybridMultilevel"/>
     <w:tmpl w:val="4D3A1528"/>
@@ -3146,7 +3808,7 @@
       </w:rPr>
     </w:lvl>
   </w:abstractNum>
-  <w:abstractNum w:abstractNumId="4" w15:restartNumberingAfterBreak="0">
+  <w:abstractNum w:abstractNumId="11" w15:restartNumberingAfterBreak="0">
     <w:nsid w:val="3EB27ACD"/>
     <w:multiLevelType w:val="multilevel"/>
     <w:tmpl w:val="D34C82AC"/>
@@ -3295,7 +3957,7 @@
       </w:rPr>
     </w:lvl>
   </w:abstractNum>
-  <w:abstractNum w:abstractNumId="5" w15:restartNumberingAfterBreak="0">
+  <w:abstractNum w:abstractNumId="12" w15:restartNumberingAfterBreak="0">
     <w:nsid w:val="48077489"/>
     <w:multiLevelType w:val="multilevel"/>
     <w:tmpl w:val="F2B6E112"/>
@@ -3444,7 +4106,305 @@
       </w:rPr>
     </w:lvl>
   </w:abstractNum>
-  <w:abstractNum w:abstractNumId="6" w15:restartNumberingAfterBreak="0">
+  <w:abstractNum w:abstractNumId="13" w15:restartNumberingAfterBreak="0">
+    <w:nsid w:val="498237AB"/>
+    <w:multiLevelType w:val="multilevel"/>
+    <w:tmpl w:val="9024301E"/>
+    <w:lvl w:ilvl="0">
+      <w:start w:val="1"/>
+      <w:numFmt w:val="bullet"/>
+      <w:lvlText w:val=""/>
+      <w:lvlJc w:val="left"/>
+      <w:pPr>
+        <w:tabs>
+          <w:tab w:val="num" w:pos="720"/>
+        </w:tabs>
+        <w:ind w:left="720" w:hanging="360"/>
+      </w:pPr>
+      <w:rPr>
+        <w:rFonts w:ascii="Symbol" w:hAnsi="Symbol" w:hint="default"/>
+        <w:sz w:val="20"/>
+      </w:rPr>
+    </w:lvl>
+    <w:lvl w:ilvl="1" w:tentative="1">
+      <w:start w:val="1"/>
+      <w:numFmt w:val="bullet"/>
+      <w:lvlText w:val="o"/>
+      <w:lvlJc w:val="left"/>
+      <w:pPr>
+        <w:tabs>
+          <w:tab w:val="num" w:pos="1440"/>
+        </w:tabs>
+        <w:ind w:left="1440" w:hanging="360"/>
+      </w:pPr>
+      <w:rPr>
+        <w:rFonts w:ascii="Courier New" w:hAnsi="Courier New" w:hint="default"/>
+        <w:sz w:val="20"/>
+      </w:rPr>
+    </w:lvl>
+    <w:lvl w:ilvl="2" w:tentative="1">
+      <w:start w:val="1"/>
+      <w:numFmt w:val="bullet"/>
+      <w:lvlText w:val=""/>
+      <w:lvlJc w:val="left"/>
+      <w:pPr>
+        <w:tabs>
+          <w:tab w:val="num" w:pos="2160"/>
+        </w:tabs>
+        <w:ind w:left="2160" w:hanging="360"/>
+      </w:pPr>
+      <w:rPr>
+        <w:rFonts w:ascii="Wingdings" w:hAnsi="Wingdings" w:hint="default"/>
+        <w:sz w:val="20"/>
+      </w:rPr>
+    </w:lvl>
+    <w:lvl w:ilvl="3" w:tentative="1">
+      <w:start w:val="1"/>
+      <w:numFmt w:val="bullet"/>
+      <w:lvlText w:val=""/>
+      <w:lvlJc w:val="left"/>
+      <w:pPr>
+        <w:tabs>
+          <w:tab w:val="num" w:pos="2880"/>
+        </w:tabs>
+        <w:ind w:left="2880" w:hanging="360"/>
+      </w:pPr>
+      <w:rPr>
+        <w:rFonts w:ascii="Wingdings" w:hAnsi="Wingdings" w:hint="default"/>
+        <w:sz w:val="20"/>
+      </w:rPr>
+    </w:lvl>
+    <w:lvl w:ilvl="4" w:tentative="1">
+      <w:start w:val="1"/>
+      <w:numFmt w:val="bullet"/>
+      <w:lvlText w:val=""/>
+      <w:lvlJc w:val="left"/>
+      <w:pPr>
+        <w:tabs>
+          <w:tab w:val="num" w:pos="3600"/>
+        </w:tabs>
+        <w:ind w:left="3600" w:hanging="360"/>
+      </w:pPr>
+      <w:rPr>
+        <w:rFonts w:ascii="Wingdings" w:hAnsi="Wingdings" w:hint="default"/>
+        <w:sz w:val="20"/>
+      </w:rPr>
+    </w:lvl>
+    <w:lvl w:ilvl="5" w:tentative="1">
+      <w:start w:val="1"/>
+      <w:numFmt w:val="bullet"/>
+      <w:lvlText w:val=""/>
+      <w:lvlJc w:val="left"/>
+      <w:pPr>
+        <w:tabs>
+          <w:tab w:val="num" w:pos="4320"/>
+        </w:tabs>
+        <w:ind w:left="4320" w:hanging="360"/>
+      </w:pPr>
+      <w:rPr>
+        <w:rFonts w:ascii="Wingdings" w:hAnsi="Wingdings" w:hint="default"/>
+        <w:sz w:val="20"/>
+      </w:rPr>
+    </w:lvl>
+    <w:lvl w:ilvl="6" w:tentative="1">
+      <w:start w:val="1"/>
+      <w:numFmt w:val="bullet"/>
+      <w:lvlText w:val=""/>
+      <w:lvlJc w:val="left"/>
+      <w:pPr>
+        <w:tabs>
+          <w:tab w:val="num" w:pos="5040"/>
+        </w:tabs>
+        <w:ind w:left="5040" w:hanging="360"/>
+      </w:pPr>
+      <w:rPr>
+        <w:rFonts w:ascii="Wingdings" w:hAnsi="Wingdings" w:hint="default"/>
+        <w:sz w:val="20"/>
+      </w:rPr>
+    </w:lvl>
+    <w:lvl w:ilvl="7" w:tentative="1">
+      <w:start w:val="1"/>
+      <w:numFmt w:val="bullet"/>
+      <w:lvlText w:val=""/>
+      <w:lvlJc w:val="left"/>
+      <w:pPr>
+        <w:tabs>
+          <w:tab w:val="num" w:pos="5760"/>
+        </w:tabs>
+        <w:ind w:left="5760" w:hanging="360"/>
+      </w:pPr>
+      <w:rPr>
+        <w:rFonts w:ascii="Wingdings" w:hAnsi="Wingdings" w:hint="default"/>
+        <w:sz w:val="20"/>
+      </w:rPr>
+    </w:lvl>
+    <w:lvl w:ilvl="8" w:tentative="1">
+      <w:start w:val="1"/>
+      <w:numFmt w:val="bullet"/>
+      <w:lvlText w:val=""/>
+      <w:lvlJc w:val="left"/>
+      <w:pPr>
+        <w:tabs>
+          <w:tab w:val="num" w:pos="6480"/>
+        </w:tabs>
+        <w:ind w:left="6480" w:hanging="360"/>
+      </w:pPr>
+      <w:rPr>
+        <w:rFonts w:ascii="Wingdings" w:hAnsi="Wingdings" w:hint="default"/>
+        <w:sz w:val="20"/>
+      </w:rPr>
+    </w:lvl>
+  </w:abstractNum>
+  <w:abstractNum w:abstractNumId="14" w15:restartNumberingAfterBreak="0">
+    <w:nsid w:val="4C79704F"/>
+    <w:multiLevelType w:val="multilevel"/>
+    <w:tmpl w:val="87F428E2"/>
+    <w:lvl w:ilvl="0">
+      <w:start w:val="1"/>
+      <w:numFmt w:val="bullet"/>
+      <w:lvlText w:val=""/>
+      <w:lvlJc w:val="left"/>
+      <w:pPr>
+        <w:tabs>
+          <w:tab w:val="num" w:pos="720"/>
+        </w:tabs>
+        <w:ind w:left="720" w:hanging="360"/>
+      </w:pPr>
+      <w:rPr>
+        <w:rFonts w:ascii="Symbol" w:hAnsi="Symbol" w:hint="default"/>
+        <w:sz w:val="20"/>
+      </w:rPr>
+    </w:lvl>
+    <w:lvl w:ilvl="1" w:tentative="1">
+      <w:start w:val="1"/>
+      <w:numFmt w:val="bullet"/>
+      <w:lvlText w:val="o"/>
+      <w:lvlJc w:val="left"/>
+      <w:pPr>
+        <w:tabs>
+          <w:tab w:val="num" w:pos="1440"/>
+        </w:tabs>
+        <w:ind w:left="1440" w:hanging="360"/>
+      </w:pPr>
+      <w:rPr>
+        <w:rFonts w:ascii="Courier New" w:hAnsi="Courier New" w:hint="default"/>
+        <w:sz w:val="20"/>
+      </w:rPr>
+    </w:lvl>
+    <w:lvl w:ilvl="2" w:tentative="1">
+      <w:start w:val="1"/>
+      <w:numFmt w:val="bullet"/>
+      <w:lvlText w:val=""/>
+      <w:lvlJc w:val="left"/>
+      <w:pPr>
+        <w:tabs>
+          <w:tab w:val="num" w:pos="2160"/>
+        </w:tabs>
+        <w:ind w:left="2160" w:hanging="360"/>
+      </w:pPr>
+      <w:rPr>
+        <w:rFonts w:ascii="Wingdings" w:hAnsi="Wingdings" w:hint="default"/>
+        <w:sz w:val="20"/>
+      </w:rPr>
+    </w:lvl>
+    <w:lvl w:ilvl="3" w:tentative="1">
+      <w:start w:val="1"/>
+      <w:numFmt w:val="bullet"/>
+      <w:lvlText w:val=""/>
+      <w:lvlJc w:val="left"/>
+      <w:pPr>
+        <w:tabs>
+          <w:tab w:val="num" w:pos="2880"/>
+        </w:tabs>
+        <w:ind w:left="2880" w:hanging="360"/>
+      </w:pPr>
+      <w:rPr>
+        <w:rFonts w:ascii="Wingdings" w:hAnsi="Wingdings" w:hint="default"/>
+        <w:sz w:val="20"/>
+      </w:rPr>
+    </w:lvl>
+    <w:lvl w:ilvl="4" w:tentative="1">
+      <w:start w:val="1"/>
+      <w:numFmt w:val="bullet"/>
+      <w:lvlText w:val=""/>
+      <w:lvlJc w:val="left"/>
+      <w:pPr>
+        <w:tabs>
+          <w:tab w:val="num" w:pos="3600"/>
+        </w:tabs>
+        <w:ind w:left="3600" w:hanging="360"/>
+      </w:pPr>
+      <w:rPr>
+        <w:rFonts w:ascii="Wingdings" w:hAnsi="Wingdings" w:hint="default"/>
+        <w:sz w:val="20"/>
+      </w:rPr>
+    </w:lvl>
+    <w:lvl w:ilvl="5" w:tentative="1">
+      <w:start w:val="1"/>
+      <w:numFmt w:val="bullet"/>
+      <w:lvlText w:val=""/>
+      <w:lvlJc w:val="left"/>
+      <w:pPr>
+        <w:tabs>
+          <w:tab w:val="num" w:pos="4320"/>
+        </w:tabs>
+        <w:ind w:left="4320" w:hanging="360"/>
+      </w:pPr>
+      <w:rPr>
+        <w:rFonts w:ascii="Wingdings" w:hAnsi="Wingdings" w:hint="default"/>
+        <w:sz w:val="20"/>
+      </w:rPr>
+    </w:lvl>
+    <w:lvl w:ilvl="6" w:tentative="1">
+      <w:start w:val="1"/>
+      <w:numFmt w:val="bullet"/>
+      <w:lvlText w:val=""/>
+      <w:lvlJc w:val="left"/>
+      <w:pPr>
+        <w:tabs>
+          <w:tab w:val="num" w:pos="5040"/>
+        </w:tabs>
+        <w:ind w:left="5040" w:hanging="360"/>
+      </w:pPr>
+      <w:rPr>
+        <w:rFonts w:ascii="Wingdings" w:hAnsi="Wingdings" w:hint="default"/>
+        <w:sz w:val="20"/>
+      </w:rPr>
+    </w:lvl>
+    <w:lvl w:ilvl="7" w:tentative="1">
+      <w:start w:val="1"/>
+      <w:numFmt w:val="bullet"/>
+      <w:lvlText w:val=""/>
+      <w:lvlJc w:val="left"/>
+      <w:pPr>
+        <w:tabs>
+          <w:tab w:val="num" w:pos="5760"/>
+        </w:tabs>
+        <w:ind w:left="5760" w:hanging="360"/>
+      </w:pPr>
+      <w:rPr>
+        <w:rFonts w:ascii="Wingdings" w:hAnsi="Wingdings" w:hint="default"/>
+        <w:sz w:val="20"/>
+      </w:rPr>
+    </w:lvl>
+    <w:lvl w:ilvl="8" w:tentative="1">
+      <w:start w:val="1"/>
+      <w:numFmt w:val="bullet"/>
+      <w:lvlText w:val=""/>
+      <w:lvlJc w:val="left"/>
+      <w:pPr>
+        <w:tabs>
+          <w:tab w:val="num" w:pos="6480"/>
+        </w:tabs>
+        <w:ind w:left="6480" w:hanging="360"/>
+      </w:pPr>
+      <w:rPr>
+        <w:rFonts w:ascii="Wingdings" w:hAnsi="Wingdings" w:hint="default"/>
+        <w:sz w:val="20"/>
+      </w:rPr>
+    </w:lvl>
+  </w:abstractNum>
+  <w:abstractNum w:abstractNumId="15" w15:restartNumberingAfterBreak="0">
     <w:nsid w:val="71575990"/>
     <w:multiLevelType w:val="multilevel"/>
     <w:tmpl w:val="3FA4DB72"/>
@@ -3593,7 +4553,7 @@
       </w:rPr>
     </w:lvl>
   </w:abstractNum>
-  <w:abstractNum w:abstractNumId="7" w15:restartNumberingAfterBreak="0">
+  <w:abstractNum w:abstractNumId="16" w15:restartNumberingAfterBreak="0">
     <w:nsid w:val="72114F9D"/>
     <w:multiLevelType w:val="hybridMultilevel"/>
     <w:tmpl w:val="12F6E154"/>
@@ -3706,7 +4666,7 @@
       </w:rPr>
     </w:lvl>
   </w:abstractNum>
-  <w:abstractNum w:abstractNumId="8" w15:restartNumberingAfterBreak="0">
+  <w:abstractNum w:abstractNumId="17" w15:restartNumberingAfterBreak="0">
     <w:nsid w:val="73E43444"/>
     <w:multiLevelType w:val="hybridMultilevel"/>
     <w:tmpl w:val="810AC472"/>
@@ -3819,7 +4779,156 @@
       </w:rPr>
     </w:lvl>
   </w:abstractNum>
-  <w:abstractNum w:abstractNumId="9" w15:restartNumberingAfterBreak="0">
+  <w:abstractNum w:abstractNumId="18" w15:restartNumberingAfterBreak="0">
+    <w:nsid w:val="746E78BB"/>
+    <w:multiLevelType w:val="multilevel"/>
+    <w:tmpl w:val="CF1E2E58"/>
+    <w:lvl w:ilvl="0">
+      <w:start w:val="1"/>
+      <w:numFmt w:val="bullet"/>
+      <w:lvlText w:val=""/>
+      <w:lvlJc w:val="left"/>
+      <w:pPr>
+        <w:tabs>
+          <w:tab w:val="num" w:pos="720"/>
+        </w:tabs>
+        <w:ind w:left="720" w:hanging="360"/>
+      </w:pPr>
+      <w:rPr>
+        <w:rFonts w:ascii="Symbol" w:hAnsi="Symbol" w:hint="default"/>
+        <w:sz w:val="20"/>
+      </w:rPr>
+    </w:lvl>
+    <w:lvl w:ilvl="1" w:tentative="1">
+      <w:start w:val="1"/>
+      <w:numFmt w:val="bullet"/>
+      <w:lvlText w:val="o"/>
+      <w:lvlJc w:val="left"/>
+      <w:pPr>
+        <w:tabs>
+          <w:tab w:val="num" w:pos="1440"/>
+        </w:tabs>
+        <w:ind w:left="1440" w:hanging="360"/>
+      </w:pPr>
+      <w:rPr>
+        <w:rFonts w:ascii="Courier New" w:hAnsi="Courier New" w:hint="default"/>
+        <w:sz w:val="20"/>
+      </w:rPr>
+    </w:lvl>
+    <w:lvl w:ilvl="2" w:tentative="1">
+      <w:start w:val="1"/>
+      <w:numFmt w:val="bullet"/>
+      <w:lvlText w:val=""/>
+      <w:lvlJc w:val="left"/>
+      <w:pPr>
+        <w:tabs>
+          <w:tab w:val="num" w:pos="2160"/>
+        </w:tabs>
+        <w:ind w:left="2160" w:hanging="360"/>
+      </w:pPr>
+      <w:rPr>
+        <w:rFonts w:ascii="Wingdings" w:hAnsi="Wingdings" w:hint="default"/>
+        <w:sz w:val="20"/>
+      </w:rPr>
+    </w:lvl>
+    <w:lvl w:ilvl="3" w:tentative="1">
+      <w:start w:val="1"/>
+      <w:numFmt w:val="bullet"/>
+      <w:lvlText w:val=""/>
+      <w:lvlJc w:val="left"/>
+      <w:pPr>
+        <w:tabs>
+          <w:tab w:val="num" w:pos="2880"/>
+        </w:tabs>
+        <w:ind w:left="2880" w:hanging="360"/>
+      </w:pPr>
+      <w:rPr>
+        <w:rFonts w:ascii="Wingdings" w:hAnsi="Wingdings" w:hint="default"/>
+        <w:sz w:val="20"/>
+      </w:rPr>
+    </w:lvl>
+    <w:lvl w:ilvl="4" w:tentative="1">
+      <w:start w:val="1"/>
+      <w:numFmt w:val="bullet"/>
+      <w:lvlText w:val=""/>
+      <w:lvlJc w:val="left"/>
+      <w:pPr>
+        <w:tabs>
+          <w:tab w:val="num" w:pos="3600"/>
+        </w:tabs>
+        <w:ind w:left="3600" w:hanging="360"/>
+      </w:pPr>
+      <w:rPr>
+        <w:rFonts w:ascii="Wingdings" w:hAnsi="Wingdings" w:hint="default"/>
+        <w:sz w:val="20"/>
+      </w:rPr>
+    </w:lvl>
+    <w:lvl w:ilvl="5" w:tentative="1">
+      <w:start w:val="1"/>
+      <w:numFmt w:val="bullet"/>
+      <w:lvlText w:val=""/>
+      <w:lvlJc w:val="left"/>
+      <w:pPr>
+        <w:tabs>
+          <w:tab w:val="num" w:pos="4320"/>
+        </w:tabs>
+        <w:ind w:left="4320" w:hanging="360"/>
+      </w:pPr>
+      <w:rPr>
+        <w:rFonts w:ascii="Wingdings" w:hAnsi="Wingdings" w:hint="default"/>
+        <w:sz w:val="20"/>
+      </w:rPr>
+    </w:lvl>
+    <w:lvl w:ilvl="6" w:tentative="1">
+      <w:start w:val="1"/>
+      <w:numFmt w:val="bullet"/>
+      <w:lvlText w:val=""/>
+      <w:lvlJc w:val="left"/>
+      <w:pPr>
+        <w:tabs>
+          <w:tab w:val="num" w:pos="5040"/>
+        </w:tabs>
+        <w:ind w:left="5040" w:hanging="360"/>
+      </w:pPr>
+      <w:rPr>
+        <w:rFonts w:ascii="Wingdings" w:hAnsi="Wingdings" w:hint="default"/>
+        <w:sz w:val="20"/>
+      </w:rPr>
+    </w:lvl>
+    <w:lvl w:ilvl="7" w:tentative="1">
+      <w:start w:val="1"/>
+      <w:numFmt w:val="bullet"/>
+      <w:lvlText w:val=""/>
+      <w:lvlJc w:val="left"/>
+      <w:pPr>
+        <w:tabs>
+          <w:tab w:val="num" w:pos="5760"/>
+        </w:tabs>
+        <w:ind w:left="5760" w:hanging="360"/>
+      </w:pPr>
+      <w:rPr>
+        <w:rFonts w:ascii="Wingdings" w:hAnsi="Wingdings" w:hint="default"/>
+        <w:sz w:val="20"/>
+      </w:rPr>
+    </w:lvl>
+    <w:lvl w:ilvl="8" w:tentative="1">
+      <w:start w:val="1"/>
+      <w:numFmt w:val="bullet"/>
+      <w:lvlText w:val=""/>
+      <w:lvlJc w:val="left"/>
+      <w:pPr>
+        <w:tabs>
+          <w:tab w:val="num" w:pos="6480"/>
+        </w:tabs>
+        <w:ind w:left="6480" w:hanging="360"/>
+      </w:pPr>
+      <w:rPr>
+        <w:rFonts w:ascii="Wingdings" w:hAnsi="Wingdings" w:hint="default"/>
+        <w:sz w:val="20"/>
+      </w:rPr>
+    </w:lvl>
+  </w:abstractNum>
+  <w:abstractNum w:abstractNumId="19" w15:restartNumberingAfterBreak="0">
     <w:nsid w:val="7F0D7968"/>
     <w:multiLevelType w:val="multilevel"/>
     <w:tmpl w:val="9E40746E"/>
@@ -3969,34 +5078,64 @@
     </w:lvl>
   </w:abstractNum>
   <w:num w:numId="1" w16cid:durableId="114955648">
-    <w:abstractNumId w:val="7"/>
+    <w:abstractNumId w:val="16"/>
   </w:num>
   <w:num w:numId="2" w16cid:durableId="1290162032">
+    <w:abstractNumId w:val="9"/>
+  </w:num>
+  <w:num w:numId="3" w16cid:durableId="27143524">
     <w:abstractNumId w:val="2"/>
   </w:num>
-  <w:num w:numId="3" w16cid:durableId="27143524">
-    <w:abstractNumId w:val="1"/>
-  </w:num>
   <w:num w:numId="4" w16cid:durableId="125244529">
-    <w:abstractNumId w:val="8"/>
+    <w:abstractNumId w:val="17"/>
   </w:num>
   <w:num w:numId="5" w16cid:durableId="236982697">
-    <w:abstractNumId w:val="3"/>
+    <w:abstractNumId w:val="10"/>
   </w:num>
   <w:num w:numId="6" w16cid:durableId="1258178410">
     <w:abstractNumId w:val="0"/>
   </w:num>
   <w:num w:numId="7" w16cid:durableId="354625107">
+    <w:abstractNumId w:val="15"/>
+  </w:num>
+  <w:num w:numId="8" w16cid:durableId="61490260">
+    <w:abstractNumId w:val="12"/>
+  </w:num>
+  <w:num w:numId="9" w16cid:durableId="550848768">
+    <w:abstractNumId w:val="19"/>
+  </w:num>
+  <w:num w:numId="10" w16cid:durableId="1195188118">
+    <w:abstractNumId w:val="11"/>
+  </w:num>
+  <w:num w:numId="11" w16cid:durableId="1530292101">
+    <w:abstractNumId w:val="8"/>
+  </w:num>
+  <w:num w:numId="12" w16cid:durableId="735013538">
     <w:abstractNumId w:val="6"/>
   </w:num>
-  <w:num w:numId="8" w16cid:durableId="61490260">
+  <w:num w:numId="13" w16cid:durableId="1493259260">
+    <w:abstractNumId w:val="4"/>
+  </w:num>
+  <w:num w:numId="14" w16cid:durableId="2079477543">
+    <w:abstractNumId w:val="7"/>
+  </w:num>
+  <w:num w:numId="15" w16cid:durableId="1459563252">
+    <w:abstractNumId w:val="14"/>
+  </w:num>
+  <w:num w:numId="16" w16cid:durableId="1896697040">
+    <w:abstractNumId w:val="3"/>
+  </w:num>
+  <w:num w:numId="17" w16cid:durableId="2069377652">
+    <w:abstractNumId w:val="1"/>
+  </w:num>
+  <w:num w:numId="18" w16cid:durableId="504436774">
+    <w:abstractNumId w:val="13"/>
+  </w:num>
+  <w:num w:numId="19" w16cid:durableId="572008509">
     <w:abstractNumId w:val="5"/>
   </w:num>
-  <w:num w:numId="9" w16cid:durableId="550848768">
-    <w:abstractNumId w:val="9"/>
-  </w:num>
-  <w:num w:numId="10" w16cid:durableId="1195188118">
-    <w:abstractNumId w:val="4"/>
+  <w:num w:numId="20" w16cid:durableId="871647129">
+    <w:abstractNumId w:val="18"/>
   </w:num>
 </w:numbering>
 </file>

--- a/resume_jsigley.docx
+++ b/resume_jsigley.docx
@@ -144,132 +144,18 @@
     </w:p>
     <w:p>
       <w:pPr>
-        <w:spacing w:after="0"/>
-        <w:rPr>
-          <w:sz w:val="16"/>
-          <w:szCs w:val="16"/>
-        </w:rPr>
-      </w:pPr>
-      <w:r>
-        <w:rPr>
-          <w:sz w:val="16"/>
-          <w:szCs w:val="16"/>
-        </w:rPr>
-        <w:t>Cybersecurity and IT support candidate with two years of university study in Cyber Security at La Trobe University</w:t>
-      </w:r>
-      <w:r>
-        <w:rPr>
-          <w:sz w:val="16"/>
-          <w:szCs w:val="16"/>
-        </w:rPr>
-        <w:t>.</w:t>
-      </w:r>
-      <w:r>
-        <w:rPr>
-          <w:sz w:val="16"/>
-          <w:szCs w:val="16"/>
-        </w:rPr>
-        <w:t xml:space="preserve"> Specializing </w:t>
-      </w:r>
-      <w:r>
-        <w:rPr>
-          <w:sz w:val="16"/>
-          <w:szCs w:val="16"/>
-        </w:rPr>
-        <w:t>in security operations with hands on experience building and operating SIEM homelabs using splu</w:t>
-      </w:r>
-      <w:r>
-        <w:rPr>
-          <w:sz w:val="16"/>
-          <w:szCs w:val="16"/>
-        </w:rPr>
-        <w:t>n</w:t>
-      </w:r>
-      <w:r>
-        <w:rPr>
-          <w:sz w:val="16"/>
-          <w:szCs w:val="16"/>
-        </w:rPr>
-        <w:t>k and wazuh. Skilled in log analysis, threat detection</w:t>
-      </w:r>
-      <w:r>
-        <w:rPr>
-          <w:sz w:val="16"/>
-          <w:szCs w:val="16"/>
-        </w:rPr>
-        <w:t xml:space="preserve">, and incident triage aligned with MITRE ATT&amp;CK </w:t>
-      </w:r>
-      <w:r>
-        <w:rPr>
-          <w:sz w:val="16"/>
-          <w:szCs w:val="16"/>
-        </w:rPr>
-        <w:t>techniques. Experienced</w:t>
-      </w:r>
-      <w:r>
-        <w:rPr>
-          <w:sz w:val="16"/>
-          <w:szCs w:val="16"/>
-        </w:rPr>
-        <w:t xml:space="preserve"> </w:t>
-      </w:r>
-      <w:r>
-        <w:rPr>
-          <w:sz w:val="16"/>
-          <w:szCs w:val="16"/>
-        </w:rPr>
-        <w:t>analysing</w:t>
-      </w:r>
-      <w:r>
-        <w:rPr>
-          <w:sz w:val="16"/>
-          <w:szCs w:val="16"/>
-        </w:rPr>
-        <w:t xml:space="preserve"> </w:t>
-      </w:r>
-      <w:r>
-        <w:rPr>
-          <w:sz w:val="16"/>
-          <w:szCs w:val="16"/>
-        </w:rPr>
-        <w:t>windows</w:t>
-      </w:r>
-      <w:r>
-        <w:rPr>
-          <w:sz w:val="16"/>
-          <w:szCs w:val="16"/>
-        </w:rPr>
-        <w:t xml:space="preserve"> security events, investigating alerts, and documenting incident response procedures. Seeking an entry-level SOC analyst role where practical monitoring, </w:t>
-      </w:r>
-      <w:r>
-        <w:rPr>
-          <w:sz w:val="16"/>
-          <w:szCs w:val="16"/>
-        </w:rPr>
-        <w:t>investigation</w:t>
-      </w:r>
-      <w:r>
-        <w:rPr>
-          <w:sz w:val="16"/>
-          <w:szCs w:val="16"/>
-        </w:rPr>
-        <w:t>, and threat detection skills can support organizational security op</w:t>
-      </w:r>
-      <w:r>
-        <w:rPr>
-          <w:sz w:val="16"/>
-          <w:szCs w:val="16"/>
-        </w:rPr>
-        <w:t>erations.</w:t>
-      </w:r>
-    </w:p>
-    <w:p>
-      <w:pPr>
-        <w:rPr>
-          <w:sz w:val="16"/>
-          <w:szCs w:val="16"/>
-        </w:rPr>
-      </w:pPr>
+        <w:rPr>
+          <w:sz w:val="16"/>
+          <w:szCs w:val="16"/>
+        </w:rPr>
+      </w:pPr>
+      <w:r>
+        <w:rPr>
+          <w:sz w:val="16"/>
+          <w:szCs w:val="16"/>
+        </w:rPr>
+        <w:t>Cybersecurity and IT support candidate with two years of university study in Cyber Security at La Trobe University and ISC2 Certified in Cybersecurity (CC). Built a multi-PC home lab from five repaired computers, including Linux server administration, virtualisation and a Splunk monitoring setup. Background in trades, field inspection and customer service, with strong documentation and escalation habits. Seeking an entry-level IT support, network or SOC analyst role.</w:t>
+      </w:r>
     </w:p>
     <w:p>
       <w:pPr>
@@ -291,79 +177,33 @@
       <w:pPr>
         <w:spacing w:line="240" w:lineRule="auto"/>
         <w:rPr>
-          <w:sz w:val="16"/>
-          <w:szCs w:val="16"/>
-        </w:rPr>
-      </w:pPr>
-      <w:r>
-        <w:rPr>
-          <w:sz w:val="16"/>
-          <w:szCs w:val="16"/>
-        </w:rPr>
-        <w:t>Splunk | Wazuh | windows event logs | Wireshark</w:t>
-      </w:r>
-    </w:p>
-    <w:p>
-      <w:pPr>
-        <w:spacing w:line="240" w:lineRule="auto"/>
-        <w:rPr>
-          <w:sz w:val="16"/>
-          <w:szCs w:val="16"/>
-        </w:rPr>
-      </w:pPr>
-      <w:r>
-        <w:rPr>
-          <w:sz w:val="16"/>
-          <w:szCs w:val="16"/>
-        </w:rPr>
-        <w:t xml:space="preserve">Active directory | </w:t>
-      </w:r>
-      <w:r>
-        <w:rPr>
-          <w:sz w:val="16"/>
-          <w:szCs w:val="16"/>
-        </w:rPr>
-        <w:t>PowerShell | Bash | Nmap | Burp Suite | Meta</w:t>
-      </w:r>
-      <w:r>
-        <w:rPr>
-          <w:sz w:val="16"/>
-          <w:szCs w:val="16"/>
-        </w:rPr>
-        <w:t>s</w:t>
-      </w:r>
-      <w:r>
-        <w:rPr>
-          <w:sz w:val="16"/>
-          <w:szCs w:val="16"/>
-        </w:rPr>
-        <w:t>ploit</w:t>
-      </w:r>
-    </w:p>
-    <w:p>
-      <w:pPr>
-        <w:spacing w:line="240" w:lineRule="auto"/>
-        <w:rPr>
-          <w:sz w:val="16"/>
-          <w:szCs w:val="16"/>
-        </w:rPr>
-      </w:pPr>
-      <w:r>
-        <w:rPr>
-          <w:sz w:val="16"/>
-          <w:szCs w:val="16"/>
-        </w:rPr>
-        <w:t>MITRE ATT&amp;CK | SIEM Monitoring | Log Analysis | Incident Triage</w:t>
-      </w:r>
-    </w:p>
-    <w:p>
-      <w:pPr>
-        <w:spacing w:line="240" w:lineRule="auto"/>
-        <w:rPr>
-          <w:sz w:val="20"/>
-          <w:szCs w:val="20"/>
-        </w:rPr>
-      </w:pPr>
+          <w:sz w:val="20"/>
+          <w:szCs w:val="20"/>
+        </w:rPr>
+      </w:pPr>
+      <w:r>
+        <w:rPr>
+          <w:sz w:val="16"/>
+          <w:szCs w:val="16"/>
+        </w:rPr>
+        <w:t>Splunk | Wireshark | Nmap | Kali Linux</w:t>
+      </w:r>
+      <w:r>
+        <w:rPr>
+          <w:sz w:val="16"/>
+          <w:szCs w:val="16"/>
+        </w:rPr>
+        <w:br/>
+        <w:t>Active Directory | PowerShell | Bash | Burp Suite | Metasploit</w:t>
+      </w:r>
+      <w:r>
+        <w:rPr>
+          <w:sz w:val="16"/>
+          <w:szCs w:val="16"/>
+        </w:rPr>
+        <w:br/>
+        <w:t>MITRE ATT&amp;CK | Log Analysis (basic) | Incident Response Playbooks</w:t>
+      </w:r>
     </w:p>
     <w:p>
       <w:pPr>
@@ -449,14 +289,7 @@
           <w:sz w:val="16"/>
           <w:szCs w:val="16"/>
         </w:rPr>
-        <w:t>Splunk, wazuh, security log collection, detection engineering fundamentals, investigation</w:t>
-      </w:r>
-      <w:r>
-        <w:rPr>
-          <w:sz w:val="16"/>
-          <w:szCs w:val="16"/>
-        </w:rPr>
-        <w:t xml:space="preserve"> workflows.</w:t>
+        <w:t>Splunk (home lab), Wazuh (TryHackMe labs), security log collection, investigation workflows</w:t>
       </w:r>
     </w:p>
     <w:p>
@@ -731,7 +564,6 @@
           <w:sz w:val="20"/>
           <w:szCs w:val="20"/>
         </w:rPr>
-        <w:lastRenderedPageBreak/>
         <w:t>Technical Projects(GitHub Portfolio)</w:t>
       </w:r>
     </w:p>
@@ -787,6 +619,7 @@
           <w:sz w:val="20"/>
           <w:szCs w:val="20"/>
         </w:rPr>
+        <w:lastRenderedPageBreak/>
         <w:t>Diagnosed and repaired five non-working computers using SystemRescue (hardware diagnostics, SSD and RAM upgrades)</w:t>
       </w:r>
     </w:p>
@@ -1148,122 +981,6 @@
       <w:pPr>
         <w:spacing w:line="240" w:lineRule="auto"/>
         <w:rPr>
-          <w:sz w:val="16"/>
-          <w:szCs w:val="16"/>
-        </w:rPr>
-      </w:pPr>
-      <w:r>
-        <w:rPr>
-          <w:sz w:val="16"/>
-          <w:szCs w:val="16"/>
-        </w:rPr>
-        <w:t>Example Security Investigation</w:t>
-      </w:r>
-    </w:p>
-    <w:p>
-      <w:pPr>
-        <w:spacing w:line="240" w:lineRule="auto"/>
-        <w:rPr>
-          <w:sz w:val="16"/>
-          <w:szCs w:val="16"/>
-        </w:rPr>
-      </w:pPr>
-      <w:r>
-        <w:rPr>
-          <w:sz w:val="16"/>
-          <w:szCs w:val="16"/>
-        </w:rPr>
-        <w:t>Simulated brute force attack investigation</w:t>
-      </w:r>
-    </w:p>
-    <w:p>
-      <w:pPr>
-        <w:pStyle w:val="ListParagraph"/>
-        <w:numPr>
-          <w:ilvl w:val="0"/>
-          <w:numId w:val="6"/>
-        </w:numPr>
-        <w:spacing w:line="240" w:lineRule="auto"/>
-        <w:rPr>
-          <w:sz w:val="16"/>
-          <w:szCs w:val="16"/>
-        </w:rPr>
-      </w:pPr>
-      <w:r>
-        <w:rPr>
-          <w:sz w:val="16"/>
-          <w:szCs w:val="16"/>
-        </w:rPr>
-        <w:t>Analysed Windows Event logs (event ID 4625 login failures)</w:t>
-      </w:r>
-    </w:p>
-    <w:p>
-      <w:pPr>
-        <w:pStyle w:val="ListParagraph"/>
-        <w:numPr>
-          <w:ilvl w:val="0"/>
-          <w:numId w:val="6"/>
-        </w:numPr>
-        <w:spacing w:line="240" w:lineRule="auto"/>
-        <w:rPr>
-          <w:sz w:val="16"/>
-          <w:szCs w:val="16"/>
-        </w:rPr>
-      </w:pPr>
-      <w:r>
-        <w:rPr>
-          <w:sz w:val="16"/>
-          <w:szCs w:val="16"/>
-        </w:rPr>
-        <w:t>Correlated events within Splunk SIEM</w:t>
-      </w:r>
-    </w:p>
-    <w:p>
-      <w:pPr>
-        <w:pStyle w:val="ListParagraph"/>
-        <w:numPr>
-          <w:ilvl w:val="0"/>
-          <w:numId w:val="6"/>
-        </w:numPr>
-        <w:spacing w:line="240" w:lineRule="auto"/>
-        <w:rPr>
-          <w:sz w:val="16"/>
-          <w:szCs w:val="16"/>
-        </w:rPr>
-      </w:pPr>
-      <w:r>
-        <w:rPr>
-          <w:sz w:val="16"/>
-          <w:szCs w:val="16"/>
-        </w:rPr>
-        <w:t>Identified source IP and attack pattern</w:t>
-      </w:r>
-    </w:p>
-    <w:p>
-      <w:pPr>
-        <w:pStyle w:val="ListParagraph"/>
-        <w:numPr>
-          <w:ilvl w:val="0"/>
-          <w:numId w:val="6"/>
-        </w:numPr>
-        <w:spacing w:line="240" w:lineRule="auto"/>
-        <w:rPr>
-          <w:sz w:val="16"/>
-          <w:szCs w:val="16"/>
-        </w:rPr>
-      </w:pPr>
-      <w:r>
-        <w:rPr>
-          <w:sz w:val="16"/>
-          <w:szCs w:val="16"/>
-        </w:rPr>
-        <w:t>Documented findings and recommended mitigation</w:t>
-      </w:r>
-    </w:p>
-    <w:p>
-      <w:pPr>
-        <w:spacing w:line="240" w:lineRule="auto"/>
-        <w:rPr>
           <w:sz w:val="20"/>
           <w:szCs w:val="20"/>
         </w:rPr>
@@ -1511,7 +1228,6 @@
           <w:sz w:val="20"/>
           <w:szCs w:val="20"/>
         </w:rPr>
-        <w:lastRenderedPageBreak/>
         <w:t>Commonwealth Bank – Cybersecurity</w:t>
       </w:r>
     </w:p>
@@ -1617,6 +1333,7 @@
           <w:sz w:val="20"/>
           <w:szCs w:val="20"/>
         </w:rPr>
+        <w:lastRenderedPageBreak/>
         <w:t>Education</w:t>
       </w:r>
     </w:p>
@@ -2176,7 +1893,6 @@
           <w:sz w:val="20"/>
           <w:szCs w:val="20"/>
         </w:rPr>
-        <w:lastRenderedPageBreak/>
         <w:t>Handled client data with confidentiality</w:t>
       </w:r>
     </w:p>
